--- a/docs/Nhom12_BaoCaoCuoiKy.docx
+++ b/docs/Nhom12_BaoCaoCuoiKy.docx
@@ -240,16 +240,7 @@
                 <w:sz w:val="32"/>
                 <w:szCs w:val="32"/>
               </w:rPr>
-              <w:t>TIỂU LUẬN</w:t>
-            </w:r>
-            <w:r>
-              <w:rPr>
-                <w:rFonts w:eastAsiaTheme="majorEastAsia"/>
-                <w:noProof/>
-                <w:sz w:val="32"/>
-                <w:szCs w:val="32"/>
-              </w:rPr>
-              <w:t xml:space="preserve"> </w:t>
+              <w:t xml:space="preserve">TIỂU LUẬN </w:t>
             </w:r>
             <w:r>
               <w:rPr>
@@ -290,8 +281,8 @@
                 <w:b/>
                 <w:bCs/>
                 <w:noProof/>
-                <w:sz w:val="44"/>
-                <w:szCs w:val="44"/>
+                <w:sz w:val="40"/>
+                <w:szCs w:val="40"/>
                 <w:lang w:val="vi-VN"/>
               </w:rPr>
               <w:t>Xử Lý Ngôn Ngữ Tự Nhiên</w:t>
@@ -359,8 +350,35 @@
                 <w:b/>
                 <w:bCs/>
                 <w:noProof/>
-                <w:sz w:val="32"/>
-                <w:szCs w:val="32"/>
+                <w:sz w:val="44"/>
+                <w:szCs w:val="44"/>
+                <w:lang w:val="en-US"/>
+              </w:rPr>
+            </w:pPr>
+            <w:r>
+              <w:rPr>
+                <w:rFonts w:eastAsiaTheme="majorEastAsia"/>
+                <w:b/>
+                <w:bCs/>
+                <w:noProof/>
+                <w:sz w:val="44"/>
+                <w:szCs w:val="44"/>
+                <w:lang w:val="vi-VN"/>
+              </w:rPr>
+              <w:t xml:space="preserve">English Vietnamese Translation </w:t>
+            </w:r>
+          </w:p>
+          <w:p>
+            <w:pPr>
+              <w:spacing w:line="312" w:lineRule="auto"/>
+              <w:jc w:val="center"/>
+              <w:rPr>
+                <w:rFonts w:eastAsiaTheme="majorEastAsia"/>
+                <w:b/>
+                <w:bCs/>
+                <w:noProof/>
+                <w:sz w:val="44"/>
+                <w:szCs w:val="44"/>
                 <w:lang w:val="vi-VN"/>
               </w:rPr>
             </w:pPr>
@@ -370,11 +388,11 @@
                 <w:b/>
                 <w:bCs/>
                 <w:noProof/>
-                <w:sz w:val="32"/>
-                <w:szCs w:val="32"/>
+                <w:sz w:val="44"/>
+                <w:szCs w:val="44"/>
                 <w:lang w:val="vi-VN"/>
               </w:rPr>
-              <w:t>English Vietnamese Translation Using Transformer Based Model</w:t>
+              <w:t>Using Transformer Based Model</w:t>
             </w:r>
           </w:p>
           <w:p>
@@ -394,19 +412,376 @@
           </w:p>
           <w:p>
             <w:pPr>
-              <w:spacing w:line="312" w:lineRule="auto"/>
+              <w:spacing w:line="360" w:lineRule="auto"/>
               <w:jc w:val="center"/>
               <w:rPr>
                 <w:rFonts w:eastAsiaTheme="majorEastAsia"/>
                 <w:b/>
                 <w:bCs/>
                 <w:noProof/>
-                <w:sz w:val="32"/>
-                <w:szCs w:val="32"/>
+                <w:sz w:val="28"/>
+                <w:szCs w:val="28"/>
                 <w:lang w:val="vi-VN"/>
               </w:rPr>
             </w:pPr>
           </w:p>
+          <w:tbl>
+            <w:tblPr>
+              <w:tblStyle w:val="TableGrid"/>
+              <w:tblW w:w="0" w:type="auto"/>
+              <w:tblInd w:w="925" w:type="dxa"/>
+              <w:tblBorders>
+                <w:top w:val="none" w:sz="0" w:space="0" w:color="auto"/>
+                <w:left w:val="none" w:sz="0" w:space="0" w:color="auto"/>
+                <w:bottom w:val="none" w:sz="0" w:space="0" w:color="auto"/>
+                <w:right w:val="none" w:sz="0" w:space="0" w:color="auto"/>
+                <w:insideH w:val="none" w:sz="0" w:space="0" w:color="auto"/>
+                <w:insideV w:val="none" w:sz="0" w:space="0" w:color="auto"/>
+              </w:tblBorders>
+              <w:tblLook w:val="04A0" w:firstRow="1" w:lastRow="0" w:firstColumn="1" w:lastColumn="0" w:noHBand="0" w:noVBand="1"/>
+            </w:tblPr>
+            <w:tblGrid>
+              <w:gridCol w:w="1530"/>
+              <w:gridCol w:w="310"/>
+              <w:gridCol w:w="5000"/>
+            </w:tblGrid>
+            <w:tr>
+              <w:tc>
+                <w:tcPr>
+                  <w:tcW w:w="1530" w:type="dxa"/>
+                </w:tcPr>
+                <w:p>
+                  <w:pPr>
+                    <w:spacing w:line="360" w:lineRule="auto"/>
+                    <w:rPr>
+                      <w:rFonts w:eastAsiaTheme="majorEastAsia"/>
+                      <w:b/>
+                      <w:bCs/>
+                      <w:noProof/>
+                      <w:sz w:val="28"/>
+                      <w:szCs w:val="28"/>
+                      <w:lang w:val="vi-VN"/>
+                    </w:rPr>
+                  </w:pPr>
+                  <w:r>
+                    <w:rPr>
+                      <w:rFonts w:eastAsiaTheme="majorEastAsia"/>
+                      <w:b/>
+                      <w:bCs/>
+                      <w:noProof/>
+                      <w:sz w:val="28"/>
+                      <w:szCs w:val="28"/>
+                      <w:lang w:val="vi-VN"/>
+                    </w:rPr>
+                    <w:t>Giảng viên</w:t>
+                  </w:r>
+                </w:p>
+              </w:tc>
+              <w:tc>
+                <w:tcPr>
+                  <w:tcW w:w="310" w:type="dxa"/>
+                </w:tcPr>
+                <w:p>
+                  <w:pPr>
+                    <w:spacing w:line="360" w:lineRule="auto"/>
+                    <w:rPr>
+                      <w:rFonts w:eastAsiaTheme="majorEastAsia"/>
+                      <w:b/>
+                      <w:bCs/>
+                      <w:noProof/>
+                      <w:sz w:val="28"/>
+                      <w:szCs w:val="28"/>
+                      <w:lang w:val="en-US"/>
+                    </w:rPr>
+                  </w:pPr>
+                  <w:r>
+                    <w:rPr>
+                      <w:rFonts w:eastAsiaTheme="majorEastAsia"/>
+                      <w:b/>
+                      <w:bCs/>
+                      <w:noProof/>
+                      <w:sz w:val="28"/>
+                      <w:szCs w:val="28"/>
+                      <w:lang w:val="en-US"/>
+                    </w:rPr>
+                    <w:t>:</w:t>
+                  </w:r>
+                </w:p>
+              </w:tc>
+              <w:tc>
+                <w:tcPr>
+                  <w:tcW w:w="5000" w:type="dxa"/>
+                </w:tcPr>
+                <w:p>
+                  <w:pPr>
+                    <w:spacing w:line="360" w:lineRule="auto"/>
+                    <w:rPr>
+                      <w:rFonts w:eastAsiaTheme="majorEastAsia"/>
+                      <w:b/>
+                      <w:bCs/>
+                      <w:noProof/>
+                      <w:sz w:val="28"/>
+                      <w:szCs w:val="28"/>
+                      <w:lang w:val="en-US"/>
+                    </w:rPr>
+                  </w:pPr>
+                  <w:r>
+                    <w:rPr>
+                      <w:rFonts w:eastAsiaTheme="majorEastAsia"/>
+                      <w:b/>
+                      <w:bCs/>
+                      <w:noProof/>
+                      <w:sz w:val="28"/>
+                      <w:szCs w:val="28"/>
+                      <w:lang w:val="vi-VN"/>
+                    </w:rPr>
+                    <w:t xml:space="preserve">TS. Nguyễn Xuân </w:t>
+                  </w:r>
+                  <w:r>
+                    <w:rPr>
+                      <w:rFonts w:eastAsiaTheme="majorEastAsia"/>
+                      <w:b/>
+                      <w:bCs/>
+                      <w:noProof/>
+                      <w:sz w:val="28"/>
+                      <w:szCs w:val="28"/>
+                      <w:lang w:val="en-US"/>
+                    </w:rPr>
+                    <w:t>Đức</w:t>
+                  </w:r>
+                </w:p>
+              </w:tc>
+            </w:tr>
+            <w:tr>
+              <w:tc>
+                <w:tcPr>
+                  <w:tcW w:w="1530" w:type="dxa"/>
+                </w:tcPr>
+                <w:p>
+                  <w:pPr>
+                    <w:spacing w:line="360" w:lineRule="auto"/>
+                    <w:rPr>
+                      <w:rFonts w:eastAsiaTheme="majorEastAsia"/>
+                      <w:b/>
+                      <w:bCs/>
+                      <w:noProof/>
+                      <w:sz w:val="28"/>
+                      <w:szCs w:val="28"/>
+                      <w:lang w:val="en-US"/>
+                    </w:rPr>
+                  </w:pPr>
+                  <w:r>
+                    <w:rPr>
+                      <w:rFonts w:eastAsiaTheme="majorEastAsia"/>
+                      <w:b/>
+                      <w:bCs/>
+                      <w:noProof/>
+                      <w:sz w:val="28"/>
+                      <w:szCs w:val="28"/>
+                      <w:lang w:val="en-US"/>
+                    </w:rPr>
+                    <w:t>Học viên</w:t>
+                  </w:r>
+                </w:p>
+              </w:tc>
+              <w:tc>
+                <w:tcPr>
+                  <w:tcW w:w="310" w:type="dxa"/>
+                </w:tcPr>
+                <w:p>
+                  <w:pPr>
+                    <w:spacing w:line="360" w:lineRule="auto"/>
+                    <w:rPr>
+                      <w:rFonts w:eastAsiaTheme="majorEastAsia"/>
+                      <w:b/>
+                      <w:bCs/>
+                      <w:noProof/>
+                      <w:sz w:val="28"/>
+                      <w:szCs w:val="28"/>
+                      <w:lang w:val="en-US"/>
+                    </w:rPr>
+                  </w:pPr>
+                  <w:r>
+                    <w:rPr>
+                      <w:rFonts w:eastAsiaTheme="majorEastAsia"/>
+                      <w:b/>
+                      <w:bCs/>
+                      <w:noProof/>
+                      <w:sz w:val="28"/>
+                      <w:szCs w:val="28"/>
+                      <w:lang w:val="en-US"/>
+                    </w:rPr>
+                    <w:t>:</w:t>
+                  </w:r>
+                </w:p>
+              </w:tc>
+              <w:tc>
+                <w:tcPr>
+                  <w:tcW w:w="5000" w:type="dxa"/>
+                </w:tcPr>
+                <w:p>
+                  <w:pPr>
+                    <w:spacing w:line="360" w:lineRule="auto"/>
+                    <w:rPr>
+                      <w:rFonts w:eastAsiaTheme="majorEastAsia"/>
+                      <w:b/>
+                      <w:bCs/>
+                      <w:noProof/>
+                      <w:sz w:val="28"/>
+                      <w:szCs w:val="28"/>
+                      <w:lang w:val="en-US"/>
+                    </w:rPr>
+                  </w:pPr>
+                  <w:r>
+                    <w:rPr>
+                      <w:rFonts w:eastAsiaTheme="majorEastAsia"/>
+                      <w:b/>
+                      <w:bCs/>
+                      <w:noProof/>
+                      <w:sz w:val="28"/>
+                      <w:szCs w:val="28"/>
+                      <w:lang w:val="en-US"/>
+                    </w:rPr>
+                    <w:t>Lê Văn Mạnh – B25CHKH074</w:t>
+                  </w:r>
+                </w:p>
+                <w:p>
+                  <w:pPr>
+                    <w:spacing w:line="360" w:lineRule="auto"/>
+                    <w:rPr>
+                      <w:rFonts w:eastAsiaTheme="majorEastAsia"/>
+                      <w:b/>
+                      <w:bCs/>
+                      <w:noProof/>
+                      <w:sz w:val="28"/>
+                      <w:szCs w:val="28"/>
+                      <w:lang w:val="en-US"/>
+                    </w:rPr>
+                  </w:pPr>
+                  <w:r>
+                    <w:rPr>
+                      <w:rFonts w:eastAsiaTheme="majorEastAsia"/>
+                      <w:b/>
+                      <w:bCs/>
+                      <w:noProof/>
+                      <w:sz w:val="28"/>
+                      <w:szCs w:val="28"/>
+                      <w:lang w:val="en-US"/>
+                    </w:rPr>
+                    <w:t>Nguyễn Quang Hoàn – B25CHKH066</w:t>
+                  </w:r>
+                </w:p>
+              </w:tc>
+            </w:tr>
+            <w:tr>
+              <w:tc>
+                <w:tcPr>
+                  <w:tcW w:w="1530" w:type="dxa"/>
+                </w:tcPr>
+                <w:p>
+                  <w:pPr>
+                    <w:spacing w:line="360" w:lineRule="auto"/>
+                    <w:rPr>
+                      <w:rFonts w:eastAsiaTheme="majorEastAsia"/>
+                      <w:b/>
+                      <w:bCs/>
+                      <w:noProof/>
+                      <w:sz w:val="28"/>
+                      <w:szCs w:val="28"/>
+                      <w:lang w:val="en-US"/>
+                    </w:rPr>
+                  </w:pPr>
+                  <w:r>
+                    <w:rPr>
+                      <w:rFonts w:eastAsiaTheme="majorEastAsia"/>
+                      <w:b/>
+                      <w:bCs/>
+                      <w:noProof/>
+                      <w:sz w:val="28"/>
+                      <w:szCs w:val="28"/>
+                      <w:lang w:val="en-US"/>
+                    </w:rPr>
+                    <w:t>Lớp</w:t>
+                  </w:r>
+                </w:p>
+              </w:tc>
+              <w:tc>
+                <w:tcPr>
+                  <w:tcW w:w="310" w:type="dxa"/>
+                </w:tcPr>
+                <w:p>
+                  <w:pPr>
+                    <w:spacing w:line="360" w:lineRule="auto"/>
+                    <w:rPr>
+                      <w:rFonts w:eastAsiaTheme="majorEastAsia"/>
+                      <w:b/>
+                      <w:bCs/>
+                      <w:noProof/>
+                      <w:sz w:val="28"/>
+                      <w:szCs w:val="28"/>
+                      <w:lang w:val="en-US"/>
+                    </w:rPr>
+                  </w:pPr>
+                  <w:r>
+                    <w:rPr>
+                      <w:rFonts w:eastAsiaTheme="majorEastAsia"/>
+                      <w:b/>
+                      <w:bCs/>
+                      <w:noProof/>
+                      <w:sz w:val="28"/>
+                      <w:szCs w:val="28"/>
+                      <w:lang w:val="en-US"/>
+                    </w:rPr>
+                    <w:t>:</w:t>
+                  </w:r>
+                </w:p>
+              </w:tc>
+              <w:tc>
+                <w:tcPr>
+                  <w:tcW w:w="5000" w:type="dxa"/>
+                </w:tcPr>
+                <w:p>
+                  <w:pPr>
+                    <w:spacing w:line="360" w:lineRule="auto"/>
+                    <w:rPr>
+                      <w:rFonts w:eastAsiaTheme="majorEastAsia"/>
+                      <w:b/>
+                      <w:bCs/>
+                      <w:noProof/>
+                      <w:sz w:val="28"/>
+                      <w:szCs w:val="28"/>
+                      <w:lang w:val="vi-VN"/>
+                    </w:rPr>
+                  </w:pPr>
+                  <w:r>
+                    <w:rPr>
+                      <w:rFonts w:eastAsiaTheme="majorEastAsia"/>
+                      <w:b/>
+                      <w:bCs/>
+                      <w:noProof/>
+                      <w:color w:val="000000" w:themeColor="text1"/>
+                      <w:sz w:val="28"/>
+                      <w:szCs w:val="28"/>
+                    </w:rPr>
+                    <w:t>M</w:t>
+                  </w:r>
+                  <w:r>
+                    <w:rPr>
+                      <w:rFonts w:eastAsiaTheme="majorEastAsia"/>
+                      <w:b/>
+                      <w:bCs/>
+                      <w:noProof/>
+                      <w:color w:val="000000" w:themeColor="text1"/>
+                      <w:sz w:val="28"/>
+                      <w:szCs w:val="28"/>
+                      <w:lang w:val="vi-VN"/>
+                    </w:rPr>
+                    <w:t>25CQKH02-B</w:t>
+                  </w:r>
+                </w:p>
+              </w:tc>
+            </w:tr>
+          </w:tbl>
           <w:p>
             <w:pPr>
               <w:spacing w:line="312" w:lineRule="auto"/>
@@ -416,404 +791,11 @@
                 <w:b/>
                 <w:bCs/>
                 <w:noProof/>
-                <w:sz w:val="32"/>
-                <w:szCs w:val="32"/>
+                <w:sz w:val="28"/>
+                <w:szCs w:val="28"/>
                 <w:lang w:val="vi-VN"/>
               </w:rPr>
             </w:pPr>
-            <w:r>
-              <w:rPr>
-                <w:rFonts w:eastAsiaTheme="majorEastAsia"/>
-                <w:b/>
-                <w:bCs/>
-                <w:noProof/>
-                <w:sz w:val="32"/>
-                <w:szCs w:val="32"/>
-              </w:rPr>
-              <w:t>Giảng viên</w:t>
-            </w:r>
-            <w:r>
-              <w:rPr>
-                <w:rFonts w:eastAsiaTheme="majorEastAsia"/>
-                <w:b/>
-                <w:bCs/>
-                <w:noProof/>
-                <w:sz w:val="32"/>
-                <w:szCs w:val="32"/>
-                <w:lang w:val="vi-VN"/>
-              </w:rPr>
-              <w:t xml:space="preserve"> </w:t>
-            </w:r>
-            <w:r>
-              <w:rPr>
-                <w:rFonts w:eastAsiaTheme="majorEastAsia"/>
-                <w:b/>
-                <w:bCs/>
-                <w:noProof/>
-                <w:sz w:val="32"/>
-                <w:szCs w:val="32"/>
-              </w:rPr>
-              <w:t xml:space="preserve">: </w:t>
-            </w:r>
-            <w:r>
-              <w:rPr>
-                <w:rFonts w:eastAsiaTheme="majorEastAsia"/>
-                <w:b/>
-                <w:bCs/>
-                <w:noProof/>
-                <w:sz w:val="32"/>
-                <w:szCs w:val="32"/>
-              </w:rPr>
-              <w:t>T</w:t>
-            </w:r>
-            <w:r>
-              <w:rPr>
-                <w:rFonts w:eastAsiaTheme="majorEastAsia"/>
-                <w:b/>
-                <w:bCs/>
-                <w:noProof/>
-                <w:sz w:val="32"/>
-                <w:szCs w:val="32"/>
-                <w:lang w:val="vi-VN"/>
-              </w:rPr>
-              <w:t>S. Nguyễn Xuân Đức</w:t>
-            </w:r>
-          </w:p>
-          <w:p>
-            <w:pPr>
-              <w:spacing w:line="312" w:lineRule="auto"/>
-              <w:ind w:left="1440"/>
-              <w:rPr>
-                <w:rFonts w:eastAsiaTheme="majorEastAsia"/>
-                <w:b/>
-                <w:bCs/>
-                <w:noProof/>
-                <w:sz w:val="32"/>
-                <w:szCs w:val="32"/>
-                <w:lang w:val="vi-VN"/>
-              </w:rPr>
-            </w:pPr>
-            <w:r>
-              <w:rPr>
-                <w:rFonts w:eastAsiaTheme="majorEastAsia"/>
-                <w:b/>
-                <w:bCs/>
-                <w:noProof/>
-                <w:sz w:val="32"/>
-                <w:szCs w:val="32"/>
-              </w:rPr>
-              <w:t>Học</w:t>
-            </w:r>
-            <w:r>
-              <w:rPr>
-                <w:rFonts w:eastAsiaTheme="majorEastAsia"/>
-                <w:b/>
-                <w:bCs/>
-                <w:noProof/>
-                <w:sz w:val="32"/>
-                <w:szCs w:val="32"/>
-                <w:lang w:val="vi-VN"/>
-              </w:rPr>
-              <w:t xml:space="preserve"> </w:t>
-            </w:r>
-            <w:r>
-              <w:rPr>
-                <w:rFonts w:eastAsiaTheme="majorEastAsia"/>
-                <w:b/>
-                <w:bCs/>
-                <w:noProof/>
-                <w:sz w:val="32"/>
-                <w:szCs w:val="32"/>
-              </w:rPr>
-              <w:t>viên</w:t>
-            </w:r>
-            <w:r>
-              <w:rPr>
-                <w:rFonts w:eastAsiaTheme="majorEastAsia"/>
-                <w:b/>
-                <w:bCs/>
-                <w:noProof/>
-                <w:sz w:val="32"/>
-                <w:szCs w:val="32"/>
-              </w:rPr>
-              <w:tab/>
-            </w:r>
-            <w:r>
-              <w:rPr>
-                <w:rFonts w:eastAsiaTheme="majorEastAsia"/>
-                <w:b/>
-                <w:bCs/>
-                <w:noProof/>
-                <w:sz w:val="32"/>
-                <w:szCs w:val="32"/>
-                <w:lang w:val="vi-VN"/>
-              </w:rPr>
-              <w:t xml:space="preserve"> </w:t>
-            </w:r>
-            <w:r>
-              <w:rPr>
-                <w:rFonts w:eastAsiaTheme="majorEastAsia"/>
-                <w:b/>
-                <w:bCs/>
-                <w:noProof/>
-                <w:sz w:val="32"/>
-                <w:szCs w:val="32"/>
-              </w:rPr>
-              <w:t>:</w:t>
-            </w:r>
-          </w:p>
-          <w:p>
-            <w:pPr>
-              <w:spacing w:line="312" w:lineRule="auto"/>
-              <w:ind w:left="2880"/>
-              <w:rPr>
-                <w:rFonts w:eastAsiaTheme="majorEastAsia"/>
-                <w:b/>
-                <w:bCs/>
-                <w:noProof/>
-                <w:sz w:val="32"/>
-                <w:szCs w:val="32"/>
-                <w:lang w:val="vi-VN"/>
-              </w:rPr>
-            </w:pPr>
-            <w:r>
-              <w:rPr>
-                <w:rFonts w:eastAsiaTheme="majorEastAsia"/>
-                <w:b/>
-                <w:bCs/>
-                <w:noProof/>
-                <w:sz w:val="32"/>
-                <w:szCs w:val="32"/>
-              </w:rPr>
-              <w:t>Lê</w:t>
-            </w:r>
-            <w:r>
-              <w:rPr>
-                <w:rFonts w:eastAsiaTheme="majorEastAsia"/>
-                <w:b/>
-                <w:bCs/>
-                <w:noProof/>
-                <w:sz w:val="32"/>
-                <w:szCs w:val="32"/>
-                <w:lang w:val="vi-VN"/>
-              </w:rPr>
-              <w:t xml:space="preserve"> Văn Mạnh</w:t>
-            </w:r>
-            <w:r>
-              <w:rPr>
-                <w:rFonts w:eastAsiaTheme="majorEastAsia"/>
-                <w:b/>
-                <w:bCs/>
-                <w:noProof/>
-                <w:sz w:val="32"/>
-                <w:szCs w:val="32"/>
-                <w:lang w:val="vi-VN"/>
-              </w:rPr>
-              <w:t xml:space="preserve"> - </w:t>
-            </w:r>
-            <w:r>
-              <w:rPr>
-                <w:rFonts w:eastAsiaTheme="majorEastAsia"/>
-                <w:b/>
-                <w:bCs/>
-                <w:noProof/>
-                <w:sz w:val="32"/>
-                <w:szCs w:val="32"/>
-              </w:rPr>
-              <w:t>B</w:t>
-            </w:r>
-            <w:r>
-              <w:rPr>
-                <w:rFonts w:eastAsiaTheme="majorEastAsia"/>
-                <w:b/>
-                <w:bCs/>
-                <w:noProof/>
-                <w:sz w:val="32"/>
-                <w:szCs w:val="32"/>
-                <w:lang w:val="vi-VN"/>
-              </w:rPr>
-              <w:t>25C</w:t>
-            </w:r>
-            <w:r>
-              <w:rPr>
-                <w:rFonts w:eastAsiaTheme="majorEastAsia"/>
-                <w:b/>
-                <w:bCs/>
-                <w:noProof/>
-                <w:sz w:val="32"/>
-                <w:szCs w:val="32"/>
-                <w:lang w:val="vi-VN"/>
-              </w:rPr>
-              <w:t>H</w:t>
-            </w:r>
-            <w:r>
-              <w:rPr>
-                <w:rFonts w:eastAsiaTheme="majorEastAsia"/>
-                <w:b/>
-                <w:bCs/>
-                <w:noProof/>
-                <w:sz w:val="32"/>
-                <w:szCs w:val="32"/>
-                <w:lang w:val="vi-VN"/>
-              </w:rPr>
-              <w:t>KH074</w:t>
-            </w:r>
-          </w:p>
-          <w:p>
-            <w:pPr>
-              <w:spacing w:line="312" w:lineRule="auto"/>
-              <w:ind w:left="2880"/>
-              <w:rPr>
-                <w:rFonts w:eastAsiaTheme="majorEastAsia"/>
-                <w:b/>
-                <w:bCs/>
-                <w:noProof/>
-                <w:sz w:val="32"/>
-                <w:szCs w:val="32"/>
-                <w:lang w:val="vi-VN"/>
-              </w:rPr>
-            </w:pPr>
-            <w:r>
-              <w:rPr>
-                <w:rFonts w:eastAsiaTheme="majorEastAsia"/>
-                <w:b/>
-                <w:bCs/>
-                <w:noProof/>
-                <w:sz w:val="32"/>
-                <w:szCs w:val="32"/>
-                <w:lang w:val="vi-VN"/>
-              </w:rPr>
-              <w:t xml:space="preserve">Nguyễn Quang Hoàn - </w:t>
-            </w:r>
-            <w:r>
-              <w:rPr>
-                <w:rFonts w:eastAsiaTheme="majorEastAsia"/>
-                <w:b/>
-                <w:bCs/>
-                <w:noProof/>
-                <w:sz w:val="32"/>
-                <w:szCs w:val="32"/>
-              </w:rPr>
-              <w:t>B</w:t>
-            </w:r>
-            <w:r>
-              <w:rPr>
-                <w:rFonts w:eastAsiaTheme="majorEastAsia"/>
-                <w:b/>
-                <w:bCs/>
-                <w:noProof/>
-                <w:sz w:val="32"/>
-                <w:szCs w:val="32"/>
-                <w:lang w:val="vi-VN"/>
-              </w:rPr>
-              <w:t>25CHKH0</w:t>
-            </w:r>
-            <w:r>
-              <w:rPr>
-                <w:rFonts w:eastAsiaTheme="majorEastAsia"/>
-                <w:b/>
-                <w:bCs/>
-                <w:noProof/>
-                <w:sz w:val="32"/>
-                <w:szCs w:val="32"/>
-                <w:lang w:val="vi-VN"/>
-              </w:rPr>
-              <w:t>66</w:t>
-            </w:r>
-          </w:p>
-          <w:p>
-            <w:pPr>
-              <w:spacing w:line="312" w:lineRule="auto"/>
-              <w:ind w:left="1440"/>
-              <w:rPr>
-                <w:rFonts w:eastAsiaTheme="majorEastAsia"/>
-                <w:b/>
-                <w:bCs/>
-                <w:noProof/>
-                <w:color w:val="000000" w:themeColor="text1"/>
-                <w:sz w:val="32"/>
-                <w:szCs w:val="32"/>
-                <w:lang w:val="vi-VN"/>
-              </w:rPr>
-            </w:pPr>
-          </w:p>
-          <w:p>
-            <w:pPr>
-              <w:spacing w:line="312" w:lineRule="auto"/>
-              <w:ind w:left="1440"/>
-              <w:rPr>
-                <w:rFonts w:eastAsiaTheme="majorEastAsia"/>
-                <w:b/>
-                <w:bCs/>
-                <w:noProof/>
-                <w:color w:val="000000" w:themeColor="text1"/>
-                <w:sz w:val="32"/>
-                <w:szCs w:val="32"/>
-                <w:lang w:val="vi-VN"/>
-              </w:rPr>
-            </w:pPr>
-            <w:r>
-              <w:rPr>
-                <w:rFonts w:eastAsiaTheme="majorEastAsia"/>
-                <w:b/>
-                <w:bCs/>
-                <w:noProof/>
-                <w:color w:val="000000" w:themeColor="text1"/>
-                <w:sz w:val="32"/>
-                <w:szCs w:val="32"/>
-              </w:rPr>
-              <w:t>Lớp</w:t>
-            </w:r>
-            <w:r>
-              <w:rPr>
-                <w:rFonts w:eastAsiaTheme="majorEastAsia"/>
-                <w:b/>
-                <w:bCs/>
-                <w:noProof/>
-                <w:color w:val="000000" w:themeColor="text1"/>
-                <w:sz w:val="32"/>
-                <w:szCs w:val="32"/>
-              </w:rPr>
-              <w:tab/>
-            </w:r>
-            <w:r>
-              <w:rPr>
-                <w:rFonts w:eastAsiaTheme="majorEastAsia"/>
-                <w:b/>
-                <w:bCs/>
-                <w:noProof/>
-                <w:color w:val="000000" w:themeColor="text1"/>
-                <w:sz w:val="32"/>
-                <w:szCs w:val="32"/>
-              </w:rPr>
-              <w:tab/>
-              <w:t xml:space="preserve">: </w:t>
-            </w:r>
-            <w:r>
-              <w:rPr>
-                <w:rFonts w:eastAsiaTheme="majorEastAsia"/>
-                <w:b/>
-                <w:bCs/>
-                <w:noProof/>
-                <w:color w:val="000000" w:themeColor="text1"/>
-                <w:sz w:val="32"/>
-                <w:szCs w:val="32"/>
-              </w:rPr>
-              <w:t>M</w:t>
-            </w:r>
-            <w:r>
-              <w:rPr>
-                <w:rFonts w:eastAsiaTheme="majorEastAsia"/>
-                <w:b/>
-                <w:bCs/>
-                <w:noProof/>
-                <w:color w:val="000000" w:themeColor="text1"/>
-                <w:sz w:val="32"/>
-                <w:szCs w:val="32"/>
-                <w:lang w:val="vi-VN"/>
-              </w:rPr>
-              <w:t>25CQKH02-B</w:t>
-            </w:r>
           </w:p>
           <w:p>
             <w:pPr>
@@ -896,11 +878,11 @@
     <w:sdt>
       <w:sdtPr>
         <w:rPr>
-          <w:rFonts w:asciiTheme="minorHAnsi" w:eastAsiaTheme="minorHAnsi" w:hAnsiTheme="minorHAnsi" w:cstheme="minorBidi"/>
+          <w:rFonts w:ascii="Times New Roman" w:eastAsiaTheme="minorHAnsi" w:hAnsi="Times New Roman" w:cs="Times New Roman"/>
           <w:color w:val="auto"/>
           <w:kern w:val="2"/>
-          <w:sz w:val="22"/>
-          <w:szCs w:val="22"/>
+          <w:sz w:val="26"/>
+          <w:szCs w:val="26"/>
           <w14:ligatures w14:val="standardContextual"/>
         </w:rPr>
         <w:id w:val="1053812151"/>
@@ -911,11 +893,9 @@
       </w:sdtPr>
       <w:sdtEndPr>
         <w:rPr>
-          <w:rFonts w:ascii="Times New Roman" w:eastAsia="Times New Roman" w:hAnsi="Times New Roman" w:cs="Times New Roman"/>
+          <w:rFonts w:eastAsia="Times New Roman"/>
           <w:noProof/>
           <w:kern w:val="0"/>
-          <w:sz w:val="24"/>
-          <w:szCs w:val="24"/>
           <w14:ligatures w14:val="none"/>
         </w:rPr>
       </w:sdtEndPr>
@@ -923,8 +903,19 @@
         <w:p>
           <w:pPr>
             <w:pStyle w:val="TOCHeading"/>
+            <w:spacing w:before="0" w:line="312" w:lineRule="auto"/>
+            <w:rPr>
+              <w:rFonts w:ascii="Times New Roman" w:hAnsi="Times New Roman" w:cs="Times New Roman"/>
+              <w:sz w:val="26"/>
+              <w:szCs w:val="26"/>
+            </w:rPr>
           </w:pPr>
           <w:r>
+            <w:rPr>
+              <w:rFonts w:ascii="Times New Roman" w:hAnsi="Times New Roman" w:cs="Times New Roman"/>
+              <w:sz w:val="26"/>
+              <w:szCs w:val="26"/>
+            </w:rPr>
             <w:t>Mục Lục</w:t>
           </w:r>
         </w:p>
@@ -934,10 +925,13 @@
             <w:tabs>
               <w:tab w:val="right" w:leader="dot" w:pos="9010"/>
             </w:tabs>
+            <w:spacing w:after="0" w:line="312" w:lineRule="auto"/>
             <w:rPr>
-              <w:rFonts w:asciiTheme="minorHAnsi" w:eastAsiaTheme="minorEastAsia" w:hAnsiTheme="minorHAnsi" w:cstheme="minorBidi"/>
+              <w:rFonts w:eastAsiaTheme="minorEastAsia"/>
               <w:noProof/>
               <w:kern w:val="2"/>
+              <w:sz w:val="26"/>
+              <w:szCs w:val="26"/>
               <w14:ligatures w14:val="standardContextual"/>
             </w:rPr>
           </w:pPr>
@@ -967,6 +961,8 @@
               <w:rPr>
                 <w:rStyle w:val="Hyperlink"/>
                 <w:noProof/>
+                <w:sz w:val="26"/>
+                <w:szCs w:val="26"/>
               </w:rPr>
               <w:t>1. Mở đầu</w:t>
             </w:r>
@@ -974,6 +970,8 @@
               <w:rPr>
                 <w:noProof/>
                 <w:webHidden/>
+                <w:sz w:val="26"/>
+                <w:szCs w:val="26"/>
               </w:rPr>
               <w:tab/>
             </w:r>
@@ -981,6 +979,8 @@
               <w:rPr>
                 <w:noProof/>
                 <w:webHidden/>
+                <w:sz w:val="26"/>
+                <w:szCs w:val="26"/>
               </w:rPr>
               <w:fldChar w:fldCharType="begin"/>
             </w:r>
@@ -988,6 +988,8 @@
               <w:rPr>
                 <w:noProof/>
                 <w:webHidden/>
+                <w:sz w:val="26"/>
+                <w:szCs w:val="26"/>
               </w:rPr>
               <w:instrText xml:space="preserve"> PAGEREF _Toc228129071 \h </w:instrText>
             </w:r>
@@ -995,12 +997,16 @@
               <w:rPr>
                 <w:noProof/>
                 <w:webHidden/>
+                <w:sz w:val="26"/>
+                <w:szCs w:val="26"/>
               </w:rPr>
             </w:r>
             <w:r>
               <w:rPr>
                 <w:noProof/>
                 <w:webHidden/>
+                <w:sz w:val="26"/>
+                <w:szCs w:val="26"/>
               </w:rPr>
               <w:fldChar w:fldCharType="separate"/>
             </w:r>
@@ -1008,6 +1014,8 @@
               <w:rPr>
                 <w:noProof/>
                 <w:webHidden/>
+                <w:sz w:val="26"/>
+                <w:szCs w:val="26"/>
               </w:rPr>
               <w:t>3</w:t>
             </w:r>
@@ -1015,6 +1023,8 @@
               <w:rPr>
                 <w:noProof/>
                 <w:webHidden/>
+                <w:sz w:val="26"/>
+                <w:szCs w:val="26"/>
               </w:rPr>
               <w:fldChar w:fldCharType="end"/>
             </w:r>
@@ -1026,10 +1036,13 @@
             <w:tabs>
               <w:tab w:val="right" w:leader="dot" w:pos="9010"/>
             </w:tabs>
+            <w:spacing w:after="0" w:line="312" w:lineRule="auto"/>
             <w:rPr>
-              <w:rFonts w:asciiTheme="minorHAnsi" w:eastAsiaTheme="minorEastAsia" w:hAnsiTheme="minorHAnsi" w:cstheme="minorBidi"/>
+              <w:rFonts w:eastAsiaTheme="minorEastAsia"/>
               <w:noProof/>
               <w:kern w:val="2"/>
+              <w:sz w:val="26"/>
+              <w:szCs w:val="26"/>
               <w14:ligatures w14:val="standardContextual"/>
             </w:rPr>
           </w:pPr>
@@ -1038,6 +1051,8 @@
               <w:rPr>
                 <w:rStyle w:val="Hyperlink"/>
                 <w:noProof/>
+                <w:sz w:val="26"/>
+                <w:szCs w:val="26"/>
                 <w:lang w:val="vi-VN"/>
               </w:rPr>
               <w:t>7. Tài liệu tham khảo</w:t>
@@ -1046,6 +1061,8 @@
               <w:rPr>
                 <w:noProof/>
                 <w:webHidden/>
+                <w:sz w:val="26"/>
+                <w:szCs w:val="26"/>
               </w:rPr>
               <w:tab/>
             </w:r>
@@ -1053,6 +1070,8 @@
               <w:rPr>
                 <w:noProof/>
                 <w:webHidden/>
+                <w:sz w:val="26"/>
+                <w:szCs w:val="26"/>
               </w:rPr>
               <w:fldChar w:fldCharType="begin"/>
             </w:r>
@@ -1060,6 +1079,8 @@
               <w:rPr>
                 <w:noProof/>
                 <w:webHidden/>
+                <w:sz w:val="26"/>
+                <w:szCs w:val="26"/>
               </w:rPr>
               <w:instrText xml:space="preserve"> PAGEREF _Toc228129072 \h </w:instrText>
             </w:r>
@@ -1067,12 +1088,16 @@
               <w:rPr>
                 <w:noProof/>
                 <w:webHidden/>
+                <w:sz w:val="26"/>
+                <w:szCs w:val="26"/>
               </w:rPr>
             </w:r>
             <w:r>
               <w:rPr>
                 <w:noProof/>
                 <w:webHidden/>
+                <w:sz w:val="26"/>
+                <w:szCs w:val="26"/>
               </w:rPr>
               <w:fldChar w:fldCharType="separate"/>
             </w:r>
@@ -1080,6 +1105,8 @@
               <w:rPr>
                 <w:noProof/>
                 <w:webHidden/>
+                <w:sz w:val="26"/>
+                <w:szCs w:val="26"/>
               </w:rPr>
               <w:t>4</w:t>
             </w:r>
@@ -1087,12 +1114,21 @@
               <w:rPr>
                 <w:noProof/>
                 <w:webHidden/>
+                <w:sz w:val="26"/>
+                <w:szCs w:val="26"/>
               </w:rPr>
               <w:fldChar w:fldCharType="end"/>
             </w:r>
           </w:hyperlink>
         </w:p>
         <w:p>
+          <w:pPr>
+            <w:spacing w:line="312" w:lineRule="auto"/>
+            <w:rPr>
+              <w:sz w:val="26"/>
+              <w:szCs w:val="26"/>
+            </w:rPr>
+          </w:pPr>
           <w:r>
             <w:rPr>
               <w:noProof/>
@@ -1106,13 +1142,17 @@
     </w:sdt>
     <w:p>
       <w:pPr>
-        <w:spacing w:after="160" w:line="259" w:lineRule="auto"/>
-        <w:rPr>
+        <w:spacing w:line="312" w:lineRule="auto"/>
+        <w:rPr>
+          <w:sz w:val="26"/>
+          <w:szCs w:val="26"/>
           <w:lang w:val="vi-VN"/>
         </w:rPr>
       </w:pPr>
       <w:r>
         <w:rPr>
+          <w:sz w:val="26"/>
+          <w:szCs w:val="26"/>
           <w:lang w:val="vi-VN"/>
         </w:rPr>
         <w:br w:type="page"/>
@@ -1120,523 +1160,4727 @@
     </w:p>
     <w:p>
       <w:pPr>
-        <w:pStyle w:val="Heading1"/>
-        <w:spacing w:line="276" w:lineRule="auto"/>
-      </w:pPr>
-      <w:bookmarkStart w:id="0" w:name="_Toc228129071"/>
-      <w:r>
+        <w:pStyle w:val="ListParagraph"/>
+        <w:numPr>
+          <w:ilvl w:val="0"/>
+          <w:numId w:val="48"/>
+        </w:numPr>
+        <w:spacing w:line="312" w:lineRule="auto"/>
+        <w:ind w:left="540"/>
+        <w:jc w:val="both"/>
+        <w:rPr>
+          <w:b/>
+          <w:bCs/>
+          <w:sz w:val="28"/>
+          <w:szCs w:val="28"/>
+          <w:lang w:val="en-US"/>
+        </w:rPr>
+      </w:pPr>
+      <w:r>
+        <w:rPr>
+          <w:b/>
+          <w:bCs/>
+          <w:sz w:val="28"/>
+          <w:szCs w:val="28"/>
+          <w:lang w:val="en-US"/>
+        </w:rPr>
         <w:lastRenderedPageBreak/>
-        <w:t>1. Mở đầu</w:t>
-      </w:r>
-      <w:bookmarkEnd w:id="0"/>
+        <w:t>Mở đầu</w:t>
+      </w:r>
     </w:p>
     <w:p>
       <w:pPr>
-        <w:spacing w:line="276" w:lineRule="auto"/>
+        <w:spacing w:line="312" w:lineRule="auto"/>
+        <w:ind w:firstLine="360"/>
         <w:jc w:val="both"/>
         <w:rPr>
-          <w:lang w:val="vi-VN"/>
-        </w:rPr>
-      </w:pPr>
-      <w:r>
-        <w:t>Trong những năm gần đây, Trí tuệ nhân tạo (Artificial Intelligence - AI) đã trở thành một trong những lĩnh vực quan trọng và phát triển nhanh nhất của khoa học công nghệ. AI không chỉ góp phần tự động hóa các quy trình mà còn mở ra khả năng giải quyết các bài toán phức tạp trong nhiều lĩnh vực như y tế, tài chính, giao thông và giáo dục. Một trong những hướng tiếp cận cốt</w:t>
+          <w:sz w:val="26"/>
+          <w:szCs w:val="26"/>
+          <w:lang w:val="en-US"/>
+        </w:rPr>
+      </w:pPr>
+      <w:r>
+        <w:rPr>
+          <w:sz w:val="26"/>
+          <w:szCs w:val="26"/>
+          <w:lang w:val="en-US"/>
+        </w:rPr>
+        <w:t>Trong những năm gần đây, Trí tuệ nhân tạo (Artificial Intelligence – AI) đã trở thành một trong những lĩnh vực phát triển nhanh và có ảnh hưởng sâu rộng nhất trong khoa học công nghệ. AI không chỉ giúp tự động hóa các quy trình mà còn mở ra khả năng giải quyết những bài toán phức tạp trong nhiều lĩnh vực như y tế, tài chính, giao thông và giáo dục.</w:t>
       </w:r>
     </w:p>
     <w:p>
       <w:pPr>
-        <w:spacing w:line="276" w:lineRule="auto"/>
+        <w:spacing w:line="312" w:lineRule="auto"/>
+        <w:ind w:firstLine="360"/>
         <w:jc w:val="both"/>
         <w:rPr>
-          <w:lang w:val="vi-VN"/>
-        </w:rPr>
-      </w:pPr>
+          <w:sz w:val="26"/>
+          <w:szCs w:val="26"/>
+          <w:lang w:val="en-US"/>
+        </w:rPr>
+      </w:pPr>
+      <w:r>
+        <w:rPr>
+          <w:sz w:val="26"/>
+          <w:szCs w:val="26"/>
+          <w:lang w:val="en-US"/>
+        </w:rPr>
+        <w:t>Một trong những hướng tiếp cận quan trọng của AI là Xử lý Ngôn ngữ Tự nhiên (Natural Language Processing – NLP), cho phép máy tính hiểu, phân tích và sinh ra ngôn ngữ của con người. Trong đó, dịch máy (Machine Translation) là một bài toán cốt lõi, đặc biệt đối với các cặp ngôn ngữ như Anh – Việt, nơi tồn tại nhiều khác biệt về ngữ pháp và ngữ nghĩa.</w:t>
+      </w:r>
     </w:p>
     <w:p>
       <w:pPr>
-        <w:pStyle w:val="Heading1"/>
-        <w:rPr>
-          <w:lang w:val="vi-VN"/>
-        </w:rPr>
-      </w:pPr>
-      <w:r>
-        <w:rPr>
-          <w:lang w:val="vi-VN"/>
-        </w:rPr>
-        <w:t>2. Lịch sử phát triể</w:t>
-      </w:r>
-      <w:r>
-        <w:rPr>
-          <w:lang w:val="vi-VN"/>
-        </w:rPr>
-        <w:t>n</w:t>
+        <w:spacing w:line="312" w:lineRule="auto"/>
+        <w:ind w:firstLine="360"/>
+        <w:jc w:val="both"/>
+        <w:rPr>
+          <w:sz w:val="26"/>
+          <w:szCs w:val="26"/>
+          <w:lang w:val="en-US"/>
+        </w:rPr>
+      </w:pPr>
+      <w:r>
+        <w:rPr>
+          <w:sz w:val="26"/>
+          <w:szCs w:val="26"/>
+          <w:lang w:val="en-US"/>
+        </w:rPr>
+        <w:t>Sự ra đời của kiến trúc Transformer đã tạo ra bước đột phá lớn trong NLP, giúp cải thiện đáng kể hiệu suất của các hệ thống dịch máy nhờ khả năng xử lý song song và nắm bắt ngữ cảnh hiệu quả.</w:t>
       </w:r>
     </w:p>
     <w:p>
       <w:pPr>
-        <w:pStyle w:val="Heading2"/>
-        <w:rPr>
-          <w:lang w:val="vi-VN"/>
-        </w:rPr>
-      </w:pPr>
-      <w:r>
-        <w:rPr>
-          <w:lang w:val="vi-VN"/>
-        </w:rPr>
-        <w:t>1. Giai đoạn 1950s–1970s: Khởi đầu &amp; “AI Winter” đầu tiên</w:t>
+        <w:spacing w:line="312" w:lineRule="auto"/>
+        <w:ind w:firstLine="360"/>
+        <w:jc w:val="both"/>
+        <w:rPr>
+          <w:sz w:val="26"/>
+          <w:szCs w:val="26"/>
+          <w:lang w:val="en-US"/>
+        </w:rPr>
+      </w:pPr>
+      <w:r>
+        <w:rPr>
+          <w:sz w:val="26"/>
+          <w:szCs w:val="26"/>
+          <w:lang w:val="en-US"/>
+        </w:rPr>
+        <w:t>Vì vậy, tiểu luận tập trung nghiên cứu đề tài:</w:t>
+      </w:r>
+      <w:r>
+        <w:rPr>
+          <w:sz w:val="26"/>
+          <w:szCs w:val="26"/>
+          <w:lang w:val="en-US"/>
+        </w:rPr>
+        <w:t xml:space="preserve"> </w:t>
+      </w:r>
+      <w:r>
+        <w:rPr>
+          <w:sz w:val="26"/>
+          <w:szCs w:val="26"/>
+          <w:lang w:val="en-US"/>
+        </w:rPr>
+        <w:t>“English – Vietnamese Translation Using Transformer-Based Model”</w:t>
+      </w:r>
+      <w:r>
+        <w:rPr>
+          <w:sz w:val="26"/>
+          <w:szCs w:val="26"/>
+          <w:lang w:val="en-US"/>
+        </w:rPr>
+        <w:t xml:space="preserve"> </w:t>
+      </w:r>
+      <w:r>
+        <w:rPr>
+          <w:sz w:val="26"/>
+          <w:szCs w:val="26"/>
+          <w:lang w:val="en-US"/>
+        </w:rPr>
+        <w:t>nhằm tìm hiểu nguyên lý hoạt động của Transformer và ứng dụng vào bài toán dịch máy Anh – Việt.</w:t>
       </w:r>
     </w:p>
     <w:p>
       <w:pPr>
-        <w:spacing w:line="276" w:lineRule="auto"/>
+        <w:spacing w:line="312" w:lineRule="auto"/>
+        <w:ind w:firstLine="360"/>
         <w:jc w:val="both"/>
         <w:rPr>
-          <w:lang w:val="vi-VN"/>
-        </w:rPr>
-      </w:pPr>
-      <w:r>
-        <w:rPr>
-          <w:lang w:val="vi-VN"/>
-        </w:rPr>
-        <w:t>Trong giai đoạn 1950s–1970s, NLP bắt đầu hình thành với công nghệ chủ đạo là các phương pháp dựa trên luật (rule-based systems). Các hệ thống dịch máy đầu tiên hoạt động rất đơn giản, chủ yếu dựa vào tra từ điển và quy tắc sắp xếp từ. Bên cạnh đó, các nghiên cứu về ngôn ngữ học như ngữ pháp hình thức cũng được phát triển, cùng với các hệ thống thử nghiệm như ELIZA – một chatbot mô phỏng hội thoại giữa bác sĩ và bệnh nhân. Tuy nhiên, do không xử lý được sự mơ hồ và phức tạp của ngôn ngữ tự nhiên, các hệ thống này hoạt động kém hiệu quả, dẫn đến sự kiện ALPAC Report 1966 làm suy giảm niềm tin và tài trợ nghiên cứu, đưa NLP bước vào “AI Winter”. Đặc điểm chung của giai đoạn này là kỳ vọng cao nhưng công nghệ còn hạn chế, phụ thuộc hoàn toàn vào luật thủ công.</w:t>
-      </w:r>
+          <w:sz w:val="26"/>
+          <w:szCs w:val="26"/>
+          <w:lang w:val="en-US"/>
+        </w:rPr>
+      </w:pPr>
     </w:p>
     <w:p>
       <w:pPr>
-        <w:spacing w:line="276" w:lineRule="auto"/>
+        <w:pStyle w:val="ListParagraph"/>
+        <w:numPr>
+          <w:ilvl w:val="0"/>
+          <w:numId w:val="48"/>
+        </w:numPr>
+        <w:spacing w:line="312" w:lineRule="auto"/>
+        <w:ind w:left="540"/>
         <w:jc w:val="both"/>
         <w:rPr>
-          <w:lang w:val="vi-VN"/>
-        </w:rPr>
-      </w:pPr>
+          <w:b/>
+          <w:bCs/>
+          <w:sz w:val="28"/>
+          <w:szCs w:val="28"/>
+          <w:lang w:val="en-US"/>
+        </w:rPr>
+      </w:pPr>
+      <w:r>
+        <w:rPr>
+          <w:b/>
+          <w:bCs/>
+          <w:sz w:val="28"/>
+          <w:szCs w:val="28"/>
+          <w:lang w:val="en-US"/>
+        </w:rPr>
+        <w:t>Lịch sử phát triển</w:t>
+      </w:r>
     </w:p>
     <w:p>
       <w:pPr>
-        <w:pStyle w:val="Heading2"/>
-        <w:rPr>
-          <w:lang w:val="vi-VN"/>
-        </w:rPr>
-      </w:pPr>
-      <w:r>
-        <w:rPr>
-          <w:lang w:val="vi-VN"/>
-        </w:rPr>
-        <w:t>2. Giai đoạn 1980s–1990s: Hệ chuyên gia &amp; mô hình thống kê</w:t>
+        <w:pStyle w:val="ListParagraph"/>
+        <w:numPr>
+          <w:ilvl w:val="0"/>
+          <w:numId w:val="49"/>
+        </w:numPr>
+        <w:spacing w:line="312" w:lineRule="auto"/>
+        <w:jc w:val="both"/>
+        <w:rPr>
+          <w:b/>
+          <w:bCs/>
+          <w:sz w:val="26"/>
+          <w:szCs w:val="26"/>
+          <w:lang w:val="en-US"/>
+        </w:rPr>
+      </w:pPr>
+      <w:r>
+        <w:rPr>
+          <w:b/>
+          <w:bCs/>
+          <w:sz w:val="26"/>
+          <w:szCs w:val="26"/>
+          <w:lang w:val="en-US"/>
+        </w:rPr>
+        <w:t>Giai đoạn 1950s</w:t>
+      </w:r>
+      <w:r>
+        <w:rPr>
+          <w:b/>
+          <w:bCs/>
+          <w:sz w:val="26"/>
+          <w:szCs w:val="26"/>
+          <w:lang w:val="en-US"/>
+        </w:rPr>
+        <w:t xml:space="preserve"> </w:t>
+      </w:r>
+      <w:r>
+        <w:rPr>
+          <w:b/>
+          <w:bCs/>
+          <w:sz w:val="26"/>
+          <w:szCs w:val="26"/>
+          <w:lang w:val="en-US"/>
+        </w:rPr>
+        <w:t>–</w:t>
+      </w:r>
+      <w:r>
+        <w:rPr>
+          <w:b/>
+          <w:bCs/>
+          <w:sz w:val="26"/>
+          <w:szCs w:val="26"/>
+          <w:lang w:val="en-US"/>
+        </w:rPr>
+        <w:t xml:space="preserve"> </w:t>
+      </w:r>
+      <w:r>
+        <w:rPr>
+          <w:b/>
+          <w:bCs/>
+          <w:sz w:val="26"/>
+          <w:szCs w:val="26"/>
+          <w:lang w:val="en-US"/>
+        </w:rPr>
+        <w:t>1970s: Khởi đầu &amp; “AI Winter” đầu tiên</w:t>
       </w:r>
     </w:p>
     <w:p>
       <w:pPr>
-        <w:spacing w:line="276" w:lineRule="auto"/>
+        <w:spacing w:line="312" w:lineRule="auto"/>
+        <w:ind w:firstLine="360"/>
         <w:jc w:val="both"/>
         <w:rPr>
-          <w:lang w:val="vi-VN"/>
-        </w:rPr>
-      </w:pPr>
-      <w:r>
-        <w:rPr>
-          <w:lang w:val="vi-VN"/>
-        </w:rPr>
-        <w:t>Sang giai đoạn 1980s–1990s, công nghệ chủ đạo chuyển sang các hệ chuyên gia (expert systems) với cách tiếp cận biểu tượng (symbolic). Các hệ thống này sử dụng luật được mã hóa thủ công kết hợp với ontology (cơ sở tri thức) để mô phỏng suy luận của con người trong các lĩnh vực cụ thể. Một ứng dụng tiêu biểu là MYCIN trong y học dùng để chẩn đoán bệnh. Tuy nhiên, việc xây dựng và bảo trì các luật rất tốn kém và khó mở rộng. Vì vậy, vào cuối giai đoạn, NLP chuyển dần sang mô hình thống kê (statistical models) nhờ sự gia tăng sức mạnh tính toán và sự phát triển của machine learning. Các mô hình học như RNN bắt đầu xuất hiện. Đặc điểm chung của giai đoạn này là chuyển từ tri thức thủ công sang học từ dữ liệu.</w:t>
+          <w:sz w:val="26"/>
+          <w:szCs w:val="26"/>
+          <w:lang w:val="en-US"/>
+        </w:rPr>
+      </w:pPr>
+      <w:r>
+        <w:rPr>
+          <w:sz w:val="26"/>
+          <w:szCs w:val="26"/>
+          <w:lang w:val="en-US"/>
+        </w:rPr>
+        <w:t>Trong giai đoạn 1950s</w:t>
+      </w:r>
+      <w:r>
+        <w:rPr>
+          <w:sz w:val="26"/>
+          <w:szCs w:val="26"/>
+          <w:lang w:val="en-US"/>
+        </w:rPr>
+        <w:t xml:space="preserve"> </w:t>
+      </w:r>
+      <w:r>
+        <w:rPr>
+          <w:sz w:val="26"/>
+          <w:szCs w:val="26"/>
+          <w:lang w:val="en-US"/>
+        </w:rPr>
+        <w:t>–</w:t>
+      </w:r>
+      <w:r>
+        <w:rPr>
+          <w:sz w:val="26"/>
+          <w:szCs w:val="26"/>
+          <w:lang w:val="en-US"/>
+        </w:rPr>
+        <w:t xml:space="preserve"> </w:t>
+      </w:r>
+      <w:r>
+        <w:rPr>
+          <w:sz w:val="26"/>
+          <w:szCs w:val="26"/>
+          <w:lang w:val="en-US"/>
+        </w:rPr>
+        <w:t xml:space="preserve">1970s, NLP bắt đầu hình thành với công nghệ chủ đạo là các phương pháp dựa trên luật (rule-based systems). Các hệ thống dịch máy đầu tiên hoạt động rất đơn giản, chủ yếu dựa vào tra từ điển và quy tắc sắp xếp từ. Bên cạnh đó, các nghiên cứu về ngôn ngữ học như ngữ pháp hình thức cũng được phát triển, cùng với các hệ thống thử nghiệm như ELIZA – một chatbot mô phỏng hội thoại giữa bác sĩ và bệnh nhân. Tuy nhiên, do không xử lý được sự mơ hồ và phức tạp của ngôn ngữ tự nhiên, các hệ thống này hoạt động kém hiệu quả, dẫn đến sự kiện ALPAC Report 1966 làm suy giảm niềm tin và tài trợ nghiên cứu, đưa NLP bước vào “AI Winter”. </w:t>
+      </w:r>
+      <w:r>
+        <w:rPr>
+          <w:sz w:val="26"/>
+          <w:szCs w:val="26"/>
+          <w:lang w:val="en-US"/>
+        </w:rPr>
+        <w:t>Nhìn chung, đặc trưng của giai đoạn này là sự phụ thuộc hoàn toàn vào tri thức thủ công với hiệu quả thực tiễn còn thấp.</w:t>
       </w:r>
     </w:p>
     <w:p>
       <w:pPr>
-        <w:spacing w:line="276" w:lineRule="auto"/>
+        <w:spacing w:line="312" w:lineRule="auto"/>
+        <w:ind w:firstLine="360"/>
         <w:jc w:val="both"/>
         <w:rPr>
-          <w:lang w:val="vi-VN"/>
+          <w:sz w:val="26"/>
+          <w:szCs w:val="26"/>
+          <w:lang w:val="en-US"/>
         </w:rPr>
       </w:pPr>
     </w:p>
     <w:p>
       <w:pPr>
-        <w:pStyle w:val="Heading2"/>
-        <w:rPr>
-          <w:lang w:val="vi-VN"/>
-        </w:rPr>
-      </w:pPr>
-      <w:r>
-        <w:rPr>
-          <w:lang w:val="vi-VN"/>
-        </w:rPr>
-        <w:t>3. Giai đoạn 1990s–đầu 2010s: Neural Networks &amp; Word Embeddings</w:t>
+        <w:pStyle w:val="ListParagraph"/>
+        <w:numPr>
+          <w:ilvl w:val="0"/>
+          <w:numId w:val="49"/>
+        </w:numPr>
+        <w:spacing w:line="312" w:lineRule="auto"/>
+        <w:jc w:val="both"/>
+        <w:rPr>
+          <w:b/>
+          <w:bCs/>
+          <w:sz w:val="26"/>
+          <w:szCs w:val="26"/>
+          <w:lang w:val="en-US"/>
+        </w:rPr>
+      </w:pPr>
+      <w:r>
+        <w:rPr>
+          <w:b/>
+          <w:bCs/>
+          <w:sz w:val="26"/>
+          <w:szCs w:val="26"/>
+          <w:lang w:val="en-US"/>
+        </w:rPr>
+        <w:t>Giai đoạn 1980s</w:t>
+      </w:r>
+      <w:r>
+        <w:rPr>
+          <w:b/>
+          <w:bCs/>
+          <w:sz w:val="26"/>
+          <w:szCs w:val="26"/>
+          <w:lang w:val="en-US"/>
+        </w:rPr>
+        <w:t xml:space="preserve"> </w:t>
+      </w:r>
+      <w:r>
+        <w:rPr>
+          <w:b/>
+          <w:bCs/>
+          <w:sz w:val="26"/>
+          <w:szCs w:val="26"/>
+          <w:lang w:val="en-US"/>
+        </w:rPr>
+        <w:t>–</w:t>
+      </w:r>
+      <w:r>
+        <w:rPr>
+          <w:b/>
+          <w:bCs/>
+          <w:sz w:val="26"/>
+          <w:szCs w:val="26"/>
+          <w:lang w:val="en-US"/>
+        </w:rPr>
+        <w:t xml:space="preserve"> </w:t>
+      </w:r>
+      <w:r>
+        <w:rPr>
+          <w:b/>
+          <w:bCs/>
+          <w:sz w:val="26"/>
+          <w:szCs w:val="26"/>
+          <w:lang w:val="en-US"/>
+        </w:rPr>
+        <w:t>1990s: Hệ chuyên gia &amp; mô hình thống kê</w:t>
       </w:r>
     </w:p>
     <w:p>
       <w:pPr>
-        <w:spacing w:line="276" w:lineRule="auto"/>
+        <w:spacing w:line="312" w:lineRule="auto"/>
+        <w:ind w:firstLine="360"/>
         <w:jc w:val="both"/>
         <w:rPr>
-          <w:lang w:val="vi-VN"/>
-        </w:rPr>
-      </w:pPr>
-      <w:r>
-        <w:rPr>
-          <w:lang w:val="vi-VN"/>
-        </w:rPr>
-        <w:t>Trong giai đoạn 1990s–đầu 2010s, NLP chứng kiến sự phát triển mạnh mẽ của mạng nơ-ron (neural networks), đặc biệt là các mô hình như LSTM và CNN. Một bước tiến quan trọng là sự xuất hiện của word embeddings, cho phép biểu diễn từ dưới dạng vector số, giúp máy hiểu được mối quan hệ ngữ nghĩa giữa các từ. Ứng dụng nổi bật là Google Translate (ra mắt năm 2006), ban đầu sử dụng mô hình thống kê nhưng đã mở ra kỷ nguyên dịch máy quy mô lớn. Đặc điểm chung của giai đoạn này là máy bắt đầu học được biểu diễn ngôn ngữ và cải thiện đáng kể hiệu năng so với các phương pháp trước đó.</w:t>
+          <w:sz w:val="26"/>
+          <w:szCs w:val="26"/>
+          <w:lang w:val="en-US"/>
+        </w:rPr>
+      </w:pPr>
+      <w:r>
+        <w:rPr>
+          <w:sz w:val="26"/>
+          <w:szCs w:val="26"/>
+          <w:lang w:val="en-US"/>
+        </w:rPr>
+        <w:t>Sang giai đoạn 1980s</w:t>
+      </w:r>
+      <w:r>
+        <w:rPr>
+          <w:sz w:val="26"/>
+          <w:szCs w:val="26"/>
+          <w:lang w:val="en-US"/>
+        </w:rPr>
+        <w:t xml:space="preserve"> </w:t>
+      </w:r>
+      <w:r>
+        <w:rPr>
+          <w:sz w:val="26"/>
+          <w:szCs w:val="26"/>
+          <w:lang w:val="en-US"/>
+        </w:rPr>
+        <w:t>–</w:t>
+      </w:r>
+      <w:r>
+        <w:rPr>
+          <w:sz w:val="26"/>
+          <w:szCs w:val="26"/>
+          <w:lang w:val="en-US"/>
+        </w:rPr>
+        <w:t xml:space="preserve"> </w:t>
+      </w:r>
+      <w:r>
+        <w:rPr>
+          <w:sz w:val="26"/>
+          <w:szCs w:val="26"/>
+          <w:lang w:val="en-US"/>
+        </w:rPr>
+        <w:t xml:space="preserve">1990s, công nghệ chủ đạo chuyển sang các hệ chuyên gia (expert systems) với cách tiếp cận biểu tượng (symbolic). Các hệ thống này sử dụng luật được mã hóa thủ công kết hợp với ontology (cơ sở tri thức) để mô phỏng suy luận </w:t>
+      </w:r>
+      <w:r>
+        <w:rPr>
+          <w:sz w:val="26"/>
+          <w:szCs w:val="26"/>
+          <w:lang w:val="en-US"/>
+        </w:rPr>
+        <w:lastRenderedPageBreak/>
+        <w:t xml:space="preserve">của con người trong các lĩnh vực cụ thể. Một ứng dụng tiêu biểu là MYCIN trong y học dùng để chẩn đoán bệnh. Tuy nhiên, việc xây dựng và bảo trì các luật rất tốn kém và khó mở rộng. Vì vậy, vào cuối giai đoạn, NLP chuyển dần sang mô hình thống kê (statistical models) nhờ sự gia tăng sức mạnh tính toán và sự phát triển của machine learning. Các mô hình học như RNN bắt đầu xuất hiện. </w:t>
+      </w:r>
+      <w:r>
+        <w:rPr>
+          <w:sz w:val="26"/>
+          <w:szCs w:val="26"/>
+          <w:lang w:val="en-US"/>
+        </w:rPr>
+        <w:t>Đây là bước chuyển quan trọng từ tri thức thủ công sang khai thác dữ liệu.</w:t>
       </w:r>
     </w:p>
     <w:p>
       <w:pPr>
-        <w:spacing w:line="276" w:lineRule="auto"/>
+        <w:spacing w:line="312" w:lineRule="auto"/>
+        <w:ind w:firstLine="360"/>
         <w:jc w:val="both"/>
         <w:rPr>
-          <w:lang w:val="vi-VN"/>
+          <w:sz w:val="26"/>
+          <w:szCs w:val="26"/>
+          <w:lang w:val="en-US"/>
         </w:rPr>
       </w:pPr>
     </w:p>
     <w:p>
       <w:pPr>
-        <w:pStyle w:val="Heading2"/>
-        <w:rPr>
-          <w:lang w:val="vi-VN"/>
-        </w:rPr>
-      </w:pPr>
-      <w:r>
-        <w:rPr>
-          <w:lang w:val="vi-VN"/>
-        </w:rPr>
-        <w:t>4. Giai đoạn 2014–2017: Seq2Seq &amp; Attention</w:t>
+        <w:pStyle w:val="ListParagraph"/>
+        <w:numPr>
+          <w:ilvl w:val="0"/>
+          <w:numId w:val="49"/>
+        </w:numPr>
+        <w:spacing w:line="312" w:lineRule="auto"/>
+        <w:jc w:val="both"/>
+        <w:rPr>
+          <w:b/>
+          <w:bCs/>
+          <w:sz w:val="26"/>
+          <w:szCs w:val="26"/>
+          <w:lang w:val="en-US"/>
+        </w:rPr>
+      </w:pPr>
+      <w:r>
+        <w:rPr>
+          <w:b/>
+          <w:bCs/>
+          <w:sz w:val="26"/>
+          <w:szCs w:val="26"/>
+          <w:lang w:val="en-US"/>
+        </w:rPr>
+        <w:t>Giai đoạn 1990s</w:t>
+      </w:r>
+      <w:r>
+        <w:rPr>
+          <w:b/>
+          <w:bCs/>
+          <w:sz w:val="26"/>
+          <w:szCs w:val="26"/>
+          <w:lang w:val="en-US"/>
+        </w:rPr>
+        <w:t xml:space="preserve"> </w:t>
+      </w:r>
+      <w:r>
+        <w:rPr>
+          <w:b/>
+          <w:bCs/>
+          <w:sz w:val="26"/>
+          <w:szCs w:val="26"/>
+          <w:lang w:val="en-US"/>
+        </w:rPr>
+        <w:t>–</w:t>
+      </w:r>
+      <w:r>
+        <w:rPr>
+          <w:b/>
+          <w:bCs/>
+          <w:sz w:val="26"/>
+          <w:szCs w:val="26"/>
+          <w:lang w:val="en-US"/>
+        </w:rPr>
+        <w:t xml:space="preserve"> </w:t>
+      </w:r>
+      <w:r>
+        <w:rPr>
+          <w:b/>
+          <w:bCs/>
+          <w:sz w:val="26"/>
+          <w:szCs w:val="26"/>
+          <w:lang w:val="en-US"/>
+        </w:rPr>
+        <w:t>đầu 2010s: Neural Networks &amp; Word Embeddings</w:t>
       </w:r>
     </w:p>
     <w:p>
       <w:pPr>
-        <w:spacing w:line="276" w:lineRule="auto"/>
+        <w:spacing w:line="312" w:lineRule="auto"/>
+        <w:ind w:firstLine="360"/>
         <w:jc w:val="both"/>
         <w:rPr>
-          <w:lang w:val="vi-VN"/>
-        </w:rPr>
-      </w:pPr>
-      <w:r>
-        <w:rPr>
-          <w:lang w:val="vi-VN"/>
-        </w:rPr>
-        <w:t xml:space="preserve">Giai đoạn 2014–2017 đánh dấu bước ngoặt với mô hình Sequence-to-Sequence (Seq2Seq), trong đó kiến trúc Encoder–Decoder được sử dụng để xử lý các bài toán chuyển đổi chuỗi như dịch máy. Điểm cải tiến quan trọng là Attention mechanism, giúp mô hình tập trung vào các phần quan trọng của câu đầu vào khi sinh đầu ra, từ đó nâng cao chất lượng xử lý ngôn ngữ. </w:t>
-      </w:r>
-      <w:r>
-        <w:rPr>
-          <w:lang w:val="vi-VN"/>
-        </w:rPr>
-        <w:lastRenderedPageBreak/>
-        <w:t>Một sự kiện nổi bật là vào năm 2016, Google Translate đã chuyển hoàn toàn sang mô hình neural dựa trên kiến trúc này. Đặc điểm chung của giai đoạn này là khả năng xử lý ngữ cảnh tốt hơn và cải thiện mạnh mẽ hiệu suất các bài toán chuỗi.</w:t>
+          <w:sz w:val="26"/>
+          <w:szCs w:val="26"/>
+          <w:lang w:val="en-US"/>
+        </w:rPr>
+      </w:pPr>
+      <w:r>
+        <w:rPr>
+          <w:sz w:val="26"/>
+          <w:szCs w:val="26"/>
+          <w:lang w:val="en-US"/>
+        </w:rPr>
+        <w:t>Trong giai đoạn 1990s</w:t>
+      </w:r>
+      <w:r>
+        <w:rPr>
+          <w:sz w:val="26"/>
+          <w:szCs w:val="26"/>
+          <w:lang w:val="en-US"/>
+        </w:rPr>
+        <w:t xml:space="preserve"> </w:t>
+      </w:r>
+      <w:r>
+        <w:rPr>
+          <w:sz w:val="26"/>
+          <w:szCs w:val="26"/>
+          <w:lang w:val="en-US"/>
+        </w:rPr>
+        <w:t>–</w:t>
+      </w:r>
+      <w:r>
+        <w:rPr>
+          <w:sz w:val="26"/>
+          <w:szCs w:val="26"/>
+          <w:lang w:val="en-US"/>
+        </w:rPr>
+        <w:t xml:space="preserve"> </w:t>
+      </w:r>
+      <w:r>
+        <w:rPr>
+          <w:sz w:val="26"/>
+          <w:szCs w:val="26"/>
+          <w:lang w:val="en-US"/>
+        </w:rPr>
+        <w:t xml:space="preserve">đầu 2010s, NLP chứng kiến sự phát triển mạnh mẽ của mạng nơ-ron (neural networks), đặc biệt là các mô hình như LSTM và CNN. Một bước tiến quan trọng là sự xuất hiện của word embeddings, cho phép biểu diễn từ dưới dạng vector số, giúp máy hiểu được mối quan hệ ngữ nghĩa giữa các từ. Ứng dụng nổi bật là Google Translate (ra mắt năm 2006), ban đầu sử dụng mô hình thống kê nhưng đã mở ra kỷ nguyên dịch máy quy mô lớn. </w:t>
+      </w:r>
+      <w:r>
+        <w:rPr>
+          <w:sz w:val="26"/>
+          <w:szCs w:val="26"/>
+          <w:lang w:val="en-US"/>
+        </w:rPr>
+        <w:t>Giai đoạn này đánh dấu sự chuyển đổi quan trọng khi máy tính bắt đầu “hiểu” ngôn ngữ ở mức biểu diễn số học thay vì chỉ dựa vào quy tắc.</w:t>
       </w:r>
     </w:p>
     <w:p>
       <w:pPr>
-        <w:spacing w:line="276" w:lineRule="auto"/>
+        <w:spacing w:line="312" w:lineRule="auto"/>
+        <w:ind w:firstLine="360"/>
         <w:jc w:val="both"/>
         <w:rPr>
-          <w:lang w:val="vi-VN"/>
+          <w:sz w:val="26"/>
+          <w:szCs w:val="26"/>
+          <w:lang w:val="en-US"/>
         </w:rPr>
       </w:pPr>
     </w:p>
     <w:p>
       <w:pPr>
-        <w:pStyle w:val="Heading2"/>
-        <w:rPr>
-          <w:lang w:val="vi-VN"/>
-        </w:rPr>
-      </w:pPr>
-      <w:r>
-        <w:rPr>
-          <w:lang w:val="vi-VN"/>
-        </w:rPr>
-        <w:t>5. Giai đoạn từ 2017–nay: Transformer &amp; Large Language Models</w:t>
+        <w:pStyle w:val="ListParagraph"/>
+        <w:numPr>
+          <w:ilvl w:val="0"/>
+          <w:numId w:val="49"/>
+        </w:numPr>
+        <w:spacing w:line="312" w:lineRule="auto"/>
+        <w:jc w:val="both"/>
+        <w:rPr>
+          <w:b/>
+          <w:bCs/>
+          <w:sz w:val="26"/>
+          <w:szCs w:val="26"/>
+          <w:lang w:val="en-US"/>
+        </w:rPr>
+      </w:pPr>
+      <w:r>
+        <w:rPr>
+          <w:b/>
+          <w:bCs/>
+          <w:sz w:val="26"/>
+          <w:szCs w:val="26"/>
+          <w:lang w:val="en-US"/>
+        </w:rPr>
+        <w:t>Giai đoạn 2014</w:t>
+      </w:r>
+      <w:r>
+        <w:rPr>
+          <w:b/>
+          <w:bCs/>
+          <w:sz w:val="26"/>
+          <w:szCs w:val="26"/>
+          <w:lang w:val="en-US"/>
+        </w:rPr>
+        <w:t xml:space="preserve"> </w:t>
+      </w:r>
+      <w:r>
+        <w:rPr>
+          <w:b/>
+          <w:bCs/>
+          <w:sz w:val="26"/>
+          <w:szCs w:val="26"/>
+          <w:lang w:val="en-US"/>
+        </w:rPr>
+        <w:t>–</w:t>
+      </w:r>
+      <w:r>
+        <w:rPr>
+          <w:b/>
+          <w:bCs/>
+          <w:sz w:val="26"/>
+          <w:szCs w:val="26"/>
+          <w:lang w:val="en-US"/>
+        </w:rPr>
+        <w:t xml:space="preserve"> </w:t>
+      </w:r>
+      <w:r>
+        <w:rPr>
+          <w:b/>
+          <w:bCs/>
+          <w:sz w:val="26"/>
+          <w:szCs w:val="26"/>
+          <w:lang w:val="en-US"/>
+        </w:rPr>
+        <w:t>2017: Seq2Seq &amp; Attention</w:t>
       </w:r>
     </w:p>
     <w:p>
       <w:pPr>
-        <w:spacing w:line="276" w:lineRule="auto"/>
+        <w:spacing w:line="312" w:lineRule="auto"/>
+        <w:ind w:firstLine="360"/>
         <w:jc w:val="both"/>
         <w:rPr>
-          <w:lang w:val="vi-VN"/>
-        </w:rPr>
-      </w:pPr>
-      <w:r>
-        <w:rPr>
-          <w:lang w:val="vi-VN"/>
-        </w:rPr>
-        <w:t>Từ năm 2017 đến nay, NLP bước vào kỷ nguyên của Transformer và các mô hình ngôn ngữ lớn (Large Language Models – LLMs). Công nghệ chủ đạo là kiến trúc Transformer được giới thiệu trong bài báo Attention Is All You Need, cho phép xử lý song song và nắm bắt ngữ cảnh hiệu quả hơn so với RNN. Các mô hình hiện đại được huấn luyện trên dữ liệu cực lớn với phương pháp học tự giám sát, từ đó có khả năng thực hiện nhiều tác vụ NLP khác nhau mà không cần huấn luyện lại từ đầu. Một ví dụ tiêu biểu là GPT-3, có khả năng sinh văn bản tự nhiên gần giống con người. Đặc điểm chung của giai đoạn này là quy mô mô hình ngày càng lớn, hiệu năng vượt trội và khả năng tổng quát hóa cao trên nhiều nhiệm vụ.</w:t>
+          <w:sz w:val="26"/>
+          <w:szCs w:val="26"/>
+          <w:lang w:val="en-US"/>
+        </w:rPr>
+      </w:pPr>
+      <w:r>
+        <w:rPr>
+          <w:sz w:val="26"/>
+          <w:szCs w:val="26"/>
+          <w:lang w:val="en-US"/>
+        </w:rPr>
+        <w:t>Giai đoạn 2014</w:t>
+      </w:r>
+      <w:r>
+        <w:rPr>
+          <w:sz w:val="26"/>
+          <w:szCs w:val="26"/>
+          <w:lang w:val="en-US"/>
+        </w:rPr>
+        <w:t xml:space="preserve"> </w:t>
+      </w:r>
+      <w:r>
+        <w:rPr>
+          <w:sz w:val="26"/>
+          <w:szCs w:val="26"/>
+          <w:lang w:val="en-US"/>
+        </w:rPr>
+        <w:t>–</w:t>
+      </w:r>
+      <w:r>
+        <w:rPr>
+          <w:sz w:val="26"/>
+          <w:szCs w:val="26"/>
+          <w:lang w:val="en-US"/>
+        </w:rPr>
+        <w:t xml:space="preserve"> </w:t>
+      </w:r>
+      <w:r>
+        <w:rPr>
+          <w:sz w:val="26"/>
+          <w:szCs w:val="26"/>
+          <w:lang w:val="en-US"/>
+        </w:rPr>
+        <w:t xml:space="preserve">2017 đánh dấu bước ngoặt với mô hình Sequence-to-Sequence (Seq2Seq), trong đó kiến trúc Encoder–Decoder được sử dụng để xử lý các bài toán chuyển đổi chuỗi như dịch máy. Điểm cải tiến quan trọng là Attention mechanism, giúp mô hình tập trung vào các phần quan trọng của câu đầu vào khi sinh đầu ra, từ đó nâng cao chất lượng xử lý ngôn ngữ. Một sự kiện nổi bật là vào năm 2016, Google Translate đã chuyển hoàn toàn sang mô hình neural dựa trên kiến trúc này. </w:t>
+      </w:r>
+      <w:r>
+        <w:rPr>
+          <w:sz w:val="26"/>
+          <w:szCs w:val="26"/>
+          <w:lang w:val="en-US"/>
+        </w:rPr>
+        <w:t>Đây là nền tảng quan trọng cho các hệ thống dịch hiện đại, bao gồm cả bài toán dịch Anh – Việt.</w:t>
       </w:r>
     </w:p>
     <w:p>
       <w:pPr>
-        <w:spacing w:after="160" w:line="259" w:lineRule="auto"/>
+        <w:spacing w:line="312" w:lineRule="auto"/>
+        <w:ind w:firstLine="360"/>
         <w:jc w:val="both"/>
         <w:rPr>
-          <w:lang w:val="vi-VN"/>
+          <w:sz w:val="26"/>
+          <w:szCs w:val="26"/>
+          <w:lang w:val="en-US"/>
         </w:rPr>
       </w:pPr>
     </w:p>
     <w:p>
       <w:pPr>
-        <w:pStyle w:val="Heading1"/>
-        <w:rPr>
-          <w:lang w:val="vi-VN"/>
-        </w:rPr>
-      </w:pPr>
-      <w:r>
-        <w:rPr>
-          <w:lang w:val="vi-VN"/>
-        </w:rPr>
-        <w:t>2. Mô tả bài bài toán</w:t>
+        <w:pStyle w:val="ListParagraph"/>
+        <w:numPr>
+          <w:ilvl w:val="0"/>
+          <w:numId w:val="49"/>
+        </w:numPr>
+        <w:spacing w:line="312" w:lineRule="auto"/>
+        <w:jc w:val="both"/>
+        <w:rPr>
+          <w:b/>
+          <w:bCs/>
+          <w:sz w:val="26"/>
+          <w:szCs w:val="26"/>
+          <w:lang w:val="en-US"/>
+        </w:rPr>
+      </w:pPr>
+      <w:r>
+        <w:rPr>
+          <w:b/>
+          <w:bCs/>
+          <w:sz w:val="26"/>
+          <w:szCs w:val="26"/>
+          <w:lang w:val="en-US"/>
+        </w:rPr>
+        <w:t>Giai đoạn từ 2017</w:t>
+      </w:r>
+      <w:r>
+        <w:rPr>
+          <w:b/>
+          <w:bCs/>
+          <w:sz w:val="26"/>
+          <w:szCs w:val="26"/>
+          <w:lang w:val="en-US"/>
+        </w:rPr>
+        <w:t xml:space="preserve"> </w:t>
+      </w:r>
+      <w:r>
+        <w:rPr>
+          <w:b/>
+          <w:bCs/>
+          <w:sz w:val="26"/>
+          <w:szCs w:val="26"/>
+          <w:lang w:val="en-US"/>
+        </w:rPr>
+        <w:t>–</w:t>
+      </w:r>
+      <w:r>
+        <w:rPr>
+          <w:b/>
+          <w:bCs/>
+          <w:sz w:val="26"/>
+          <w:szCs w:val="26"/>
+          <w:lang w:val="en-US"/>
+        </w:rPr>
+        <w:t xml:space="preserve"> </w:t>
+      </w:r>
+      <w:r>
+        <w:rPr>
+          <w:b/>
+          <w:bCs/>
+          <w:sz w:val="26"/>
+          <w:szCs w:val="26"/>
+          <w:lang w:val="en-US"/>
+        </w:rPr>
+        <w:t>nay: Transformer &amp; Large Language Models</w:t>
       </w:r>
     </w:p>
     <w:p>
       <w:pPr>
-        <w:pStyle w:val="Heading2"/>
-        <w:rPr>
-          <w:lang w:val="vi-VN"/>
-        </w:rPr>
-      </w:pPr>
-      <w:r>
-        <w:rPr>
-          <w:lang w:val="vi-VN"/>
-        </w:rPr>
-        <w:t>2.1 Data Inside</w:t>
+        <w:spacing w:line="312" w:lineRule="auto"/>
+        <w:ind w:firstLine="360"/>
+        <w:jc w:val="both"/>
+        <w:rPr>
+          <w:sz w:val="26"/>
+          <w:szCs w:val="26"/>
+          <w:lang w:val="en-US"/>
+        </w:rPr>
+      </w:pPr>
+      <w:r>
+        <w:rPr>
+          <w:sz w:val="26"/>
+          <w:szCs w:val="26"/>
+          <w:lang w:val="en-US"/>
+        </w:rPr>
+        <w:t xml:space="preserve">Từ năm 2017 đến nay, NLP bước vào kỷ nguyên của Transformer và các mô hình ngôn ngữ lớn (Large Language Models – LLMs). Công nghệ chủ đạo là kiến trúc Transformer được giới thiệu trong bài báo Attention Is All You Need, cho phép xử lý song song và nắm bắt ngữ cảnh hiệu quả hơn so với RNN. Các mô hình hiện đại được huấn luyện trên dữ liệu cực lớn với phương pháp học tự giám sát, từ đó có khả năng thực hiện nhiều tác vụ NLP khác nhau mà không cần huấn luyện lại từ đầu. Một ví dụ tiêu biểu là GPT-3, có khả năng sinh văn bản tự nhiên gần giống con người. </w:t>
+      </w:r>
+      <w:r>
+        <w:rPr>
+          <w:sz w:val="26"/>
+          <w:szCs w:val="26"/>
+          <w:lang w:val="en-US"/>
+        </w:rPr>
+        <w:t>Giai đoạn này được đặc trưng bởi quy mô mô hình ngày càng lớn, hiệu năng vượt trội và khả năng tổng quát hóa cao.</w:t>
       </w:r>
     </w:p>
     <w:p>
       <w:pPr>
-        <w:rPr>
-          <w:lang w:val="vi-VN"/>
+        <w:spacing w:line="312" w:lineRule="auto"/>
+        <w:jc w:val="both"/>
+        <w:rPr>
+          <w:sz w:val="26"/>
+          <w:szCs w:val="26"/>
+          <w:lang w:val="en-US"/>
         </w:rPr>
       </w:pPr>
     </w:p>
     <w:p>
       <w:pPr>
-        <w:pStyle w:val="Heading2"/>
-        <w:rPr>
-          <w:lang w:val="vi-VN"/>
-        </w:rPr>
-      </w:pPr>
-      <w:r>
-        <w:rPr>
-          <w:lang w:val="vi-VN"/>
-        </w:rPr>
-        <w:t>2.2 Định nghĩa đầu vào đầu ra</w:t>
+        <w:pStyle w:val="ListParagraph"/>
+        <w:numPr>
+          <w:ilvl w:val="0"/>
+          <w:numId w:val="48"/>
+        </w:numPr>
+        <w:spacing w:line="312" w:lineRule="auto"/>
+        <w:ind w:left="540"/>
+        <w:jc w:val="both"/>
+        <w:rPr>
+          <w:b/>
+          <w:bCs/>
+          <w:sz w:val="28"/>
+          <w:szCs w:val="28"/>
+          <w:lang w:val="en-US"/>
+        </w:rPr>
+      </w:pPr>
+      <w:r>
+        <w:rPr>
+          <w:b/>
+          <w:bCs/>
+          <w:sz w:val="28"/>
+          <w:szCs w:val="28"/>
+          <w:lang w:val="en-US"/>
+        </w:rPr>
+        <w:t>Mô tả bài toán</w:t>
       </w:r>
     </w:p>
     <w:p>
       <w:pPr>
-        <w:pStyle w:val="Heading2"/>
-        <w:rPr>
-          <w:lang w:val="vi-VN"/>
-        </w:rPr>
-      </w:pPr>
+        <w:spacing w:line="312" w:lineRule="auto"/>
+        <w:ind w:firstLine="360"/>
+        <w:jc w:val="both"/>
+        <w:rPr>
+          <w:sz w:val="28"/>
+          <w:szCs w:val="28"/>
+          <w:lang w:val="en-US"/>
+        </w:rPr>
+      </w:pPr>
+      <w:r>
+        <w:rPr>
+          <w:sz w:val="28"/>
+          <w:szCs w:val="28"/>
+          <w:lang w:val="en-US"/>
+        </w:rPr>
+        <w:t>Bài toán dịch máy Anh – Việt (English–Vietnamese Machine Translation) là bài toán chuyển đổi tự động một câu hoặc đoạn văn từ ngôn ngữ nguồn (tiếng Anh) sang ngôn ngữ đích (tiếng Việt), sao cho nội dung được bảo toàn và cách diễn đạt phù hợp với ngữ pháp của ngôn ngữ đích.</w:t>
+      </w:r>
     </w:p>
     <w:p>
       <w:pPr>
-        <w:pStyle w:val="Heading2"/>
-        <w:rPr>
-          <w:lang w:val="vi-VN"/>
-        </w:rPr>
-      </w:pPr>
-      <w:r>
-        <w:rPr>
-          <w:lang w:val="vi-VN"/>
-        </w:rPr>
-        <w:t>2.2 Matrics đánh giá</w:t>
+        <w:pStyle w:val="ListParagraph"/>
+        <w:numPr>
+          <w:ilvl w:val="0"/>
+          <w:numId w:val="52"/>
+        </w:numPr>
+        <w:spacing w:line="312" w:lineRule="auto"/>
+        <w:ind w:left="720"/>
+        <w:jc w:val="both"/>
+        <w:rPr>
+          <w:sz w:val="28"/>
+          <w:szCs w:val="28"/>
+          <w:lang w:val="en-US"/>
+        </w:rPr>
+      </w:pPr>
+      <w:r>
+        <w:rPr>
+          <w:sz w:val="28"/>
+          <w:szCs w:val="28"/>
+          <w:lang w:val="en-US"/>
+        </w:rPr>
+        <w:t>Đ</w:t>
+      </w:r>
+      <w:r>
+        <w:rPr>
+          <w:sz w:val="28"/>
+          <w:szCs w:val="28"/>
+          <w:lang w:val="en-US"/>
+        </w:rPr>
+        <w:t>ầu vào của bài toán là một chuỗi ngôn ngữ tự nhiên bằng tiếng Anh</w:t>
+      </w:r>
+      <w:r>
+        <w:rPr>
+          <w:sz w:val="28"/>
+          <w:szCs w:val="28"/>
+          <w:lang w:val="en-US"/>
+        </w:rPr>
+        <w:t xml:space="preserve">, </w:t>
+      </w:r>
+      <w:r>
+        <w:rPr>
+          <w:sz w:val="28"/>
+          <w:szCs w:val="28"/>
+          <w:lang w:val="en-US"/>
+        </w:rPr>
+        <w:t>biểu diễn một câu hoặc đoạn văn cần dịch. Chuỗi này có thể được xem như một dãy các đơn vị ngôn ngữ (chẳng hạn từ hoặc ký hiệu), mang thông tin về ngữ nghĩa và cấu trúc của câu gốc.</w:t>
       </w:r>
     </w:p>
     <w:p>
       <w:pPr>
-        <w:rPr>
+        <w:spacing w:line="312" w:lineRule="auto"/>
+        <w:jc w:val="center"/>
+        <w:rPr>
+          <w:sz w:val="28"/>
+          <w:szCs w:val="28"/>
+          <w:lang w:val="en-US"/>
+        </w:rPr>
+      </w:pPr>
+      <m:oMathPara>
+        <m:oMath>
+          <m:r>
+            <w:rPr>
+              <w:rFonts w:ascii="Cambria Math" w:hAnsi="Cambria Math"/>
+              <w:sz w:val="28"/>
+              <w:szCs w:val="28"/>
+              <w:lang w:val="en-US"/>
+            </w:rPr>
+            <m:t>X=(</m:t>
+          </m:r>
+          <m:sSub>
+            <m:sSubPr>
+              <m:ctrlPr>
+                <w:rPr>
+                  <w:rFonts w:ascii="Cambria Math" w:hAnsi="Cambria Math"/>
+                  <w:i/>
+                  <w:sz w:val="28"/>
+                  <w:szCs w:val="28"/>
+                </w:rPr>
+              </m:ctrlPr>
+            </m:sSubPr>
+            <m:e>
+              <m:r>
+                <w:rPr>
+                  <w:rFonts w:ascii="Cambria Math" w:hAnsi="Cambria Math"/>
+                  <w:sz w:val="28"/>
+                  <w:szCs w:val="28"/>
+                </w:rPr>
+                <m:t>x</m:t>
+              </m:r>
+            </m:e>
+            <m:sub>
+              <m:r>
+                <w:rPr>
+                  <w:rFonts w:ascii="Cambria Math" w:hAnsi="Cambria Math"/>
+                  <w:sz w:val="28"/>
+                  <w:szCs w:val="28"/>
+                </w:rPr>
+                <m:t>1</m:t>
+              </m:r>
+            </m:sub>
+          </m:sSub>
+          <m:r>
+            <w:rPr>
+              <w:rFonts w:ascii="Cambria Math" w:hAnsi="Cambria Math"/>
+              <w:sz w:val="28"/>
+              <w:szCs w:val="28"/>
+            </w:rPr>
+            <m:t>​,</m:t>
+          </m:r>
+          <m:sSub>
+            <m:sSubPr>
+              <m:ctrlPr>
+                <w:rPr>
+                  <w:rFonts w:ascii="Cambria Math" w:hAnsi="Cambria Math"/>
+                  <w:i/>
+                  <w:sz w:val="28"/>
+                  <w:szCs w:val="28"/>
+                </w:rPr>
+              </m:ctrlPr>
+            </m:sSubPr>
+            <m:e>
+              <m:r>
+                <w:rPr>
+                  <w:rFonts w:ascii="Cambria Math" w:hAnsi="Cambria Math"/>
+                  <w:sz w:val="28"/>
+                  <w:szCs w:val="28"/>
+                </w:rPr>
+                <m:t>x</m:t>
+              </m:r>
+            </m:e>
+            <m:sub>
+              <m:r>
+                <w:rPr>
+                  <w:rFonts w:ascii="Cambria Math" w:hAnsi="Cambria Math"/>
+                  <w:sz w:val="28"/>
+                  <w:szCs w:val="28"/>
+                </w:rPr>
+                <m:t>2</m:t>
+              </m:r>
+            </m:sub>
+          </m:sSub>
+          <m:r>
+            <w:rPr>
+              <w:rFonts w:ascii="Cambria Math" w:hAnsi="Cambria Math"/>
+              <w:sz w:val="28"/>
+              <w:szCs w:val="28"/>
+            </w:rPr>
+            <m:t>​,...,</m:t>
+          </m:r>
+          <m:sSub>
+            <m:sSubPr>
+              <m:ctrlPr>
+                <w:rPr>
+                  <w:rFonts w:ascii="Cambria Math" w:hAnsi="Cambria Math"/>
+                  <w:i/>
+                  <w:sz w:val="28"/>
+                  <w:szCs w:val="28"/>
+                </w:rPr>
+              </m:ctrlPr>
+            </m:sSubPr>
+            <m:e>
+              <m:r>
+                <w:rPr>
+                  <w:rFonts w:ascii="Cambria Math" w:hAnsi="Cambria Math"/>
+                  <w:sz w:val="28"/>
+                  <w:szCs w:val="28"/>
+                </w:rPr>
+                <m:t>x</m:t>
+              </m:r>
+            </m:e>
+            <m:sub>
+              <m:r>
+                <w:rPr>
+                  <w:rFonts w:ascii="Cambria Math" w:hAnsi="Cambria Math"/>
+                  <w:sz w:val="28"/>
+                  <w:szCs w:val="28"/>
+                </w:rPr>
+                <m:t>m</m:t>
+              </m:r>
+            </m:sub>
+          </m:sSub>
+          <m:r>
+            <w:rPr>
+              <w:rFonts w:ascii="Cambria Math" w:hAnsi="Cambria Math"/>
+              <w:sz w:val="28"/>
+              <w:szCs w:val="28"/>
+              <w:lang w:val="en-US"/>
+            </w:rPr>
+            <m:t>​)</m:t>
+          </m:r>
+        </m:oMath>
+      </m:oMathPara>
+    </w:p>
+    <w:p>
+      <w:pPr>
+        <w:pStyle w:val="ListParagraph"/>
+        <w:numPr>
+          <w:ilvl w:val="0"/>
+          <w:numId w:val="52"/>
+        </w:numPr>
+        <w:spacing w:line="312" w:lineRule="auto"/>
+        <w:ind w:left="720"/>
+        <w:jc w:val="both"/>
+        <w:rPr>
+          <w:sz w:val="28"/>
+          <w:szCs w:val="28"/>
+          <w:lang w:val="en-US"/>
+        </w:rPr>
+      </w:pPr>
+      <w:r>
+        <w:rPr>
+          <w:sz w:val="28"/>
+          <w:szCs w:val="28"/>
+          <w:lang w:val="en-US"/>
+        </w:rPr>
+        <w:t>Đầu ra của bài toán là một chuỗi ngôn ngữ tự nhiên bằng tiếng Việt, tương ứng với bản dịch của câu đầu vào. Chuỗi đầu ra cần đảm bảo truyền đạt đúng nội dung của câu nguồn, đồng thời tuân thủ các quy tắc ngữ pháp và cách diễn đạt tự nhiên của tiếng Việt.</w:t>
+      </w:r>
+    </w:p>
+    <w:p>
+      <w:pPr>
+        <w:spacing w:line="312" w:lineRule="auto"/>
+        <w:jc w:val="both"/>
+        <w:rPr>
+          <w:sz w:val="28"/>
+          <w:szCs w:val="28"/>
+          <w:lang w:val="en-US"/>
+        </w:rPr>
+      </w:pPr>
+      <m:oMathPara>
+        <m:oMath>
+          <m:r>
+            <w:rPr>
+              <w:rFonts w:ascii="Cambria Math" w:hAnsi="Cambria Math"/>
+              <w:sz w:val="28"/>
+              <w:szCs w:val="28"/>
+            </w:rPr>
+            <m:t>Y=(</m:t>
+          </m:r>
+          <m:sSub>
+            <m:sSubPr>
+              <m:ctrlPr>
+                <w:rPr>
+                  <w:rFonts w:ascii="Cambria Math" w:hAnsi="Cambria Math"/>
+                  <w:i/>
+                  <w:sz w:val="28"/>
+                  <w:szCs w:val="28"/>
+                </w:rPr>
+              </m:ctrlPr>
+            </m:sSubPr>
+            <m:e>
+              <m:r>
+                <w:rPr>
+                  <w:rFonts w:ascii="Cambria Math" w:hAnsi="Cambria Math"/>
+                  <w:sz w:val="28"/>
+                  <w:szCs w:val="28"/>
+                </w:rPr>
+                <m:t>y</m:t>
+              </m:r>
+            </m:e>
+            <m:sub>
+              <m:r>
+                <w:rPr>
+                  <w:rFonts w:ascii="Cambria Math" w:hAnsi="Cambria Math"/>
+                  <w:sz w:val="28"/>
+                  <w:szCs w:val="28"/>
+                </w:rPr>
+                <m:t>1</m:t>
+              </m:r>
+            </m:sub>
+          </m:sSub>
+          <m:r>
+            <w:rPr>
+              <w:rFonts w:ascii="Cambria Math" w:hAnsi="Cambria Math"/>
+              <w:sz w:val="28"/>
+              <w:szCs w:val="28"/>
+            </w:rPr>
+            <m:t>​,</m:t>
+          </m:r>
+          <m:sSub>
+            <m:sSubPr>
+              <m:ctrlPr>
+                <w:rPr>
+                  <w:rFonts w:ascii="Cambria Math" w:hAnsi="Cambria Math"/>
+                  <w:i/>
+                  <w:sz w:val="28"/>
+                  <w:szCs w:val="28"/>
+                </w:rPr>
+              </m:ctrlPr>
+            </m:sSubPr>
+            <m:e>
+              <m:r>
+                <w:rPr>
+                  <w:rFonts w:ascii="Cambria Math" w:hAnsi="Cambria Math"/>
+                  <w:sz w:val="28"/>
+                  <w:szCs w:val="28"/>
+                </w:rPr>
+                <m:t>y</m:t>
+              </m:r>
+            </m:e>
+            <m:sub>
+              <m:r>
+                <w:rPr>
+                  <w:rFonts w:ascii="Cambria Math" w:hAnsi="Cambria Math"/>
+                  <w:sz w:val="28"/>
+                  <w:szCs w:val="28"/>
+                </w:rPr>
+                <m:t>2</m:t>
+              </m:r>
+            </m:sub>
+          </m:sSub>
+          <m:r>
+            <w:rPr>
+              <w:rFonts w:ascii="Cambria Math" w:hAnsi="Cambria Math"/>
+              <w:sz w:val="28"/>
+              <w:szCs w:val="28"/>
+            </w:rPr>
+            <m:t>​,...,</m:t>
+          </m:r>
+          <m:sSub>
+            <m:sSubPr>
+              <m:ctrlPr>
+                <w:rPr>
+                  <w:rFonts w:ascii="Cambria Math" w:hAnsi="Cambria Math"/>
+                  <w:i/>
+                  <w:sz w:val="28"/>
+                  <w:szCs w:val="28"/>
+                </w:rPr>
+              </m:ctrlPr>
+            </m:sSubPr>
+            <m:e>
+              <m:r>
+                <w:rPr>
+                  <w:rFonts w:ascii="Cambria Math" w:hAnsi="Cambria Math"/>
+                  <w:sz w:val="28"/>
+                  <w:szCs w:val="28"/>
+                </w:rPr>
+                <m:t>y</m:t>
+              </m:r>
+            </m:e>
+            <m:sub>
+              <m:r>
+                <w:rPr>
+                  <w:rFonts w:ascii="Cambria Math" w:hAnsi="Cambria Math"/>
+                  <w:sz w:val="28"/>
+                  <w:szCs w:val="28"/>
+                </w:rPr>
+                <m:t>m</m:t>
+              </m:r>
+            </m:sub>
+          </m:sSub>
+          <m:r>
+            <w:rPr>
+              <w:rFonts w:ascii="Cambria Math" w:hAnsi="Cambria Math"/>
+              <w:sz w:val="28"/>
+              <w:szCs w:val="28"/>
+            </w:rPr>
+            <m:t>​)</m:t>
+          </m:r>
+        </m:oMath>
+      </m:oMathPara>
+    </w:p>
+    <w:p>
+      <w:pPr>
+        <w:spacing w:line="312" w:lineRule="auto"/>
+        <w:ind w:firstLine="360"/>
+        <w:jc w:val="both"/>
+        <w:rPr>
+          <w:sz w:val="28"/>
+          <w:szCs w:val="28"/>
+          <w:lang w:val="en-US"/>
+        </w:rPr>
+      </w:pPr>
+      <w:r>
+        <w:rPr>
+          <w:sz w:val="28"/>
+          <w:szCs w:val="28"/>
+          <w:lang w:val="en-US"/>
+        </w:rPr>
+        <w:t xml:space="preserve">Mục tiêu của bài toán là xây dựng một mô hình hoặc phương pháp có khả năng học được mối quan hệ giữa hai ngôn ngữ, từ đó thực hiện ánh xạ từ câu nguồn </w:t>
+      </w:r>
+      <m:oMath>
+        <m:r>
+          <w:rPr>
+            <w:rFonts w:ascii="Cambria Math" w:hAnsi="Cambria Math"/>
+            <w:sz w:val="28"/>
+            <w:szCs w:val="28"/>
+            <w:lang w:val="en-US"/>
+          </w:rPr>
+          <m:t>X</m:t>
+        </m:r>
+      </m:oMath>
+      <w:r>
+        <w:rPr>
+          <w:sz w:val="28"/>
+          <w:szCs w:val="28"/>
+          <w:lang w:val="en-US"/>
+        </w:rPr>
+        <w:t xml:space="preserve"> sang câu đích </w:t>
+      </w:r>
+      <m:oMath>
+        <m:r>
+          <w:rPr>
+            <w:rFonts w:ascii="Cambria Math" w:hAnsi="Cambria Math"/>
+            <w:sz w:val="28"/>
+            <w:szCs w:val="28"/>
+            <w:lang w:val="en-US"/>
+          </w:rPr>
+          <m:t>Y</m:t>
+        </m:r>
+      </m:oMath>
+      <w:r>
+        <w:rPr>
+          <w:sz w:val="28"/>
+          <w:szCs w:val="28"/>
+          <w:lang w:val="en-US"/>
+        </w:rPr>
+        <w:t xml:space="preserve">. Nói cách khác, một mô hình tham số được huấn luyện trên tập dữ liệu song ngữ nhằm học phân phối xác suất có điều kiện </w:t>
+      </w:r>
+      <m:oMath>
+        <m:r>
+          <w:rPr>
+            <w:rFonts w:ascii="Cambria Math" w:hAnsi="Cambria Math"/>
+            <w:sz w:val="28"/>
+            <w:szCs w:val="28"/>
+            <w:lang w:val="en-US"/>
+          </w:rPr>
+          <m:t>P(Y</m:t>
+        </m:r>
+        <m:r>
+          <w:rPr>
+            <w:rFonts w:ascii="Cambria Math" w:hAnsi="Cambria Math" w:cs="Cambria Math"/>
+            <w:sz w:val="28"/>
+            <w:szCs w:val="28"/>
+            <w:lang w:val="en-US"/>
+          </w:rPr>
+          <m:t>∣</m:t>
+        </m:r>
+        <m:r>
+          <w:rPr>
+            <w:rFonts w:ascii="Cambria Math" w:hAnsi="Cambria Math"/>
+            <w:sz w:val="28"/>
+            <w:szCs w:val="28"/>
+            <w:lang w:val="en-US"/>
+          </w:rPr>
+          <m:t>X)</m:t>
+        </m:r>
+      </m:oMath>
+      <w:r>
+        <w:rPr>
+          <w:sz w:val="28"/>
+          <w:szCs w:val="28"/>
+          <w:lang w:val="en-US"/>
+        </w:rPr>
+        <w:t xml:space="preserve">. Sau khi mô hình được huấn luyện, quá trình dịch tương ứng với việc tìm kiếm câu </w:t>
+      </w:r>
+      <m:oMath>
+        <m:r>
+          <w:rPr>
+            <w:rFonts w:ascii="Cambria Math" w:hAnsi="Cambria Math"/>
+            <w:sz w:val="28"/>
+            <w:szCs w:val="28"/>
+            <w:lang w:val="en-US"/>
+          </w:rPr>
+          <m:t>Y</m:t>
+        </m:r>
+      </m:oMath>
+      <w:r>
+        <w:rPr>
+          <w:sz w:val="28"/>
+          <w:szCs w:val="28"/>
+          <w:lang w:val="en-US"/>
+        </w:rPr>
+        <w:t xml:space="preserve"> có xác suất lớn nhất đối với câu nguồn đã cho:</w:t>
+      </w:r>
+    </w:p>
+    <w:p>
+      <w:pPr>
+        <w:spacing w:line="312" w:lineRule="auto"/>
+        <w:ind w:firstLine="360"/>
+        <w:jc w:val="both"/>
+        <w:rPr>
+          <w:sz w:val="28"/>
+          <w:szCs w:val="28"/>
+          <w:lang w:val="en-US"/>
+        </w:rPr>
+      </w:pPr>
+      <m:oMathPara>
+        <m:oMath>
+          <m:sSup>
+            <m:sSupPr>
+              <m:ctrlPr>
+                <w:rPr>
+                  <w:rFonts w:ascii="Cambria Math" w:hAnsi="Cambria Math"/>
+                  <w:i/>
+                  <w:sz w:val="28"/>
+                  <w:szCs w:val="28"/>
+                </w:rPr>
+              </m:ctrlPr>
+            </m:sSupPr>
+            <m:e>
+              <m:r>
+                <w:rPr>
+                  <w:rFonts w:ascii="Cambria Math" w:hAnsi="Cambria Math"/>
+                  <w:sz w:val="28"/>
+                  <w:szCs w:val="28"/>
+                </w:rPr>
+                <m:t>Y</m:t>
+              </m:r>
+            </m:e>
+            <m:sup>
+              <m:r>
+                <w:rPr>
+                  <w:rFonts w:ascii="Cambria Math" w:hAnsi="Cambria Math"/>
+                  <w:sz w:val="28"/>
+                  <w:szCs w:val="28"/>
+                </w:rPr>
+                <m:t>*</m:t>
+              </m:r>
+            </m:sup>
+          </m:sSup>
+          <m:r>
+            <w:rPr>
+              <w:rFonts w:ascii="Cambria Math" w:hAnsi="Cambria Math"/>
+              <w:sz w:val="28"/>
+              <w:szCs w:val="28"/>
+            </w:rPr>
+            <m:t>=</m:t>
+          </m:r>
+          <m:sSub>
+            <m:sSubPr>
+              <m:ctrlPr>
+                <w:rPr>
+                  <w:rFonts w:ascii="Cambria Math" w:hAnsi="Cambria Math"/>
+                  <w:i/>
+                  <w:sz w:val="28"/>
+                  <w:szCs w:val="28"/>
+                </w:rPr>
+              </m:ctrlPr>
+            </m:sSubPr>
+            <m:e>
+              <m:r>
+                <w:rPr>
+                  <w:rFonts w:ascii="Cambria Math" w:hAnsi="Cambria Math"/>
+                  <w:sz w:val="28"/>
+                  <w:szCs w:val="28"/>
+                </w:rPr>
+                <m:t>argmax</m:t>
+              </m:r>
+            </m:e>
+            <m:sub>
+              <m:r>
+                <w:rPr>
+                  <w:rFonts w:ascii="Cambria Math" w:hAnsi="Cambria Math"/>
+                  <w:sz w:val="28"/>
+                  <w:szCs w:val="28"/>
+                </w:rPr>
+                <m:t>Y</m:t>
+              </m:r>
+            </m:sub>
+          </m:sSub>
+          <m:r>
+            <w:rPr>
+              <w:rFonts w:ascii="Cambria Math" w:hAnsi="Cambria Math"/>
+              <w:sz w:val="28"/>
+              <w:szCs w:val="28"/>
+            </w:rPr>
+            <m:t>​P(Y</m:t>
+          </m:r>
+          <m:r>
+            <w:rPr>
+              <w:rFonts w:ascii="Cambria Math" w:hAnsi="Cambria Math" w:cs="Cambria Math"/>
+              <w:sz w:val="28"/>
+              <w:szCs w:val="28"/>
+            </w:rPr>
+            <m:t>|</m:t>
+          </m:r>
+          <m:r>
+            <w:rPr>
+              <w:rFonts w:ascii="Cambria Math" w:hAnsi="Cambria Math"/>
+              <w:sz w:val="28"/>
+              <w:szCs w:val="28"/>
+            </w:rPr>
+            <m:t>X)</m:t>
+          </m:r>
+        </m:oMath>
+      </m:oMathPara>
+    </w:p>
+    <w:p>
+      <w:pPr>
+        <w:spacing w:line="312" w:lineRule="auto"/>
+        <w:ind w:firstLine="360"/>
+        <w:jc w:val="both"/>
+        <w:rPr>
+          <w:b/>
+          <w:bCs/>
+          <w:sz w:val="28"/>
+          <w:szCs w:val="28"/>
+          <w:lang w:val="en-US"/>
+        </w:rPr>
+      </w:pPr>
+    </w:p>
+    <w:p>
+      <w:pPr>
+        <w:pStyle w:val="ListParagraph"/>
+        <w:numPr>
+          <w:ilvl w:val="0"/>
+          <w:numId w:val="50"/>
+        </w:numPr>
+        <w:spacing w:line="312" w:lineRule="auto"/>
+        <w:jc w:val="both"/>
+        <w:rPr>
+          <w:b/>
+          <w:bCs/>
+          <w:sz w:val="26"/>
+          <w:szCs w:val="26"/>
+          <w:lang w:val="en-US"/>
+        </w:rPr>
+      </w:pPr>
+      <w:r>
+        <w:rPr>
+          <w:b/>
+          <w:bCs/>
+          <w:sz w:val="26"/>
+          <w:szCs w:val="26"/>
+          <w:lang w:val="en-US"/>
+        </w:rPr>
+        <w:t>Phân tích dữ liệu</w:t>
+      </w:r>
+    </w:p>
+    <w:p>
+      <w:pPr>
+        <w:spacing w:line="312" w:lineRule="auto"/>
+        <w:ind w:firstLine="360"/>
+        <w:jc w:val="both"/>
+        <w:rPr>
+          <w:sz w:val="26"/>
+          <w:szCs w:val="26"/>
+          <w:lang w:val="en-US"/>
+        </w:rPr>
+      </w:pPr>
+      <w:r>
+        <w:rPr>
+          <w:sz w:val="26"/>
+          <w:szCs w:val="26"/>
+          <w:lang w:val="en-US"/>
+        </w:rPr>
+        <w:t>Dữ liệu được sử dụng trong nghiên cứu là IWSLT’15 English–Vietnamese (EN–VI), được giới thiệu trong hệ thống dịch máy tham gia cuộc thi IWSLT 2015. Dữ liệu được xây dựng từ các bài diễn thuyết TED Talks, thuộc miền ngôn ngữ hội thoại (spoken domain). Tập dữ liệu được thu thập từ các bài nói tự nhiên, do đó mang đặc trưng của ngôn ngữ giao tiếp, với nội dung đa dạng về nhiều chủ đề khác nhau.</w:t>
+      </w:r>
+    </w:p>
+    <w:p>
+      <w:pPr>
+        <w:spacing w:line="312" w:lineRule="auto"/>
+        <w:ind w:firstLine="360"/>
+        <w:jc w:val="both"/>
+        <w:rPr>
+          <w:sz w:val="26"/>
+          <w:szCs w:val="26"/>
+          <w:lang w:val="en-US"/>
+        </w:rPr>
+      </w:pPr>
+      <w:r>
+        <w:rPr>
+          <w:sz w:val="26"/>
+          <w:szCs w:val="26"/>
+          <w:lang w:val="en-US"/>
+        </w:rPr>
+        <w:t>Tập dữ liệu bao gồm</w:t>
+      </w:r>
+      <w:r>
+        <w:rPr>
+          <w:sz w:val="26"/>
+          <w:szCs w:val="26"/>
+          <w:lang w:val="en-US"/>
+        </w:rPr>
+        <w:t>:</w:t>
+      </w:r>
+    </w:p>
+    <w:p>
+      <w:pPr>
+        <w:pStyle w:val="ListParagraph"/>
+        <w:numPr>
+          <w:ilvl w:val="0"/>
+          <w:numId w:val="52"/>
+        </w:numPr>
+        <w:spacing w:line="312" w:lineRule="auto"/>
+        <w:jc w:val="both"/>
+        <w:rPr>
+          <w:sz w:val="26"/>
+          <w:szCs w:val="26"/>
+          <w:lang w:val="en-US"/>
+        </w:rPr>
+      </w:pPr>
+      <w:r>
+        <w:rPr>
+          <w:sz w:val="26"/>
+          <w:szCs w:val="26"/>
+          <w:lang w:val="en-US"/>
+        </w:rPr>
+        <w:t xml:space="preserve">Train: </w:t>
+      </w:r>
+      <w:r>
+        <w:rPr>
+          <w:sz w:val="26"/>
+          <w:szCs w:val="26"/>
+        </w:rPr>
+        <w:t>133317</w:t>
+      </w:r>
+      <w:r>
+        <w:rPr>
+          <w:sz w:val="26"/>
+          <w:szCs w:val="26"/>
+          <w:lang w:val="en-US"/>
+        </w:rPr>
+        <w:t xml:space="preserve"> cặp </w:t>
+      </w:r>
+      <w:r>
+        <w:rPr>
+          <w:sz w:val="26"/>
+          <w:szCs w:val="26"/>
+          <w:lang w:val="en-US"/>
+        </w:rPr>
+        <w:t>câu</w:t>
+      </w:r>
+    </w:p>
+    <w:p>
+      <w:pPr>
+        <w:pStyle w:val="ListParagraph"/>
+        <w:numPr>
+          <w:ilvl w:val="0"/>
+          <w:numId w:val="52"/>
+        </w:numPr>
+        <w:spacing w:line="312" w:lineRule="auto"/>
+        <w:jc w:val="both"/>
+        <w:rPr>
+          <w:sz w:val="26"/>
+          <w:szCs w:val="26"/>
+          <w:lang w:val="en-US"/>
+        </w:rPr>
+      </w:pPr>
+      <w:r>
+        <w:rPr>
+          <w:sz w:val="26"/>
+          <w:szCs w:val="26"/>
+          <w:lang w:val="en-US"/>
+        </w:rPr>
+        <w:t xml:space="preserve">Validation (Dev): 1,553 </w:t>
+      </w:r>
+      <w:r>
+        <w:rPr>
+          <w:sz w:val="26"/>
+          <w:szCs w:val="26"/>
+          <w:lang w:val="en-US"/>
+        </w:rPr>
+        <w:t xml:space="preserve">cặp </w:t>
+      </w:r>
+      <w:r>
+        <w:rPr>
+          <w:sz w:val="26"/>
+          <w:szCs w:val="26"/>
+          <w:lang w:val="en-US"/>
+        </w:rPr>
+        <w:t>câu</w:t>
+      </w:r>
+    </w:p>
+    <w:p>
+      <w:pPr>
+        <w:pStyle w:val="ListParagraph"/>
+        <w:numPr>
+          <w:ilvl w:val="0"/>
+          <w:numId w:val="52"/>
+        </w:numPr>
+        <w:spacing w:line="312" w:lineRule="auto"/>
+        <w:jc w:val="both"/>
+        <w:rPr>
+          <w:sz w:val="26"/>
+          <w:szCs w:val="26"/>
+          <w:lang w:val="en-US"/>
+        </w:rPr>
+      </w:pPr>
+      <w:r>
+        <w:rPr>
+          <w:sz w:val="26"/>
+          <w:szCs w:val="26"/>
+          <w:lang w:val="en-US"/>
+        </w:rPr>
+        <w:t>Test: 1,268</w:t>
+      </w:r>
+      <w:r>
+        <w:rPr>
+          <w:sz w:val="26"/>
+          <w:szCs w:val="26"/>
+          <w:lang w:val="en-US"/>
+        </w:rPr>
+        <w:t xml:space="preserve"> cặp</w:t>
+      </w:r>
+      <w:r>
+        <w:rPr>
+          <w:sz w:val="26"/>
+          <w:szCs w:val="26"/>
+          <w:lang w:val="en-US"/>
+        </w:rPr>
+        <w:t xml:space="preserve"> câu</w:t>
+      </w:r>
+    </w:p>
+    <w:p>
+      <w:pPr>
+        <w:spacing w:line="312" w:lineRule="auto"/>
+        <w:ind w:firstLine="360"/>
+        <w:jc w:val="both"/>
+        <w:rPr>
+          <w:sz w:val="26"/>
+          <w:szCs w:val="26"/>
+          <w:lang w:val="en-US"/>
+        </w:rPr>
+      </w:pPr>
+      <w:r>
+        <w:rPr>
+          <w:sz w:val="26"/>
+          <w:szCs w:val="26"/>
+          <w:lang w:val="en-US"/>
+        </w:rPr>
+        <w:lastRenderedPageBreak/>
+        <w:t>Trong tập dữ liệu</w:t>
+      </w:r>
+      <w:r>
+        <w:rPr>
+          <w:sz w:val="26"/>
+          <w:szCs w:val="26"/>
+          <w:lang w:val="en-US"/>
+        </w:rPr>
+        <w:t>, văn bản tiếng Anh và tiếng Việt vẫn tồn tại đầy đủ quy tắc viết hoa tự nhiên, bao gồm chữ cái đầu câu, tên riêng và các danh từ riêng.</w:t>
+      </w:r>
+      <w:r>
+        <w:rPr>
+          <w:sz w:val="26"/>
+          <w:szCs w:val="26"/>
+          <w:lang w:val="en-US"/>
+        </w:rPr>
+        <w:t xml:space="preserve"> </w:t>
+      </w:r>
+      <w:r>
+        <w:rPr>
+          <w:sz w:val="26"/>
+          <w:szCs w:val="26"/>
+          <w:lang w:val="en-US"/>
+        </w:rPr>
+        <w:t xml:space="preserve">Ngoài ra xuất hiện </w:t>
+      </w:r>
+      <w:r>
+        <w:rPr>
+          <w:sz w:val="26"/>
+          <w:szCs w:val="26"/>
+          <w:lang w:val="en-US"/>
+        </w:rPr>
+        <w:t>các ký tự HTML entity</w:t>
+      </w:r>
+      <w:r>
+        <w:rPr>
+          <w:sz w:val="26"/>
+          <w:szCs w:val="26"/>
+          <w:lang w:val="en-US"/>
+        </w:rPr>
+        <w:t>:</w:t>
+      </w:r>
+    </w:p>
+    <w:p>
+      <w:pPr>
+        <w:pStyle w:val="ListParagraph"/>
+        <w:numPr>
+          <w:ilvl w:val="0"/>
+          <w:numId w:val="53"/>
+        </w:numPr>
+        <w:spacing w:line="312" w:lineRule="auto"/>
+        <w:jc w:val="both"/>
+        <w:rPr>
+          <w:sz w:val="26"/>
+          <w:szCs w:val="26"/>
+          <w:lang w:val="en-US"/>
+        </w:rPr>
+      </w:pPr>
+      <w:r>
+        <w:rPr>
+          <w:sz w:val="26"/>
+          <w:szCs w:val="26"/>
+          <w:lang w:val="en-US"/>
+        </w:rPr>
+        <w:t>&amp;quot;</w:t>
+      </w:r>
+      <w:r>
+        <w:rPr>
+          <w:sz w:val="26"/>
+          <w:szCs w:val="26"/>
+          <w:lang w:val="en-US"/>
+        </w:rPr>
+        <w:t xml:space="preserve"> → </w:t>
+      </w:r>
+      <w:r>
+        <w:rPr>
+          <w:sz w:val="26"/>
+          <w:szCs w:val="26"/>
+        </w:rPr>
+        <w:t>dấu "</w:t>
+      </w:r>
+    </w:p>
+    <w:p>
+      <w:pPr>
+        <w:pStyle w:val="ListParagraph"/>
+        <w:numPr>
+          <w:ilvl w:val="0"/>
+          <w:numId w:val="53"/>
+        </w:numPr>
+        <w:spacing w:line="312" w:lineRule="auto"/>
+        <w:jc w:val="both"/>
+        <w:rPr>
+          <w:sz w:val="26"/>
+          <w:szCs w:val="26"/>
+          <w:lang w:val="en-US"/>
+        </w:rPr>
+      </w:pPr>
+      <w:r>
+        <w:rPr>
+          <w:sz w:val="26"/>
+          <w:szCs w:val="26"/>
+          <w:lang w:val="en-US"/>
+        </w:rPr>
+        <w:t>&amp;apos;</w:t>
+      </w:r>
+      <w:r>
+        <w:rPr>
+          <w:sz w:val="26"/>
+          <w:szCs w:val="26"/>
+          <w:lang w:val="en-US"/>
+        </w:rPr>
+        <w:t xml:space="preserve"> → dấu ‘</w:t>
+      </w:r>
+    </w:p>
+    <w:p>
+      <w:pPr>
+        <w:pStyle w:val="ListParagraph"/>
+        <w:numPr>
+          <w:ilvl w:val="0"/>
+          <w:numId w:val="53"/>
+        </w:numPr>
+        <w:spacing w:line="312" w:lineRule="auto"/>
+        <w:jc w:val="both"/>
+        <w:rPr>
+          <w:sz w:val="26"/>
+          <w:szCs w:val="26"/>
+          <w:lang w:val="en-US"/>
+        </w:rPr>
+      </w:pPr>
+      <w:r>
+        <w:rPr>
+          <w:sz w:val="26"/>
+          <w:szCs w:val="26"/>
+          <w:lang w:val="en-US"/>
+        </w:rPr>
+        <w:t xml:space="preserve">&amp;amp; </w:t>
+      </w:r>
+      <w:r>
+        <w:rPr>
+          <w:sz w:val="26"/>
+          <w:szCs w:val="26"/>
+          <w:lang w:val="en-US"/>
+        </w:rPr>
+        <w:t>→ dấu &amp;</w:t>
+      </w:r>
+    </w:p>
+    <w:p>
+      <w:pPr>
+        <w:spacing w:line="312" w:lineRule="auto"/>
+        <w:jc w:val="both"/>
+        <w:rPr>
+          <w:sz w:val="26"/>
+          <w:szCs w:val="26"/>
+          <w:lang w:val="en-US"/>
+        </w:rPr>
+      </w:pPr>
+      <w:r>
+        <w:rPr>
+          <w:sz w:val="26"/>
+          <w:szCs w:val="26"/>
+          <w:lang w:val="en-US"/>
+        </w:rPr>
+        <w:t xml:space="preserve">→ </w:t>
+      </w:r>
+      <w:r>
+        <w:rPr>
+          <w:sz w:val="26"/>
+          <w:szCs w:val="26"/>
+          <w:lang w:val="en-US"/>
+        </w:rPr>
+        <w:t xml:space="preserve">phản ánh đặc điểm của dữ liệu được thu thập từ nguồn web và chưa được chuẩn hóa hoàn toàn. </w:t>
+      </w:r>
+    </w:p>
+    <w:p>
+      <w:pPr>
+        <w:spacing w:line="312" w:lineRule="auto"/>
+        <w:ind w:firstLine="360"/>
+        <w:jc w:val="both"/>
+        <w:rPr>
+          <w:sz w:val="26"/>
+          <w:szCs w:val="26"/>
+          <w:lang w:val="en-US"/>
+        </w:rPr>
+      </w:pPr>
+      <w:r>
+        <w:rPr>
+          <w:sz w:val="26"/>
+          <w:szCs w:val="26"/>
+          <w:lang w:val="en-US"/>
+        </w:rPr>
+        <w:t>Các c</w:t>
+      </w:r>
+      <w:r>
+        <w:rPr>
+          <w:sz w:val="26"/>
+          <w:szCs w:val="26"/>
+          <w:lang w:val="en-US"/>
+        </w:rPr>
+        <w:t>âu tiếng Anh có độ dài trung bình khoảng 20 từ, trong khi câu tiếng Việt dài hơn với trung bình khoảng 24 từ.</w:t>
+      </w:r>
+      <w:r>
+        <w:rPr>
+          <w:sz w:val="26"/>
+          <w:szCs w:val="26"/>
+          <w:lang w:val="en-US"/>
+        </w:rPr>
+        <w:t xml:space="preserve"> </w:t>
+      </w:r>
+      <w:r>
+        <w:rPr>
+          <w:sz w:val="26"/>
+          <w:szCs w:val="26"/>
+          <w:lang w:val="en-US"/>
+        </w:rPr>
+        <w:t xml:space="preserve">Ngoài ra, tập dữ liệu tồn tại một số </w:t>
+      </w:r>
+      <w:r>
+        <w:rPr>
+          <w:sz w:val="26"/>
+          <w:szCs w:val="26"/>
+          <w:lang w:val="en-US"/>
+        </w:rPr>
+        <w:t>các trường hợp ngoại lệ</w:t>
+      </w:r>
+      <w:r>
+        <w:rPr>
+          <w:sz w:val="26"/>
+          <w:szCs w:val="26"/>
+          <w:lang w:val="en-US"/>
+        </w:rPr>
+        <w:t xml:space="preserve"> với </w:t>
+      </w:r>
+      <w:r>
+        <w:rPr>
+          <w:sz w:val="26"/>
+          <w:szCs w:val="26"/>
+          <w:lang w:val="en-US"/>
+        </w:rPr>
+        <w:t>câu rất dài 628 từ cho tiếng Anh và 850 từ cho tiếng Việt</w:t>
+      </w:r>
+      <w:r>
+        <w:rPr>
+          <w:sz w:val="26"/>
+          <w:szCs w:val="26"/>
+          <w:lang w:val="en-US"/>
+        </w:rPr>
+        <w:t>.</w:t>
+      </w:r>
+      <w:r>
+        <w:rPr>
+          <w:sz w:val="26"/>
+          <w:szCs w:val="26"/>
+          <w:lang w:val="en-US"/>
+        </w:rPr>
+        <w:t xml:space="preserve"> </w:t>
+      </w:r>
+    </w:p>
+    <w:p>
+      <w:pPr>
+        <w:keepNext/>
+        <w:spacing w:line="312" w:lineRule="auto"/>
+        <w:ind w:firstLine="360"/>
+        <w:jc w:val="both"/>
+      </w:pPr>
+      <w:r>
+        <w:rPr>
+          <w:sz w:val="26"/>
+          <w:szCs w:val="26"/>
+          <w:lang w:val="en-US"/>
+        </w:rPr>
+        <w:drawing>
+          <wp:inline distT="0" distB="0" distL="0" distR="0" wp14:anchorId="52A15C79" wp14:editId="24EF5A24">
+            <wp:extent cx="2743200" cy="2129467"/>
+            <wp:effectExtent l="0" t="0" r="0" b="4445"/>
+            <wp:docPr id="1100323036" name="Picture 1"/>
+            <wp:cNvGraphicFramePr>
+              <a:graphicFrameLocks xmlns:a="http://schemas.openxmlformats.org/drawingml/2006/main" noChangeAspect="1"/>
+            </wp:cNvGraphicFramePr>
+            <a:graphic xmlns:a="http://schemas.openxmlformats.org/drawingml/2006/main">
+              <a:graphicData uri="http://schemas.openxmlformats.org/drawingml/2006/picture">
+                <pic:pic xmlns:pic="http://schemas.openxmlformats.org/drawingml/2006/picture">
+                  <pic:nvPicPr>
+                    <pic:cNvPr id="1100323036" name=""/>
+                    <pic:cNvPicPr/>
+                  </pic:nvPicPr>
+                  <pic:blipFill>
+                    <a:blip r:embed="rId9"/>
+                    <a:stretch>
+                      <a:fillRect/>
+                    </a:stretch>
+                  </pic:blipFill>
+                  <pic:spPr>
+                    <a:xfrm>
+                      <a:off x="0" y="0"/>
+                      <a:ext cx="2743200" cy="2129467"/>
+                    </a:xfrm>
+                    <a:prstGeom prst="rect">
+                      <a:avLst/>
+                    </a:prstGeom>
+                  </pic:spPr>
+                </pic:pic>
+              </a:graphicData>
+            </a:graphic>
+          </wp:inline>
+        </w:drawing>
+      </w:r>
+      <w:r>
+        <w:rPr>
+          <w:sz w:val="26"/>
+          <w:szCs w:val="26"/>
+          <w:lang w:val="en-US"/>
+        </w:rPr>
+        <w:drawing>
+          <wp:inline distT="0" distB="0" distL="0" distR="0" wp14:anchorId="71EE592B" wp14:editId="2E2D117B">
+            <wp:extent cx="2743200" cy="2129468"/>
+            <wp:effectExtent l="0" t="0" r="0" b="4445"/>
+            <wp:docPr id="1579189039" name="Picture 1"/>
+            <wp:cNvGraphicFramePr>
+              <a:graphicFrameLocks xmlns:a="http://schemas.openxmlformats.org/drawingml/2006/main" noChangeAspect="1"/>
+            </wp:cNvGraphicFramePr>
+            <a:graphic xmlns:a="http://schemas.openxmlformats.org/drawingml/2006/main">
+              <a:graphicData uri="http://schemas.openxmlformats.org/drawingml/2006/picture">
+                <pic:pic xmlns:pic="http://schemas.openxmlformats.org/drawingml/2006/picture">
+                  <pic:nvPicPr>
+                    <pic:cNvPr id="1579189039" name=""/>
+                    <pic:cNvPicPr/>
+                  </pic:nvPicPr>
+                  <pic:blipFill>
+                    <a:blip r:embed="rId10"/>
+                    <a:stretch>
+                      <a:fillRect/>
+                    </a:stretch>
+                  </pic:blipFill>
+                  <pic:spPr>
+                    <a:xfrm>
+                      <a:off x="0" y="0"/>
+                      <a:ext cx="2743200" cy="2129468"/>
+                    </a:xfrm>
+                    <a:prstGeom prst="rect">
+                      <a:avLst/>
+                    </a:prstGeom>
+                  </pic:spPr>
+                </pic:pic>
+              </a:graphicData>
+            </a:graphic>
+          </wp:inline>
+        </w:drawing>
+      </w:r>
+    </w:p>
+    <w:p>
+      <w:pPr>
+        <w:pStyle w:val="Caption"/>
+        <w:jc w:val="center"/>
+        <w:rPr>
+          <w:sz w:val="26"/>
+          <w:szCs w:val="26"/>
+          <w:lang w:val="en-US"/>
+        </w:rPr>
+      </w:pPr>
+      <w:r>
+        <w:t xml:space="preserve">Hình </w:t>
+      </w:r>
+      <w:r>
+        <w:fldChar w:fldCharType="begin"/>
+      </w:r>
+      <w:r>
+        <w:instrText xml:space="preserve"> SEQ Hình \* ARABIC </w:instrText>
+      </w:r>
+      <w:r>
+        <w:fldChar w:fldCharType="separate"/>
+      </w:r>
+      <w:r>
+        <w:rPr>
+          <w:noProof/>
+        </w:rPr>
+        <w:t>1</w:t>
+      </w:r>
+      <w:r>
+        <w:fldChar w:fldCharType="end"/>
+      </w:r>
+      <w:r>
+        <w:t>. Phân phối số từ trong câu của tập train.</w:t>
+      </w:r>
+    </w:p>
+    <w:p>
+      <w:pPr>
+        <w:spacing w:line="312" w:lineRule="auto"/>
+        <w:ind w:firstLine="360"/>
+        <w:jc w:val="both"/>
+        <w:rPr>
+          <w:sz w:val="26"/>
+          <w:szCs w:val="26"/>
+          <w:lang w:val="en-US"/>
+        </w:rPr>
+      </w:pPr>
+      <w:r>
+        <w:rPr>
+          <w:sz w:val="26"/>
+          <w:szCs w:val="26"/>
+          <w:lang w:val="en-US"/>
+        </w:rPr>
+        <w:t xml:space="preserve">Phân tích tỷ lệ số từ trong cặp câu tiếng Anh và tiếng Việt cho thấy </w:t>
+      </w:r>
+      <w:r>
+        <w:rPr>
+          <w:sz w:val="26"/>
+          <w:szCs w:val="26"/>
+          <w:lang w:val="en-US"/>
+        </w:rPr>
+        <w:t>rằng câu tiếng Việt thường dài hơn tiếng Anh trong cùng một nội dung do khác biệt về cấu trúc cú pháp và cách diễn đạt. Phần lớn các cặp câu tập trung trong khoảng tỷ lệ ổn định (xấp xỉ 1.0</w:t>
+      </w:r>
+      <w:r>
+        <w:rPr>
+          <w:sz w:val="26"/>
+          <w:szCs w:val="26"/>
+          <w:lang w:val="en-US"/>
+        </w:rPr>
+        <w:t xml:space="preserve"> </w:t>
+      </w:r>
+      <w:r>
+        <w:rPr>
+          <w:sz w:val="26"/>
+          <w:szCs w:val="26"/>
+          <w:lang w:val="en-US"/>
+        </w:rPr>
+        <w:t>–</w:t>
+      </w:r>
+      <w:r>
+        <w:rPr>
+          <w:sz w:val="26"/>
+          <w:szCs w:val="26"/>
+          <w:lang w:val="en-US"/>
+        </w:rPr>
+        <w:t xml:space="preserve"> </w:t>
+      </w:r>
+      <w:r>
+        <w:rPr>
+          <w:sz w:val="26"/>
+          <w:szCs w:val="26"/>
+          <w:lang w:val="en-US"/>
+        </w:rPr>
+        <w:t>1.5)</w:t>
+      </w:r>
+      <w:r>
+        <w:rPr>
+          <w:sz w:val="26"/>
+          <w:szCs w:val="26"/>
+          <w:lang w:val="en-US"/>
+        </w:rPr>
+        <w:t>.</w:t>
+      </w:r>
+    </w:p>
+    <w:p>
+      <w:pPr>
+        <w:keepNext/>
+        <w:spacing w:line="312" w:lineRule="auto"/>
+        <w:ind w:firstLine="360"/>
+        <w:jc w:val="center"/>
+      </w:pPr>
+      <w:r>
+        <w:rPr>
+          <w:sz w:val="26"/>
+          <w:szCs w:val="26"/>
+          <w:lang w:val="en-US"/>
+        </w:rPr>
+        <w:drawing>
+          <wp:inline distT="0" distB="0" distL="0" distR="0" wp14:anchorId="2BF6794A" wp14:editId="5660244B">
+            <wp:extent cx="2743200" cy="2084832"/>
+            <wp:effectExtent l="0" t="0" r="0" b="0"/>
+            <wp:docPr id="506180084" name="Picture 1"/>
+            <wp:cNvGraphicFramePr>
+              <a:graphicFrameLocks xmlns:a="http://schemas.openxmlformats.org/drawingml/2006/main" noChangeAspect="1"/>
+            </wp:cNvGraphicFramePr>
+            <a:graphic xmlns:a="http://schemas.openxmlformats.org/drawingml/2006/main">
+              <a:graphicData uri="http://schemas.openxmlformats.org/drawingml/2006/picture">
+                <pic:pic xmlns:pic="http://schemas.openxmlformats.org/drawingml/2006/picture">
+                  <pic:nvPicPr>
+                    <pic:cNvPr id="506180084" name=""/>
+                    <pic:cNvPicPr/>
+                  </pic:nvPicPr>
+                  <pic:blipFill>
+                    <a:blip r:embed="rId11"/>
+                    <a:stretch>
+                      <a:fillRect/>
+                    </a:stretch>
+                  </pic:blipFill>
+                  <pic:spPr>
+                    <a:xfrm>
+                      <a:off x="0" y="0"/>
+                      <a:ext cx="2743200" cy="2084832"/>
+                    </a:xfrm>
+                    <a:prstGeom prst="rect">
+                      <a:avLst/>
+                    </a:prstGeom>
+                  </pic:spPr>
+                </pic:pic>
+              </a:graphicData>
+            </a:graphic>
+          </wp:inline>
+        </w:drawing>
+      </w:r>
+    </w:p>
+    <w:p>
+      <w:pPr>
+        <w:pStyle w:val="Caption"/>
+        <w:jc w:val="center"/>
+        <w:rPr>
+          <w:sz w:val="26"/>
+          <w:szCs w:val="26"/>
+        </w:rPr>
+      </w:pPr>
+      <w:r>
+        <w:t xml:space="preserve">Hình </w:t>
+      </w:r>
+      <w:r>
+        <w:fldChar w:fldCharType="begin"/>
+      </w:r>
+      <w:r>
+        <w:instrText xml:space="preserve"> SEQ Hình \* ARABIC </w:instrText>
+      </w:r>
+      <w:r>
+        <w:fldChar w:fldCharType="separate"/>
+      </w:r>
+      <w:r>
+        <w:rPr>
+          <w:noProof/>
+        </w:rPr>
+        <w:t>2</w:t>
+      </w:r>
+      <w:r>
+        <w:fldChar w:fldCharType="end"/>
+      </w:r>
+      <w:r>
+        <w:t xml:space="preserve">. </w:t>
+      </w:r>
+      <w:r>
+        <w:t xml:space="preserve">Phân phối </w:t>
+      </w:r>
+      <w:r>
+        <w:t xml:space="preserve">tỷ lệ </w:t>
+      </w:r>
+      <w:r>
+        <w:t>s</w:t>
+      </w:r>
+      <w:r>
+        <w:t>ố</w:t>
+      </w:r>
+      <w:r>
+        <w:t xml:space="preserve"> từ trong câu của tập train</w:t>
+      </w:r>
+    </w:p>
+    <w:p>
+      <w:pPr>
+        <w:spacing w:line="312" w:lineRule="auto"/>
+        <w:ind w:firstLine="360"/>
+        <w:jc w:val="both"/>
+        <w:rPr>
+          <w:noProof/>
+          <w14:ligatures w14:val="standardContextual"/>
+        </w:rPr>
+      </w:pPr>
+      <w:r>
+        <w:rPr>
+          <w:noProof/>
+          <w14:ligatures w14:val="standardContextual"/>
+        </w:rPr>
+        <w:lastRenderedPageBreak/>
+        <w:t xml:space="preserve">Phân bố tần suất từ trong tập dữ </w:t>
+      </w:r>
+      <w:r>
+        <w:rPr>
+          <w:noProof/>
+          <w14:ligatures w14:val="standardContextual"/>
+        </w:rPr>
+        <w:t>liệu</w:t>
+      </w:r>
+      <w:r>
+        <w:rPr>
+          <w:noProof/>
+          <w14:ligatures w14:val="standardContextual"/>
+        </w:rPr>
+        <w:t xml:space="preserve"> cho thấy một số từ xuất hiện với tần suất rất cao, trong khi phần lớn các từ còn lại có tần suất thấp. Các từ xuất hiện nhiều chủ yếu là các stopwords và từ chức năng (function words), đóng vai trò kết nối ngữ pháp trong câu</w:t>
+      </w:r>
+      <w:r>
+        <w:rPr>
+          <w:noProof/>
+          <w14:ligatures w14:val="standardContextual"/>
+        </w:rPr>
+        <w:t>.</w:t>
+      </w:r>
+    </w:p>
+    <w:p>
+      <w:pPr>
+        <w:keepNext/>
+        <w:spacing w:line="312" w:lineRule="auto"/>
+        <w:ind w:firstLine="360"/>
+        <w:jc w:val="center"/>
+      </w:pPr>
+      <w:r>
+        <w:rPr>
+          <w:noProof/>
+          <w14:ligatures w14:val="standardContextual"/>
+        </w:rPr>
+        <w:drawing>
+          <wp:inline distT="0" distB="0" distL="0" distR="0" wp14:anchorId="739DBACE" wp14:editId="69394B5A">
+            <wp:extent cx="5029200" cy="2466092"/>
+            <wp:effectExtent l="0" t="0" r="0" b="0"/>
+            <wp:docPr id="29278849" name="Picture 1"/>
+            <wp:cNvGraphicFramePr>
+              <a:graphicFrameLocks xmlns:a="http://schemas.openxmlformats.org/drawingml/2006/main" noChangeAspect="1"/>
+            </wp:cNvGraphicFramePr>
+            <a:graphic xmlns:a="http://schemas.openxmlformats.org/drawingml/2006/main">
+              <a:graphicData uri="http://schemas.openxmlformats.org/drawingml/2006/picture">
+                <pic:pic xmlns:pic="http://schemas.openxmlformats.org/drawingml/2006/picture">
+                  <pic:nvPicPr>
+                    <pic:cNvPr id="29278849" name=""/>
+                    <pic:cNvPicPr/>
+                  </pic:nvPicPr>
+                  <pic:blipFill>
+                    <a:blip r:embed="rId12"/>
+                    <a:stretch>
+                      <a:fillRect/>
+                    </a:stretch>
+                  </pic:blipFill>
+                  <pic:spPr>
+                    <a:xfrm>
+                      <a:off x="0" y="0"/>
+                      <a:ext cx="5029200" cy="2466092"/>
+                    </a:xfrm>
+                    <a:prstGeom prst="rect">
+                      <a:avLst/>
+                    </a:prstGeom>
+                  </pic:spPr>
+                </pic:pic>
+              </a:graphicData>
+            </a:graphic>
+          </wp:inline>
+        </w:drawing>
+      </w:r>
+    </w:p>
+    <w:p>
+      <w:pPr>
+        <w:pStyle w:val="Caption"/>
+        <w:jc w:val="center"/>
+        <w:rPr>
+          <w:noProof/>
+          <w14:ligatures w14:val="standardContextual"/>
+        </w:rPr>
+      </w:pPr>
+      <w:r>
+        <w:t xml:space="preserve">Hình </w:t>
+      </w:r>
+      <w:r>
+        <w:fldChar w:fldCharType="begin"/>
+      </w:r>
+      <w:r>
+        <w:instrText xml:space="preserve"> SEQ Hình \* ARABIC </w:instrText>
+      </w:r>
+      <w:r>
+        <w:fldChar w:fldCharType="separate"/>
+      </w:r>
+      <w:r>
+        <w:rPr>
+          <w:noProof/>
+        </w:rPr>
+        <w:t>3</w:t>
+      </w:r>
+      <w:r>
+        <w:fldChar w:fldCharType="end"/>
+      </w:r>
+      <w:r>
+        <w:t>. Phân bố tần suất của từ tiếng Anh (train).</w:t>
+      </w:r>
+    </w:p>
+    <w:p>
+      <w:pPr>
+        <w:keepNext/>
+        <w:spacing w:line="312" w:lineRule="auto"/>
+        <w:ind w:firstLine="360"/>
+        <w:jc w:val="center"/>
+      </w:pPr>
+      <w:r>
+        <w:rPr>
+          <w:sz w:val="26"/>
+          <w:szCs w:val="26"/>
+        </w:rPr>
+        <w:drawing>
+          <wp:inline distT="0" distB="0" distL="0" distR="0" wp14:anchorId="5491C6EE" wp14:editId="31FC3F24">
+            <wp:extent cx="5029200" cy="2434311"/>
+            <wp:effectExtent l="0" t="0" r="0" b="4445"/>
+            <wp:docPr id="634548124" name="Picture 1"/>
+            <wp:cNvGraphicFramePr>
+              <a:graphicFrameLocks xmlns:a="http://schemas.openxmlformats.org/drawingml/2006/main" noChangeAspect="1"/>
+            </wp:cNvGraphicFramePr>
+            <a:graphic xmlns:a="http://schemas.openxmlformats.org/drawingml/2006/main">
+              <a:graphicData uri="http://schemas.openxmlformats.org/drawingml/2006/picture">
+                <pic:pic xmlns:pic="http://schemas.openxmlformats.org/drawingml/2006/picture">
+                  <pic:nvPicPr>
+                    <pic:cNvPr id="634548124" name=""/>
+                    <pic:cNvPicPr/>
+                  </pic:nvPicPr>
+                  <pic:blipFill>
+                    <a:blip r:embed="rId13"/>
+                    <a:stretch>
+                      <a:fillRect/>
+                    </a:stretch>
+                  </pic:blipFill>
+                  <pic:spPr>
+                    <a:xfrm>
+                      <a:off x="0" y="0"/>
+                      <a:ext cx="5029200" cy="2434311"/>
+                    </a:xfrm>
+                    <a:prstGeom prst="rect">
+                      <a:avLst/>
+                    </a:prstGeom>
+                  </pic:spPr>
+                </pic:pic>
+              </a:graphicData>
+            </a:graphic>
+          </wp:inline>
+        </w:drawing>
+      </w:r>
+    </w:p>
+    <w:p>
+      <w:pPr>
+        <w:pStyle w:val="Caption"/>
+        <w:jc w:val="center"/>
+        <w:rPr>
+          <w:sz w:val="26"/>
+          <w:szCs w:val="26"/>
+          <w:lang w:val="en-US"/>
+        </w:rPr>
+      </w:pPr>
+      <w:r>
+        <w:t xml:space="preserve">Hình </w:t>
+      </w:r>
+      <w:r>
+        <w:fldChar w:fldCharType="begin"/>
+      </w:r>
+      <w:r>
+        <w:instrText xml:space="preserve"> SEQ Hình \* ARABIC </w:instrText>
+      </w:r>
+      <w:r>
+        <w:fldChar w:fldCharType="separate"/>
+      </w:r>
+      <w:r>
+        <w:rPr>
+          <w:noProof/>
+        </w:rPr>
+        <w:t>4</w:t>
+      </w:r>
+      <w:r>
+        <w:fldChar w:fldCharType="end"/>
+      </w:r>
+      <w:r>
+        <w:t xml:space="preserve">. </w:t>
+      </w:r>
+      <w:r>
+        <w:t xml:space="preserve">Phân bố tần suất của từ tiếng </w:t>
+      </w:r>
+      <w:r>
+        <w:t>Việt</w:t>
+      </w:r>
+      <w:r>
+        <w:t xml:space="preserve"> (train).</w:t>
+      </w:r>
+    </w:p>
+    <w:p>
+      <w:pPr>
+        <w:spacing w:line="312" w:lineRule="auto"/>
+        <w:ind w:firstLine="360"/>
+        <w:jc w:val="both"/>
+        <w:rPr>
+          <w:sz w:val="26"/>
+          <w:szCs w:val="26"/>
+        </w:rPr>
+      </w:pPr>
+    </w:p>
+    <w:p>
+      <w:pPr>
+        <w:pStyle w:val="ListParagraph"/>
+        <w:numPr>
+          <w:ilvl w:val="0"/>
+          <w:numId w:val="50"/>
+        </w:numPr>
+        <w:spacing w:line="312" w:lineRule="auto"/>
+        <w:jc w:val="both"/>
+        <w:rPr>
+          <w:b/>
+          <w:bCs/>
+          <w:sz w:val="26"/>
+          <w:szCs w:val="26"/>
+          <w:lang w:val="en-US"/>
+        </w:rPr>
+      </w:pPr>
+      <w:r>
+        <w:rPr>
+          <w:b/>
+          <w:bCs/>
+          <w:sz w:val="26"/>
+          <w:szCs w:val="26"/>
+          <w:lang w:val="en-US"/>
+        </w:rPr>
+        <w:t>Chỉ số đánh giá</w:t>
+      </w:r>
+    </w:p>
+    <w:p>
+      <w:pPr>
+        <w:spacing w:line="312" w:lineRule="auto"/>
+        <w:ind w:firstLine="360"/>
+        <w:jc w:val="both"/>
+        <w:rPr>
+          <w:sz w:val="26"/>
+          <w:szCs w:val="26"/>
+          <w:lang w:val="en-US"/>
+        </w:rPr>
+      </w:pPr>
+      <w:r>
+        <w:rPr>
+          <w:sz w:val="26"/>
+          <w:szCs w:val="26"/>
+          <w:lang w:val="en-US"/>
+        </w:rPr>
+        <w:t>BLEU là một metric tự động dùng để đánh giá chất lượng hệ thống dịch máy, được đề xuất bởi Papineni et al. (2002). Ý tưởng chính của BLEU là đo mức độ tương đồng giữa câu dịch do mô hình sinh ra (</w:t>
+      </w:r>
+      <w:r>
+        <w:rPr>
+          <w:sz w:val="26"/>
+          <w:szCs w:val="26"/>
+          <w:lang w:val="en-US"/>
+        </w:rPr>
+        <w:t>p</w:t>
+      </w:r>
+      <w:r>
+        <w:rPr>
+          <w:sz w:val="26"/>
+          <w:szCs w:val="26"/>
+          <w:lang w:val="en-US"/>
+        </w:rPr>
+        <w:t xml:space="preserve">redicted </w:t>
+      </w:r>
+      <w:r>
+        <w:rPr>
+          <w:sz w:val="26"/>
+          <w:szCs w:val="26"/>
+          <w:lang w:val="en-US"/>
+        </w:rPr>
+        <w:t>sentence</w:t>
+      </w:r>
+      <w:r>
+        <w:rPr>
+          <w:sz w:val="26"/>
+          <w:szCs w:val="26"/>
+          <w:lang w:val="en-US"/>
+        </w:rPr>
+        <w:t>) và câu dịch chuẩn (</w:t>
+      </w:r>
+      <w:r>
+        <w:rPr>
+          <w:sz w:val="26"/>
+          <w:szCs w:val="26"/>
+          <w:lang w:val="en-US"/>
+        </w:rPr>
+        <w:t>target</w:t>
+      </w:r>
+      <w:r>
+        <w:rPr>
+          <w:sz w:val="26"/>
+          <w:szCs w:val="26"/>
+          <w:lang w:val="en-US"/>
+        </w:rPr>
+        <w:t xml:space="preserve"> </w:t>
+      </w:r>
+      <w:r>
+        <w:rPr>
+          <w:sz w:val="26"/>
+          <w:szCs w:val="26"/>
+          <w:lang w:val="en-US"/>
+        </w:rPr>
+        <w:t>sentence</w:t>
+      </w:r>
+      <w:r>
+        <w:rPr>
+          <w:sz w:val="26"/>
+          <w:szCs w:val="26"/>
+          <w:lang w:val="en-US"/>
+        </w:rPr>
+        <w:t>) thông qua việc so khớp các n-gram.</w:t>
+      </w:r>
+    </w:p>
+    <w:p>
+      <w:pPr>
+        <w:spacing w:line="312" w:lineRule="auto"/>
+        <w:ind w:firstLine="360"/>
+        <w:jc w:val="both"/>
+        <w:rPr>
+          <w:sz w:val="26"/>
+          <w:szCs w:val="26"/>
+          <w:lang w:val="en-US"/>
+        </w:rPr>
+      </w:pPr>
+      <w:r>
+        <w:rPr>
+          <w:sz w:val="26"/>
+          <w:szCs w:val="26"/>
+          <w:lang w:val="en-US"/>
+        </w:rPr>
+        <w:t>Trước khi tìm hiểu BLEU, cần nắm hai khái niệm quan trọng là n-gram và precision.</w:t>
+      </w:r>
+    </w:p>
+    <w:p>
+      <w:pPr>
+        <w:spacing w:line="312" w:lineRule="auto"/>
+        <w:ind w:firstLine="360"/>
+        <w:jc w:val="both"/>
+        <w:rPr>
+          <w:sz w:val="26"/>
+          <w:szCs w:val="26"/>
+          <w:lang w:val="en-US"/>
+        </w:rPr>
+      </w:pPr>
+    </w:p>
+    <w:p>
+      <w:pPr>
+        <w:spacing w:line="312" w:lineRule="auto"/>
+        <w:ind w:firstLine="360"/>
+        <w:jc w:val="both"/>
+        <w:rPr>
+          <w:sz w:val="26"/>
+          <w:szCs w:val="26"/>
+          <w:lang w:val="en-US"/>
+        </w:rPr>
+      </w:pPr>
+      <w:r>
+        <w:rPr>
+          <w:b/>
+          <w:bCs/>
+          <w:i/>
+          <w:iCs/>
+          <w:sz w:val="26"/>
+          <w:szCs w:val="26"/>
+          <w:lang w:val="en-US"/>
+        </w:rPr>
+        <w:t>N-gram</w:t>
+      </w:r>
+      <w:r>
+        <w:rPr>
+          <w:sz w:val="26"/>
+          <w:szCs w:val="26"/>
+          <w:lang w:val="en-US"/>
+        </w:rPr>
+        <w:t xml:space="preserve"> là chuỗi gồm n từ liên tiếp nhau trong một câu. Việc sử dụng n-gram giúp đánh giá không chỉ từng từ riêng lẻ mà còn cả ngữ cảnh và trật tự từ trong câu.</w:t>
+      </w:r>
+    </w:p>
+    <w:p>
+      <w:pPr>
+        <w:spacing w:line="312" w:lineRule="auto"/>
+        <w:ind w:firstLine="360"/>
+        <w:jc w:val="both"/>
+        <w:rPr>
+          <w:sz w:val="26"/>
+          <w:szCs w:val="26"/>
+          <w:lang w:val="en-US"/>
+        </w:rPr>
+      </w:pPr>
+    </w:p>
+    <w:p>
+      <w:pPr>
+        <w:pStyle w:val="ListParagraph"/>
+        <w:numPr>
+          <w:ilvl w:val="0"/>
+          <w:numId w:val="62"/>
+        </w:numPr>
+        <w:spacing w:line="312" w:lineRule="auto"/>
+        <w:jc w:val="both"/>
+        <w:rPr>
+          <w:sz w:val="26"/>
+          <w:szCs w:val="26"/>
+          <w:lang w:val="en-US"/>
+        </w:rPr>
+      </w:pPr>
+      <w:r>
+        <w:rPr>
+          <w:sz w:val="26"/>
+          <w:szCs w:val="26"/>
+          <w:lang w:val="en-US"/>
+        </w:rPr>
+        <w:t>1-gram (unigram): đánh giá từng từ đơn lẻ</w:t>
+      </w:r>
+    </w:p>
+    <w:p>
+      <w:pPr>
+        <w:pStyle w:val="ListParagraph"/>
+        <w:numPr>
+          <w:ilvl w:val="0"/>
+          <w:numId w:val="62"/>
+        </w:numPr>
+        <w:spacing w:line="312" w:lineRule="auto"/>
+        <w:jc w:val="both"/>
+        <w:rPr>
+          <w:sz w:val="26"/>
+          <w:szCs w:val="26"/>
+          <w:lang w:val="en-US"/>
+        </w:rPr>
+      </w:pPr>
+      <w:r>
+        <w:rPr>
+          <w:sz w:val="26"/>
+          <w:szCs w:val="26"/>
+          <w:lang w:val="en-US"/>
+        </w:rPr>
+        <w:t>2-gram (bigram): đánh giá quan hệ giữa các cặp từ</w:t>
+      </w:r>
+    </w:p>
+    <w:p>
+      <w:pPr>
+        <w:pStyle w:val="ListParagraph"/>
+        <w:numPr>
+          <w:ilvl w:val="0"/>
+          <w:numId w:val="62"/>
+        </w:numPr>
+        <w:spacing w:line="312" w:lineRule="auto"/>
+        <w:jc w:val="both"/>
+        <w:rPr>
+          <w:sz w:val="26"/>
+          <w:szCs w:val="26"/>
+          <w:lang w:val="en-US"/>
+        </w:rPr>
+      </w:pPr>
+      <w:r>
+        <w:rPr>
+          <w:sz w:val="26"/>
+          <w:szCs w:val="26"/>
+          <w:lang w:val="en-US"/>
+        </w:rPr>
+        <w:t>3-gram trở lên: đánh giá mức độ mạch lạc và cấu trúc câu</w:t>
+      </w:r>
+    </w:p>
+    <w:p>
+      <w:pPr>
+        <w:spacing w:line="312" w:lineRule="auto"/>
+        <w:ind w:firstLine="360"/>
+        <w:jc w:val="both"/>
+        <w:rPr>
+          <w:sz w:val="26"/>
+          <w:szCs w:val="26"/>
+          <w:lang w:val="sv-SE"/>
+        </w:rPr>
+      </w:pPr>
+    </w:p>
+    <w:p>
+      <w:pPr>
+        <w:spacing w:line="312" w:lineRule="auto"/>
+        <w:ind w:firstLine="360"/>
+        <w:jc w:val="both"/>
+        <w:rPr>
+          <w:sz w:val="26"/>
+          <w:szCs w:val="26"/>
+          <w:lang w:val="sv-SE"/>
+        </w:rPr>
+      </w:pPr>
+      <w:r>
+        <w:rPr>
+          <w:b/>
+          <w:bCs/>
+          <w:i/>
+          <w:iCs/>
+          <w:sz w:val="26"/>
+          <w:szCs w:val="26"/>
+          <w:lang w:val="sv-SE"/>
+        </w:rPr>
+        <w:t>Precision</w:t>
+      </w:r>
+      <w:r>
+        <w:rPr>
+          <w:sz w:val="26"/>
+          <w:szCs w:val="26"/>
+          <w:lang w:val="sv-SE"/>
+        </w:rPr>
+        <w:t xml:space="preserve"> </w:t>
+      </w:r>
+      <w:r>
+        <w:rPr>
+          <w:sz w:val="26"/>
+          <w:szCs w:val="26"/>
+          <w:lang w:val="sv-SE"/>
+        </w:rPr>
+        <w:t>được định nghĩa là tỷ lệ số lượng từ (hoặc n-gram) dự đoán đúng trên tổng số từ (hoặc n-gram) trong câu dự đoán:</w:t>
+      </w:r>
+      <w:r>
+        <w:rPr>
+          <w:sz w:val="26"/>
+          <w:szCs w:val="26"/>
+          <w:lang w:val="sv-SE"/>
+        </w:rPr>
+        <w:t>:</w:t>
+      </w:r>
+    </w:p>
+    <w:p>
+      <w:pPr>
+        <w:spacing w:line="312" w:lineRule="auto"/>
+        <w:ind w:firstLine="360"/>
+        <w:jc w:val="both"/>
+        <w:rPr>
+          <w:sz w:val="26"/>
+          <w:szCs w:val="26"/>
+          <w:lang w:val="en-US"/>
+        </w:rPr>
+      </w:pPr>
+      <m:oMathPara>
+        <m:oMath>
+          <m:r>
+            <w:rPr>
+              <w:rFonts w:ascii="Cambria Math" w:hAnsi="Cambria Math"/>
+              <w:sz w:val="26"/>
+              <w:szCs w:val="26"/>
+              <w:lang w:val="en-US"/>
+            </w:rPr>
+            <m:t xml:space="preserve">Precision = </m:t>
+          </m:r>
+          <m:f>
+            <m:fPr>
+              <m:ctrlPr>
+                <w:rPr>
+                  <w:rFonts w:ascii="Cambria Math" w:hAnsi="Cambria Math"/>
+                  <w:i/>
+                  <w:sz w:val="26"/>
+                  <w:szCs w:val="26"/>
+                  <w:lang w:val="en-US"/>
+                </w:rPr>
+              </m:ctrlPr>
+            </m:fPr>
+            <m:num>
+              <m:r>
+                <w:rPr>
+                  <w:rFonts w:ascii="Cambria Math" w:hAnsi="Cambria Math"/>
+                  <w:sz w:val="26"/>
+                  <w:szCs w:val="26"/>
+                  <w:lang w:val="en-US"/>
+                </w:rPr>
+                <m:t>Số từ dự đoán đúng</m:t>
+              </m:r>
+            </m:num>
+            <m:den>
+              <m:r>
+                <w:rPr>
+                  <w:rFonts w:ascii="Cambria Math" w:hAnsi="Cambria Math"/>
+                  <w:sz w:val="26"/>
+                  <w:szCs w:val="26"/>
+                  <w:lang w:val="en-US"/>
+                </w:rPr>
+                <m:t>Tổng số từ trong câu dự đoán</m:t>
+              </m:r>
+            </m:den>
+          </m:f>
+          <m:r>
+            <w:rPr>
+              <w:rFonts w:ascii="Cambria Math" w:hAnsi="Cambria Math"/>
+              <w:sz w:val="26"/>
+              <w:szCs w:val="26"/>
+              <w:lang w:val="en-US"/>
+            </w:rPr>
+            <m:t xml:space="preserve"> </m:t>
+          </m:r>
+        </m:oMath>
+      </m:oMathPara>
+    </w:p>
+    <w:p>
+      <w:pPr>
+        <w:spacing w:line="312" w:lineRule="auto"/>
+        <w:ind w:firstLine="360"/>
+        <w:jc w:val="both"/>
+        <w:rPr>
+          <w:sz w:val="26"/>
+          <w:szCs w:val="26"/>
+          <w:lang w:val="en-US"/>
+        </w:rPr>
+      </w:pPr>
+      <w:r>
+        <w:rPr>
+          <w:sz w:val="26"/>
+          <w:szCs w:val="26"/>
+          <w:lang w:val="en-US"/>
+        </w:rPr>
+        <w:t>Tuy nhiên, precision thông thường có thể dẫn đến sai lệch, đặc biệt khi mô hình lặp từ nhiều lần</w:t>
+      </w:r>
+      <w:r>
+        <w:rPr>
+          <w:sz w:val="26"/>
+          <w:szCs w:val="26"/>
+          <w:lang w:val="en-US"/>
+        </w:rPr>
+        <w:t xml:space="preserve">. </w:t>
+      </w:r>
+      <w:r>
+        <w:rPr>
+          <w:sz w:val="26"/>
+          <w:szCs w:val="26"/>
+          <w:lang w:val="en-US"/>
+        </w:rPr>
+        <w:t>Ví dụ</w:t>
+      </w:r>
+      <w:r>
+        <w:rPr>
+          <w:sz w:val="26"/>
+          <w:szCs w:val="26"/>
+          <w:lang w:val="en-US"/>
+        </w:rPr>
+        <w:t>:</w:t>
+      </w:r>
+    </w:p>
+    <w:p>
+      <w:pPr>
+        <w:pStyle w:val="ListParagraph"/>
+        <w:numPr>
+          <w:ilvl w:val="0"/>
+          <w:numId w:val="56"/>
+        </w:numPr>
+        <w:spacing w:line="312" w:lineRule="auto"/>
+        <w:jc w:val="both"/>
+        <w:rPr>
+          <w:sz w:val="26"/>
+          <w:szCs w:val="26"/>
+          <w:lang w:val="en-US"/>
+        </w:rPr>
+      </w:pPr>
+      <w:r>
+        <w:rPr>
+          <w:sz w:val="26"/>
+          <w:szCs w:val="26"/>
+          <w:lang w:val="en-US"/>
+        </w:rPr>
+        <w:t>Target Sentence: He eats an apple.</w:t>
+      </w:r>
+    </w:p>
+    <w:p>
+      <w:pPr>
+        <w:pStyle w:val="ListParagraph"/>
+        <w:numPr>
+          <w:ilvl w:val="0"/>
+          <w:numId w:val="56"/>
+        </w:numPr>
+        <w:spacing w:line="312" w:lineRule="auto"/>
+        <w:jc w:val="both"/>
+        <w:rPr>
+          <w:sz w:val="26"/>
+          <w:szCs w:val="26"/>
+          <w:lang w:val="en-US"/>
+        </w:rPr>
+      </w:pPr>
+      <w:r>
+        <w:rPr>
+          <w:sz w:val="26"/>
+          <w:szCs w:val="26"/>
+          <w:lang w:val="en-US"/>
+        </w:rPr>
+        <w:t>Predicted Sentence: He He He.</w:t>
+      </w:r>
+    </w:p>
+    <w:p>
+      <w:pPr>
+        <w:spacing w:line="312" w:lineRule="auto"/>
+        <w:jc w:val="both"/>
+        <w:rPr>
+          <w:sz w:val="26"/>
+          <w:szCs w:val="26"/>
+          <w:lang w:val="en-US"/>
+        </w:rPr>
+      </w:pPr>
+      <w:r>
+        <w:rPr>
+          <w:sz w:val="26"/>
+          <w:szCs w:val="26"/>
+          <w:lang w:val="en-US"/>
+        </w:rPr>
+        <w:t xml:space="preserve">→ </w:t>
+      </w:r>
+      <w:r>
+        <w:rPr>
+          <w:sz w:val="26"/>
+          <w:szCs w:val="26"/>
+          <w:lang w:val="en-US"/>
+        </w:rPr>
+        <w:t>Khi đó </w:t>
+      </w:r>
+      <m:oMath>
+        <m:r>
+          <w:rPr>
+            <w:rFonts w:ascii="Cambria Math" w:hAnsi="Cambria Math"/>
+            <w:sz w:val="26"/>
+            <w:szCs w:val="26"/>
+            <w:lang w:val="en-US"/>
+          </w:rPr>
+          <m:t>Precision</m:t>
+        </m:r>
+        <m:r>
+          <w:rPr>
+            <w:rFonts w:ascii="Cambria Math" w:hAnsi="Cambria Math"/>
+            <w:sz w:val="26"/>
+            <w:szCs w:val="26"/>
+            <w:lang w:val="en-US"/>
+          </w:rPr>
+          <m:t>= 1</m:t>
+        </m:r>
+      </m:oMath>
+      <w:r>
+        <w:rPr>
+          <w:sz w:val="26"/>
+          <w:szCs w:val="26"/>
+          <w:lang w:val="en-US"/>
+        </w:rPr>
+        <w:t>.</w:t>
+      </w:r>
+      <w:r>
+        <w:rPr>
+          <w:sz w:val="26"/>
+          <w:szCs w:val="26"/>
+          <w:lang w:val="en-US"/>
+        </w:rPr>
+        <w:t xml:space="preserve"> </w:t>
+      </w:r>
+      <w:r>
+        <w:rPr>
+          <w:sz w:val="26"/>
+          <w:szCs w:val="26"/>
+          <w:lang w:val="en-US"/>
+        </w:rPr>
+        <w:t>Trong trường hợp này, precision có thể bị đánh giá sai là rất cao, mặc dù câu dự đoán không đúng nghĩa</w:t>
+      </w:r>
+    </w:p>
+    <w:p>
+      <w:pPr>
+        <w:spacing w:line="312" w:lineRule="auto"/>
+        <w:jc w:val="both"/>
+        <w:rPr>
+          <w:sz w:val="26"/>
+          <w:szCs w:val="26"/>
+          <w:lang w:val="en-US"/>
+        </w:rPr>
+      </w:pPr>
+    </w:p>
+    <w:p>
+      <w:pPr>
+        <w:spacing w:line="312" w:lineRule="auto"/>
+        <w:ind w:firstLine="360"/>
+        <w:jc w:val="both"/>
+        <w:rPr>
+          <w:sz w:val="26"/>
+          <w:szCs w:val="26"/>
+          <w:lang w:val="en-US"/>
+        </w:rPr>
+      </w:pPr>
+      <w:r>
+        <w:rPr>
+          <w:sz w:val="26"/>
+          <w:szCs w:val="26"/>
+          <w:lang w:val="en-US"/>
+        </w:rPr>
+        <w:t xml:space="preserve">Để khắc phục phương pháp </w:t>
+      </w:r>
+      <w:r>
+        <w:rPr>
+          <w:b/>
+          <w:bCs/>
+          <w:i/>
+          <w:iCs/>
+          <w:sz w:val="26"/>
+          <w:szCs w:val="26"/>
+          <w:lang w:val="en-US"/>
+        </w:rPr>
+        <w:t>Clipped Precision</w:t>
+      </w:r>
+      <w:r>
+        <w:rPr>
+          <w:sz w:val="26"/>
+          <w:szCs w:val="26"/>
+          <w:lang w:val="en-US"/>
+        </w:rPr>
+        <w:t xml:space="preserve"> được </w:t>
+      </w:r>
+      <w:r>
+        <w:rPr>
+          <w:sz w:val="26"/>
+          <w:szCs w:val="26"/>
+          <w:lang w:val="en-US"/>
+        </w:rPr>
+        <w:t>áp dụng</w:t>
+      </w:r>
+      <w:r>
+        <w:rPr>
+          <w:sz w:val="26"/>
+          <w:szCs w:val="26"/>
+          <w:lang w:val="en-US"/>
+        </w:rPr>
+        <w:t xml:space="preserve"> để</w:t>
+      </w:r>
+      <w:r>
+        <w:rPr>
+          <w:sz w:val="26"/>
+          <w:szCs w:val="26"/>
+          <w:lang w:val="en-US"/>
+        </w:rPr>
+        <w:t xml:space="preserve"> </w:t>
+      </w:r>
+      <w:r>
+        <w:rPr>
+          <w:sz w:val="26"/>
+          <w:szCs w:val="26"/>
+          <w:lang w:val="en-US"/>
+        </w:rPr>
+        <w:t>giới hạn số lần ghi nhận một từ đúng không vượt quá số lần xuất hiện tối đa của nó trong câu mục tiêu.</w:t>
+      </w:r>
+    </w:p>
+    <w:p>
+      <w:pPr>
+        <w:pStyle w:val="ListParagraph"/>
+        <w:numPr>
+          <w:ilvl w:val="0"/>
+          <w:numId w:val="63"/>
+        </w:numPr>
+        <w:spacing w:line="312" w:lineRule="auto"/>
+        <w:jc w:val="both"/>
+        <w:rPr>
+          <w:sz w:val="26"/>
+          <w:szCs w:val="26"/>
+          <w:lang w:val="en-US"/>
+        </w:rPr>
+      </w:pPr>
+      <w:r>
+        <w:rPr>
+          <w:sz w:val="26"/>
+          <w:szCs w:val="26"/>
+          <w:lang w:val="en-US"/>
+        </w:rPr>
+        <w:t>Target Sentence 1: He eats a sweet apple.</w:t>
+      </w:r>
+    </w:p>
+    <w:p>
+      <w:pPr>
+        <w:pStyle w:val="ListParagraph"/>
+        <w:numPr>
+          <w:ilvl w:val="0"/>
+          <w:numId w:val="63"/>
+        </w:numPr>
+        <w:spacing w:line="312" w:lineRule="auto"/>
+        <w:jc w:val="both"/>
+        <w:rPr>
+          <w:sz w:val="26"/>
+          <w:szCs w:val="26"/>
+          <w:lang w:val="en-US"/>
+        </w:rPr>
+      </w:pPr>
+      <w:r>
+        <w:rPr>
+          <w:sz w:val="26"/>
+          <w:szCs w:val="26"/>
+          <w:lang w:val="en-US"/>
+        </w:rPr>
+        <w:t>Target Sentence 2: He is eating a tasty apple.</w:t>
+      </w:r>
+    </w:p>
+    <w:p>
+      <w:pPr>
+        <w:pStyle w:val="ListParagraph"/>
+        <w:numPr>
+          <w:ilvl w:val="0"/>
+          <w:numId w:val="63"/>
+        </w:numPr>
+        <w:spacing w:line="312" w:lineRule="auto"/>
+        <w:jc w:val="both"/>
+        <w:rPr>
+          <w:sz w:val="26"/>
+          <w:szCs w:val="26"/>
+          <w:lang w:val="en-US"/>
+        </w:rPr>
+      </w:pPr>
+      <w:r>
+        <w:rPr>
+          <w:sz w:val="26"/>
+          <w:szCs w:val="26"/>
+          <w:lang w:val="en-US"/>
+        </w:rPr>
+        <w:t>Predicted Sentence: He He He eats tasty fruit.</w:t>
+      </w:r>
+    </w:p>
+    <w:p>
+      <w:pPr>
+        <w:spacing w:line="312" w:lineRule="auto"/>
+        <w:jc w:val="both"/>
+        <w:rPr>
+          <w:sz w:val="26"/>
+          <w:szCs w:val="26"/>
+          <w:lang w:val="en-US"/>
+        </w:rPr>
+      </w:pPr>
+      <w:r>
+        <w:rPr>
+          <w:noProof/>
+        </w:rPr>
+        <w:drawing>
+          <wp:inline distT="0" distB="0" distL="0" distR="0" wp14:anchorId="41010CEE" wp14:editId="62A290B6">
+            <wp:extent cx="5727700" cy="1875155"/>
+            <wp:effectExtent l="0" t="0" r="6350" b="0"/>
+            <wp:docPr id="218261232" name="Picture 1"/>
+            <wp:cNvGraphicFramePr>
+              <a:graphicFrameLocks xmlns:a="http://schemas.openxmlformats.org/drawingml/2006/main" noChangeAspect="1"/>
+            </wp:cNvGraphicFramePr>
+            <a:graphic xmlns:a="http://schemas.openxmlformats.org/drawingml/2006/main">
+              <a:graphicData uri="http://schemas.openxmlformats.org/drawingml/2006/picture">
+                <pic:pic xmlns:pic="http://schemas.openxmlformats.org/drawingml/2006/picture">
+                  <pic:nvPicPr>
+                    <pic:cNvPr id="0" name="Picture 1"/>
+                    <pic:cNvPicPr>
+                      <a:picLocks noChangeAspect="1" noChangeArrowheads="1"/>
+                    </pic:cNvPicPr>
+                  </pic:nvPicPr>
+                  <pic:blipFill>
+                    <a:blip r:embed="rId14">
+                      <a:extLst>
+                        <a:ext uri="{28A0092B-C50C-407E-A947-70E740481C1C}">
+                          <a14:useLocalDpi xmlns:a14="http://schemas.microsoft.com/office/drawing/2010/main" val="0"/>
+                        </a:ext>
+                      </a:extLst>
+                    </a:blip>
+                    <a:srcRect/>
+                    <a:stretch>
+                      <a:fillRect/>
+                    </a:stretch>
+                  </pic:blipFill>
+                  <pic:spPr bwMode="auto">
+                    <a:xfrm>
+                      <a:off x="0" y="0"/>
+                      <a:ext cx="5727700" cy="1875155"/>
+                    </a:xfrm>
+                    <a:prstGeom prst="rect">
+                      <a:avLst/>
+                    </a:prstGeom>
+                    <a:noFill/>
+                    <a:ln>
+                      <a:noFill/>
+                    </a:ln>
+                  </pic:spPr>
+                </pic:pic>
+              </a:graphicData>
+            </a:graphic>
+          </wp:inline>
+        </w:drawing>
+      </w:r>
+    </w:p>
+    <w:p>
+      <w:pPr>
+        <w:spacing w:line="312" w:lineRule="auto"/>
+        <w:ind w:firstLine="360"/>
+        <w:jc w:val="both"/>
+        <w:rPr>
+          <w:i/>
+          <w:sz w:val="26"/>
+          <w:szCs w:val="26"/>
+          <w:lang w:val="en-US"/>
+        </w:rPr>
+      </w:pPr>
+      <w:r>
+        <w:rPr>
+          <w:sz w:val="26"/>
+          <w:szCs w:val="26"/>
+          <w:lang w:val="en-US"/>
+        </w:rPr>
+        <w:t>T</w:t>
+      </w:r>
+      <w:r>
+        <w:rPr>
+          <w:sz w:val="26"/>
+          <w:szCs w:val="26"/>
+          <w:lang w:val="en-US"/>
+        </w:rPr>
+        <w:t>ừ "He" chỉ xuất hiện 1 lần trong Target Sentence. Vì thế, dù từ "He" xuất hiện 3 lần ở trong Predicted Sentence, chúng ta clip về 1, như là số lần xuất hiện tối đa trong Target Sentence.</w:t>
+      </w:r>
+      <w:r>
+        <w:rPr>
+          <w:sz w:val="26"/>
+          <w:szCs w:val="26"/>
+          <w:lang w:val="en-US"/>
+        </w:rPr>
+        <w:t xml:space="preserve"> → </w:t>
+      </w:r>
+      <m:oMath>
+        <m:r>
+          <w:rPr>
+            <w:rFonts w:ascii="Cambria Math" w:hAnsi="Cambria Math"/>
+            <w:sz w:val="26"/>
+            <w:szCs w:val="26"/>
+          </w:rPr>
+          <m:t>Clipped Precision</m:t>
+        </m:r>
+        <m:r>
+          <w:rPr>
+            <w:rFonts w:ascii="Cambria Math" w:hAnsi="Cambria Math"/>
+            <w:sz w:val="26"/>
+            <w:szCs w:val="26"/>
+            <w:lang w:val="en-US"/>
+          </w:rPr>
+          <m:t xml:space="preserve">= </m:t>
+        </m:r>
+        <m:f>
+          <m:fPr>
+            <m:ctrlPr>
+              <w:rPr>
+                <w:rFonts w:ascii="Cambria Math" w:hAnsi="Cambria Math"/>
+                <w:i/>
+                <w:iCs/>
+                <w:sz w:val="26"/>
+                <w:szCs w:val="26"/>
+                <w:lang w:val="en-US"/>
+              </w:rPr>
+            </m:ctrlPr>
+          </m:fPr>
+          <m:num>
+            <m:r>
+              <w:rPr>
+                <w:rFonts w:ascii="Cambria Math" w:hAnsi="Cambria Math"/>
+                <w:sz w:val="26"/>
+                <w:szCs w:val="26"/>
+                <w:lang w:val="en-US"/>
+              </w:rPr>
+              <m:t>3</m:t>
+            </m:r>
+          </m:num>
+          <m:den>
+            <m:r>
+              <w:rPr>
+                <w:rFonts w:ascii="Cambria Math" w:hAnsi="Cambria Math"/>
+                <w:sz w:val="26"/>
+                <w:szCs w:val="26"/>
+                <w:lang w:val="en-US"/>
+              </w:rPr>
+              <m:t>6</m:t>
+            </m:r>
+          </m:den>
+        </m:f>
+      </m:oMath>
+      <w:r>
+        <w:rPr>
+          <w:iCs/>
+          <w:sz w:val="26"/>
+          <w:szCs w:val="26"/>
+          <w:lang w:val="en-US"/>
+        </w:rPr>
+        <w:t>.</w:t>
+      </w:r>
+    </w:p>
+    <w:p>
+      <w:pPr>
+        <w:spacing w:line="312" w:lineRule="auto"/>
+        <w:jc w:val="both"/>
+        <w:rPr>
+          <w:sz w:val="26"/>
+          <w:szCs w:val="26"/>
+          <w:lang w:val="en-US"/>
+        </w:rPr>
+      </w:pPr>
+      <w:r>
+        <w:rPr>
+          <w:sz w:val="26"/>
+          <w:szCs w:val="26"/>
+          <w:lang w:val="en-US"/>
+        </w:rPr>
+        <w:t xml:space="preserve">Khi đó </w:t>
+      </w:r>
+      <w:r>
+        <w:rPr>
+          <w:sz w:val="26"/>
+          <w:szCs w:val="26"/>
+        </w:rPr>
+        <w:t>Clipped Precision</w:t>
+      </w:r>
+      <w:r>
+        <w:rPr>
+          <w:sz w:val="26"/>
+          <w:szCs w:val="26"/>
+          <w:lang w:val="en-US"/>
+        </w:rPr>
+        <w:t xml:space="preserve"> được tính bằng công thức:</w:t>
+      </w:r>
+    </w:p>
+    <w:p>
+      <w:pPr>
+        <w:spacing w:line="312" w:lineRule="auto"/>
+        <w:jc w:val="both"/>
+        <w:rPr>
+          <w:sz w:val="26"/>
+          <w:szCs w:val="26"/>
+          <w:lang w:val="en-US"/>
+        </w:rPr>
+      </w:pPr>
+      <m:oMathPara>
+        <m:oMath>
+          <m:r>
+            <w:rPr>
+              <w:rFonts w:ascii="Cambria Math" w:hAnsi="Cambria Math"/>
+              <w:sz w:val="26"/>
+              <w:szCs w:val="26"/>
+            </w:rPr>
+            <m:t>Clipped Precision =</m:t>
+          </m:r>
+          <m:f>
+            <m:fPr>
+              <m:ctrlPr>
+                <w:rPr>
+                  <w:rFonts w:ascii="Cambria Math" w:hAnsi="Cambria Math"/>
+                  <w:i/>
+                  <w:iCs/>
+                  <w:sz w:val="26"/>
+                  <w:szCs w:val="26"/>
+                </w:rPr>
+              </m:ctrlPr>
+            </m:fPr>
+            <m:num>
+              <m:r>
+                <w:rPr>
+                  <w:rFonts w:ascii="Cambria Math" w:hAnsi="Cambria Math"/>
+                  <w:sz w:val="26"/>
+                  <w:szCs w:val="26"/>
+                </w:rPr>
+                <m:t xml:space="preserve"> Số lượng từ dự đoán đúng đã được giới hạn</m:t>
+              </m:r>
+            </m:num>
+            <m:den>
+              <m:r>
+                <w:rPr>
+                  <w:rFonts w:ascii="Cambria Math" w:hAnsi="Cambria Math"/>
+                  <w:sz w:val="26"/>
+                  <w:szCs w:val="26"/>
+                  <w:lang w:val="en-US"/>
+                </w:rPr>
+                <m:t>Tổng số từ trong câu dự đoán</m:t>
+              </m:r>
+            </m:den>
+          </m:f>
+        </m:oMath>
+      </m:oMathPara>
+    </w:p>
+    <w:p>
+      <w:pPr>
+        <w:spacing w:line="312" w:lineRule="auto"/>
+        <w:jc w:val="both"/>
+        <w:rPr>
+          <w:rFonts w:ascii="Cambria Math" w:hAnsi="Cambria Math"/>
+          <w:sz w:val="26"/>
+          <w:szCs w:val="26"/>
+          <w:lang w:val="en-US"/>
+          <w:oMath/>
+        </w:rPr>
+      </w:pPr>
+    </w:p>
+    <w:p>
+      <w:pPr>
+        <w:spacing w:line="312" w:lineRule="auto"/>
+        <w:ind w:firstLine="360"/>
+        <w:jc w:val="both"/>
+        <w:rPr>
+          <w:sz w:val="26"/>
+          <w:szCs w:val="26"/>
+          <w:lang w:val="en-US"/>
+        </w:rPr>
+      </w:pPr>
+      <w:r>
+        <w:rPr>
+          <w:sz w:val="26"/>
+          <w:szCs w:val="26"/>
+          <w:lang w:val="en-US"/>
+        </w:rPr>
+        <w:t xml:space="preserve">Quay lại với chỉ số </w:t>
+      </w:r>
+      <w:r>
+        <w:rPr>
+          <w:b/>
+          <w:bCs/>
+          <w:i/>
+          <w:iCs/>
+          <w:sz w:val="26"/>
+          <w:szCs w:val="26"/>
+          <w:lang w:val="en-US"/>
+        </w:rPr>
+        <w:t>BLEU</w:t>
+      </w:r>
+      <w:r>
+        <w:rPr>
+          <w:sz w:val="26"/>
+          <w:szCs w:val="26"/>
+          <w:lang w:val="en-US"/>
+        </w:rPr>
+        <w:t>, chỉ số này</w:t>
+      </w:r>
+      <w:r>
+        <w:rPr>
+          <w:sz w:val="26"/>
+          <w:szCs w:val="26"/>
+          <w:lang w:val="en-US"/>
+        </w:rPr>
+        <w:t xml:space="preserve"> không chỉ so sánh từ đơn lẻ mà sử dụng modified n-gram precision, </w:t>
+      </w:r>
+      <w:r>
+        <w:rPr>
+          <w:sz w:val="26"/>
+          <w:szCs w:val="26"/>
+          <w:lang w:val="en-US"/>
+        </w:rPr>
+        <w:t xml:space="preserve">mở rộng cho nhiều mức </w:t>
+      </w:r>
+      <w:r>
+        <w:rPr>
+          <w:sz w:val="26"/>
+          <w:szCs w:val="26"/>
+          <w:lang w:val="en-US"/>
+        </w:rPr>
+        <w:t>n-gram (thường từ 1 đến 4-gram) để đánh giá đồng thời độ chính xác từ vựng và cấu trúc câu.</w:t>
+      </w:r>
+    </w:p>
+    <w:p>
+      <w:pPr>
+        <w:spacing w:line="312" w:lineRule="auto"/>
+        <w:ind w:firstLine="360"/>
+        <w:jc w:val="both"/>
+        <w:rPr>
+          <w:sz w:val="26"/>
+          <w:szCs w:val="26"/>
+          <w:lang w:val="en-US"/>
+        </w:rPr>
+      </w:pPr>
+      <w:r>
+        <w:rPr>
+          <w:sz w:val="26"/>
+          <w:szCs w:val="26"/>
+          <w:lang w:val="en-US"/>
+        </w:rPr>
+        <w:t xml:space="preserve">Ngoài ra, </w:t>
+      </w:r>
+      <w:r>
+        <w:rPr>
+          <w:sz w:val="26"/>
+          <w:szCs w:val="26"/>
+          <w:lang w:val="en-US"/>
+        </w:rPr>
+        <w:t>BLEU còn sử dụng thêm brevity penalty (BP) để phạt các câu dịch quá ngắn:</w:t>
+      </w:r>
+    </w:p>
+    <w:p>
+      <w:pPr>
+        <w:spacing w:line="312" w:lineRule="auto"/>
+        <w:ind w:firstLine="360"/>
+        <w:jc w:val="both"/>
+        <w:rPr>
+          <w:sz w:val="26"/>
+          <w:szCs w:val="26"/>
+          <w:lang w:val="en-US"/>
+        </w:rPr>
+      </w:pPr>
+      <m:oMathPara>
+        <m:oMath>
+          <m:r>
+            <w:rPr>
+              <w:rFonts w:ascii="Cambria Math" w:hAnsi="Cambria Math"/>
+              <w:sz w:val="26"/>
+              <w:szCs w:val="26"/>
+              <w:lang w:val="en-US"/>
+            </w:rPr>
+            <m:t>BLEU=BP∙</m:t>
+          </m:r>
+          <m:r>
+            <m:rPr>
+              <m:sty m:val="p"/>
+            </m:rPr>
+            <w:rPr>
+              <w:rFonts w:ascii="Cambria Math" w:hAnsi="Cambria Math"/>
+              <w:sz w:val="26"/>
+              <w:szCs w:val="26"/>
+              <w:lang w:val="en-US"/>
+            </w:rPr>
+            <m:t>exp⁡</m:t>
+          </m:r>
+          <m:r>
+            <w:rPr>
+              <w:rFonts w:ascii="Cambria Math" w:hAnsi="Cambria Math"/>
+              <w:sz w:val="26"/>
+              <w:szCs w:val="26"/>
+              <w:lang w:val="en-US"/>
+            </w:rPr>
+            <m:t>(</m:t>
+          </m:r>
+          <m:nary>
+            <m:naryPr>
+              <m:chr m:val="∑"/>
+              <m:limLoc m:val="undOvr"/>
+              <m:ctrlPr>
+                <w:rPr>
+                  <w:rFonts w:ascii="Cambria Math" w:hAnsi="Cambria Math"/>
+                  <w:i/>
+                  <w:sz w:val="26"/>
+                  <w:szCs w:val="26"/>
+                  <w:lang w:val="en-US"/>
+                </w:rPr>
+              </m:ctrlPr>
+            </m:naryPr>
+            <m:sub>
+              <m:r>
+                <w:rPr>
+                  <w:rFonts w:ascii="Cambria Math" w:hAnsi="Cambria Math"/>
+                  <w:sz w:val="26"/>
+                  <w:szCs w:val="26"/>
+                  <w:lang w:val="en-US"/>
+                </w:rPr>
+                <m:t>n=1</m:t>
+              </m:r>
+            </m:sub>
+            <m:sup>
+              <m:r>
+                <w:rPr>
+                  <w:rFonts w:ascii="Cambria Math" w:hAnsi="Cambria Math"/>
+                  <w:sz w:val="26"/>
+                  <w:szCs w:val="26"/>
+                  <w:lang w:val="en-US"/>
+                </w:rPr>
+                <m:t>N</m:t>
+              </m:r>
+            </m:sup>
+            <m:e>
+              <m:sSub>
+                <m:sSubPr>
+                  <m:ctrlPr>
+                    <w:rPr>
+                      <w:rFonts w:ascii="Cambria Math" w:hAnsi="Cambria Math"/>
+                      <w:i/>
+                      <w:sz w:val="26"/>
+                      <w:szCs w:val="26"/>
+                      <w:lang w:val="en-US"/>
+                    </w:rPr>
+                  </m:ctrlPr>
+                </m:sSubPr>
+                <m:e>
+                  <m:r>
+                    <w:rPr>
+                      <w:rFonts w:ascii="Cambria Math" w:hAnsi="Cambria Math"/>
+                      <w:sz w:val="26"/>
+                      <w:szCs w:val="26"/>
+                      <w:lang w:val="en-US"/>
+                    </w:rPr>
+                    <m:t>w</m:t>
+                  </m:r>
+                </m:e>
+                <m:sub>
+                  <m:r>
+                    <w:rPr>
+                      <w:rFonts w:ascii="Cambria Math" w:hAnsi="Cambria Math"/>
+                      <w:sz w:val="26"/>
+                      <w:szCs w:val="26"/>
+                      <w:lang w:val="en-US"/>
+                    </w:rPr>
+                    <m:t>n</m:t>
+                  </m:r>
+                </m:sub>
+              </m:sSub>
+              <m:func>
+                <m:funcPr>
+                  <m:ctrlPr>
+                    <w:rPr>
+                      <w:rFonts w:ascii="Cambria Math" w:hAnsi="Cambria Math"/>
+                      <w:i/>
+                      <w:sz w:val="26"/>
+                      <w:szCs w:val="26"/>
+                      <w:lang w:val="en-US"/>
+                    </w:rPr>
+                  </m:ctrlPr>
+                </m:funcPr>
+                <m:fName>
+                  <m:r>
+                    <m:rPr>
+                      <m:sty m:val="p"/>
+                    </m:rPr>
+                    <w:rPr>
+                      <w:rFonts w:ascii="Cambria Math" w:hAnsi="Cambria Math"/>
+                      <w:sz w:val="26"/>
+                      <w:szCs w:val="26"/>
+                      <w:lang w:val="en-US"/>
+                    </w:rPr>
+                    <m:t>log</m:t>
+                  </m:r>
+                </m:fName>
+                <m:e>
+                  <m:sSub>
+                    <m:sSubPr>
+                      <m:ctrlPr>
+                        <w:rPr>
+                          <w:rFonts w:ascii="Cambria Math" w:hAnsi="Cambria Math"/>
+                          <w:i/>
+                          <w:sz w:val="26"/>
+                          <w:szCs w:val="26"/>
+                          <w:lang w:val="en-US"/>
+                        </w:rPr>
+                      </m:ctrlPr>
+                    </m:sSubPr>
+                    <m:e>
+                      <m:r>
+                        <w:rPr>
+                          <w:rFonts w:ascii="Cambria Math" w:hAnsi="Cambria Math"/>
+                          <w:sz w:val="26"/>
+                          <w:szCs w:val="26"/>
+                          <w:lang w:val="en-US"/>
+                        </w:rPr>
+                        <m:t>p</m:t>
+                      </m:r>
+                    </m:e>
+                    <m:sub>
+                      <m:r>
+                        <w:rPr>
+                          <w:rFonts w:ascii="Cambria Math" w:hAnsi="Cambria Math"/>
+                          <w:sz w:val="26"/>
+                          <w:szCs w:val="26"/>
+                          <w:lang w:val="en-US"/>
+                        </w:rPr>
+                        <m:t>n</m:t>
+                      </m:r>
+                    </m:sub>
+                  </m:sSub>
+                </m:e>
+              </m:func>
+            </m:e>
+          </m:nary>
+          <m:r>
+            <w:rPr>
+              <w:rFonts w:ascii="Cambria Math" w:hAnsi="Cambria Math"/>
+              <w:sz w:val="26"/>
+              <w:szCs w:val="26"/>
+              <w:lang w:val="en-US"/>
+            </w:rPr>
+            <m:t>)</m:t>
+          </m:r>
+        </m:oMath>
+      </m:oMathPara>
+    </w:p>
+    <w:p>
+      <w:pPr>
+        <w:spacing w:line="312" w:lineRule="auto"/>
+        <w:ind w:firstLine="360"/>
+        <w:jc w:val="both"/>
+        <w:rPr>
+          <w:sz w:val="26"/>
+          <w:szCs w:val="26"/>
+          <w:lang w:val="en-US"/>
+        </w:rPr>
+      </w:pPr>
+      <w:r>
+        <w:rPr>
+          <w:sz w:val="26"/>
+          <w:szCs w:val="26"/>
+          <w:lang w:val="en-US"/>
+        </w:rPr>
+        <w:t>Trong đó:</w:t>
+      </w:r>
+    </w:p>
+    <w:p>
+      <w:pPr>
+        <w:numPr>
+          <w:ilvl w:val="0"/>
+          <w:numId w:val="60"/>
+        </w:numPr>
+        <w:spacing w:line="312" w:lineRule="auto"/>
+        <w:jc w:val="both"/>
+        <w:rPr>
+          <w:sz w:val="26"/>
+          <w:szCs w:val="26"/>
+          <w:lang w:val="en-US"/>
+        </w:rPr>
+      </w:pPr>
+      <m:oMath>
+        <m:sSub>
+          <m:sSubPr>
+            <m:ctrlPr>
+              <w:rPr>
+                <w:rFonts w:ascii="Cambria Math" w:hAnsi="Cambria Math"/>
+                <w:sz w:val="26"/>
+                <w:szCs w:val="26"/>
+                <w:lang w:val="en-US"/>
+              </w:rPr>
+            </m:ctrlPr>
+          </m:sSubPr>
+          <m:e>
+            <m:r>
+              <w:rPr>
+                <w:rFonts w:ascii="Cambria Math" w:hAnsi="Cambria Math"/>
+                <w:sz w:val="26"/>
+                <w:szCs w:val="26"/>
+                <w:lang w:val="en-US"/>
+              </w:rPr>
+              <m:t>p</m:t>
+            </m:r>
+          </m:e>
+          <m:sub>
+            <m:r>
+              <w:rPr>
+                <w:rFonts w:ascii="Cambria Math" w:hAnsi="Cambria Math"/>
+                <w:sz w:val="26"/>
+                <w:szCs w:val="26"/>
+                <w:lang w:val="en-US"/>
+              </w:rPr>
+              <m:t>n</m:t>
+            </m:r>
+          </m:sub>
+        </m:sSub>
+      </m:oMath>
+      <w:r>
+        <w:rPr>
+          <w:sz w:val="26"/>
+          <w:szCs w:val="26"/>
+          <w:lang w:val="en-US"/>
+        </w:rPr>
+        <w:t xml:space="preserve">: độ chính xác n-gram bậc n </w:t>
+      </w:r>
+    </w:p>
+    <w:p>
+      <w:pPr>
+        <w:numPr>
+          <w:ilvl w:val="0"/>
+          <w:numId w:val="60"/>
+        </w:numPr>
+        <w:spacing w:line="312" w:lineRule="auto"/>
+        <w:jc w:val="both"/>
+        <w:rPr>
+          <w:sz w:val="26"/>
+          <w:szCs w:val="26"/>
+          <w:lang w:val="en-US"/>
+        </w:rPr>
+      </w:pPr>
+      <m:oMath>
+        <m:sSub>
+          <m:sSubPr>
+            <m:ctrlPr>
+              <w:rPr>
+                <w:rFonts w:ascii="Cambria Math" w:hAnsi="Cambria Math"/>
+                <w:sz w:val="26"/>
+                <w:szCs w:val="26"/>
+                <w:lang w:val="en-US"/>
+              </w:rPr>
+            </m:ctrlPr>
+          </m:sSubPr>
+          <m:e>
+            <m:r>
+              <w:rPr>
+                <w:rFonts w:ascii="Cambria Math" w:hAnsi="Cambria Math"/>
+                <w:sz w:val="26"/>
+                <w:szCs w:val="26"/>
+                <w:lang w:val="en-US"/>
+              </w:rPr>
+              <m:t>w</m:t>
+            </m:r>
+          </m:e>
+          <m:sub>
+            <m:r>
+              <w:rPr>
+                <w:rFonts w:ascii="Cambria Math" w:hAnsi="Cambria Math"/>
+                <w:sz w:val="26"/>
+                <w:szCs w:val="26"/>
+                <w:lang w:val="en-US"/>
+              </w:rPr>
+              <m:t>n</m:t>
+            </m:r>
+          </m:sub>
+        </m:sSub>
+      </m:oMath>
+      <w:r>
+        <w:rPr>
+          <w:sz w:val="26"/>
+          <w:szCs w:val="26"/>
+          <w:lang w:val="en-US"/>
+        </w:rPr>
+        <w:t>: trọng số</w:t>
+      </w:r>
+      <w:r>
+        <w:rPr>
+          <w:sz w:val="26"/>
+          <w:szCs w:val="26"/>
+          <w:lang w:val="en-US"/>
+        </w:rPr>
+        <w:t xml:space="preserve"> với bận n-gram tương ứng</w:t>
+      </w:r>
+      <w:r>
+        <w:rPr>
+          <w:sz w:val="26"/>
+          <w:szCs w:val="26"/>
+          <w:lang w:val="en-US"/>
+        </w:rPr>
+        <w:t xml:space="preserve"> </w:t>
+      </w:r>
+    </w:p>
+    <w:p>
+      <w:pPr>
+        <w:numPr>
+          <w:ilvl w:val="0"/>
+          <w:numId w:val="60"/>
+        </w:numPr>
+        <w:spacing w:line="312" w:lineRule="auto"/>
+        <w:jc w:val="both"/>
+        <w:rPr>
+          <w:sz w:val="26"/>
+          <w:szCs w:val="26"/>
+          <w:lang w:val="en-US"/>
+        </w:rPr>
+      </w:pPr>
+      <m:oMath>
+        <m:r>
+          <w:rPr>
+            <w:rFonts w:ascii="Cambria Math" w:hAnsi="Cambria Math"/>
+            <w:sz w:val="26"/>
+            <w:szCs w:val="26"/>
+            <w:lang w:val="en-US"/>
+          </w:rPr>
+          <m:t>BP</m:t>
+        </m:r>
+      </m:oMath>
+      <w:r>
+        <w:rPr>
+          <w:sz w:val="26"/>
+          <w:szCs w:val="26"/>
+          <w:lang w:val="en-US"/>
+        </w:rPr>
+        <w:t xml:space="preserve"> (</w:t>
+      </w:r>
+      <w:r>
+        <w:rPr>
+          <w:sz w:val="26"/>
+          <w:szCs w:val="26"/>
+          <w:lang w:val="en-US"/>
+        </w:rPr>
+        <w:t>Brevity penalty</w:t>
+      </w:r>
+      <w:r>
+        <w:rPr>
+          <w:sz w:val="26"/>
+          <w:szCs w:val="26"/>
+          <w:lang w:val="en-US"/>
+        </w:rPr>
+        <w:t>)</w:t>
+      </w:r>
+      <w:r>
+        <w:rPr>
+          <w:sz w:val="26"/>
+          <w:szCs w:val="26"/>
+          <w:lang w:val="en-US"/>
+        </w:rPr>
+        <w:t xml:space="preserve">: hệ số phạt độ dài câu </w:t>
+      </w:r>
+      <w:r>
+        <w:rPr>
+          <w:sz w:val="26"/>
+          <w:szCs w:val="26"/>
+          <w:lang w:val="en-US"/>
+        </w:rPr>
+        <w:t>được định nghĩa</w:t>
+      </w:r>
+    </w:p>
+    <w:p>
+      <w:pPr>
+        <w:spacing w:line="312" w:lineRule="auto"/>
+        <w:jc w:val="both"/>
+        <w:rPr>
+          <w:sz w:val="26"/>
+          <w:szCs w:val="26"/>
+          <w:lang w:val="en-US"/>
+        </w:rPr>
+      </w:pPr>
+      <m:oMathPara>
+        <m:oMath>
+          <m:r>
+            <w:rPr>
+              <w:rFonts w:ascii="Cambria Math" w:hAnsi="Cambria Math"/>
+              <w:sz w:val="26"/>
+              <w:szCs w:val="26"/>
+              <w:lang w:val="en-US"/>
+            </w:rPr>
+            <m:t>BP=</m:t>
+          </m:r>
+          <m:d>
+            <m:dPr>
+              <m:begChr m:val="{"/>
+              <m:endChr m:val=""/>
+              <m:ctrlPr>
+                <w:rPr>
+                  <w:rFonts w:ascii="Cambria Math" w:hAnsi="Cambria Math"/>
+                  <w:sz w:val="26"/>
+                  <w:szCs w:val="26"/>
+                  <w:lang w:val="en-US"/>
+                </w:rPr>
+              </m:ctrlPr>
+            </m:dPr>
+            <m:e>
+              <m:m>
+                <m:mPr>
+                  <m:plcHide m:val="1"/>
+                  <m:mcs>
+                    <m:mc>
+                      <m:mcPr>
+                        <m:count m:val="2"/>
+                        <m:mcJc m:val="center"/>
+                      </m:mcPr>
+                    </m:mc>
+                  </m:mcs>
+                  <m:ctrlPr>
+                    <w:rPr>
+                      <w:rFonts w:ascii="Cambria Math" w:hAnsi="Cambria Math"/>
+                      <w:sz w:val="26"/>
+                      <w:szCs w:val="26"/>
+                      <w:lang w:val="en-US"/>
+                    </w:rPr>
+                  </m:ctrlPr>
+                </m:mPr>
+                <m:mr>
+                  <m:e>
+                    <m:r>
+                      <w:rPr>
+                        <w:rFonts w:ascii="Cambria Math" w:hAnsi="Cambria Math"/>
+                        <w:sz w:val="26"/>
+                        <w:szCs w:val="26"/>
+                        <w:lang w:val="en-US"/>
+                      </w:rPr>
+                      <m:t>1</m:t>
+                    </m:r>
+                  </m:e>
+                  <m:e>
+                    <m:r>
+                      <m:rPr>
+                        <m:nor/>
+                      </m:rPr>
+                      <w:rPr>
+                        <w:sz w:val="26"/>
+                        <w:szCs w:val="26"/>
+                        <w:lang w:val="en-US"/>
+                      </w:rPr>
+                      <m:t>if </m:t>
+                    </m:r>
+                    <m:r>
+                      <w:rPr>
+                        <w:rFonts w:ascii="Cambria Math" w:hAnsi="Cambria Math"/>
+                        <w:sz w:val="26"/>
+                        <w:szCs w:val="26"/>
+                        <w:lang w:val="en-US"/>
+                      </w:rPr>
+                      <m:t>c&gt;r</m:t>
+                    </m:r>
+                  </m:e>
+                </m:mr>
+                <m:mr>
+                  <m:e>
+                    <m:sSup>
+                      <m:sSupPr>
+                        <m:ctrlPr>
+                          <w:rPr>
+                            <w:rFonts w:ascii="Cambria Math" w:hAnsi="Cambria Math"/>
+                            <w:sz w:val="26"/>
+                            <w:szCs w:val="26"/>
+                            <w:lang w:val="en-US"/>
+                          </w:rPr>
+                        </m:ctrlPr>
+                      </m:sSupPr>
+                      <m:e>
+                        <m:r>
+                          <w:rPr>
+                            <w:rFonts w:ascii="Cambria Math" w:hAnsi="Cambria Math"/>
+                            <w:sz w:val="26"/>
+                            <w:szCs w:val="26"/>
+                            <w:lang w:val="en-US"/>
+                          </w:rPr>
+                          <m:t>e</m:t>
+                        </m:r>
+                      </m:e>
+                      <m:sup>
+                        <m:d>
+                          <m:dPr>
+                            <m:sepChr m:val="−"/>
+                            <m:ctrlPr>
+                              <w:rPr>
+                                <w:rFonts w:ascii="Cambria Math" w:hAnsi="Cambria Math"/>
+                                <w:sz w:val="26"/>
+                                <w:szCs w:val="26"/>
+                                <w:lang w:val="en-US"/>
+                              </w:rPr>
+                            </m:ctrlPr>
+                          </m:dPr>
+                          <m:e>
+                            <m:r>
+                              <w:rPr>
+                                <w:rFonts w:ascii="Cambria Math" w:hAnsi="Cambria Math"/>
+                                <w:sz w:val="26"/>
+                                <w:szCs w:val="26"/>
+                                <w:lang w:val="en-US"/>
+                              </w:rPr>
+                              <m:t>1</m:t>
+                            </m:r>
+                          </m:e>
+                          <m:e>
+                            <m:r>
+                              <w:rPr>
+                                <w:rFonts w:ascii="Cambria Math" w:hAnsi="Cambria Math"/>
+                                <w:sz w:val="26"/>
+                                <w:szCs w:val="26"/>
+                                <w:lang w:val="en-US"/>
+                              </w:rPr>
+                              <m:t>r</m:t>
+                            </m:r>
+                            <m:r>
+                              <m:rPr>
+                                <m:sty m:val="p"/>
+                              </m:rPr>
+                              <w:rPr>
+                                <w:rFonts w:ascii="Cambria Math" w:hAnsi="Cambria Math"/>
+                                <w:sz w:val="26"/>
+                                <w:szCs w:val="26"/>
+                                <w:lang w:val="en-US"/>
+                              </w:rPr>
+                              <m:t>/</m:t>
+                            </m:r>
+                            <m:r>
+                              <w:rPr>
+                                <w:rFonts w:ascii="Cambria Math" w:hAnsi="Cambria Math"/>
+                                <w:sz w:val="26"/>
+                                <w:szCs w:val="26"/>
+                                <w:lang w:val="en-US"/>
+                              </w:rPr>
+                              <m:t>c</m:t>
+                            </m:r>
+                          </m:e>
+                        </m:d>
+                      </m:sup>
+                    </m:sSup>
+                  </m:e>
+                  <m:e>
+                    <m:r>
+                      <m:rPr>
+                        <m:nor/>
+                      </m:rPr>
+                      <w:rPr>
+                        <w:sz w:val="26"/>
+                        <w:szCs w:val="26"/>
+                        <w:lang w:val="en-US"/>
+                      </w:rPr>
+                      <m:t>if </m:t>
+                    </m:r>
+                    <m:r>
+                      <w:rPr>
+                        <w:rFonts w:ascii="Cambria Math" w:hAnsi="Cambria Math"/>
+                        <w:sz w:val="26"/>
+                        <w:szCs w:val="26"/>
+                        <w:lang w:val="en-US"/>
+                      </w:rPr>
+                      <m:t>c≤r</m:t>
+                    </m:r>
+                  </m:e>
+                </m:mr>
+              </m:m>
+            </m:e>
+          </m:d>
+        </m:oMath>
+      </m:oMathPara>
+    </w:p>
+    <w:p>
+      <w:pPr>
+        <w:numPr>
+          <w:ilvl w:val="0"/>
+          <w:numId w:val="64"/>
+        </w:numPr>
+        <w:spacing w:line="312" w:lineRule="auto"/>
+        <w:jc w:val="both"/>
+        <w:rPr>
+          <w:sz w:val="26"/>
+          <w:szCs w:val="26"/>
+          <w:lang w:val="en-US"/>
+        </w:rPr>
+      </w:pPr>
+      <m:oMath>
+        <m:r>
+          <w:rPr>
+            <w:rFonts w:ascii="Cambria Math" w:hAnsi="Cambria Math"/>
+            <w:sz w:val="26"/>
+            <w:szCs w:val="26"/>
+            <w:lang w:val="en-US"/>
+          </w:rPr>
+          <m:t>c</m:t>
+        </m:r>
+      </m:oMath>
+      <w:r>
+        <w:rPr>
+          <w:sz w:val="26"/>
+          <w:szCs w:val="26"/>
+          <w:lang w:val="en-US"/>
+        </w:rPr>
+        <w:t xml:space="preserve">: độ dài câu dịch </w:t>
+      </w:r>
+      <w:r>
+        <w:rPr>
+          <w:sz w:val="26"/>
+          <w:szCs w:val="26"/>
+          <w:lang w:val="en-US"/>
+        </w:rPr>
+        <w:t>(</w:t>
+      </w:r>
+      <w:r>
+        <w:rPr>
+          <w:sz w:val="26"/>
+          <w:szCs w:val="26"/>
+          <w:lang w:val="en-US"/>
+        </w:rPr>
+        <w:t>Predicted Sentence</w:t>
+      </w:r>
+      <w:r>
+        <w:rPr>
+          <w:sz w:val="26"/>
+          <w:szCs w:val="26"/>
+          <w:lang w:val="en-US"/>
+        </w:rPr>
+        <w:t>)</w:t>
+      </w:r>
+    </w:p>
+    <w:p>
+      <w:pPr>
+        <w:numPr>
+          <w:ilvl w:val="0"/>
+          <w:numId w:val="64"/>
+        </w:numPr>
+        <w:spacing w:line="312" w:lineRule="auto"/>
+        <w:jc w:val="both"/>
+        <w:rPr>
+          <w:sz w:val="26"/>
+          <w:szCs w:val="26"/>
+          <w:lang w:val="en-US"/>
+        </w:rPr>
+      </w:pPr>
+      <m:oMath>
+        <m:r>
+          <w:rPr>
+            <w:rFonts w:ascii="Cambria Math" w:hAnsi="Cambria Math"/>
+            <w:sz w:val="26"/>
+            <w:szCs w:val="26"/>
+            <w:lang w:val="en-US"/>
+          </w:rPr>
+          <m:t>r</m:t>
+        </m:r>
+      </m:oMath>
+      <w:r>
+        <w:rPr>
+          <w:sz w:val="26"/>
+          <w:szCs w:val="26"/>
+          <w:lang w:val="en-US"/>
+        </w:rPr>
+        <w:t>: độ dài câu tham chiếu</w:t>
+      </w:r>
+      <w:r>
+        <w:rPr>
+          <w:sz w:val="26"/>
+          <w:szCs w:val="26"/>
+          <w:lang w:val="en-US"/>
+        </w:rPr>
+        <w:t xml:space="preserve"> (Target </w:t>
+      </w:r>
+      <w:r>
+        <w:rPr>
+          <w:sz w:val="26"/>
+          <w:szCs w:val="26"/>
+          <w:lang w:val="en-US"/>
+        </w:rPr>
+        <w:t>Sentence</w:t>
+      </w:r>
+      <w:r>
+        <w:rPr>
+          <w:sz w:val="26"/>
+          <w:szCs w:val="26"/>
+          <w:lang w:val="en-US"/>
+        </w:rPr>
+        <w:t>)</w:t>
+      </w:r>
+    </w:p>
+    <w:p>
+      <w:pPr>
+        <w:spacing w:line="312" w:lineRule="auto"/>
+        <w:jc w:val="both"/>
+        <w:rPr>
+          <w:sz w:val="26"/>
+          <w:szCs w:val="26"/>
+          <w:lang w:val="en-US"/>
+        </w:rPr>
+      </w:pPr>
+    </w:p>
+    <w:p>
+      <w:pPr>
+        <w:spacing w:line="312" w:lineRule="auto"/>
+        <w:ind w:firstLine="360"/>
+        <w:jc w:val="both"/>
+        <w:rPr>
+          <w:sz w:val="26"/>
+          <w:szCs w:val="26"/>
+          <w:lang w:val="en-US"/>
+        </w:rPr>
+      </w:pPr>
+      <w:r>
+        <w:rPr>
+          <w:sz w:val="26"/>
+          <w:szCs w:val="26"/>
+          <w:lang w:val="en-US"/>
+        </w:rPr>
+        <w:t>Ví dụ tính toán chỉ số BLEU:</w:t>
+      </w:r>
+    </w:p>
+    <w:p>
+      <w:pPr>
+        <w:spacing w:line="312" w:lineRule="auto"/>
+        <w:ind w:firstLine="360"/>
+        <w:jc w:val="both"/>
+        <w:rPr>
+          <w:sz w:val="26"/>
+          <w:szCs w:val="26"/>
+          <w:lang w:val="en-US"/>
+        </w:rPr>
+      </w:pPr>
+      <w:r>
+        <w:drawing>
+          <wp:inline distT="0" distB="0" distL="0" distR="0" wp14:anchorId="4A3E0291" wp14:editId="5F6C47A4">
+            <wp:extent cx="4889500" cy="2209800"/>
+            <wp:effectExtent l="0" t="0" r="6350" b="0"/>
+            <wp:docPr id="410076520" name="Picture 2"/>
+            <wp:cNvGraphicFramePr>
+              <a:graphicFrameLocks xmlns:a="http://schemas.openxmlformats.org/drawingml/2006/main" noChangeAspect="1"/>
+            </wp:cNvGraphicFramePr>
+            <a:graphic xmlns:a="http://schemas.openxmlformats.org/drawingml/2006/main">
+              <a:graphicData uri="http://schemas.openxmlformats.org/drawingml/2006/picture">
+                <pic:pic xmlns:pic="http://schemas.openxmlformats.org/drawingml/2006/picture">
+                  <pic:nvPicPr>
+                    <pic:cNvPr id="0" name="Picture 3"/>
+                    <pic:cNvPicPr>
+                      <a:picLocks noChangeAspect="1" noChangeArrowheads="1"/>
+                    </pic:cNvPicPr>
+                  </pic:nvPicPr>
+                  <pic:blipFill>
+                    <a:blip r:embed="rId15">
+                      <a:extLst>
+                        <a:ext uri="{28A0092B-C50C-407E-A947-70E740481C1C}">
+                          <a14:useLocalDpi xmlns:a14="http://schemas.microsoft.com/office/drawing/2010/main" val="0"/>
+                        </a:ext>
+                      </a:extLst>
+                    </a:blip>
+                    <a:srcRect/>
+                    <a:stretch>
+                      <a:fillRect/>
+                    </a:stretch>
+                  </pic:blipFill>
+                  <pic:spPr bwMode="auto">
+                    <a:xfrm>
+                      <a:off x="0" y="0"/>
+                      <a:ext cx="4889500" cy="2209800"/>
+                    </a:xfrm>
+                    <a:prstGeom prst="rect">
+                      <a:avLst/>
+                    </a:prstGeom>
+                    <a:noFill/>
+                    <a:ln>
+                      <a:noFill/>
+                    </a:ln>
+                  </pic:spPr>
+                </pic:pic>
+              </a:graphicData>
+            </a:graphic>
+          </wp:inline>
+        </w:drawing>
+      </w:r>
+    </w:p>
+    <w:p>
+      <w:pPr>
+        <w:spacing w:line="312" w:lineRule="auto"/>
+        <w:jc w:val="both"/>
+        <w:rPr>
+          <w:sz w:val="26"/>
+          <w:szCs w:val="26"/>
+          <w:lang w:val="sv-SE"/>
+        </w:rPr>
+      </w:pPr>
+    </w:p>
+    <w:p>
+      <w:pPr>
+        <w:pStyle w:val="ListParagraph"/>
+        <w:numPr>
+          <w:ilvl w:val="0"/>
+          <w:numId w:val="48"/>
+        </w:numPr>
+        <w:spacing w:line="312" w:lineRule="auto"/>
+        <w:ind w:left="540"/>
+        <w:jc w:val="both"/>
+        <w:rPr>
+          <w:b/>
+          <w:bCs/>
+          <w:sz w:val="28"/>
+          <w:szCs w:val="28"/>
+          <w:lang w:val="sv-SE"/>
+        </w:rPr>
+      </w:pPr>
+      <w:r>
+        <w:rPr>
+          <w:b/>
+          <w:bCs/>
+          <w:sz w:val="28"/>
+          <w:szCs w:val="28"/>
+          <w:lang w:val="sv-SE"/>
+        </w:rPr>
+        <w:t>Một số phương pháp cho bài toán</w:t>
+      </w:r>
+    </w:p>
+    <w:p>
+      <w:pPr>
+        <w:pStyle w:val="ListParagraph"/>
+        <w:numPr>
+          <w:ilvl w:val="0"/>
+          <w:numId w:val="51"/>
+        </w:numPr>
+        <w:spacing w:line="312" w:lineRule="auto"/>
+        <w:jc w:val="both"/>
+        <w:rPr>
+          <w:sz w:val="26"/>
+          <w:szCs w:val="26"/>
+          <w:lang w:val="en-US"/>
+        </w:rPr>
+      </w:pPr>
+      <w:r>
+        <w:rPr>
+          <w:sz w:val="26"/>
+          <w:szCs w:val="26"/>
+          <w:lang w:val="en-US"/>
+        </w:rPr>
+        <w:t xml:space="preserve">Mô hình Sequence </w:t>
+      </w:r>
+      <w:r>
+        <w:rPr>
+          <w:sz w:val="26"/>
+          <w:szCs w:val="26"/>
+          <w:lang w:val="en-US"/>
+        </w:rPr>
+        <w:t>to Sequence</w:t>
+      </w:r>
+    </w:p>
+    <w:p>
+      <w:pPr>
+        <w:spacing w:line="312" w:lineRule="auto"/>
+        <w:ind w:firstLine="360"/>
+        <w:jc w:val="both"/>
+        <w:rPr>
+          <w:sz w:val="26"/>
+          <w:szCs w:val="26"/>
+          <w:lang w:val="en-US"/>
+        </w:rPr>
+      </w:pPr>
+    </w:p>
+    <w:p>
+      <w:pPr>
+        <w:pStyle w:val="ListParagraph"/>
+        <w:numPr>
+          <w:ilvl w:val="0"/>
+          <w:numId w:val="51"/>
+        </w:numPr>
+        <w:spacing w:line="312" w:lineRule="auto"/>
+        <w:jc w:val="both"/>
+        <w:rPr>
+          <w:sz w:val="26"/>
+          <w:szCs w:val="26"/>
+          <w:lang w:val="en-US"/>
+        </w:rPr>
+      </w:pPr>
+      <w:r>
+        <w:rPr>
+          <w:sz w:val="26"/>
+          <w:szCs w:val="26"/>
+          <w:lang w:val="en-US"/>
+        </w:rPr>
+        <w:t>Mô hình Transforme</w:t>
+      </w:r>
+      <w:r>
+        <w:rPr>
+          <w:sz w:val="26"/>
+          <w:szCs w:val="26"/>
+          <w:lang w:val="en-US"/>
+        </w:rPr>
+        <w:t>r</w:t>
+      </w:r>
+    </w:p>
+    <w:p>
+      <w:pPr>
+        <w:spacing w:line="312" w:lineRule="auto"/>
+        <w:ind w:firstLine="360"/>
+        <w:jc w:val="both"/>
+        <w:rPr>
+          <w:sz w:val="26"/>
+          <w:szCs w:val="26"/>
+          <w:lang w:val="en-US"/>
+        </w:rPr>
+      </w:pPr>
+    </w:p>
+    <w:p>
+      <w:pPr>
+        <w:pStyle w:val="ListParagraph"/>
+        <w:numPr>
+          <w:ilvl w:val="0"/>
+          <w:numId w:val="51"/>
+        </w:numPr>
+        <w:spacing w:line="312" w:lineRule="auto"/>
+        <w:jc w:val="both"/>
+        <w:rPr>
+          <w:sz w:val="26"/>
+          <w:szCs w:val="26"/>
+          <w:lang w:val="en-US"/>
+        </w:rPr>
+      </w:pPr>
+      <w:r>
+        <w:rPr>
+          <w:sz w:val="26"/>
+          <w:szCs w:val="26"/>
+          <w:lang w:val="en-US"/>
+        </w:rPr>
+        <w:t>.</w:t>
+      </w:r>
+    </w:p>
+    <w:p>
+      <w:pPr>
+        <w:pStyle w:val="ListParagraph"/>
+        <w:numPr>
+          <w:ilvl w:val="0"/>
+          <w:numId w:val="51"/>
+        </w:numPr>
+        <w:spacing w:line="312" w:lineRule="auto"/>
+        <w:jc w:val="both"/>
+        <w:rPr>
+          <w:sz w:val="26"/>
+          <w:szCs w:val="26"/>
+          <w:lang w:val="en-US"/>
+        </w:rPr>
+      </w:pPr>
+      <w:r>
+        <w:rPr>
+          <w:sz w:val="26"/>
+          <w:szCs w:val="26"/>
+          <w:lang w:val="en-US"/>
+        </w:rPr>
+        <w:t>.</w:t>
+      </w:r>
+    </w:p>
+    <w:p>
+      <w:pPr>
+        <w:spacing w:line="312" w:lineRule="auto"/>
+        <w:jc w:val="both"/>
+        <w:rPr>
+          <w:sz w:val="26"/>
+          <w:szCs w:val="26"/>
+          <w:lang w:val="en-US"/>
+        </w:rPr>
+      </w:pPr>
+    </w:p>
+    <w:p>
+      <w:pPr>
+        <w:pStyle w:val="ListParagraph"/>
+        <w:numPr>
+          <w:ilvl w:val="0"/>
+          <w:numId w:val="48"/>
+        </w:numPr>
+        <w:spacing w:line="312" w:lineRule="auto"/>
+        <w:ind w:left="540"/>
+        <w:jc w:val="both"/>
+        <w:rPr>
+          <w:b/>
+          <w:bCs/>
+          <w:sz w:val="28"/>
+          <w:szCs w:val="28"/>
+          <w:lang w:val="en-US"/>
+        </w:rPr>
+      </w:pPr>
+      <w:r>
+        <w:rPr>
+          <w:b/>
+          <w:bCs/>
+          <w:sz w:val="28"/>
+          <w:szCs w:val="28"/>
+          <w:lang w:val="en-US"/>
+        </w:rPr>
+        <w:t>Kết quả thực nghiệm</w:t>
+      </w:r>
+    </w:p>
+    <w:p>
+      <w:pPr>
+        <w:spacing w:line="312" w:lineRule="auto"/>
+        <w:ind w:firstLine="360"/>
+        <w:jc w:val="both"/>
+        <w:rPr>
+          <w:sz w:val="26"/>
+          <w:szCs w:val="26"/>
+          <w:lang w:val="en-US"/>
+        </w:rPr>
+      </w:pPr>
+    </w:p>
+    <w:p>
+      <w:pPr>
+        <w:pStyle w:val="ListParagraph"/>
+        <w:numPr>
+          <w:ilvl w:val="0"/>
+          <w:numId w:val="48"/>
+        </w:numPr>
+        <w:spacing w:line="312" w:lineRule="auto"/>
+        <w:ind w:left="540"/>
+        <w:jc w:val="both"/>
+        <w:rPr>
+          <w:b/>
+          <w:bCs/>
+          <w:sz w:val="28"/>
+          <w:szCs w:val="28"/>
+          <w:lang w:val="en-US"/>
+        </w:rPr>
+      </w:pPr>
+      <w:r>
+        <w:rPr>
+          <w:b/>
+          <w:bCs/>
+          <w:sz w:val="28"/>
+          <w:szCs w:val="28"/>
+          <w:lang w:val="en-US"/>
+        </w:rPr>
+        <w:t>Kết luận</w:t>
+      </w:r>
+    </w:p>
+    <w:p>
+      <w:pPr>
+        <w:spacing w:line="312" w:lineRule="auto"/>
+        <w:ind w:firstLine="360"/>
+        <w:jc w:val="both"/>
+        <w:rPr>
+          <w:sz w:val="26"/>
+          <w:szCs w:val="26"/>
+          <w:lang w:val="en-US"/>
+        </w:rPr>
+      </w:pPr>
+    </w:p>
+    <w:p>
+      <w:pPr>
+        <w:pStyle w:val="ListParagraph"/>
+        <w:numPr>
+          <w:ilvl w:val="0"/>
+          <w:numId w:val="48"/>
+        </w:numPr>
+        <w:spacing w:line="312" w:lineRule="auto"/>
+        <w:ind w:left="540"/>
+        <w:jc w:val="both"/>
+        <w:rPr>
+          <w:b/>
+          <w:bCs/>
+          <w:sz w:val="28"/>
+          <w:szCs w:val="28"/>
+          <w:lang w:val="en-US"/>
+        </w:rPr>
+      </w:pPr>
+      <w:r>
+        <w:rPr>
+          <w:b/>
+          <w:bCs/>
+          <w:sz w:val="28"/>
+          <w:szCs w:val="28"/>
+          <w:lang w:val="en-US"/>
+        </w:rPr>
+        <w:t>Tài liệu tham khảo</w:t>
+      </w:r>
+    </w:p>
+    <w:p>
+      <w:pPr>
+        <w:spacing w:line="312" w:lineRule="auto"/>
+        <w:rPr>
+          <w:sz w:val="26"/>
+          <w:szCs w:val="26"/>
           <w:lang w:val="vi-VN"/>
         </w:rPr>
       </w:pPr>
       <w:r>
         <w:rPr>
+          <w:sz w:val="26"/>
+          <w:szCs w:val="26"/>
           <w:lang w:val="vi-VN"/>
         </w:rPr>
-        <w:t xml:space="preserve">BLEU, </w:t>
-      </w:r>
-      <w:hyperlink r:id="rId9" w:history="1">
+        <w:t xml:space="preserve">[1] </w:t>
+      </w:r>
+      <w:hyperlink r:id="rId16" w:history="1">
         <w:r>
           <w:rPr>
             <w:rStyle w:val="Hyperlink"/>
-            <w:lang w:val="vi-VN"/>
-          </w:rPr>
-          <w:t>https://aclanthology.org/P02-1040.pdf</w:t>
-        </w:r>
-      </w:hyperlink>
-    </w:p>
-    <w:p>
-      <w:pPr>
-        <w:pStyle w:val="Heading1"/>
-        <w:rPr>
-          <w:lang w:val="vi-VN"/>
-        </w:rPr>
-      </w:pPr>
-      <w:r>
-        <w:rPr>
-          <w:lang w:val="vi-VN"/>
-        </w:rPr>
-        <w:t>3</w:t>
-      </w:r>
-      <w:r>
-        <w:rPr>
-          <w:lang w:val="vi-VN"/>
-        </w:rPr>
-        <w:t>. Một số phương pháp cho bài toán dịch máy</w:t>
-      </w:r>
-    </w:p>
-    <w:p>
-      <w:pPr>
-        <w:pStyle w:val="Heading2"/>
-        <w:rPr>
-          <w:lang w:val="vi-VN"/>
-        </w:rPr>
-      </w:pPr>
-      <w:r>
-        <w:rPr>
-          <w:lang w:val="vi-VN"/>
-        </w:rPr>
-        <w:t>3.1 Mô hình sequence to sequence</w:t>
-      </w:r>
-    </w:p>
-    <w:p>
-      <w:pPr>
-        <w:rPr>
-          <w:lang w:val="vi-VN"/>
-        </w:rPr>
-      </w:pPr>
-    </w:p>
-    <w:p>
-      <w:pPr>
-        <w:pStyle w:val="Heading2"/>
-        <w:rPr>
-          <w:lang w:val="vi-VN"/>
-        </w:rPr>
-      </w:pPr>
-      <w:r>
-        <w:rPr>
-          <w:lang w:val="vi-VN"/>
-        </w:rPr>
-        <w:t>3.2 Mô hình transformer</w:t>
-      </w:r>
-    </w:p>
-    <w:p>
-      <w:pPr>
-        <w:rPr>
-          <w:lang w:val="vi-VN"/>
-        </w:rPr>
-      </w:pPr>
-    </w:p>
-    <w:p>
-      <w:pPr>
-        <w:rPr>
-          <w:lang w:val="vi-VN"/>
-        </w:rPr>
-      </w:pPr>
-    </w:p>
-    <w:p>
-      <w:pPr>
-        <w:pStyle w:val="Heading1"/>
-        <w:rPr>
-          <w:lang w:val="vi-VN"/>
-        </w:rPr>
-      </w:pPr>
-      <w:r>
-        <w:rPr>
-          <w:lang w:val="vi-VN"/>
-        </w:rPr>
-        <w:t>4. Kết quả thử nghiệm</w:t>
-      </w:r>
-    </w:p>
-    <w:p>
-      <w:pPr>
-        <w:spacing w:after="160" w:line="259" w:lineRule="auto"/>
-        <w:jc w:val="both"/>
-        <w:rPr>
-          <w:lang w:val="vi-VN"/>
-        </w:rPr>
-      </w:pPr>
-    </w:p>
-    <w:p>
-      <w:pPr>
-        <w:spacing w:after="160" w:line="259" w:lineRule="auto"/>
-        <w:jc w:val="both"/>
-        <w:rPr>
-          <w:lang w:val="vi-VN"/>
-        </w:rPr>
-      </w:pPr>
-    </w:p>
-    <w:p>
-      <w:pPr>
-        <w:pStyle w:val="Heading1"/>
-        <w:rPr>
-          <w:lang w:val="vi-VN"/>
-        </w:rPr>
-      </w:pPr>
-      <w:r>
-        <w:rPr>
-          <w:lang w:val="vi-VN"/>
-        </w:rPr>
-        <w:t>5. Kết luận</w:t>
-      </w:r>
-    </w:p>
-    <w:p>
-      <w:pPr>
-        <w:spacing w:after="160" w:line="259" w:lineRule="auto"/>
-        <w:jc w:val="both"/>
-        <w:rPr>
-          <w:lang w:val="vi-VN"/>
-        </w:rPr>
-      </w:pPr>
-    </w:p>
-    <w:p>
-      <w:pPr>
-        <w:spacing w:after="160" w:line="259" w:lineRule="auto"/>
-        <w:rPr>
-          <w:rFonts w:eastAsiaTheme="majorEastAsia" w:cstheme="majorBidi"/>
-          <w:b/>
-          <w:sz w:val="28"/>
-          <w:szCs w:val="32"/>
-          <w:lang w:val="vi-VN"/>
-        </w:rPr>
-      </w:pPr>
-    </w:p>
-    <w:p>
-      <w:pPr>
-        <w:pStyle w:val="Heading1"/>
-        <w:spacing w:line="276" w:lineRule="auto"/>
-        <w:rPr>
-          <w:lang w:val="vi-VN"/>
-        </w:rPr>
-      </w:pPr>
-      <w:bookmarkStart w:id="1" w:name="_Toc228129072"/>
-      <w:r>
-        <w:rPr>
-          <w:lang w:val="vi-VN"/>
-        </w:rPr>
-        <w:t>6</w:t>
-      </w:r>
-      <w:r>
-        <w:rPr>
-          <w:lang w:val="vi-VN"/>
-        </w:rPr>
-        <w:t>. Tài liệu tham khảo</w:t>
-      </w:r>
-      <w:bookmarkEnd w:id="1"/>
-    </w:p>
-    <w:p>
-      <w:pPr>
-        <w:spacing w:after="160" w:line="276" w:lineRule="auto"/>
-        <w:rPr>
-          <w:lang w:val="vi-VN"/>
-        </w:rPr>
-      </w:pPr>
-      <w:r>
-        <w:rPr>
-          <w:lang w:val="vi-VN"/>
-        </w:rPr>
-        <w:t xml:space="preserve">[1] </w:t>
-      </w:r>
-      <w:hyperlink r:id="rId10" w:history="1">
-        <w:r>
-          <w:rPr>
-            <w:rStyle w:val="Hyperlink"/>
+            <w:sz w:val="26"/>
+            <w:szCs w:val="26"/>
           </w:rPr>
           <w:t>https://jalammar.github.io/visualizing-neural-machine-translation-mechanics-of-seq2seq-models-with-attention/</w:t>
         </w:r>
@@ -1644,21 +5888,27 @@
     </w:p>
     <w:p>
       <w:pPr>
-        <w:spacing w:after="160" w:line="276" w:lineRule="auto"/>
-        <w:rPr>
+        <w:spacing w:line="312" w:lineRule="auto"/>
+        <w:rPr>
+          <w:sz w:val="26"/>
+          <w:szCs w:val="26"/>
           <w:lang w:val="vi-VN"/>
         </w:rPr>
       </w:pPr>
       <w:r>
         <w:rPr>
+          <w:sz w:val="26"/>
+          <w:szCs w:val="26"/>
           <w:lang w:val="vi-VN"/>
         </w:rPr>
         <w:t xml:space="preserve">[2] </w:t>
       </w:r>
-      <w:hyperlink r:id="rId11" w:history="1">
+      <w:hyperlink r:id="rId17" w:history="1">
         <w:r>
           <w:rPr>
             <w:rStyle w:val="Hyperlink"/>
+            <w:sz w:val="26"/>
+            <w:szCs w:val="26"/>
             <w:lang w:val="vi-VN"/>
           </w:rPr>
           <w:t>https://jalammar.github.io/illustrated-transformer/</w:t>
@@ -1666,6 +5916,8 @@
       </w:hyperlink>
       <w:r>
         <w:rPr>
+          <w:sz w:val="26"/>
+          <w:szCs w:val="26"/>
           <w:lang w:val="vi-VN"/>
         </w:rPr>
         <w:t xml:space="preserve"> </w:t>
@@ -1673,70 +5925,36 @@
     </w:p>
     <w:p>
       <w:pPr>
-        <w:spacing w:after="160" w:line="276" w:lineRule="auto"/>
-        <w:rPr>
+        <w:spacing w:line="312" w:lineRule="auto"/>
+        <w:rPr>
+          <w:sz w:val="26"/>
+          <w:szCs w:val="26"/>
           <w:lang w:val="vi-VN"/>
         </w:rPr>
       </w:pPr>
       <w:r>
         <w:rPr>
+          <w:sz w:val="26"/>
+          <w:szCs w:val="26"/>
           <w:lang w:val="vi-VN"/>
         </w:rPr>
         <w:t xml:space="preserve">[3] BLEU, </w:t>
       </w:r>
-      <w:hyperlink r:id="rId12" w:history="1">
+      <w:hyperlink r:id="rId18" w:history="1">
         <w:r>
           <w:rPr>
             <w:rStyle w:val="Hyperlink"/>
+            <w:sz w:val="26"/>
+            <w:szCs w:val="26"/>
             <w:lang w:val="vi-VN"/>
           </w:rPr>
-          <w:t>https://aclanthology.org/P02-1040.pdf</w:t>
-        </w:r>
-      </w:hyperlink>
-      <w:r>
-        <w:rPr>
-          <w:lang w:val="vi-VN"/>
-        </w:rPr>
-        <w:t xml:space="preserve"> </w:t>
-      </w:r>
-    </w:p>
-    <w:p>
-      <w:pPr>
-        <w:spacing w:after="160" w:line="276" w:lineRule="auto"/>
-        <w:rPr>
-          <w:lang w:val="vi-VN"/>
-        </w:rPr>
-      </w:pPr>
-      <w:r>
-        <w:rPr>
-          <w:lang w:val="vi-VN"/>
-        </w:rPr>
-        <w:lastRenderedPageBreak/>
-        <w:t xml:space="preserve">[4] </w:t>
-      </w:r>
-      <w:r>
-        <w:rPr>
-          <w:lang w:val="vi-VN"/>
-        </w:rPr>
-        <w:t>The IWSLT 2015 Evaluation Campaign</w:t>
-      </w:r>
-      <w:r>
-        <w:rPr>
-          <w:lang w:val="vi-VN"/>
-        </w:rPr>
-        <w:t xml:space="preserve">, </w:t>
-      </w:r>
-      <w:hyperlink r:id="rId13" w:history="1">
-        <w:r>
-          <w:rPr>
-            <w:rStyle w:val="Hyperlink"/>
-            <w:lang w:val="vi-VN"/>
-          </w:rPr>
-          <w:t>h</w:t>
+          <w:t>https://aclan</w:t>
         </w:r>
         <w:r>
           <w:rPr>
             <w:rStyle w:val="Hyperlink"/>
+            <w:sz w:val="26"/>
+            <w:szCs w:val="26"/>
             <w:lang w:val="vi-VN"/>
           </w:rPr>
           <w:t>t</w:t>
@@ -1744,19 +5962,17 @@
         <w:r>
           <w:rPr>
             <w:rStyle w:val="Hyperlink"/>
+            <w:sz w:val="26"/>
+            <w:szCs w:val="26"/>
             <w:lang w:val="vi-VN"/>
           </w:rPr>
-          <w:t>tps://aclanthology.org/2015.iwslt-evaluation.1.pdf</w:t>
+          <w:t>hology.org/P02-1040.pdf</w:t>
         </w:r>
       </w:hyperlink>
       <w:r>
         <w:rPr>
-          <w:lang w:val="vi-VN"/>
-        </w:rPr>
-        <w:t xml:space="preserve"> </w:t>
-      </w:r>
-      <w:r>
-        <w:rPr>
+          <w:sz w:val="26"/>
+          <w:szCs w:val="26"/>
           <w:lang w:val="vi-VN"/>
         </w:rPr>
         <w:t xml:space="preserve"> </w:t>
@@ -1764,21 +5980,72 @@
     </w:p>
     <w:p>
       <w:pPr>
-        <w:spacing w:after="160" w:line="276" w:lineRule="auto"/>
-        <w:rPr>
+        <w:spacing w:line="312" w:lineRule="auto"/>
+        <w:rPr>
+          <w:sz w:val="26"/>
+          <w:szCs w:val="26"/>
           <w:lang w:val="vi-VN"/>
         </w:rPr>
       </w:pPr>
       <w:r>
         <w:rPr>
+          <w:sz w:val="26"/>
+          <w:szCs w:val="26"/>
           <w:lang w:val="vi-VN"/>
         </w:rPr>
-        <w:t xml:space="preserve">[5] </w:t>
-      </w:r>
-      <w:hyperlink r:id="rId14" w:history="1">
+        <w:t xml:space="preserve">[4] The IWSLT 2015 Evaluation Campaign, </w:t>
+      </w:r>
+      <w:hyperlink r:id="rId19" w:history="1">
         <w:r>
           <w:rPr>
             <w:rStyle w:val="Hyperlink"/>
+            <w:sz w:val="26"/>
+            <w:szCs w:val="26"/>
+            <w:lang w:val="vi-VN"/>
+          </w:rPr>
+          <w:t>https://aclanthology.org/2015.iwslt-evaluation.1.pdf</w:t>
+        </w:r>
+      </w:hyperlink>
+      <w:r>
+        <w:rPr>
+          <w:sz w:val="26"/>
+          <w:szCs w:val="26"/>
+          <w:lang w:val="vi-VN"/>
+        </w:rPr>
+        <w:t xml:space="preserve"> </w:t>
+      </w:r>
+      <w:r>
+        <w:rPr>
+          <w:sz w:val="26"/>
+          <w:szCs w:val="26"/>
+          <w:lang w:val="vi-VN"/>
+        </w:rPr>
+        <w:t xml:space="preserve"> </w:t>
+      </w:r>
+    </w:p>
+    <w:p>
+      <w:pPr>
+        <w:spacing w:line="312" w:lineRule="auto"/>
+        <w:rPr>
+          <w:sz w:val="26"/>
+          <w:szCs w:val="26"/>
+          <w:lang w:val="vi-VN"/>
+        </w:rPr>
+      </w:pPr>
+      <w:r>
+        <w:rPr>
+          <w:sz w:val="26"/>
+          <w:szCs w:val="26"/>
+          <w:lang w:val="vi-VN"/>
+        </w:rPr>
+        <w:t xml:space="preserve">[5] </w:t>
+      </w:r>
+      <w:hyperlink r:id="rId20" w:history="1">
+        <w:r>
+          <w:rPr>
+            <w:rStyle w:val="Hyperlink"/>
+            <w:sz w:val="26"/>
+            <w:szCs w:val="26"/>
             <w:lang w:val="vi-VN"/>
           </w:rPr>
           <w:t>https://github.com/stefan-it/nmt-en-vi</w:t>
@@ -1786,6 +6053,8 @@
       </w:hyperlink>
       <w:r>
         <w:rPr>
+          <w:sz w:val="26"/>
+          <w:szCs w:val="26"/>
           <w:lang w:val="vi-VN"/>
         </w:rPr>
         <w:t xml:space="preserve"> </w:t>
@@ -1793,15 +6062,21 @@
     </w:p>
     <w:p>
       <w:pPr>
-        <w:spacing w:line="276" w:lineRule="auto"/>
-        <w:rPr>
+        <w:spacing w:line="312" w:lineRule="auto"/>
+        <w:rPr>
+          <w:sz w:val="26"/>
+          <w:szCs w:val="26"/>
           <w:lang w:val="vi-VN"/>
         </w:rPr>
       </w:pPr>
     </w:p>
     <w:p>
       <w:pPr>
-        <w:spacing w:line="276" w:lineRule="auto"/>
+        <w:spacing w:line="312" w:lineRule="auto"/>
+        <w:rPr>
+          <w:sz w:val="26"/>
+          <w:szCs w:val="26"/>
+        </w:rPr>
       </w:pPr>
     </w:p>
     <w:p>
@@ -1810,9 +6085,10 @@
       </w:pPr>
     </w:p>
     <w:sectPr>
-      <w:footerReference w:type="default" r:id="rId15"/>
+      <w:footerReference w:type="default" r:id="rId21"/>
       <w:pgSz w:w="11900" w:h="16840"/>
       <w:pgMar w:top="1440" w:right="1440" w:bottom="1440" w:left="1440" w:header="720" w:footer="720" w:gutter="0"/>
+      <w:pgNumType w:start="0"/>
       <w:cols w:space="720"/>
       <w:titlePg/>
       <w:docGrid w:linePitch="360"/>
@@ -1844,7 +6120,7 @@
 <w:ftr xmlns:wpc="http://schemas.microsoft.com/office/word/2010/wordprocessingCanvas" xmlns:cx="http://schemas.microsoft.com/office/drawing/2014/chartex" xmlns:cx1="http://schemas.microsoft.com/office/drawing/2015/9/8/chartex" xmlns:cx2="http://schemas.microsoft.com/office/drawing/2015/10/21/chartex" xmlns:cx3="http://schemas.microsoft.com/office/drawing/2016/5/9/chartex" xmlns:cx4="http://schemas.microsoft.com/office/drawing/2016/5/10/chartex" xmlns:cx5="http://schemas.microsoft.com/office/drawing/2016/5/11/chartex" xmlns:cx6="http://schemas.microsoft.com/office/drawing/2016/5/12/chartex" xmlns:cx7="http://schemas.microsoft.com/office/drawing/2016/5/13/chartex" xmlns:cx8="http://schemas.microsoft.com/office/drawing/2016/5/14/chartex" xmlns:mc="http://schemas.openxmlformats.org/markup-compatibility/2006" xmlns:aink="http://schemas.microsoft.com/office/drawing/2016/ink" xmlns:am3d="http://schemas.microsoft.com/office/drawing/2017/model3d" xmlns:o="urn:schemas-microsoft-com:office:office" xmlns:oel="http://schemas.microsoft.com/office/2019/extlst" xmlns:r="http://schemas.openxmlformats.org/officeDocument/2006/relationships" xmlns:m="http://schemas.openxmlformats.org/officeDocument/2006/math" xmlns:v="urn:schemas-microsoft-com:vml" xmlns:wp14="http://schemas.microsoft.com/office/word/2010/wordprocessingDrawing" xmlns:wp="http://schemas.openxmlformats.org/drawingml/2006/wordprocessingDrawing" xmlns:w10="urn:schemas-microsoft-com:office:word" xmlns:w="http://schemas.openxmlformats.org/wordprocessingml/2006/main" xmlns:w14="http://schemas.microsoft.com/office/word/2010/wordml" xmlns:w15="http://schemas.microsoft.com/office/word/2012/wordml" xmlns:w16cex="http://schemas.microsoft.com/office/word/2018/wordml/cex" xmlns:w16cid="http://schemas.microsoft.com/office/word/2016/wordml/cid" xmlns:w16="http://schemas.microsoft.com/office/word/2018/wordml" xmlns:w16du="http://schemas.microsoft.com/office/word/2023/wordml/word16du" xmlns:w16sdtdh="http://schemas.microsoft.com/office/word/2020/wordml/sdtdatahash" xmlns:w16sdtfl="http://schemas.microsoft.com/office/word/2024/wordml/sdtformatlock" xmlns:w16se="http://schemas.microsoft.com/office/word/2015/wordml/symex" xmlns:wpg="http://schemas.microsoft.com/office/word/2010/wordprocessingGroup" xmlns:wpi="http://schemas.microsoft.com/office/word/2010/wordprocessingInk" xmlns:wne="http://schemas.microsoft.com/office/word/2006/wordml" xmlns:wps="http://schemas.microsoft.com/office/word/2010/wordprocessingShape" mc:Ignorable="w14 w15 w16se w16cid w16 w16cex w16sdtdh w16sdtfl w16du wp14">
   <w:sdt>
     <w:sdtPr>
-      <w:id w:val="1493374568"/>
+      <w:id w:val="422837206"/>
       <w:docPartObj>
         <w:docPartGallery w:val="Page Numbers (Bottom of Page)"/>
         <w:docPartUnique/>
@@ -1859,6 +6135,7 @@
       <w:p>
         <w:pPr>
           <w:pStyle w:val="Footer"/>
+          <w:jc w:val="right"/>
         </w:pPr>
         <w:r>
           <w:fldChar w:fldCharType="begin"/>
@@ -2027,6 +6304,92 @@
     </w:lvl>
   </w:abstractNum>
   <w:abstractNum w:abstractNumId="1" w15:restartNumberingAfterBreak="0">
+    <w:nsid w:val="03BB5E66"/>
+    <w:multiLevelType w:val="hybridMultilevel"/>
+    <w:tmpl w:val="59AA20AC"/>
+    <w:lvl w:ilvl="0" w:tplc="04090013">
+      <w:start w:val="1"/>
+      <w:numFmt w:val="upperRoman"/>
+      <w:lvlText w:val="%1."/>
+      <w:lvlJc w:val="right"/>
+      <w:pPr>
+        <w:ind w:left="720" w:hanging="360"/>
+      </w:pPr>
+    </w:lvl>
+    <w:lvl w:ilvl="1" w:tplc="04090019" w:tentative="1">
+      <w:start w:val="1"/>
+      <w:numFmt w:val="lowerLetter"/>
+      <w:lvlText w:val="%2."/>
+      <w:lvlJc w:val="left"/>
+      <w:pPr>
+        <w:ind w:left="1440" w:hanging="360"/>
+      </w:pPr>
+    </w:lvl>
+    <w:lvl w:ilvl="2" w:tplc="0409001B" w:tentative="1">
+      <w:start w:val="1"/>
+      <w:numFmt w:val="lowerRoman"/>
+      <w:lvlText w:val="%3."/>
+      <w:lvlJc w:val="right"/>
+      <w:pPr>
+        <w:ind w:left="2160" w:hanging="180"/>
+      </w:pPr>
+    </w:lvl>
+    <w:lvl w:ilvl="3" w:tplc="0409000F" w:tentative="1">
+      <w:start w:val="1"/>
+      <w:numFmt w:val="decimal"/>
+      <w:lvlText w:val="%4."/>
+      <w:lvlJc w:val="left"/>
+      <w:pPr>
+        <w:ind w:left="2880" w:hanging="360"/>
+      </w:pPr>
+    </w:lvl>
+    <w:lvl w:ilvl="4" w:tplc="04090019" w:tentative="1">
+      <w:start w:val="1"/>
+      <w:numFmt w:val="lowerLetter"/>
+      <w:lvlText w:val="%5."/>
+      <w:lvlJc w:val="left"/>
+      <w:pPr>
+        <w:ind w:left="3600" w:hanging="360"/>
+      </w:pPr>
+    </w:lvl>
+    <w:lvl w:ilvl="5" w:tplc="0409001B" w:tentative="1">
+      <w:start w:val="1"/>
+      <w:numFmt w:val="lowerRoman"/>
+      <w:lvlText w:val="%6."/>
+      <w:lvlJc w:val="right"/>
+      <w:pPr>
+        <w:ind w:left="4320" w:hanging="180"/>
+      </w:pPr>
+    </w:lvl>
+    <w:lvl w:ilvl="6" w:tplc="0409000F" w:tentative="1">
+      <w:start w:val="1"/>
+      <w:numFmt w:val="decimal"/>
+      <w:lvlText w:val="%7."/>
+      <w:lvlJc w:val="left"/>
+      <w:pPr>
+        <w:ind w:left="5040" w:hanging="360"/>
+      </w:pPr>
+    </w:lvl>
+    <w:lvl w:ilvl="7" w:tplc="04090019" w:tentative="1">
+      <w:start w:val="1"/>
+      <w:numFmt w:val="lowerLetter"/>
+      <w:lvlText w:val="%8."/>
+      <w:lvlJc w:val="left"/>
+      <w:pPr>
+        <w:ind w:left="5760" w:hanging="360"/>
+      </w:pPr>
+    </w:lvl>
+    <w:lvl w:ilvl="8" w:tplc="0409001B" w:tentative="1">
+      <w:start w:val="1"/>
+      <w:numFmt w:val="lowerRoman"/>
+      <w:lvlText w:val="%9."/>
+      <w:lvlJc w:val="right"/>
+      <w:pPr>
+        <w:ind w:left="6480" w:hanging="180"/>
+      </w:pPr>
+    </w:lvl>
+  </w:abstractNum>
+  <w:abstractNum w:abstractNumId="2" w15:restartNumberingAfterBreak="0">
     <w:nsid w:val="052B75D1"/>
     <w:multiLevelType w:val="hybridMultilevel"/>
     <w:tmpl w:val="52249C96"/>
@@ -2138,7 +6501,7 @@
       </w:rPr>
     </w:lvl>
   </w:abstractNum>
-  <w:abstractNum w:abstractNumId="2" w15:restartNumberingAfterBreak="0">
+  <w:abstractNum w:abstractNumId="3" w15:restartNumberingAfterBreak="0">
     <w:nsid w:val="08EB55AB"/>
     <w:multiLevelType w:val="multilevel"/>
     <w:tmpl w:val="839EC576"/>
@@ -2287,7 +6650,7 @@
       </w:rPr>
     </w:lvl>
   </w:abstractNum>
-  <w:abstractNum w:abstractNumId="3" w15:restartNumberingAfterBreak="0">
+  <w:abstractNum w:abstractNumId="4" w15:restartNumberingAfterBreak="0">
     <w:nsid w:val="0C9A3519"/>
     <w:multiLevelType w:val="multilevel"/>
     <w:tmpl w:val="9A04021A"/>
@@ -2436,7 +6799,7 @@
       </w:rPr>
     </w:lvl>
   </w:abstractNum>
-  <w:abstractNum w:abstractNumId="4" w15:restartNumberingAfterBreak="0">
+  <w:abstractNum w:abstractNumId="5" w15:restartNumberingAfterBreak="0">
     <w:nsid w:val="0D56433F"/>
     <w:multiLevelType w:val="multilevel"/>
     <w:tmpl w:val="2C04102C"/>
@@ -2585,7 +6948,7 @@
       </w:rPr>
     </w:lvl>
   </w:abstractNum>
-  <w:abstractNum w:abstractNumId="5" w15:restartNumberingAfterBreak="0">
+  <w:abstractNum w:abstractNumId="6" w15:restartNumberingAfterBreak="0">
     <w:nsid w:val="0F95058B"/>
     <w:multiLevelType w:val="multilevel"/>
     <w:tmpl w:val="C234D802"/>
@@ -2734,7 +7097,7 @@
       </w:rPr>
     </w:lvl>
   </w:abstractNum>
-  <w:abstractNum w:abstractNumId="6" w15:restartNumberingAfterBreak="0">
+  <w:abstractNum w:abstractNumId="7" w15:restartNumberingAfterBreak="0">
     <w:nsid w:val="0FF26058"/>
     <w:multiLevelType w:val="multilevel"/>
     <w:tmpl w:val="D7882A44"/>
@@ -2883,7 +7246,120 @@
       </w:rPr>
     </w:lvl>
   </w:abstractNum>
-  <w:abstractNum w:abstractNumId="7" w15:restartNumberingAfterBreak="0">
+  <w:abstractNum w:abstractNumId="8" w15:restartNumberingAfterBreak="0">
+    <w:nsid w:val="104B3875"/>
+    <w:multiLevelType w:val="hybridMultilevel"/>
+    <w:tmpl w:val="65A2925C"/>
+    <w:lvl w:ilvl="0" w:tplc="04090001">
+      <w:start w:val="1"/>
+      <w:numFmt w:val="bullet"/>
+      <w:lvlText w:val=""/>
+      <w:lvlJc w:val="left"/>
+      <w:pPr>
+        <w:ind w:left="1080" w:hanging="360"/>
+      </w:pPr>
+      <w:rPr>
+        <w:rFonts w:ascii="Symbol" w:hAnsi="Symbol" w:hint="default"/>
+      </w:rPr>
+    </w:lvl>
+    <w:lvl w:ilvl="1" w:tplc="04090003" w:tentative="1">
+      <w:start w:val="1"/>
+      <w:numFmt w:val="bullet"/>
+      <w:lvlText w:val="o"/>
+      <w:lvlJc w:val="left"/>
+      <w:pPr>
+        <w:ind w:left="1800" w:hanging="360"/>
+      </w:pPr>
+      <w:rPr>
+        <w:rFonts w:ascii="Courier New" w:hAnsi="Courier New" w:cs="Courier New" w:hint="default"/>
+      </w:rPr>
+    </w:lvl>
+    <w:lvl w:ilvl="2" w:tplc="04090005" w:tentative="1">
+      <w:start w:val="1"/>
+      <w:numFmt w:val="bullet"/>
+      <w:lvlText w:val=""/>
+      <w:lvlJc w:val="left"/>
+      <w:pPr>
+        <w:ind w:left="2520" w:hanging="360"/>
+      </w:pPr>
+      <w:rPr>
+        <w:rFonts w:ascii="Wingdings" w:hAnsi="Wingdings" w:hint="default"/>
+      </w:rPr>
+    </w:lvl>
+    <w:lvl w:ilvl="3" w:tplc="04090001" w:tentative="1">
+      <w:start w:val="1"/>
+      <w:numFmt w:val="bullet"/>
+      <w:lvlText w:val=""/>
+      <w:lvlJc w:val="left"/>
+      <w:pPr>
+        <w:ind w:left="3240" w:hanging="360"/>
+      </w:pPr>
+      <w:rPr>
+        <w:rFonts w:ascii="Symbol" w:hAnsi="Symbol" w:hint="default"/>
+      </w:rPr>
+    </w:lvl>
+    <w:lvl w:ilvl="4" w:tplc="04090003" w:tentative="1">
+      <w:start w:val="1"/>
+      <w:numFmt w:val="bullet"/>
+      <w:lvlText w:val="o"/>
+      <w:lvlJc w:val="left"/>
+      <w:pPr>
+        <w:ind w:left="3960" w:hanging="360"/>
+      </w:pPr>
+      <w:rPr>
+        <w:rFonts w:ascii="Courier New" w:hAnsi="Courier New" w:cs="Courier New" w:hint="default"/>
+      </w:rPr>
+    </w:lvl>
+    <w:lvl w:ilvl="5" w:tplc="04090005" w:tentative="1">
+      <w:start w:val="1"/>
+      <w:numFmt w:val="bullet"/>
+      <w:lvlText w:val=""/>
+      <w:lvlJc w:val="left"/>
+      <w:pPr>
+        <w:ind w:left="4680" w:hanging="360"/>
+      </w:pPr>
+      <w:rPr>
+        <w:rFonts w:ascii="Wingdings" w:hAnsi="Wingdings" w:hint="default"/>
+      </w:rPr>
+    </w:lvl>
+    <w:lvl w:ilvl="6" w:tplc="04090001" w:tentative="1">
+      <w:start w:val="1"/>
+      <w:numFmt w:val="bullet"/>
+      <w:lvlText w:val=""/>
+      <w:lvlJc w:val="left"/>
+      <w:pPr>
+        <w:ind w:left="5400" w:hanging="360"/>
+      </w:pPr>
+      <w:rPr>
+        <w:rFonts w:ascii="Symbol" w:hAnsi="Symbol" w:hint="default"/>
+      </w:rPr>
+    </w:lvl>
+    <w:lvl w:ilvl="7" w:tplc="04090003" w:tentative="1">
+      <w:start w:val="1"/>
+      <w:numFmt w:val="bullet"/>
+      <w:lvlText w:val="o"/>
+      <w:lvlJc w:val="left"/>
+      <w:pPr>
+        <w:ind w:left="6120" w:hanging="360"/>
+      </w:pPr>
+      <w:rPr>
+        <w:rFonts w:ascii="Courier New" w:hAnsi="Courier New" w:cs="Courier New" w:hint="default"/>
+      </w:rPr>
+    </w:lvl>
+    <w:lvl w:ilvl="8" w:tplc="04090005" w:tentative="1">
+      <w:start w:val="1"/>
+      <w:numFmt w:val="bullet"/>
+      <w:lvlText w:val=""/>
+      <w:lvlJc w:val="left"/>
+      <w:pPr>
+        <w:ind w:left="6840" w:hanging="360"/>
+      </w:pPr>
+      <w:rPr>
+        <w:rFonts w:ascii="Wingdings" w:hAnsi="Wingdings" w:hint="default"/>
+      </w:rPr>
+    </w:lvl>
+  </w:abstractNum>
+  <w:abstractNum w:abstractNumId="9" w15:restartNumberingAfterBreak="0">
     <w:nsid w:val="12A508FB"/>
     <w:multiLevelType w:val="multilevel"/>
     <w:tmpl w:val="5350B764"/>
@@ -3032,7 +7508,7 @@
       </w:rPr>
     </w:lvl>
   </w:abstractNum>
-  <w:abstractNum w:abstractNumId="8" w15:restartNumberingAfterBreak="0">
+  <w:abstractNum w:abstractNumId="10" w15:restartNumberingAfterBreak="0">
     <w:nsid w:val="12C2618E"/>
     <w:multiLevelType w:val="multilevel"/>
     <w:tmpl w:val="BE181060"/>
@@ -3181,7 +7657,7 @@
       </w:rPr>
     </w:lvl>
   </w:abstractNum>
-  <w:abstractNum w:abstractNumId="9" w15:restartNumberingAfterBreak="0">
+  <w:abstractNum w:abstractNumId="11" w15:restartNumberingAfterBreak="0">
     <w:nsid w:val="13B82E89"/>
     <w:multiLevelType w:val="multilevel"/>
     <w:tmpl w:val="D4486616"/>
@@ -3330,7 +7806,7 @@
       </w:rPr>
     </w:lvl>
   </w:abstractNum>
-  <w:abstractNum w:abstractNumId="10" w15:restartNumberingAfterBreak="0">
+  <w:abstractNum w:abstractNumId="12" w15:restartNumberingAfterBreak="0">
     <w:nsid w:val="14ED7C5B"/>
     <w:multiLevelType w:val="multilevel"/>
     <w:tmpl w:val="1FC08BA8"/>
@@ -3479,7 +7955,120 @@
       </w:rPr>
     </w:lvl>
   </w:abstractNum>
-  <w:abstractNum w:abstractNumId="11" w15:restartNumberingAfterBreak="0">
+  <w:abstractNum w:abstractNumId="13" w15:restartNumberingAfterBreak="0">
+    <w:nsid w:val="1C3C5110"/>
+    <w:multiLevelType w:val="hybridMultilevel"/>
+    <w:tmpl w:val="43DCD818"/>
+    <w:lvl w:ilvl="0" w:tplc="04090001">
+      <w:start w:val="1"/>
+      <w:numFmt w:val="bullet"/>
+      <w:lvlText w:val=""/>
+      <w:lvlJc w:val="left"/>
+      <w:pPr>
+        <w:ind w:left="1146" w:hanging="360"/>
+      </w:pPr>
+      <w:rPr>
+        <w:rFonts w:ascii="Symbol" w:hAnsi="Symbol" w:hint="default"/>
+      </w:rPr>
+    </w:lvl>
+    <w:lvl w:ilvl="1" w:tplc="04090003" w:tentative="1">
+      <w:start w:val="1"/>
+      <w:numFmt w:val="bullet"/>
+      <w:lvlText w:val="o"/>
+      <w:lvlJc w:val="left"/>
+      <w:pPr>
+        <w:ind w:left="1866" w:hanging="360"/>
+      </w:pPr>
+      <w:rPr>
+        <w:rFonts w:ascii="Courier New" w:hAnsi="Courier New" w:cs="Courier New" w:hint="default"/>
+      </w:rPr>
+    </w:lvl>
+    <w:lvl w:ilvl="2" w:tplc="04090005" w:tentative="1">
+      <w:start w:val="1"/>
+      <w:numFmt w:val="bullet"/>
+      <w:lvlText w:val=""/>
+      <w:lvlJc w:val="left"/>
+      <w:pPr>
+        <w:ind w:left="2586" w:hanging="360"/>
+      </w:pPr>
+      <w:rPr>
+        <w:rFonts w:ascii="Wingdings" w:hAnsi="Wingdings" w:hint="default"/>
+      </w:rPr>
+    </w:lvl>
+    <w:lvl w:ilvl="3" w:tplc="04090001" w:tentative="1">
+      <w:start w:val="1"/>
+      <w:numFmt w:val="bullet"/>
+      <w:lvlText w:val=""/>
+      <w:lvlJc w:val="left"/>
+      <w:pPr>
+        <w:ind w:left="3306" w:hanging="360"/>
+      </w:pPr>
+      <w:rPr>
+        <w:rFonts w:ascii="Symbol" w:hAnsi="Symbol" w:hint="default"/>
+      </w:rPr>
+    </w:lvl>
+    <w:lvl w:ilvl="4" w:tplc="04090003" w:tentative="1">
+      <w:start w:val="1"/>
+      <w:numFmt w:val="bullet"/>
+      <w:lvlText w:val="o"/>
+      <w:lvlJc w:val="left"/>
+      <w:pPr>
+        <w:ind w:left="4026" w:hanging="360"/>
+      </w:pPr>
+      <w:rPr>
+        <w:rFonts w:ascii="Courier New" w:hAnsi="Courier New" w:cs="Courier New" w:hint="default"/>
+      </w:rPr>
+    </w:lvl>
+    <w:lvl w:ilvl="5" w:tplc="04090005" w:tentative="1">
+      <w:start w:val="1"/>
+      <w:numFmt w:val="bullet"/>
+      <w:lvlText w:val=""/>
+      <w:lvlJc w:val="left"/>
+      <w:pPr>
+        <w:ind w:left="4746" w:hanging="360"/>
+      </w:pPr>
+      <w:rPr>
+        <w:rFonts w:ascii="Wingdings" w:hAnsi="Wingdings" w:hint="default"/>
+      </w:rPr>
+    </w:lvl>
+    <w:lvl w:ilvl="6" w:tplc="04090001" w:tentative="1">
+      <w:start w:val="1"/>
+      <w:numFmt w:val="bullet"/>
+      <w:lvlText w:val=""/>
+      <w:lvlJc w:val="left"/>
+      <w:pPr>
+        <w:ind w:left="5466" w:hanging="360"/>
+      </w:pPr>
+      <w:rPr>
+        <w:rFonts w:ascii="Symbol" w:hAnsi="Symbol" w:hint="default"/>
+      </w:rPr>
+    </w:lvl>
+    <w:lvl w:ilvl="7" w:tplc="04090003" w:tentative="1">
+      <w:start w:val="1"/>
+      <w:numFmt w:val="bullet"/>
+      <w:lvlText w:val="o"/>
+      <w:lvlJc w:val="left"/>
+      <w:pPr>
+        <w:ind w:left="6186" w:hanging="360"/>
+      </w:pPr>
+      <w:rPr>
+        <w:rFonts w:ascii="Courier New" w:hAnsi="Courier New" w:cs="Courier New" w:hint="default"/>
+      </w:rPr>
+    </w:lvl>
+    <w:lvl w:ilvl="8" w:tplc="04090005" w:tentative="1">
+      <w:start w:val="1"/>
+      <w:numFmt w:val="bullet"/>
+      <w:lvlText w:val=""/>
+      <w:lvlJc w:val="left"/>
+      <w:pPr>
+        <w:ind w:left="6906" w:hanging="360"/>
+      </w:pPr>
+      <w:rPr>
+        <w:rFonts w:ascii="Wingdings" w:hAnsi="Wingdings" w:hint="default"/>
+      </w:rPr>
+    </w:lvl>
+  </w:abstractNum>
+  <w:abstractNum w:abstractNumId="14" w15:restartNumberingAfterBreak="0">
     <w:nsid w:val="1CE95B7D"/>
     <w:multiLevelType w:val="multilevel"/>
     <w:tmpl w:val="35044484"/>
@@ -3628,7 +8217,7 @@
       </w:rPr>
     </w:lvl>
   </w:abstractNum>
-  <w:abstractNum w:abstractNumId="12" w15:restartNumberingAfterBreak="0">
+  <w:abstractNum w:abstractNumId="15" w15:restartNumberingAfterBreak="0">
     <w:nsid w:val="1E611F62"/>
     <w:multiLevelType w:val="multilevel"/>
     <w:tmpl w:val="30442E62"/>
@@ -3777,7 +8366,7 @@
       </w:rPr>
     </w:lvl>
   </w:abstractNum>
-  <w:abstractNum w:abstractNumId="13" w15:restartNumberingAfterBreak="0">
+  <w:abstractNum w:abstractNumId="16" w15:restartNumberingAfterBreak="0">
     <w:nsid w:val="215F00FF"/>
     <w:multiLevelType w:val="multilevel"/>
     <w:tmpl w:val="E408C04E"/>
@@ -3926,7 +8515,418 @@
       </w:rPr>
     </w:lvl>
   </w:abstractNum>
-  <w:abstractNum w:abstractNumId="14" w15:restartNumberingAfterBreak="0">
+  <w:abstractNum w:abstractNumId="17" w15:restartNumberingAfterBreak="0">
+    <w:nsid w:val="26E609A0"/>
+    <w:multiLevelType w:val="multilevel"/>
+    <w:tmpl w:val="C8A64314"/>
+    <w:lvl w:ilvl="0">
+      <w:start w:val="1"/>
+      <w:numFmt w:val="bullet"/>
+      <w:lvlText w:val=""/>
+      <w:lvlJc w:val="left"/>
+      <w:pPr>
+        <w:tabs>
+          <w:tab w:val="num" w:pos="720"/>
+        </w:tabs>
+        <w:ind w:left="720" w:hanging="360"/>
+      </w:pPr>
+      <w:rPr>
+        <w:rFonts w:ascii="Symbol" w:hAnsi="Symbol" w:hint="default"/>
+        <w:sz w:val="20"/>
+      </w:rPr>
+    </w:lvl>
+    <w:lvl w:ilvl="1" w:tentative="1">
+      <w:start w:val="1"/>
+      <w:numFmt w:val="bullet"/>
+      <w:lvlText w:val="o"/>
+      <w:lvlJc w:val="left"/>
+      <w:pPr>
+        <w:tabs>
+          <w:tab w:val="num" w:pos="1440"/>
+        </w:tabs>
+        <w:ind w:left="1440" w:hanging="360"/>
+      </w:pPr>
+      <w:rPr>
+        <w:rFonts w:ascii="Courier New" w:hAnsi="Courier New" w:hint="default"/>
+        <w:sz w:val="20"/>
+      </w:rPr>
+    </w:lvl>
+    <w:lvl w:ilvl="2" w:tentative="1">
+      <w:start w:val="1"/>
+      <w:numFmt w:val="bullet"/>
+      <w:lvlText w:val=""/>
+      <w:lvlJc w:val="left"/>
+      <w:pPr>
+        <w:tabs>
+          <w:tab w:val="num" w:pos="2160"/>
+        </w:tabs>
+        <w:ind w:left="2160" w:hanging="360"/>
+      </w:pPr>
+      <w:rPr>
+        <w:rFonts w:ascii="Wingdings" w:hAnsi="Wingdings" w:hint="default"/>
+        <w:sz w:val="20"/>
+      </w:rPr>
+    </w:lvl>
+    <w:lvl w:ilvl="3" w:tentative="1">
+      <w:start w:val="1"/>
+      <w:numFmt w:val="bullet"/>
+      <w:lvlText w:val=""/>
+      <w:lvlJc w:val="left"/>
+      <w:pPr>
+        <w:tabs>
+          <w:tab w:val="num" w:pos="2880"/>
+        </w:tabs>
+        <w:ind w:left="2880" w:hanging="360"/>
+      </w:pPr>
+      <w:rPr>
+        <w:rFonts w:ascii="Wingdings" w:hAnsi="Wingdings" w:hint="default"/>
+        <w:sz w:val="20"/>
+      </w:rPr>
+    </w:lvl>
+    <w:lvl w:ilvl="4" w:tentative="1">
+      <w:start w:val="1"/>
+      <w:numFmt w:val="bullet"/>
+      <w:lvlText w:val=""/>
+      <w:lvlJc w:val="left"/>
+      <w:pPr>
+        <w:tabs>
+          <w:tab w:val="num" w:pos="3600"/>
+        </w:tabs>
+        <w:ind w:left="3600" w:hanging="360"/>
+      </w:pPr>
+      <w:rPr>
+        <w:rFonts w:ascii="Wingdings" w:hAnsi="Wingdings" w:hint="default"/>
+        <w:sz w:val="20"/>
+      </w:rPr>
+    </w:lvl>
+    <w:lvl w:ilvl="5" w:tentative="1">
+      <w:start w:val="1"/>
+      <w:numFmt w:val="bullet"/>
+      <w:lvlText w:val=""/>
+      <w:lvlJc w:val="left"/>
+      <w:pPr>
+        <w:tabs>
+          <w:tab w:val="num" w:pos="4320"/>
+        </w:tabs>
+        <w:ind w:left="4320" w:hanging="360"/>
+      </w:pPr>
+      <w:rPr>
+        <w:rFonts w:ascii="Wingdings" w:hAnsi="Wingdings" w:hint="default"/>
+        <w:sz w:val="20"/>
+      </w:rPr>
+    </w:lvl>
+    <w:lvl w:ilvl="6" w:tentative="1">
+      <w:start w:val="1"/>
+      <w:numFmt w:val="bullet"/>
+      <w:lvlText w:val=""/>
+      <w:lvlJc w:val="left"/>
+      <w:pPr>
+        <w:tabs>
+          <w:tab w:val="num" w:pos="5040"/>
+        </w:tabs>
+        <w:ind w:left="5040" w:hanging="360"/>
+      </w:pPr>
+      <w:rPr>
+        <w:rFonts w:ascii="Wingdings" w:hAnsi="Wingdings" w:hint="default"/>
+        <w:sz w:val="20"/>
+      </w:rPr>
+    </w:lvl>
+    <w:lvl w:ilvl="7" w:tentative="1">
+      <w:start w:val="1"/>
+      <w:numFmt w:val="bullet"/>
+      <w:lvlText w:val=""/>
+      <w:lvlJc w:val="left"/>
+      <w:pPr>
+        <w:tabs>
+          <w:tab w:val="num" w:pos="5760"/>
+        </w:tabs>
+        <w:ind w:left="5760" w:hanging="360"/>
+      </w:pPr>
+      <w:rPr>
+        <w:rFonts w:ascii="Wingdings" w:hAnsi="Wingdings" w:hint="default"/>
+        <w:sz w:val="20"/>
+      </w:rPr>
+    </w:lvl>
+    <w:lvl w:ilvl="8" w:tentative="1">
+      <w:start w:val="1"/>
+      <w:numFmt w:val="bullet"/>
+      <w:lvlText w:val=""/>
+      <w:lvlJc w:val="left"/>
+      <w:pPr>
+        <w:tabs>
+          <w:tab w:val="num" w:pos="6480"/>
+        </w:tabs>
+        <w:ind w:left="6480" w:hanging="360"/>
+      </w:pPr>
+      <w:rPr>
+        <w:rFonts w:ascii="Wingdings" w:hAnsi="Wingdings" w:hint="default"/>
+        <w:sz w:val="20"/>
+      </w:rPr>
+    </w:lvl>
+  </w:abstractNum>
+  <w:abstractNum w:abstractNumId="18" w15:restartNumberingAfterBreak="0">
+    <w:nsid w:val="2B72725C"/>
+    <w:multiLevelType w:val="multilevel"/>
+    <w:tmpl w:val="ED184D7C"/>
+    <w:lvl w:ilvl="0">
+      <w:start w:val="1"/>
+      <w:numFmt w:val="bullet"/>
+      <w:lvlText w:val="-"/>
+      <w:lvlJc w:val="left"/>
+      <w:pPr>
+        <w:tabs>
+          <w:tab w:val="num" w:pos="1080"/>
+        </w:tabs>
+        <w:ind w:left="1080" w:hanging="360"/>
+      </w:pPr>
+      <w:rPr>
+        <w:rFonts w:ascii="Sitka Subheading Semibold" w:hAnsi="Sitka Subheading Semibold" w:hint="default"/>
+        <w:sz w:val="20"/>
+      </w:rPr>
+    </w:lvl>
+    <w:lvl w:ilvl="1" w:tentative="1">
+      <w:start w:val="1"/>
+      <w:numFmt w:val="bullet"/>
+      <w:lvlText w:val="o"/>
+      <w:lvlJc w:val="left"/>
+      <w:pPr>
+        <w:tabs>
+          <w:tab w:val="num" w:pos="1800"/>
+        </w:tabs>
+        <w:ind w:left="1800" w:hanging="360"/>
+      </w:pPr>
+      <w:rPr>
+        <w:rFonts w:ascii="Courier New" w:hAnsi="Courier New" w:hint="default"/>
+        <w:sz w:val="20"/>
+      </w:rPr>
+    </w:lvl>
+    <w:lvl w:ilvl="2" w:tentative="1">
+      <w:start w:val="1"/>
+      <w:numFmt w:val="bullet"/>
+      <w:lvlText w:val=""/>
+      <w:lvlJc w:val="left"/>
+      <w:pPr>
+        <w:tabs>
+          <w:tab w:val="num" w:pos="2520"/>
+        </w:tabs>
+        <w:ind w:left="2520" w:hanging="360"/>
+      </w:pPr>
+      <w:rPr>
+        <w:rFonts w:ascii="Wingdings" w:hAnsi="Wingdings" w:hint="default"/>
+        <w:sz w:val="20"/>
+      </w:rPr>
+    </w:lvl>
+    <w:lvl w:ilvl="3" w:tentative="1">
+      <w:start w:val="1"/>
+      <w:numFmt w:val="bullet"/>
+      <w:lvlText w:val=""/>
+      <w:lvlJc w:val="left"/>
+      <w:pPr>
+        <w:tabs>
+          <w:tab w:val="num" w:pos="3240"/>
+        </w:tabs>
+        <w:ind w:left="3240" w:hanging="360"/>
+      </w:pPr>
+      <w:rPr>
+        <w:rFonts w:ascii="Wingdings" w:hAnsi="Wingdings" w:hint="default"/>
+        <w:sz w:val="20"/>
+      </w:rPr>
+    </w:lvl>
+    <w:lvl w:ilvl="4" w:tentative="1">
+      <w:start w:val="1"/>
+      <w:numFmt w:val="bullet"/>
+      <w:lvlText w:val=""/>
+      <w:lvlJc w:val="left"/>
+      <w:pPr>
+        <w:tabs>
+          <w:tab w:val="num" w:pos="3960"/>
+        </w:tabs>
+        <w:ind w:left="3960" w:hanging="360"/>
+      </w:pPr>
+      <w:rPr>
+        <w:rFonts w:ascii="Wingdings" w:hAnsi="Wingdings" w:hint="default"/>
+        <w:sz w:val="20"/>
+      </w:rPr>
+    </w:lvl>
+    <w:lvl w:ilvl="5" w:tentative="1">
+      <w:start w:val="1"/>
+      <w:numFmt w:val="bullet"/>
+      <w:lvlText w:val=""/>
+      <w:lvlJc w:val="left"/>
+      <w:pPr>
+        <w:tabs>
+          <w:tab w:val="num" w:pos="4680"/>
+        </w:tabs>
+        <w:ind w:left="4680" w:hanging="360"/>
+      </w:pPr>
+      <w:rPr>
+        <w:rFonts w:ascii="Wingdings" w:hAnsi="Wingdings" w:hint="default"/>
+        <w:sz w:val="20"/>
+      </w:rPr>
+    </w:lvl>
+    <w:lvl w:ilvl="6" w:tentative="1">
+      <w:start w:val="1"/>
+      <w:numFmt w:val="bullet"/>
+      <w:lvlText w:val=""/>
+      <w:lvlJc w:val="left"/>
+      <w:pPr>
+        <w:tabs>
+          <w:tab w:val="num" w:pos="5400"/>
+        </w:tabs>
+        <w:ind w:left="5400" w:hanging="360"/>
+      </w:pPr>
+      <w:rPr>
+        <w:rFonts w:ascii="Wingdings" w:hAnsi="Wingdings" w:hint="default"/>
+        <w:sz w:val="20"/>
+      </w:rPr>
+    </w:lvl>
+    <w:lvl w:ilvl="7" w:tentative="1">
+      <w:start w:val="1"/>
+      <w:numFmt w:val="bullet"/>
+      <w:lvlText w:val=""/>
+      <w:lvlJc w:val="left"/>
+      <w:pPr>
+        <w:tabs>
+          <w:tab w:val="num" w:pos="6120"/>
+        </w:tabs>
+        <w:ind w:left="6120" w:hanging="360"/>
+      </w:pPr>
+      <w:rPr>
+        <w:rFonts w:ascii="Wingdings" w:hAnsi="Wingdings" w:hint="default"/>
+        <w:sz w:val="20"/>
+      </w:rPr>
+    </w:lvl>
+    <w:lvl w:ilvl="8" w:tentative="1">
+      <w:start w:val="1"/>
+      <w:numFmt w:val="bullet"/>
+      <w:lvlText w:val=""/>
+      <w:lvlJc w:val="left"/>
+      <w:pPr>
+        <w:tabs>
+          <w:tab w:val="num" w:pos="6840"/>
+        </w:tabs>
+        <w:ind w:left="6840" w:hanging="360"/>
+      </w:pPr>
+      <w:rPr>
+        <w:rFonts w:ascii="Wingdings" w:hAnsi="Wingdings" w:hint="default"/>
+        <w:sz w:val="20"/>
+      </w:rPr>
+    </w:lvl>
+  </w:abstractNum>
+  <w:abstractNum w:abstractNumId="19" w15:restartNumberingAfterBreak="0">
+    <w:nsid w:val="2D8F06DD"/>
+    <w:multiLevelType w:val="hybridMultilevel"/>
+    <w:tmpl w:val="1BFE3B64"/>
+    <w:lvl w:ilvl="0" w:tplc="04090001">
+      <w:start w:val="1"/>
+      <w:numFmt w:val="bullet"/>
+      <w:lvlText w:val=""/>
+      <w:lvlJc w:val="left"/>
+      <w:pPr>
+        <w:ind w:left="1080" w:hanging="360"/>
+      </w:pPr>
+      <w:rPr>
+        <w:rFonts w:ascii="Symbol" w:hAnsi="Symbol" w:hint="default"/>
+      </w:rPr>
+    </w:lvl>
+    <w:lvl w:ilvl="1" w:tplc="04090003" w:tentative="1">
+      <w:start w:val="1"/>
+      <w:numFmt w:val="bullet"/>
+      <w:lvlText w:val="o"/>
+      <w:lvlJc w:val="left"/>
+      <w:pPr>
+        <w:ind w:left="1800" w:hanging="360"/>
+      </w:pPr>
+      <w:rPr>
+        <w:rFonts w:ascii="Courier New" w:hAnsi="Courier New" w:cs="Courier New" w:hint="default"/>
+      </w:rPr>
+    </w:lvl>
+    <w:lvl w:ilvl="2" w:tplc="04090005" w:tentative="1">
+      <w:start w:val="1"/>
+      <w:numFmt w:val="bullet"/>
+      <w:lvlText w:val=""/>
+      <w:lvlJc w:val="left"/>
+      <w:pPr>
+        <w:ind w:left="2520" w:hanging="360"/>
+      </w:pPr>
+      <w:rPr>
+        <w:rFonts w:ascii="Wingdings" w:hAnsi="Wingdings" w:hint="default"/>
+      </w:rPr>
+    </w:lvl>
+    <w:lvl w:ilvl="3" w:tplc="04090001" w:tentative="1">
+      <w:start w:val="1"/>
+      <w:numFmt w:val="bullet"/>
+      <w:lvlText w:val=""/>
+      <w:lvlJc w:val="left"/>
+      <w:pPr>
+        <w:ind w:left="3240" w:hanging="360"/>
+      </w:pPr>
+      <w:rPr>
+        <w:rFonts w:ascii="Symbol" w:hAnsi="Symbol" w:hint="default"/>
+      </w:rPr>
+    </w:lvl>
+    <w:lvl w:ilvl="4" w:tplc="04090003" w:tentative="1">
+      <w:start w:val="1"/>
+      <w:numFmt w:val="bullet"/>
+      <w:lvlText w:val="o"/>
+      <w:lvlJc w:val="left"/>
+      <w:pPr>
+        <w:ind w:left="3960" w:hanging="360"/>
+      </w:pPr>
+      <w:rPr>
+        <w:rFonts w:ascii="Courier New" w:hAnsi="Courier New" w:cs="Courier New" w:hint="default"/>
+      </w:rPr>
+    </w:lvl>
+    <w:lvl w:ilvl="5" w:tplc="04090005" w:tentative="1">
+      <w:start w:val="1"/>
+      <w:numFmt w:val="bullet"/>
+      <w:lvlText w:val=""/>
+      <w:lvlJc w:val="left"/>
+      <w:pPr>
+        <w:ind w:left="4680" w:hanging="360"/>
+      </w:pPr>
+      <w:rPr>
+        <w:rFonts w:ascii="Wingdings" w:hAnsi="Wingdings" w:hint="default"/>
+      </w:rPr>
+    </w:lvl>
+    <w:lvl w:ilvl="6" w:tplc="04090001" w:tentative="1">
+      <w:start w:val="1"/>
+      <w:numFmt w:val="bullet"/>
+      <w:lvlText w:val=""/>
+      <w:lvlJc w:val="left"/>
+      <w:pPr>
+        <w:ind w:left="5400" w:hanging="360"/>
+      </w:pPr>
+      <w:rPr>
+        <w:rFonts w:ascii="Symbol" w:hAnsi="Symbol" w:hint="default"/>
+      </w:rPr>
+    </w:lvl>
+    <w:lvl w:ilvl="7" w:tplc="04090003" w:tentative="1">
+      <w:start w:val="1"/>
+      <w:numFmt w:val="bullet"/>
+      <w:lvlText w:val="o"/>
+      <w:lvlJc w:val="left"/>
+      <w:pPr>
+        <w:ind w:left="6120" w:hanging="360"/>
+      </w:pPr>
+      <w:rPr>
+        <w:rFonts w:ascii="Courier New" w:hAnsi="Courier New" w:cs="Courier New" w:hint="default"/>
+      </w:rPr>
+    </w:lvl>
+    <w:lvl w:ilvl="8" w:tplc="04090005" w:tentative="1">
+      <w:start w:val="1"/>
+      <w:numFmt w:val="bullet"/>
+      <w:lvlText w:val=""/>
+      <w:lvlJc w:val="left"/>
+      <w:pPr>
+        <w:ind w:left="6840" w:hanging="360"/>
+      </w:pPr>
+      <w:rPr>
+        <w:rFonts w:ascii="Wingdings" w:hAnsi="Wingdings" w:hint="default"/>
+      </w:rPr>
+    </w:lvl>
+  </w:abstractNum>
+  <w:abstractNum w:abstractNumId="20" w15:restartNumberingAfterBreak="0">
     <w:nsid w:val="30BF5C5A"/>
     <w:multiLevelType w:val="multilevel"/>
     <w:tmpl w:val="7A34BDAC"/>
@@ -4042,7 +9042,7 @@
       </w:pPr>
     </w:lvl>
   </w:abstractNum>
-  <w:abstractNum w:abstractNumId="15" w15:restartNumberingAfterBreak="0">
+  <w:abstractNum w:abstractNumId="21" w15:restartNumberingAfterBreak="0">
     <w:nsid w:val="32563B1D"/>
     <w:multiLevelType w:val="multilevel"/>
     <w:tmpl w:val="0344A3D2"/>
@@ -4191,7 +9191,7 @@
       </w:rPr>
     </w:lvl>
   </w:abstractNum>
-  <w:abstractNum w:abstractNumId="16" w15:restartNumberingAfterBreak="0">
+  <w:abstractNum w:abstractNumId="22" w15:restartNumberingAfterBreak="0">
     <w:nsid w:val="32594CBF"/>
     <w:multiLevelType w:val="multilevel"/>
     <w:tmpl w:val="FA682B1A"/>
@@ -4340,7 +9340,7 @@
       </w:rPr>
     </w:lvl>
   </w:abstractNum>
-  <w:abstractNum w:abstractNumId="17" w15:restartNumberingAfterBreak="0">
+  <w:abstractNum w:abstractNumId="23" w15:restartNumberingAfterBreak="0">
     <w:nsid w:val="32C3280D"/>
     <w:multiLevelType w:val="multilevel"/>
     <w:tmpl w:val="6F84BDB4"/>
@@ -4489,7 +9489,7 @@
       </w:rPr>
     </w:lvl>
   </w:abstractNum>
-  <w:abstractNum w:abstractNumId="18" w15:restartNumberingAfterBreak="0">
+  <w:abstractNum w:abstractNumId="24" w15:restartNumberingAfterBreak="0">
     <w:nsid w:val="35B75B75"/>
     <w:multiLevelType w:val="multilevel"/>
     <w:tmpl w:val="DDFCA804"/>
@@ -4638,7 +9638,156 @@
       </w:rPr>
     </w:lvl>
   </w:abstractNum>
-  <w:abstractNum w:abstractNumId="19" w15:restartNumberingAfterBreak="0">
+  <w:abstractNum w:abstractNumId="25" w15:restartNumberingAfterBreak="0">
+    <w:nsid w:val="35F47E6A"/>
+    <w:multiLevelType w:val="multilevel"/>
+    <w:tmpl w:val="04F69FB8"/>
+    <w:lvl w:ilvl="0">
+      <w:start w:val="1"/>
+      <w:numFmt w:val="bullet"/>
+      <w:lvlText w:val=""/>
+      <w:lvlJc w:val="left"/>
+      <w:pPr>
+        <w:tabs>
+          <w:tab w:val="num" w:pos="1080"/>
+        </w:tabs>
+        <w:ind w:left="1080" w:hanging="360"/>
+      </w:pPr>
+      <w:rPr>
+        <w:rFonts w:ascii="Symbol" w:hAnsi="Symbol" w:hint="default"/>
+        <w:sz w:val="20"/>
+      </w:rPr>
+    </w:lvl>
+    <w:lvl w:ilvl="1" w:tentative="1">
+      <w:start w:val="1"/>
+      <w:numFmt w:val="bullet"/>
+      <w:lvlText w:val="o"/>
+      <w:lvlJc w:val="left"/>
+      <w:pPr>
+        <w:tabs>
+          <w:tab w:val="num" w:pos="1800"/>
+        </w:tabs>
+        <w:ind w:left="1800" w:hanging="360"/>
+      </w:pPr>
+      <w:rPr>
+        <w:rFonts w:ascii="Courier New" w:hAnsi="Courier New" w:hint="default"/>
+        <w:sz w:val="20"/>
+      </w:rPr>
+    </w:lvl>
+    <w:lvl w:ilvl="2" w:tentative="1">
+      <w:start w:val="1"/>
+      <w:numFmt w:val="bullet"/>
+      <w:lvlText w:val=""/>
+      <w:lvlJc w:val="left"/>
+      <w:pPr>
+        <w:tabs>
+          <w:tab w:val="num" w:pos="2520"/>
+        </w:tabs>
+        <w:ind w:left="2520" w:hanging="360"/>
+      </w:pPr>
+      <w:rPr>
+        <w:rFonts w:ascii="Wingdings" w:hAnsi="Wingdings" w:hint="default"/>
+        <w:sz w:val="20"/>
+      </w:rPr>
+    </w:lvl>
+    <w:lvl w:ilvl="3" w:tentative="1">
+      <w:start w:val="1"/>
+      <w:numFmt w:val="bullet"/>
+      <w:lvlText w:val=""/>
+      <w:lvlJc w:val="left"/>
+      <w:pPr>
+        <w:tabs>
+          <w:tab w:val="num" w:pos="3240"/>
+        </w:tabs>
+        <w:ind w:left="3240" w:hanging="360"/>
+      </w:pPr>
+      <w:rPr>
+        <w:rFonts w:ascii="Wingdings" w:hAnsi="Wingdings" w:hint="default"/>
+        <w:sz w:val="20"/>
+      </w:rPr>
+    </w:lvl>
+    <w:lvl w:ilvl="4" w:tentative="1">
+      <w:start w:val="1"/>
+      <w:numFmt w:val="bullet"/>
+      <w:lvlText w:val=""/>
+      <w:lvlJc w:val="left"/>
+      <w:pPr>
+        <w:tabs>
+          <w:tab w:val="num" w:pos="3960"/>
+        </w:tabs>
+        <w:ind w:left="3960" w:hanging="360"/>
+      </w:pPr>
+      <w:rPr>
+        <w:rFonts w:ascii="Wingdings" w:hAnsi="Wingdings" w:hint="default"/>
+        <w:sz w:val="20"/>
+      </w:rPr>
+    </w:lvl>
+    <w:lvl w:ilvl="5" w:tentative="1">
+      <w:start w:val="1"/>
+      <w:numFmt w:val="bullet"/>
+      <w:lvlText w:val=""/>
+      <w:lvlJc w:val="left"/>
+      <w:pPr>
+        <w:tabs>
+          <w:tab w:val="num" w:pos="4680"/>
+        </w:tabs>
+        <w:ind w:left="4680" w:hanging="360"/>
+      </w:pPr>
+      <w:rPr>
+        <w:rFonts w:ascii="Wingdings" w:hAnsi="Wingdings" w:hint="default"/>
+        <w:sz w:val="20"/>
+      </w:rPr>
+    </w:lvl>
+    <w:lvl w:ilvl="6" w:tentative="1">
+      <w:start w:val="1"/>
+      <w:numFmt w:val="bullet"/>
+      <w:lvlText w:val=""/>
+      <w:lvlJc w:val="left"/>
+      <w:pPr>
+        <w:tabs>
+          <w:tab w:val="num" w:pos="5400"/>
+        </w:tabs>
+        <w:ind w:left="5400" w:hanging="360"/>
+      </w:pPr>
+      <w:rPr>
+        <w:rFonts w:ascii="Wingdings" w:hAnsi="Wingdings" w:hint="default"/>
+        <w:sz w:val="20"/>
+      </w:rPr>
+    </w:lvl>
+    <w:lvl w:ilvl="7" w:tentative="1">
+      <w:start w:val="1"/>
+      <w:numFmt w:val="bullet"/>
+      <w:lvlText w:val=""/>
+      <w:lvlJc w:val="left"/>
+      <w:pPr>
+        <w:tabs>
+          <w:tab w:val="num" w:pos="6120"/>
+        </w:tabs>
+        <w:ind w:left="6120" w:hanging="360"/>
+      </w:pPr>
+      <w:rPr>
+        <w:rFonts w:ascii="Wingdings" w:hAnsi="Wingdings" w:hint="default"/>
+        <w:sz w:val="20"/>
+      </w:rPr>
+    </w:lvl>
+    <w:lvl w:ilvl="8" w:tentative="1">
+      <w:start w:val="1"/>
+      <w:numFmt w:val="bullet"/>
+      <w:lvlText w:val=""/>
+      <w:lvlJc w:val="left"/>
+      <w:pPr>
+        <w:tabs>
+          <w:tab w:val="num" w:pos="6840"/>
+        </w:tabs>
+        <w:ind w:left="6840" w:hanging="360"/>
+      </w:pPr>
+      <w:rPr>
+        <w:rFonts w:ascii="Wingdings" w:hAnsi="Wingdings" w:hint="default"/>
+        <w:sz w:val="20"/>
+      </w:rPr>
+    </w:lvl>
+  </w:abstractNum>
+  <w:abstractNum w:abstractNumId="26" w15:restartNumberingAfterBreak="0">
     <w:nsid w:val="368A7CCA"/>
     <w:multiLevelType w:val="multilevel"/>
     <w:tmpl w:val="45EA9F6C"/>
@@ -4787,7 +9936,7 @@
       </w:rPr>
     </w:lvl>
   </w:abstractNum>
-  <w:abstractNum w:abstractNumId="20" w15:restartNumberingAfterBreak="0">
+  <w:abstractNum w:abstractNumId="27" w15:restartNumberingAfterBreak="0">
     <w:nsid w:val="36C13609"/>
     <w:multiLevelType w:val="multilevel"/>
     <w:tmpl w:val="F5FC4D7A"/>
@@ -4903,7 +10052,7 @@
       </w:pPr>
     </w:lvl>
   </w:abstractNum>
-  <w:abstractNum w:abstractNumId="21" w15:restartNumberingAfterBreak="0">
+  <w:abstractNum w:abstractNumId="28" w15:restartNumberingAfterBreak="0">
     <w:nsid w:val="36E06BFC"/>
     <w:multiLevelType w:val="multilevel"/>
     <w:tmpl w:val="BF246C28"/>
@@ -5052,7 +10201,7 @@
       </w:rPr>
     </w:lvl>
   </w:abstractNum>
-  <w:abstractNum w:abstractNumId="22" w15:restartNumberingAfterBreak="0">
+  <w:abstractNum w:abstractNumId="29" w15:restartNumberingAfterBreak="0">
     <w:nsid w:val="37EF1425"/>
     <w:multiLevelType w:val="multilevel"/>
     <w:tmpl w:val="E1EA6E88"/>
@@ -5201,7 +10350,7 @@
       </w:rPr>
     </w:lvl>
   </w:abstractNum>
-  <w:abstractNum w:abstractNumId="23" w15:restartNumberingAfterBreak="0">
+  <w:abstractNum w:abstractNumId="30" w15:restartNumberingAfterBreak="0">
     <w:nsid w:val="39471E9D"/>
     <w:multiLevelType w:val="multilevel"/>
     <w:tmpl w:val="69265E7E"/>
@@ -5314,7 +10463,319 @@
       </w:pPr>
     </w:lvl>
   </w:abstractNum>
-  <w:abstractNum w:abstractNumId="24" w15:restartNumberingAfterBreak="0">
+  <w:abstractNum w:abstractNumId="31" w15:restartNumberingAfterBreak="0">
+    <w:nsid w:val="3A2B542C"/>
+    <w:multiLevelType w:val="hybridMultilevel"/>
+    <w:tmpl w:val="B622C382"/>
+    <w:lvl w:ilvl="0" w:tplc="04090001">
+      <w:start w:val="1"/>
+      <w:numFmt w:val="bullet"/>
+      <w:lvlText w:val=""/>
+      <w:lvlJc w:val="left"/>
+      <w:pPr>
+        <w:ind w:left="1080" w:hanging="360"/>
+      </w:pPr>
+      <w:rPr>
+        <w:rFonts w:ascii="Symbol" w:hAnsi="Symbol" w:hint="default"/>
+      </w:rPr>
+    </w:lvl>
+    <w:lvl w:ilvl="1" w:tplc="04090003" w:tentative="1">
+      <w:start w:val="1"/>
+      <w:numFmt w:val="bullet"/>
+      <w:lvlText w:val="o"/>
+      <w:lvlJc w:val="left"/>
+      <w:pPr>
+        <w:ind w:left="1800" w:hanging="360"/>
+      </w:pPr>
+      <w:rPr>
+        <w:rFonts w:ascii="Courier New" w:hAnsi="Courier New" w:cs="Courier New" w:hint="default"/>
+      </w:rPr>
+    </w:lvl>
+    <w:lvl w:ilvl="2" w:tplc="04090005" w:tentative="1">
+      <w:start w:val="1"/>
+      <w:numFmt w:val="bullet"/>
+      <w:lvlText w:val=""/>
+      <w:lvlJc w:val="left"/>
+      <w:pPr>
+        <w:ind w:left="2520" w:hanging="360"/>
+      </w:pPr>
+      <w:rPr>
+        <w:rFonts w:ascii="Wingdings" w:hAnsi="Wingdings" w:hint="default"/>
+      </w:rPr>
+    </w:lvl>
+    <w:lvl w:ilvl="3" w:tplc="04090001" w:tentative="1">
+      <w:start w:val="1"/>
+      <w:numFmt w:val="bullet"/>
+      <w:lvlText w:val=""/>
+      <w:lvlJc w:val="left"/>
+      <w:pPr>
+        <w:ind w:left="3240" w:hanging="360"/>
+      </w:pPr>
+      <w:rPr>
+        <w:rFonts w:ascii="Symbol" w:hAnsi="Symbol" w:hint="default"/>
+      </w:rPr>
+    </w:lvl>
+    <w:lvl w:ilvl="4" w:tplc="04090003" w:tentative="1">
+      <w:start w:val="1"/>
+      <w:numFmt w:val="bullet"/>
+      <w:lvlText w:val="o"/>
+      <w:lvlJc w:val="left"/>
+      <w:pPr>
+        <w:ind w:left="3960" w:hanging="360"/>
+      </w:pPr>
+      <w:rPr>
+        <w:rFonts w:ascii="Courier New" w:hAnsi="Courier New" w:cs="Courier New" w:hint="default"/>
+      </w:rPr>
+    </w:lvl>
+    <w:lvl w:ilvl="5" w:tplc="04090005" w:tentative="1">
+      <w:start w:val="1"/>
+      <w:numFmt w:val="bullet"/>
+      <w:lvlText w:val=""/>
+      <w:lvlJc w:val="left"/>
+      <w:pPr>
+        <w:ind w:left="4680" w:hanging="360"/>
+      </w:pPr>
+      <w:rPr>
+        <w:rFonts w:ascii="Wingdings" w:hAnsi="Wingdings" w:hint="default"/>
+      </w:rPr>
+    </w:lvl>
+    <w:lvl w:ilvl="6" w:tplc="04090001" w:tentative="1">
+      <w:start w:val="1"/>
+      <w:numFmt w:val="bullet"/>
+      <w:lvlText w:val=""/>
+      <w:lvlJc w:val="left"/>
+      <w:pPr>
+        <w:ind w:left="5400" w:hanging="360"/>
+      </w:pPr>
+      <w:rPr>
+        <w:rFonts w:ascii="Symbol" w:hAnsi="Symbol" w:hint="default"/>
+      </w:rPr>
+    </w:lvl>
+    <w:lvl w:ilvl="7" w:tplc="04090003" w:tentative="1">
+      <w:start w:val="1"/>
+      <w:numFmt w:val="bullet"/>
+      <w:lvlText w:val="o"/>
+      <w:lvlJc w:val="left"/>
+      <w:pPr>
+        <w:ind w:left="6120" w:hanging="360"/>
+      </w:pPr>
+      <w:rPr>
+        <w:rFonts w:ascii="Courier New" w:hAnsi="Courier New" w:cs="Courier New" w:hint="default"/>
+      </w:rPr>
+    </w:lvl>
+    <w:lvl w:ilvl="8" w:tplc="04090005" w:tentative="1">
+      <w:start w:val="1"/>
+      <w:numFmt w:val="bullet"/>
+      <w:lvlText w:val=""/>
+      <w:lvlJc w:val="left"/>
+      <w:pPr>
+        <w:ind w:left="6840" w:hanging="360"/>
+      </w:pPr>
+      <w:rPr>
+        <w:rFonts w:ascii="Wingdings" w:hAnsi="Wingdings" w:hint="default"/>
+      </w:rPr>
+    </w:lvl>
+  </w:abstractNum>
+  <w:abstractNum w:abstractNumId="32" w15:restartNumberingAfterBreak="0">
+    <w:nsid w:val="3E533834"/>
+    <w:multiLevelType w:val="hybridMultilevel"/>
+    <w:tmpl w:val="CCBCEE26"/>
+    <w:lvl w:ilvl="0" w:tplc="0409000F">
+      <w:start w:val="1"/>
+      <w:numFmt w:val="decimal"/>
+      <w:lvlText w:val="%1."/>
+      <w:lvlJc w:val="left"/>
+      <w:pPr>
+        <w:ind w:left="720" w:hanging="360"/>
+      </w:pPr>
+    </w:lvl>
+    <w:lvl w:ilvl="1" w:tplc="04090019" w:tentative="1">
+      <w:start w:val="1"/>
+      <w:numFmt w:val="lowerLetter"/>
+      <w:lvlText w:val="%2."/>
+      <w:lvlJc w:val="left"/>
+      <w:pPr>
+        <w:ind w:left="1440" w:hanging="360"/>
+      </w:pPr>
+    </w:lvl>
+    <w:lvl w:ilvl="2" w:tplc="0409001B" w:tentative="1">
+      <w:start w:val="1"/>
+      <w:numFmt w:val="lowerRoman"/>
+      <w:lvlText w:val="%3."/>
+      <w:lvlJc w:val="right"/>
+      <w:pPr>
+        <w:ind w:left="2160" w:hanging="180"/>
+      </w:pPr>
+    </w:lvl>
+    <w:lvl w:ilvl="3" w:tplc="0409000F" w:tentative="1">
+      <w:start w:val="1"/>
+      <w:numFmt w:val="decimal"/>
+      <w:lvlText w:val="%4."/>
+      <w:lvlJc w:val="left"/>
+      <w:pPr>
+        <w:ind w:left="2880" w:hanging="360"/>
+      </w:pPr>
+    </w:lvl>
+    <w:lvl w:ilvl="4" w:tplc="04090019" w:tentative="1">
+      <w:start w:val="1"/>
+      <w:numFmt w:val="lowerLetter"/>
+      <w:lvlText w:val="%5."/>
+      <w:lvlJc w:val="left"/>
+      <w:pPr>
+        <w:ind w:left="3600" w:hanging="360"/>
+      </w:pPr>
+    </w:lvl>
+    <w:lvl w:ilvl="5" w:tplc="0409001B" w:tentative="1">
+      <w:start w:val="1"/>
+      <w:numFmt w:val="lowerRoman"/>
+      <w:lvlText w:val="%6."/>
+      <w:lvlJc w:val="right"/>
+      <w:pPr>
+        <w:ind w:left="4320" w:hanging="180"/>
+      </w:pPr>
+    </w:lvl>
+    <w:lvl w:ilvl="6" w:tplc="0409000F" w:tentative="1">
+      <w:start w:val="1"/>
+      <w:numFmt w:val="decimal"/>
+      <w:lvlText w:val="%7."/>
+      <w:lvlJc w:val="left"/>
+      <w:pPr>
+        <w:ind w:left="5040" w:hanging="360"/>
+      </w:pPr>
+    </w:lvl>
+    <w:lvl w:ilvl="7" w:tplc="04090019" w:tentative="1">
+      <w:start w:val="1"/>
+      <w:numFmt w:val="lowerLetter"/>
+      <w:lvlText w:val="%8."/>
+      <w:lvlJc w:val="left"/>
+      <w:pPr>
+        <w:ind w:left="5760" w:hanging="360"/>
+      </w:pPr>
+    </w:lvl>
+    <w:lvl w:ilvl="8" w:tplc="0409001B" w:tentative="1">
+      <w:start w:val="1"/>
+      <w:numFmt w:val="lowerRoman"/>
+      <w:lvlText w:val="%9."/>
+      <w:lvlJc w:val="right"/>
+      <w:pPr>
+        <w:ind w:left="6480" w:hanging="180"/>
+      </w:pPr>
+    </w:lvl>
+  </w:abstractNum>
+  <w:abstractNum w:abstractNumId="33" w15:restartNumberingAfterBreak="0">
+    <w:nsid w:val="3EC666F5"/>
+    <w:multiLevelType w:val="hybridMultilevel"/>
+    <w:tmpl w:val="3FDEAA14"/>
+    <w:lvl w:ilvl="0" w:tplc="04090001">
+      <w:start w:val="1"/>
+      <w:numFmt w:val="bullet"/>
+      <w:lvlText w:val=""/>
+      <w:lvlJc w:val="left"/>
+      <w:pPr>
+        <w:ind w:left="1080" w:hanging="360"/>
+      </w:pPr>
+      <w:rPr>
+        <w:rFonts w:ascii="Symbol" w:hAnsi="Symbol" w:hint="default"/>
+      </w:rPr>
+    </w:lvl>
+    <w:lvl w:ilvl="1" w:tplc="04090003" w:tentative="1">
+      <w:start w:val="1"/>
+      <w:numFmt w:val="bullet"/>
+      <w:lvlText w:val="o"/>
+      <w:lvlJc w:val="left"/>
+      <w:pPr>
+        <w:ind w:left="1800" w:hanging="360"/>
+      </w:pPr>
+      <w:rPr>
+        <w:rFonts w:ascii="Courier New" w:hAnsi="Courier New" w:cs="Courier New" w:hint="default"/>
+      </w:rPr>
+    </w:lvl>
+    <w:lvl w:ilvl="2" w:tplc="04090005" w:tentative="1">
+      <w:start w:val="1"/>
+      <w:numFmt w:val="bullet"/>
+      <w:lvlText w:val=""/>
+      <w:lvlJc w:val="left"/>
+      <w:pPr>
+        <w:ind w:left="2520" w:hanging="360"/>
+      </w:pPr>
+      <w:rPr>
+        <w:rFonts w:ascii="Wingdings" w:hAnsi="Wingdings" w:hint="default"/>
+      </w:rPr>
+    </w:lvl>
+    <w:lvl w:ilvl="3" w:tplc="04090001" w:tentative="1">
+      <w:start w:val="1"/>
+      <w:numFmt w:val="bullet"/>
+      <w:lvlText w:val=""/>
+      <w:lvlJc w:val="left"/>
+      <w:pPr>
+        <w:ind w:left="3240" w:hanging="360"/>
+      </w:pPr>
+      <w:rPr>
+        <w:rFonts w:ascii="Symbol" w:hAnsi="Symbol" w:hint="default"/>
+      </w:rPr>
+    </w:lvl>
+    <w:lvl w:ilvl="4" w:tplc="04090003" w:tentative="1">
+      <w:start w:val="1"/>
+      <w:numFmt w:val="bullet"/>
+      <w:lvlText w:val="o"/>
+      <w:lvlJc w:val="left"/>
+      <w:pPr>
+        <w:ind w:left="3960" w:hanging="360"/>
+      </w:pPr>
+      <w:rPr>
+        <w:rFonts w:ascii="Courier New" w:hAnsi="Courier New" w:cs="Courier New" w:hint="default"/>
+      </w:rPr>
+    </w:lvl>
+    <w:lvl w:ilvl="5" w:tplc="04090005" w:tentative="1">
+      <w:start w:val="1"/>
+      <w:numFmt w:val="bullet"/>
+      <w:lvlText w:val=""/>
+      <w:lvlJc w:val="left"/>
+      <w:pPr>
+        <w:ind w:left="4680" w:hanging="360"/>
+      </w:pPr>
+      <w:rPr>
+        <w:rFonts w:ascii="Wingdings" w:hAnsi="Wingdings" w:hint="default"/>
+      </w:rPr>
+    </w:lvl>
+    <w:lvl w:ilvl="6" w:tplc="04090001" w:tentative="1">
+      <w:start w:val="1"/>
+      <w:numFmt w:val="bullet"/>
+      <w:lvlText w:val=""/>
+      <w:lvlJc w:val="left"/>
+      <w:pPr>
+        <w:ind w:left="5400" w:hanging="360"/>
+      </w:pPr>
+      <w:rPr>
+        <w:rFonts w:ascii="Symbol" w:hAnsi="Symbol" w:hint="default"/>
+      </w:rPr>
+    </w:lvl>
+    <w:lvl w:ilvl="7" w:tplc="04090003" w:tentative="1">
+      <w:start w:val="1"/>
+      <w:numFmt w:val="bullet"/>
+      <w:lvlText w:val="o"/>
+      <w:lvlJc w:val="left"/>
+      <w:pPr>
+        <w:ind w:left="6120" w:hanging="360"/>
+      </w:pPr>
+      <w:rPr>
+        <w:rFonts w:ascii="Courier New" w:hAnsi="Courier New" w:cs="Courier New" w:hint="default"/>
+      </w:rPr>
+    </w:lvl>
+    <w:lvl w:ilvl="8" w:tplc="04090005" w:tentative="1">
+      <w:start w:val="1"/>
+      <w:numFmt w:val="bullet"/>
+      <w:lvlText w:val=""/>
+      <w:lvlJc w:val="left"/>
+      <w:pPr>
+        <w:ind w:left="6840" w:hanging="360"/>
+      </w:pPr>
+      <w:rPr>
+        <w:rFonts w:ascii="Wingdings" w:hAnsi="Wingdings" w:hint="default"/>
+      </w:rPr>
+    </w:lvl>
+  </w:abstractNum>
+  <w:abstractNum w:abstractNumId="34" w15:restartNumberingAfterBreak="0">
     <w:nsid w:val="40C04412"/>
     <w:multiLevelType w:val="multilevel"/>
     <w:tmpl w:val="5E9E6CC8"/>
@@ -5427,7 +10888,7 @@
       </w:pPr>
     </w:lvl>
   </w:abstractNum>
-  <w:abstractNum w:abstractNumId="25" w15:restartNumberingAfterBreak="0">
+  <w:abstractNum w:abstractNumId="35" w15:restartNumberingAfterBreak="0">
     <w:nsid w:val="49D23DC1"/>
     <w:multiLevelType w:val="multilevel"/>
     <w:tmpl w:val="BA8ADFBC"/>
@@ -5576,7 +11037,7 @@
       </w:rPr>
     </w:lvl>
   </w:abstractNum>
-  <w:abstractNum w:abstractNumId="26" w15:restartNumberingAfterBreak="0">
+  <w:abstractNum w:abstractNumId="36" w15:restartNumberingAfterBreak="0">
     <w:nsid w:val="4CC61F6E"/>
     <w:multiLevelType w:val="multilevel"/>
     <w:tmpl w:val="11BEE3F4"/>
@@ -5725,7 +11186,209 @@
       </w:rPr>
     </w:lvl>
   </w:abstractNum>
-  <w:abstractNum w:abstractNumId="27" w15:restartNumberingAfterBreak="0">
+  <w:abstractNum w:abstractNumId="37" w15:restartNumberingAfterBreak="0">
+    <w:nsid w:val="4E5315D1"/>
+    <w:multiLevelType w:val="hybridMultilevel"/>
+    <w:tmpl w:val="6D5CD160"/>
+    <w:lvl w:ilvl="0" w:tplc="0409000F">
+      <w:start w:val="1"/>
+      <w:numFmt w:val="decimal"/>
+      <w:lvlText w:val="%1."/>
+      <w:lvlJc w:val="left"/>
+      <w:pPr>
+        <w:ind w:left="720" w:hanging="360"/>
+      </w:pPr>
+      <w:rPr>
+        <w:rFonts w:hint="default"/>
+      </w:rPr>
+    </w:lvl>
+    <w:lvl w:ilvl="1" w:tplc="04090019" w:tentative="1">
+      <w:start w:val="1"/>
+      <w:numFmt w:val="lowerLetter"/>
+      <w:lvlText w:val="%2."/>
+      <w:lvlJc w:val="left"/>
+      <w:pPr>
+        <w:ind w:left="1440" w:hanging="360"/>
+      </w:pPr>
+    </w:lvl>
+    <w:lvl w:ilvl="2" w:tplc="0409001B" w:tentative="1">
+      <w:start w:val="1"/>
+      <w:numFmt w:val="lowerRoman"/>
+      <w:lvlText w:val="%3."/>
+      <w:lvlJc w:val="right"/>
+      <w:pPr>
+        <w:ind w:left="2160" w:hanging="180"/>
+      </w:pPr>
+    </w:lvl>
+    <w:lvl w:ilvl="3" w:tplc="0409000F" w:tentative="1">
+      <w:start w:val="1"/>
+      <w:numFmt w:val="decimal"/>
+      <w:lvlText w:val="%4."/>
+      <w:lvlJc w:val="left"/>
+      <w:pPr>
+        <w:ind w:left="2880" w:hanging="360"/>
+      </w:pPr>
+    </w:lvl>
+    <w:lvl w:ilvl="4" w:tplc="04090019" w:tentative="1">
+      <w:start w:val="1"/>
+      <w:numFmt w:val="lowerLetter"/>
+      <w:lvlText w:val="%5."/>
+      <w:lvlJc w:val="left"/>
+      <w:pPr>
+        <w:ind w:left="3600" w:hanging="360"/>
+      </w:pPr>
+    </w:lvl>
+    <w:lvl w:ilvl="5" w:tplc="0409001B" w:tentative="1">
+      <w:start w:val="1"/>
+      <w:numFmt w:val="lowerRoman"/>
+      <w:lvlText w:val="%6."/>
+      <w:lvlJc w:val="right"/>
+      <w:pPr>
+        <w:ind w:left="4320" w:hanging="180"/>
+      </w:pPr>
+    </w:lvl>
+    <w:lvl w:ilvl="6" w:tplc="0409000F" w:tentative="1">
+      <w:start w:val="1"/>
+      <w:numFmt w:val="decimal"/>
+      <w:lvlText w:val="%7."/>
+      <w:lvlJc w:val="left"/>
+      <w:pPr>
+        <w:ind w:left="5040" w:hanging="360"/>
+      </w:pPr>
+    </w:lvl>
+    <w:lvl w:ilvl="7" w:tplc="04090019" w:tentative="1">
+      <w:start w:val="1"/>
+      <w:numFmt w:val="lowerLetter"/>
+      <w:lvlText w:val="%8."/>
+      <w:lvlJc w:val="left"/>
+      <w:pPr>
+        <w:ind w:left="5760" w:hanging="360"/>
+      </w:pPr>
+    </w:lvl>
+    <w:lvl w:ilvl="8" w:tplc="0409001B" w:tentative="1">
+      <w:start w:val="1"/>
+      <w:numFmt w:val="lowerRoman"/>
+      <w:lvlText w:val="%9."/>
+      <w:lvlJc w:val="right"/>
+      <w:pPr>
+        <w:ind w:left="6480" w:hanging="180"/>
+      </w:pPr>
+    </w:lvl>
+  </w:abstractNum>
+  <w:abstractNum w:abstractNumId="38" w15:restartNumberingAfterBreak="0">
+    <w:nsid w:val="4EB65C27"/>
+    <w:multiLevelType w:val="hybridMultilevel"/>
+    <w:tmpl w:val="D700BC1A"/>
+    <w:lvl w:ilvl="0" w:tplc="04090001">
+      <w:start w:val="1"/>
+      <w:numFmt w:val="bullet"/>
+      <w:lvlText w:val=""/>
+      <w:lvlJc w:val="left"/>
+      <w:pPr>
+        <w:ind w:left="1080" w:hanging="360"/>
+      </w:pPr>
+      <w:rPr>
+        <w:rFonts w:ascii="Symbol" w:hAnsi="Symbol" w:hint="default"/>
+      </w:rPr>
+    </w:lvl>
+    <w:lvl w:ilvl="1" w:tplc="04090003" w:tentative="1">
+      <w:start w:val="1"/>
+      <w:numFmt w:val="bullet"/>
+      <w:lvlText w:val="o"/>
+      <w:lvlJc w:val="left"/>
+      <w:pPr>
+        <w:ind w:left="1800" w:hanging="360"/>
+      </w:pPr>
+      <w:rPr>
+        <w:rFonts w:ascii="Courier New" w:hAnsi="Courier New" w:cs="Courier New" w:hint="default"/>
+      </w:rPr>
+    </w:lvl>
+    <w:lvl w:ilvl="2" w:tplc="04090005" w:tentative="1">
+      <w:start w:val="1"/>
+      <w:numFmt w:val="bullet"/>
+      <w:lvlText w:val=""/>
+      <w:lvlJc w:val="left"/>
+      <w:pPr>
+        <w:ind w:left="2520" w:hanging="360"/>
+      </w:pPr>
+      <w:rPr>
+        <w:rFonts w:ascii="Wingdings" w:hAnsi="Wingdings" w:hint="default"/>
+      </w:rPr>
+    </w:lvl>
+    <w:lvl w:ilvl="3" w:tplc="04090001" w:tentative="1">
+      <w:start w:val="1"/>
+      <w:numFmt w:val="bullet"/>
+      <w:lvlText w:val=""/>
+      <w:lvlJc w:val="left"/>
+      <w:pPr>
+        <w:ind w:left="3240" w:hanging="360"/>
+      </w:pPr>
+      <w:rPr>
+        <w:rFonts w:ascii="Symbol" w:hAnsi="Symbol" w:hint="default"/>
+      </w:rPr>
+    </w:lvl>
+    <w:lvl w:ilvl="4" w:tplc="04090003" w:tentative="1">
+      <w:start w:val="1"/>
+      <w:numFmt w:val="bullet"/>
+      <w:lvlText w:val="o"/>
+      <w:lvlJc w:val="left"/>
+      <w:pPr>
+        <w:ind w:left="3960" w:hanging="360"/>
+      </w:pPr>
+      <w:rPr>
+        <w:rFonts w:ascii="Courier New" w:hAnsi="Courier New" w:cs="Courier New" w:hint="default"/>
+      </w:rPr>
+    </w:lvl>
+    <w:lvl w:ilvl="5" w:tplc="04090005" w:tentative="1">
+      <w:start w:val="1"/>
+      <w:numFmt w:val="bullet"/>
+      <w:lvlText w:val=""/>
+      <w:lvlJc w:val="left"/>
+      <w:pPr>
+        <w:ind w:left="4680" w:hanging="360"/>
+      </w:pPr>
+      <w:rPr>
+        <w:rFonts w:ascii="Wingdings" w:hAnsi="Wingdings" w:hint="default"/>
+      </w:rPr>
+    </w:lvl>
+    <w:lvl w:ilvl="6" w:tplc="04090001" w:tentative="1">
+      <w:start w:val="1"/>
+      <w:numFmt w:val="bullet"/>
+      <w:lvlText w:val=""/>
+      <w:lvlJc w:val="left"/>
+      <w:pPr>
+        <w:ind w:left="5400" w:hanging="360"/>
+      </w:pPr>
+      <w:rPr>
+        <w:rFonts w:ascii="Symbol" w:hAnsi="Symbol" w:hint="default"/>
+      </w:rPr>
+    </w:lvl>
+    <w:lvl w:ilvl="7" w:tplc="04090003" w:tentative="1">
+      <w:start w:val="1"/>
+      <w:numFmt w:val="bullet"/>
+      <w:lvlText w:val="o"/>
+      <w:lvlJc w:val="left"/>
+      <w:pPr>
+        <w:ind w:left="6120" w:hanging="360"/>
+      </w:pPr>
+      <w:rPr>
+        <w:rFonts w:ascii="Courier New" w:hAnsi="Courier New" w:cs="Courier New" w:hint="default"/>
+      </w:rPr>
+    </w:lvl>
+    <w:lvl w:ilvl="8" w:tplc="04090005" w:tentative="1">
+      <w:start w:val="1"/>
+      <w:numFmt w:val="bullet"/>
+      <w:lvlText w:val=""/>
+      <w:lvlJc w:val="left"/>
+      <w:pPr>
+        <w:ind w:left="6840" w:hanging="360"/>
+      </w:pPr>
+      <w:rPr>
+        <w:rFonts w:ascii="Wingdings" w:hAnsi="Wingdings" w:hint="default"/>
+      </w:rPr>
+    </w:lvl>
+  </w:abstractNum>
+  <w:abstractNum w:abstractNumId="39" w15:restartNumberingAfterBreak="0">
     <w:nsid w:val="4ECF0FC5"/>
     <w:multiLevelType w:val="multilevel"/>
     <w:tmpl w:val="642A30A2"/>
@@ -5874,7 +11537,120 @@
       </w:rPr>
     </w:lvl>
   </w:abstractNum>
-  <w:abstractNum w:abstractNumId="28" w15:restartNumberingAfterBreak="0">
+  <w:abstractNum w:abstractNumId="40" w15:restartNumberingAfterBreak="0">
+    <w:nsid w:val="4ED5063E"/>
+    <w:multiLevelType w:val="hybridMultilevel"/>
+    <w:tmpl w:val="5C3275DA"/>
+    <w:lvl w:ilvl="0" w:tplc="04090001">
+      <w:start w:val="1"/>
+      <w:numFmt w:val="bullet"/>
+      <w:lvlText w:val=""/>
+      <w:lvlJc w:val="left"/>
+      <w:pPr>
+        <w:ind w:left="1080" w:hanging="360"/>
+      </w:pPr>
+      <w:rPr>
+        <w:rFonts w:ascii="Symbol" w:hAnsi="Symbol" w:hint="default"/>
+      </w:rPr>
+    </w:lvl>
+    <w:lvl w:ilvl="1" w:tplc="04090003" w:tentative="1">
+      <w:start w:val="1"/>
+      <w:numFmt w:val="bullet"/>
+      <w:lvlText w:val="o"/>
+      <w:lvlJc w:val="left"/>
+      <w:pPr>
+        <w:ind w:left="1800" w:hanging="360"/>
+      </w:pPr>
+      <w:rPr>
+        <w:rFonts w:ascii="Courier New" w:hAnsi="Courier New" w:cs="Courier New" w:hint="default"/>
+      </w:rPr>
+    </w:lvl>
+    <w:lvl w:ilvl="2" w:tplc="04090005" w:tentative="1">
+      <w:start w:val="1"/>
+      <w:numFmt w:val="bullet"/>
+      <w:lvlText w:val=""/>
+      <w:lvlJc w:val="left"/>
+      <w:pPr>
+        <w:ind w:left="2520" w:hanging="360"/>
+      </w:pPr>
+      <w:rPr>
+        <w:rFonts w:ascii="Wingdings" w:hAnsi="Wingdings" w:hint="default"/>
+      </w:rPr>
+    </w:lvl>
+    <w:lvl w:ilvl="3" w:tplc="04090001" w:tentative="1">
+      <w:start w:val="1"/>
+      <w:numFmt w:val="bullet"/>
+      <w:lvlText w:val=""/>
+      <w:lvlJc w:val="left"/>
+      <w:pPr>
+        <w:ind w:left="3240" w:hanging="360"/>
+      </w:pPr>
+      <w:rPr>
+        <w:rFonts w:ascii="Symbol" w:hAnsi="Symbol" w:hint="default"/>
+      </w:rPr>
+    </w:lvl>
+    <w:lvl w:ilvl="4" w:tplc="04090003" w:tentative="1">
+      <w:start w:val="1"/>
+      <w:numFmt w:val="bullet"/>
+      <w:lvlText w:val="o"/>
+      <w:lvlJc w:val="left"/>
+      <w:pPr>
+        <w:ind w:left="3960" w:hanging="360"/>
+      </w:pPr>
+      <w:rPr>
+        <w:rFonts w:ascii="Courier New" w:hAnsi="Courier New" w:cs="Courier New" w:hint="default"/>
+      </w:rPr>
+    </w:lvl>
+    <w:lvl w:ilvl="5" w:tplc="04090005" w:tentative="1">
+      <w:start w:val="1"/>
+      <w:numFmt w:val="bullet"/>
+      <w:lvlText w:val=""/>
+      <w:lvlJc w:val="left"/>
+      <w:pPr>
+        <w:ind w:left="4680" w:hanging="360"/>
+      </w:pPr>
+      <w:rPr>
+        <w:rFonts w:ascii="Wingdings" w:hAnsi="Wingdings" w:hint="default"/>
+      </w:rPr>
+    </w:lvl>
+    <w:lvl w:ilvl="6" w:tplc="04090001" w:tentative="1">
+      <w:start w:val="1"/>
+      <w:numFmt w:val="bullet"/>
+      <w:lvlText w:val=""/>
+      <w:lvlJc w:val="left"/>
+      <w:pPr>
+        <w:ind w:left="5400" w:hanging="360"/>
+      </w:pPr>
+      <w:rPr>
+        <w:rFonts w:ascii="Symbol" w:hAnsi="Symbol" w:hint="default"/>
+      </w:rPr>
+    </w:lvl>
+    <w:lvl w:ilvl="7" w:tplc="04090003" w:tentative="1">
+      <w:start w:val="1"/>
+      <w:numFmt w:val="bullet"/>
+      <w:lvlText w:val="o"/>
+      <w:lvlJc w:val="left"/>
+      <w:pPr>
+        <w:ind w:left="6120" w:hanging="360"/>
+      </w:pPr>
+      <w:rPr>
+        <w:rFonts w:ascii="Courier New" w:hAnsi="Courier New" w:cs="Courier New" w:hint="default"/>
+      </w:rPr>
+    </w:lvl>
+    <w:lvl w:ilvl="8" w:tplc="04090005" w:tentative="1">
+      <w:start w:val="1"/>
+      <w:numFmt w:val="bullet"/>
+      <w:lvlText w:val=""/>
+      <w:lvlJc w:val="left"/>
+      <w:pPr>
+        <w:ind w:left="6840" w:hanging="360"/>
+      </w:pPr>
+      <w:rPr>
+        <w:rFonts w:ascii="Wingdings" w:hAnsi="Wingdings" w:hint="default"/>
+      </w:rPr>
+    </w:lvl>
+  </w:abstractNum>
+  <w:abstractNum w:abstractNumId="41" w15:restartNumberingAfterBreak="0">
     <w:nsid w:val="50E6570A"/>
     <w:multiLevelType w:val="multilevel"/>
     <w:tmpl w:val="BAA861FE"/>
@@ -6023,7 +11799,7 @@
       </w:rPr>
     </w:lvl>
   </w:abstractNum>
-  <w:abstractNum w:abstractNumId="29" w15:restartNumberingAfterBreak="0">
+  <w:abstractNum w:abstractNumId="42" w15:restartNumberingAfterBreak="0">
     <w:nsid w:val="5495127F"/>
     <w:multiLevelType w:val="hybridMultilevel"/>
     <w:tmpl w:val="A1E8CBC2"/>
@@ -6136,7 +11912,7 @@
       </w:rPr>
     </w:lvl>
   </w:abstractNum>
-  <w:abstractNum w:abstractNumId="30" w15:restartNumberingAfterBreak="0">
+  <w:abstractNum w:abstractNumId="43" w15:restartNumberingAfterBreak="0">
     <w:nsid w:val="55FA20CF"/>
     <w:multiLevelType w:val="hybridMultilevel"/>
     <w:tmpl w:val="C3063934"/>
@@ -6249,7 +12025,7 @@
       </w:rPr>
     </w:lvl>
   </w:abstractNum>
-  <w:abstractNum w:abstractNumId="31" w15:restartNumberingAfterBreak="0">
+  <w:abstractNum w:abstractNumId="44" w15:restartNumberingAfterBreak="0">
     <w:nsid w:val="59A01C43"/>
     <w:multiLevelType w:val="multilevel"/>
     <w:tmpl w:val="CACA4708"/>
@@ -6398,7 +12174,93 @@
       </w:rPr>
     </w:lvl>
   </w:abstractNum>
-  <w:abstractNum w:abstractNumId="32" w15:restartNumberingAfterBreak="0">
+  <w:abstractNum w:abstractNumId="45" w15:restartNumberingAfterBreak="0">
+    <w:nsid w:val="5D3F0765"/>
+    <w:multiLevelType w:val="hybridMultilevel"/>
+    <w:tmpl w:val="A1C8EA40"/>
+    <w:lvl w:ilvl="0" w:tplc="0409000F">
+      <w:start w:val="1"/>
+      <w:numFmt w:val="decimal"/>
+      <w:lvlText w:val="%1."/>
+      <w:lvlJc w:val="left"/>
+      <w:pPr>
+        <w:ind w:left="720" w:hanging="360"/>
+      </w:pPr>
+    </w:lvl>
+    <w:lvl w:ilvl="1" w:tplc="04090019" w:tentative="1">
+      <w:start w:val="1"/>
+      <w:numFmt w:val="lowerLetter"/>
+      <w:lvlText w:val="%2."/>
+      <w:lvlJc w:val="left"/>
+      <w:pPr>
+        <w:ind w:left="1440" w:hanging="360"/>
+      </w:pPr>
+    </w:lvl>
+    <w:lvl w:ilvl="2" w:tplc="0409001B" w:tentative="1">
+      <w:start w:val="1"/>
+      <w:numFmt w:val="lowerRoman"/>
+      <w:lvlText w:val="%3."/>
+      <w:lvlJc w:val="right"/>
+      <w:pPr>
+        <w:ind w:left="2160" w:hanging="180"/>
+      </w:pPr>
+    </w:lvl>
+    <w:lvl w:ilvl="3" w:tplc="0409000F" w:tentative="1">
+      <w:start w:val="1"/>
+      <w:numFmt w:val="decimal"/>
+      <w:lvlText w:val="%4."/>
+      <w:lvlJc w:val="left"/>
+      <w:pPr>
+        <w:ind w:left="2880" w:hanging="360"/>
+      </w:pPr>
+    </w:lvl>
+    <w:lvl w:ilvl="4" w:tplc="04090019" w:tentative="1">
+      <w:start w:val="1"/>
+      <w:numFmt w:val="lowerLetter"/>
+      <w:lvlText w:val="%5."/>
+      <w:lvlJc w:val="left"/>
+      <w:pPr>
+        <w:ind w:left="3600" w:hanging="360"/>
+      </w:pPr>
+    </w:lvl>
+    <w:lvl w:ilvl="5" w:tplc="0409001B" w:tentative="1">
+      <w:start w:val="1"/>
+      <w:numFmt w:val="lowerRoman"/>
+      <w:lvlText w:val="%6."/>
+      <w:lvlJc w:val="right"/>
+      <w:pPr>
+        <w:ind w:left="4320" w:hanging="180"/>
+      </w:pPr>
+    </w:lvl>
+    <w:lvl w:ilvl="6" w:tplc="0409000F" w:tentative="1">
+      <w:start w:val="1"/>
+      <w:numFmt w:val="decimal"/>
+      <w:lvlText w:val="%7."/>
+      <w:lvlJc w:val="left"/>
+      <w:pPr>
+        <w:ind w:left="5040" w:hanging="360"/>
+      </w:pPr>
+    </w:lvl>
+    <w:lvl w:ilvl="7" w:tplc="04090019" w:tentative="1">
+      <w:start w:val="1"/>
+      <w:numFmt w:val="lowerLetter"/>
+      <w:lvlText w:val="%8."/>
+      <w:lvlJc w:val="left"/>
+      <w:pPr>
+        <w:ind w:left="5760" w:hanging="360"/>
+      </w:pPr>
+    </w:lvl>
+    <w:lvl w:ilvl="8" w:tplc="0409001B" w:tentative="1">
+      <w:start w:val="1"/>
+      <w:numFmt w:val="lowerRoman"/>
+      <w:lvlText w:val="%9."/>
+      <w:lvlJc w:val="right"/>
+      <w:pPr>
+        <w:ind w:left="6480" w:hanging="180"/>
+      </w:pPr>
+    </w:lvl>
+  </w:abstractNum>
+  <w:abstractNum w:abstractNumId="46" w15:restartNumberingAfterBreak="0">
     <w:nsid w:val="6379722F"/>
     <w:multiLevelType w:val="multilevel"/>
     <w:tmpl w:val="A61CEE30"/>
@@ -6547,7 +12409,7 @@
       </w:rPr>
     </w:lvl>
   </w:abstractNum>
-  <w:abstractNum w:abstractNumId="33" w15:restartNumberingAfterBreak="0">
+  <w:abstractNum w:abstractNumId="47" w15:restartNumberingAfterBreak="0">
     <w:nsid w:val="65955C62"/>
     <w:multiLevelType w:val="multilevel"/>
     <w:tmpl w:val="B852B7FA"/>
@@ -6668,7 +12530,7 @@
       </w:rPr>
     </w:lvl>
   </w:abstractNum>
-  <w:abstractNum w:abstractNumId="34" w15:restartNumberingAfterBreak="0">
+  <w:abstractNum w:abstractNumId="48" w15:restartNumberingAfterBreak="0">
     <w:nsid w:val="66980FED"/>
     <w:multiLevelType w:val="multilevel"/>
     <w:tmpl w:val="69C2C0C0"/>
@@ -6817,7 +12679,7 @@
       </w:rPr>
     </w:lvl>
   </w:abstractNum>
-  <w:abstractNum w:abstractNumId="35" w15:restartNumberingAfterBreak="0">
+  <w:abstractNum w:abstractNumId="49" w15:restartNumberingAfterBreak="0">
     <w:nsid w:val="68CE6FB8"/>
     <w:multiLevelType w:val="multilevel"/>
     <w:tmpl w:val="8C68D918"/>
@@ -6966,7 +12828,7 @@
       </w:rPr>
     </w:lvl>
   </w:abstractNum>
-  <w:abstractNum w:abstractNumId="36" w15:restartNumberingAfterBreak="0">
+  <w:abstractNum w:abstractNumId="50" w15:restartNumberingAfterBreak="0">
     <w:nsid w:val="6B1560BC"/>
     <w:multiLevelType w:val="multilevel"/>
     <w:tmpl w:val="8956137C"/>
@@ -7115,7 +12977,358 @@
       </w:rPr>
     </w:lvl>
   </w:abstractNum>
-  <w:abstractNum w:abstractNumId="37" w15:restartNumberingAfterBreak="0">
+  <w:abstractNum w:abstractNumId="51" w15:restartNumberingAfterBreak="0">
+    <w:nsid w:val="6BD34221"/>
+    <w:multiLevelType w:val="hybridMultilevel"/>
+    <w:tmpl w:val="E9086830"/>
+    <w:lvl w:ilvl="0" w:tplc="04090001">
+      <w:start w:val="1"/>
+      <w:numFmt w:val="bullet"/>
+      <w:lvlText w:val=""/>
+      <w:lvlJc w:val="left"/>
+      <w:pPr>
+        <w:ind w:left="1080" w:hanging="360"/>
+      </w:pPr>
+      <w:rPr>
+        <w:rFonts w:ascii="Symbol" w:hAnsi="Symbol" w:hint="default"/>
+      </w:rPr>
+    </w:lvl>
+    <w:lvl w:ilvl="1" w:tplc="04090003" w:tentative="1">
+      <w:start w:val="1"/>
+      <w:numFmt w:val="bullet"/>
+      <w:lvlText w:val="o"/>
+      <w:lvlJc w:val="left"/>
+      <w:pPr>
+        <w:ind w:left="1800" w:hanging="360"/>
+      </w:pPr>
+      <w:rPr>
+        <w:rFonts w:ascii="Courier New" w:hAnsi="Courier New" w:cs="Courier New" w:hint="default"/>
+      </w:rPr>
+    </w:lvl>
+    <w:lvl w:ilvl="2" w:tplc="04090005" w:tentative="1">
+      <w:start w:val="1"/>
+      <w:numFmt w:val="bullet"/>
+      <w:lvlText w:val=""/>
+      <w:lvlJc w:val="left"/>
+      <w:pPr>
+        <w:ind w:left="2520" w:hanging="360"/>
+      </w:pPr>
+      <w:rPr>
+        <w:rFonts w:ascii="Wingdings" w:hAnsi="Wingdings" w:hint="default"/>
+      </w:rPr>
+    </w:lvl>
+    <w:lvl w:ilvl="3" w:tplc="04090001" w:tentative="1">
+      <w:start w:val="1"/>
+      <w:numFmt w:val="bullet"/>
+      <w:lvlText w:val=""/>
+      <w:lvlJc w:val="left"/>
+      <w:pPr>
+        <w:ind w:left="3240" w:hanging="360"/>
+      </w:pPr>
+      <w:rPr>
+        <w:rFonts w:ascii="Symbol" w:hAnsi="Symbol" w:hint="default"/>
+      </w:rPr>
+    </w:lvl>
+    <w:lvl w:ilvl="4" w:tplc="04090003" w:tentative="1">
+      <w:start w:val="1"/>
+      <w:numFmt w:val="bullet"/>
+      <w:lvlText w:val="o"/>
+      <w:lvlJc w:val="left"/>
+      <w:pPr>
+        <w:ind w:left="3960" w:hanging="360"/>
+      </w:pPr>
+      <w:rPr>
+        <w:rFonts w:ascii="Courier New" w:hAnsi="Courier New" w:cs="Courier New" w:hint="default"/>
+      </w:rPr>
+    </w:lvl>
+    <w:lvl w:ilvl="5" w:tplc="04090005" w:tentative="1">
+      <w:start w:val="1"/>
+      <w:numFmt w:val="bullet"/>
+      <w:lvlText w:val=""/>
+      <w:lvlJc w:val="left"/>
+      <w:pPr>
+        <w:ind w:left="4680" w:hanging="360"/>
+      </w:pPr>
+      <w:rPr>
+        <w:rFonts w:ascii="Wingdings" w:hAnsi="Wingdings" w:hint="default"/>
+      </w:rPr>
+    </w:lvl>
+    <w:lvl w:ilvl="6" w:tplc="04090001" w:tentative="1">
+      <w:start w:val="1"/>
+      <w:numFmt w:val="bullet"/>
+      <w:lvlText w:val=""/>
+      <w:lvlJc w:val="left"/>
+      <w:pPr>
+        <w:ind w:left="5400" w:hanging="360"/>
+      </w:pPr>
+      <w:rPr>
+        <w:rFonts w:ascii="Symbol" w:hAnsi="Symbol" w:hint="default"/>
+      </w:rPr>
+    </w:lvl>
+    <w:lvl w:ilvl="7" w:tplc="04090003" w:tentative="1">
+      <w:start w:val="1"/>
+      <w:numFmt w:val="bullet"/>
+      <w:lvlText w:val="o"/>
+      <w:lvlJc w:val="left"/>
+      <w:pPr>
+        <w:ind w:left="6120" w:hanging="360"/>
+      </w:pPr>
+      <w:rPr>
+        <w:rFonts w:ascii="Courier New" w:hAnsi="Courier New" w:cs="Courier New" w:hint="default"/>
+      </w:rPr>
+    </w:lvl>
+    <w:lvl w:ilvl="8" w:tplc="04090005" w:tentative="1">
+      <w:start w:val="1"/>
+      <w:numFmt w:val="bullet"/>
+      <w:lvlText w:val=""/>
+      <w:lvlJc w:val="left"/>
+      <w:pPr>
+        <w:ind w:left="6840" w:hanging="360"/>
+      </w:pPr>
+      <w:rPr>
+        <w:rFonts w:ascii="Wingdings" w:hAnsi="Wingdings" w:hint="default"/>
+      </w:rPr>
+    </w:lvl>
+  </w:abstractNum>
+  <w:abstractNum w:abstractNumId="52" w15:restartNumberingAfterBreak="0">
+    <w:nsid w:val="6DF469C5"/>
+    <w:multiLevelType w:val="hybridMultilevel"/>
+    <w:tmpl w:val="0AEA1020"/>
+    <w:lvl w:ilvl="0" w:tplc="E1F62078">
+      <w:start w:val="1"/>
+      <w:numFmt w:val="decimal"/>
+      <w:lvlText w:val="%1."/>
+      <w:lvlJc w:val="left"/>
+      <w:pPr>
+        <w:ind w:left="720" w:hanging="360"/>
+      </w:pPr>
+      <w:rPr>
+        <w:rFonts w:hint="default"/>
+      </w:rPr>
+    </w:lvl>
+    <w:lvl w:ilvl="1" w:tplc="04090019" w:tentative="1">
+      <w:start w:val="1"/>
+      <w:numFmt w:val="lowerLetter"/>
+      <w:lvlText w:val="%2."/>
+      <w:lvlJc w:val="left"/>
+      <w:pPr>
+        <w:ind w:left="1440" w:hanging="360"/>
+      </w:pPr>
+    </w:lvl>
+    <w:lvl w:ilvl="2" w:tplc="0409001B" w:tentative="1">
+      <w:start w:val="1"/>
+      <w:numFmt w:val="lowerRoman"/>
+      <w:lvlText w:val="%3."/>
+      <w:lvlJc w:val="right"/>
+      <w:pPr>
+        <w:ind w:left="2160" w:hanging="180"/>
+      </w:pPr>
+    </w:lvl>
+    <w:lvl w:ilvl="3" w:tplc="0409000F" w:tentative="1">
+      <w:start w:val="1"/>
+      <w:numFmt w:val="decimal"/>
+      <w:lvlText w:val="%4."/>
+      <w:lvlJc w:val="left"/>
+      <w:pPr>
+        <w:ind w:left="2880" w:hanging="360"/>
+      </w:pPr>
+    </w:lvl>
+    <w:lvl w:ilvl="4" w:tplc="04090019" w:tentative="1">
+      <w:start w:val="1"/>
+      <w:numFmt w:val="lowerLetter"/>
+      <w:lvlText w:val="%5."/>
+      <w:lvlJc w:val="left"/>
+      <w:pPr>
+        <w:ind w:left="3600" w:hanging="360"/>
+      </w:pPr>
+    </w:lvl>
+    <w:lvl w:ilvl="5" w:tplc="0409001B" w:tentative="1">
+      <w:start w:val="1"/>
+      <w:numFmt w:val="lowerRoman"/>
+      <w:lvlText w:val="%6."/>
+      <w:lvlJc w:val="right"/>
+      <w:pPr>
+        <w:ind w:left="4320" w:hanging="180"/>
+      </w:pPr>
+    </w:lvl>
+    <w:lvl w:ilvl="6" w:tplc="0409000F" w:tentative="1">
+      <w:start w:val="1"/>
+      <w:numFmt w:val="decimal"/>
+      <w:lvlText w:val="%7."/>
+      <w:lvlJc w:val="left"/>
+      <w:pPr>
+        <w:ind w:left="5040" w:hanging="360"/>
+      </w:pPr>
+    </w:lvl>
+    <w:lvl w:ilvl="7" w:tplc="04090019" w:tentative="1">
+      <w:start w:val="1"/>
+      <w:numFmt w:val="lowerLetter"/>
+      <w:lvlText w:val="%8."/>
+      <w:lvlJc w:val="left"/>
+      <w:pPr>
+        <w:ind w:left="5760" w:hanging="360"/>
+      </w:pPr>
+    </w:lvl>
+    <w:lvl w:ilvl="8" w:tplc="0409001B" w:tentative="1">
+      <w:start w:val="1"/>
+      <w:numFmt w:val="lowerRoman"/>
+      <w:lvlText w:val="%9."/>
+      <w:lvlJc w:val="right"/>
+      <w:pPr>
+        <w:ind w:left="6480" w:hanging="180"/>
+      </w:pPr>
+    </w:lvl>
+  </w:abstractNum>
+  <w:abstractNum w:abstractNumId="53" w15:restartNumberingAfterBreak="0">
+    <w:nsid w:val="6EB55A62"/>
+    <w:multiLevelType w:val="multilevel"/>
+    <w:tmpl w:val="4754C6B4"/>
+    <w:lvl w:ilvl="0">
+      <w:start w:val="1"/>
+      <w:numFmt w:val="bullet"/>
+      <w:lvlText w:val=""/>
+      <w:lvlJc w:val="left"/>
+      <w:pPr>
+        <w:tabs>
+          <w:tab w:val="num" w:pos="720"/>
+        </w:tabs>
+        <w:ind w:left="720" w:hanging="360"/>
+      </w:pPr>
+      <w:rPr>
+        <w:rFonts w:ascii="Symbol" w:hAnsi="Symbol" w:hint="default"/>
+        <w:sz w:val="20"/>
+      </w:rPr>
+    </w:lvl>
+    <w:lvl w:ilvl="1" w:tentative="1">
+      <w:start w:val="1"/>
+      <w:numFmt w:val="bullet"/>
+      <w:lvlText w:val="o"/>
+      <w:lvlJc w:val="left"/>
+      <w:pPr>
+        <w:tabs>
+          <w:tab w:val="num" w:pos="1440"/>
+        </w:tabs>
+        <w:ind w:left="1440" w:hanging="360"/>
+      </w:pPr>
+      <w:rPr>
+        <w:rFonts w:ascii="Courier New" w:hAnsi="Courier New" w:hint="default"/>
+        <w:sz w:val="20"/>
+      </w:rPr>
+    </w:lvl>
+    <w:lvl w:ilvl="2" w:tentative="1">
+      <w:start w:val="1"/>
+      <w:numFmt w:val="bullet"/>
+      <w:lvlText w:val=""/>
+      <w:lvlJc w:val="left"/>
+      <w:pPr>
+        <w:tabs>
+          <w:tab w:val="num" w:pos="2160"/>
+        </w:tabs>
+        <w:ind w:left="2160" w:hanging="360"/>
+      </w:pPr>
+      <w:rPr>
+        <w:rFonts w:ascii="Wingdings" w:hAnsi="Wingdings" w:hint="default"/>
+        <w:sz w:val="20"/>
+      </w:rPr>
+    </w:lvl>
+    <w:lvl w:ilvl="3" w:tentative="1">
+      <w:start w:val="1"/>
+      <w:numFmt w:val="bullet"/>
+      <w:lvlText w:val=""/>
+      <w:lvlJc w:val="left"/>
+      <w:pPr>
+        <w:tabs>
+          <w:tab w:val="num" w:pos="2880"/>
+        </w:tabs>
+        <w:ind w:left="2880" w:hanging="360"/>
+      </w:pPr>
+      <w:rPr>
+        <w:rFonts w:ascii="Wingdings" w:hAnsi="Wingdings" w:hint="default"/>
+        <w:sz w:val="20"/>
+      </w:rPr>
+    </w:lvl>
+    <w:lvl w:ilvl="4" w:tentative="1">
+      <w:start w:val="1"/>
+      <w:numFmt w:val="bullet"/>
+      <w:lvlText w:val=""/>
+      <w:lvlJc w:val="left"/>
+      <w:pPr>
+        <w:tabs>
+          <w:tab w:val="num" w:pos="3600"/>
+        </w:tabs>
+        <w:ind w:left="3600" w:hanging="360"/>
+      </w:pPr>
+      <w:rPr>
+        <w:rFonts w:ascii="Wingdings" w:hAnsi="Wingdings" w:hint="default"/>
+        <w:sz w:val="20"/>
+      </w:rPr>
+    </w:lvl>
+    <w:lvl w:ilvl="5" w:tentative="1">
+      <w:start w:val="1"/>
+      <w:numFmt w:val="bullet"/>
+      <w:lvlText w:val=""/>
+      <w:lvlJc w:val="left"/>
+      <w:pPr>
+        <w:tabs>
+          <w:tab w:val="num" w:pos="4320"/>
+        </w:tabs>
+        <w:ind w:left="4320" w:hanging="360"/>
+      </w:pPr>
+      <w:rPr>
+        <w:rFonts w:ascii="Wingdings" w:hAnsi="Wingdings" w:hint="default"/>
+        <w:sz w:val="20"/>
+      </w:rPr>
+    </w:lvl>
+    <w:lvl w:ilvl="6" w:tentative="1">
+      <w:start w:val="1"/>
+      <w:numFmt w:val="bullet"/>
+      <w:lvlText w:val=""/>
+      <w:lvlJc w:val="left"/>
+      <w:pPr>
+        <w:tabs>
+          <w:tab w:val="num" w:pos="5040"/>
+        </w:tabs>
+        <w:ind w:left="5040" w:hanging="360"/>
+      </w:pPr>
+      <w:rPr>
+        <w:rFonts w:ascii="Wingdings" w:hAnsi="Wingdings" w:hint="default"/>
+        <w:sz w:val="20"/>
+      </w:rPr>
+    </w:lvl>
+    <w:lvl w:ilvl="7" w:tentative="1">
+      <w:start w:val="1"/>
+      <w:numFmt w:val="bullet"/>
+      <w:lvlText w:val=""/>
+      <w:lvlJc w:val="left"/>
+      <w:pPr>
+        <w:tabs>
+          <w:tab w:val="num" w:pos="5760"/>
+        </w:tabs>
+        <w:ind w:left="5760" w:hanging="360"/>
+      </w:pPr>
+      <w:rPr>
+        <w:rFonts w:ascii="Wingdings" w:hAnsi="Wingdings" w:hint="default"/>
+        <w:sz w:val="20"/>
+      </w:rPr>
+    </w:lvl>
+    <w:lvl w:ilvl="8" w:tentative="1">
+      <w:start w:val="1"/>
+      <w:numFmt w:val="bullet"/>
+      <w:lvlText w:val=""/>
+      <w:lvlJc w:val="left"/>
+      <w:pPr>
+        <w:tabs>
+          <w:tab w:val="num" w:pos="6480"/>
+        </w:tabs>
+        <w:ind w:left="6480" w:hanging="360"/>
+      </w:pPr>
+      <w:rPr>
+        <w:rFonts w:ascii="Wingdings" w:hAnsi="Wingdings" w:hint="default"/>
+        <w:sz w:val="20"/>
+      </w:rPr>
+    </w:lvl>
+  </w:abstractNum>
+  <w:abstractNum w:abstractNumId="54" w15:restartNumberingAfterBreak="0">
     <w:nsid w:val="71F107AE"/>
     <w:multiLevelType w:val="multilevel"/>
     <w:tmpl w:val="B39A9142"/>
@@ -7264,7 +13477,7 @@
       </w:rPr>
     </w:lvl>
   </w:abstractNum>
-  <w:abstractNum w:abstractNumId="38" w15:restartNumberingAfterBreak="0">
+  <w:abstractNum w:abstractNumId="55" w15:restartNumberingAfterBreak="0">
     <w:nsid w:val="729A45FC"/>
     <w:multiLevelType w:val="hybridMultilevel"/>
     <w:tmpl w:val="2480C68A"/>
@@ -7377,7 +13590,7 @@
       </w:rPr>
     </w:lvl>
   </w:abstractNum>
-  <w:abstractNum w:abstractNumId="39" w15:restartNumberingAfterBreak="0">
+  <w:abstractNum w:abstractNumId="56" w15:restartNumberingAfterBreak="0">
     <w:nsid w:val="749C4E45"/>
     <w:multiLevelType w:val="multilevel"/>
     <w:tmpl w:val="E5B633E8"/>
@@ -7498,7 +13711,7 @@
       </w:rPr>
     </w:lvl>
   </w:abstractNum>
-  <w:abstractNum w:abstractNumId="40" w15:restartNumberingAfterBreak="0">
+  <w:abstractNum w:abstractNumId="57" w15:restartNumberingAfterBreak="0">
     <w:nsid w:val="75B20AE0"/>
     <w:multiLevelType w:val="multilevel"/>
     <w:tmpl w:val="13949564"/>
@@ -7622,7 +13835,7 @@
       </w:pPr>
     </w:lvl>
   </w:abstractNum>
-  <w:abstractNum w:abstractNumId="41" w15:restartNumberingAfterBreak="0">
+  <w:abstractNum w:abstractNumId="58" w15:restartNumberingAfterBreak="0">
     <w:nsid w:val="778029CF"/>
     <w:multiLevelType w:val="multilevel"/>
     <w:tmpl w:val="665067DC"/>
@@ -7771,7 +13984,7 @@
       </w:rPr>
     </w:lvl>
   </w:abstractNum>
-  <w:abstractNum w:abstractNumId="42" w15:restartNumberingAfterBreak="0">
+  <w:abstractNum w:abstractNumId="59" w15:restartNumberingAfterBreak="0">
     <w:nsid w:val="784301D9"/>
     <w:multiLevelType w:val="multilevel"/>
     <w:tmpl w:val="3E78F134"/>
@@ -7920,7 +14133,7 @@
       </w:rPr>
     </w:lvl>
   </w:abstractNum>
-  <w:abstractNum w:abstractNumId="43" w15:restartNumberingAfterBreak="0">
+  <w:abstractNum w:abstractNumId="60" w15:restartNumberingAfterBreak="0">
     <w:nsid w:val="789A71B1"/>
     <w:multiLevelType w:val="multilevel"/>
     <w:tmpl w:val="661A67F2"/>
@@ -8036,7 +14249,156 @@
       </w:pPr>
     </w:lvl>
   </w:abstractNum>
-  <w:abstractNum w:abstractNumId="44" w15:restartNumberingAfterBreak="0">
+  <w:abstractNum w:abstractNumId="61" w15:restartNumberingAfterBreak="0">
+    <w:nsid w:val="7C0513DF"/>
+    <w:multiLevelType w:val="multilevel"/>
+    <w:tmpl w:val="10446322"/>
+    <w:lvl w:ilvl="0">
+      <w:start w:val="1"/>
+      <w:numFmt w:val="bullet"/>
+      <w:lvlText w:val=""/>
+      <w:lvlJc w:val="left"/>
+      <w:pPr>
+        <w:tabs>
+          <w:tab w:val="num" w:pos="720"/>
+        </w:tabs>
+        <w:ind w:left="720" w:hanging="360"/>
+      </w:pPr>
+      <w:rPr>
+        <w:rFonts w:ascii="Symbol" w:hAnsi="Symbol" w:hint="default"/>
+        <w:sz w:val="20"/>
+      </w:rPr>
+    </w:lvl>
+    <w:lvl w:ilvl="1" w:tentative="1">
+      <w:start w:val="1"/>
+      <w:numFmt w:val="bullet"/>
+      <w:lvlText w:val="o"/>
+      <w:lvlJc w:val="left"/>
+      <w:pPr>
+        <w:tabs>
+          <w:tab w:val="num" w:pos="1440"/>
+        </w:tabs>
+        <w:ind w:left="1440" w:hanging="360"/>
+      </w:pPr>
+      <w:rPr>
+        <w:rFonts w:ascii="Courier New" w:hAnsi="Courier New" w:hint="default"/>
+        <w:sz w:val="20"/>
+      </w:rPr>
+    </w:lvl>
+    <w:lvl w:ilvl="2" w:tentative="1">
+      <w:start w:val="1"/>
+      <w:numFmt w:val="bullet"/>
+      <w:lvlText w:val=""/>
+      <w:lvlJc w:val="left"/>
+      <w:pPr>
+        <w:tabs>
+          <w:tab w:val="num" w:pos="2160"/>
+        </w:tabs>
+        <w:ind w:left="2160" w:hanging="360"/>
+      </w:pPr>
+      <w:rPr>
+        <w:rFonts w:ascii="Wingdings" w:hAnsi="Wingdings" w:hint="default"/>
+        <w:sz w:val="20"/>
+      </w:rPr>
+    </w:lvl>
+    <w:lvl w:ilvl="3" w:tentative="1">
+      <w:start w:val="1"/>
+      <w:numFmt w:val="bullet"/>
+      <w:lvlText w:val=""/>
+      <w:lvlJc w:val="left"/>
+      <w:pPr>
+        <w:tabs>
+          <w:tab w:val="num" w:pos="2880"/>
+        </w:tabs>
+        <w:ind w:left="2880" w:hanging="360"/>
+      </w:pPr>
+      <w:rPr>
+        <w:rFonts w:ascii="Wingdings" w:hAnsi="Wingdings" w:hint="default"/>
+        <w:sz w:val="20"/>
+      </w:rPr>
+    </w:lvl>
+    <w:lvl w:ilvl="4" w:tentative="1">
+      <w:start w:val="1"/>
+      <w:numFmt w:val="bullet"/>
+      <w:lvlText w:val=""/>
+      <w:lvlJc w:val="left"/>
+      <w:pPr>
+        <w:tabs>
+          <w:tab w:val="num" w:pos="3600"/>
+        </w:tabs>
+        <w:ind w:left="3600" w:hanging="360"/>
+      </w:pPr>
+      <w:rPr>
+        <w:rFonts w:ascii="Wingdings" w:hAnsi="Wingdings" w:hint="default"/>
+        <w:sz w:val="20"/>
+      </w:rPr>
+    </w:lvl>
+    <w:lvl w:ilvl="5" w:tentative="1">
+      <w:start w:val="1"/>
+      <w:numFmt w:val="bullet"/>
+      <w:lvlText w:val=""/>
+      <w:lvlJc w:val="left"/>
+      <w:pPr>
+        <w:tabs>
+          <w:tab w:val="num" w:pos="4320"/>
+        </w:tabs>
+        <w:ind w:left="4320" w:hanging="360"/>
+      </w:pPr>
+      <w:rPr>
+        <w:rFonts w:ascii="Wingdings" w:hAnsi="Wingdings" w:hint="default"/>
+        <w:sz w:val="20"/>
+      </w:rPr>
+    </w:lvl>
+    <w:lvl w:ilvl="6" w:tentative="1">
+      <w:start w:val="1"/>
+      <w:numFmt w:val="bullet"/>
+      <w:lvlText w:val=""/>
+      <w:lvlJc w:val="left"/>
+      <w:pPr>
+        <w:tabs>
+          <w:tab w:val="num" w:pos="5040"/>
+        </w:tabs>
+        <w:ind w:left="5040" w:hanging="360"/>
+      </w:pPr>
+      <w:rPr>
+        <w:rFonts w:ascii="Wingdings" w:hAnsi="Wingdings" w:hint="default"/>
+        <w:sz w:val="20"/>
+      </w:rPr>
+    </w:lvl>
+    <w:lvl w:ilvl="7" w:tentative="1">
+      <w:start w:val="1"/>
+      <w:numFmt w:val="bullet"/>
+      <w:lvlText w:val=""/>
+      <w:lvlJc w:val="left"/>
+      <w:pPr>
+        <w:tabs>
+          <w:tab w:val="num" w:pos="5760"/>
+        </w:tabs>
+        <w:ind w:left="5760" w:hanging="360"/>
+      </w:pPr>
+      <w:rPr>
+        <w:rFonts w:ascii="Wingdings" w:hAnsi="Wingdings" w:hint="default"/>
+        <w:sz w:val="20"/>
+      </w:rPr>
+    </w:lvl>
+    <w:lvl w:ilvl="8" w:tentative="1">
+      <w:start w:val="1"/>
+      <w:numFmt w:val="bullet"/>
+      <w:lvlText w:val=""/>
+      <w:lvlJc w:val="left"/>
+      <w:pPr>
+        <w:tabs>
+          <w:tab w:val="num" w:pos="6480"/>
+        </w:tabs>
+        <w:ind w:left="6480" w:hanging="360"/>
+      </w:pPr>
+      <w:rPr>
+        <w:rFonts w:ascii="Wingdings" w:hAnsi="Wingdings" w:hint="default"/>
+        <w:sz w:val="20"/>
+      </w:rPr>
+    </w:lvl>
+  </w:abstractNum>
+  <w:abstractNum w:abstractNumId="62" w15:restartNumberingAfterBreak="0">
     <w:nsid w:val="7C6B57EA"/>
     <w:multiLevelType w:val="multilevel"/>
     <w:tmpl w:val="CC127FB2"/>
@@ -8185,7 +14547,7 @@
       </w:rPr>
     </w:lvl>
   </w:abstractNum>
-  <w:abstractNum w:abstractNumId="45" w15:restartNumberingAfterBreak="0">
+  <w:abstractNum w:abstractNumId="63" w15:restartNumberingAfterBreak="0">
     <w:nsid w:val="7EF95F71"/>
     <w:multiLevelType w:val="multilevel"/>
     <w:tmpl w:val="920E8DF8"/>
@@ -8335,142 +14697,196 @@
     </w:lvl>
   </w:abstractNum>
   <w:num w:numId="1" w16cid:durableId="1503860434">
-    <w:abstractNumId w:val="39"/>
+    <w:abstractNumId w:val="56"/>
   </w:num>
   <w:num w:numId="2" w16cid:durableId="591008065">
-    <w:abstractNumId w:val="33"/>
+    <w:abstractNumId w:val="47"/>
   </w:num>
   <w:num w:numId="3" w16cid:durableId="1963148970">
-    <w:abstractNumId w:val="7"/>
+    <w:abstractNumId w:val="9"/>
   </w:num>
   <w:num w:numId="4" w16cid:durableId="1109079899">
-    <w:abstractNumId w:val="23"/>
+    <w:abstractNumId w:val="30"/>
   </w:num>
   <w:num w:numId="5" w16cid:durableId="1969583472">
-    <w:abstractNumId w:val="43"/>
+    <w:abstractNumId w:val="60"/>
   </w:num>
   <w:num w:numId="6" w16cid:durableId="1181436825">
+    <w:abstractNumId w:val="27"/>
+  </w:num>
+  <w:num w:numId="7" w16cid:durableId="1805730547">
     <w:abstractNumId w:val="20"/>
   </w:num>
-  <w:num w:numId="7" w16cid:durableId="1805730547">
-    <w:abstractNumId w:val="14"/>
-  </w:num>
   <w:num w:numId="8" w16cid:durableId="777650489">
-    <w:abstractNumId w:val="29"/>
+    <w:abstractNumId w:val="42"/>
   </w:num>
   <w:num w:numId="9" w16cid:durableId="226109802">
-    <w:abstractNumId w:val="40"/>
+    <w:abstractNumId w:val="57"/>
   </w:num>
   <w:num w:numId="10" w16cid:durableId="1265652310">
-    <w:abstractNumId w:val="19"/>
+    <w:abstractNumId w:val="26"/>
   </w:num>
   <w:num w:numId="11" w16cid:durableId="1349405528">
-    <w:abstractNumId w:val="24"/>
+    <w:abstractNumId w:val="34"/>
   </w:num>
   <w:num w:numId="12" w16cid:durableId="2106459849">
     <w:abstractNumId w:val="0"/>
   </w:num>
   <w:num w:numId="13" w16cid:durableId="1095127544">
-    <w:abstractNumId w:val="26"/>
+    <w:abstractNumId w:val="36"/>
   </w:num>
   <w:num w:numId="14" w16cid:durableId="2045252265">
+    <w:abstractNumId w:val="63"/>
+  </w:num>
+  <w:num w:numId="15" w16cid:durableId="1497451779">
+    <w:abstractNumId w:val="15"/>
+  </w:num>
+  <w:num w:numId="16" w16cid:durableId="1474441049">
+    <w:abstractNumId w:val="29"/>
+  </w:num>
+  <w:num w:numId="17" w16cid:durableId="2076774221">
+    <w:abstractNumId w:val="11"/>
+  </w:num>
+  <w:num w:numId="18" w16cid:durableId="720404327">
+    <w:abstractNumId w:val="23"/>
+  </w:num>
+  <w:num w:numId="19" w16cid:durableId="2047219424">
+    <w:abstractNumId w:val="49"/>
+  </w:num>
+  <w:num w:numId="20" w16cid:durableId="176236128">
+    <w:abstractNumId w:val="39"/>
+  </w:num>
+  <w:num w:numId="21" w16cid:durableId="660888822">
+    <w:abstractNumId w:val="62"/>
+  </w:num>
+  <w:num w:numId="22" w16cid:durableId="463156530">
+    <w:abstractNumId w:val="12"/>
+  </w:num>
+  <w:num w:numId="23" w16cid:durableId="729115751">
+    <w:abstractNumId w:val="6"/>
+  </w:num>
+  <w:num w:numId="24" w16cid:durableId="1941643786">
+    <w:abstractNumId w:val="59"/>
+  </w:num>
+  <w:num w:numId="25" w16cid:durableId="1608393246">
+    <w:abstractNumId w:val="3"/>
+  </w:num>
+  <w:num w:numId="26" w16cid:durableId="1748570558">
+    <w:abstractNumId w:val="5"/>
+  </w:num>
+  <w:num w:numId="27" w16cid:durableId="1926331854">
+    <w:abstractNumId w:val="35"/>
+  </w:num>
+  <w:num w:numId="28" w16cid:durableId="340746734">
+    <w:abstractNumId w:val="16"/>
+  </w:num>
+  <w:num w:numId="29" w16cid:durableId="1368211936">
+    <w:abstractNumId w:val="28"/>
+  </w:num>
+  <w:num w:numId="30" w16cid:durableId="1827697071">
+    <w:abstractNumId w:val="58"/>
+  </w:num>
+  <w:num w:numId="31" w16cid:durableId="1405831256">
+    <w:abstractNumId w:val="10"/>
+  </w:num>
+  <w:num w:numId="32" w16cid:durableId="2130855278">
+    <w:abstractNumId w:val="4"/>
+  </w:num>
+  <w:num w:numId="33" w16cid:durableId="132480584">
+    <w:abstractNumId w:val="24"/>
+  </w:num>
+  <w:num w:numId="34" w16cid:durableId="408889523">
+    <w:abstractNumId w:val="54"/>
+  </w:num>
+  <w:num w:numId="35" w16cid:durableId="1687245839">
+    <w:abstractNumId w:val="7"/>
+  </w:num>
+  <w:num w:numId="36" w16cid:durableId="1026058083">
+    <w:abstractNumId w:val="44"/>
+  </w:num>
+  <w:num w:numId="37" w16cid:durableId="575358946">
+    <w:abstractNumId w:val="55"/>
+  </w:num>
+  <w:num w:numId="38" w16cid:durableId="1717393634">
+    <w:abstractNumId w:val="50"/>
+  </w:num>
+  <w:num w:numId="39" w16cid:durableId="1768765534">
+    <w:abstractNumId w:val="14"/>
+  </w:num>
+  <w:num w:numId="40" w16cid:durableId="289628794">
+    <w:abstractNumId w:val="21"/>
+  </w:num>
+  <w:num w:numId="41" w16cid:durableId="99221906">
+    <w:abstractNumId w:val="48"/>
+  </w:num>
+  <w:num w:numId="42" w16cid:durableId="612831305">
+    <w:abstractNumId w:val="46"/>
+  </w:num>
+  <w:num w:numId="43" w16cid:durableId="162938622">
+    <w:abstractNumId w:val="22"/>
+  </w:num>
+  <w:num w:numId="44" w16cid:durableId="1608779428">
+    <w:abstractNumId w:val="41"/>
+  </w:num>
+  <w:num w:numId="45" w16cid:durableId="1295284397">
+    <w:abstractNumId w:val="43"/>
+  </w:num>
+  <w:num w:numId="46" w16cid:durableId="1099368979">
+    <w:abstractNumId w:val="2"/>
+  </w:num>
+  <w:num w:numId="47" w16cid:durableId="776367522">
+    <w:abstractNumId w:val="32"/>
+  </w:num>
+  <w:num w:numId="48" w16cid:durableId="120152670">
+    <w:abstractNumId w:val="1"/>
+  </w:num>
+  <w:num w:numId="49" w16cid:durableId="1102453527">
+    <w:abstractNumId w:val="52"/>
+  </w:num>
+  <w:num w:numId="50" w16cid:durableId="233593040">
     <w:abstractNumId w:val="45"/>
   </w:num>
-  <w:num w:numId="15" w16cid:durableId="1497451779">
-    <w:abstractNumId w:val="12"/>
+  <w:num w:numId="51" w16cid:durableId="2007399810">
+    <w:abstractNumId w:val="37"/>
   </w:num>
-  <w:num w:numId="16" w16cid:durableId="1474441049">
-    <w:abstractNumId w:val="22"/>
+  <w:num w:numId="52" w16cid:durableId="1854344335">
+    <w:abstractNumId w:val="51"/>
   </w:num>
-  <w:num w:numId="17" w16cid:durableId="2076774221">
-    <w:abstractNumId w:val="9"/>
+  <w:num w:numId="53" w16cid:durableId="668875536">
+    <w:abstractNumId w:val="13"/>
   </w:num>
-  <w:num w:numId="18" w16cid:durableId="720404327">
+  <w:num w:numId="54" w16cid:durableId="946156591">
+    <w:abstractNumId w:val="31"/>
+  </w:num>
+  <w:num w:numId="55" w16cid:durableId="389350067">
+    <w:abstractNumId w:val="19"/>
+  </w:num>
+  <w:num w:numId="56" w16cid:durableId="767509393">
+    <w:abstractNumId w:val="40"/>
+  </w:num>
+  <w:num w:numId="57" w16cid:durableId="754713347">
+    <w:abstractNumId w:val="53"/>
+  </w:num>
+  <w:num w:numId="58" w16cid:durableId="1680893106">
+    <w:abstractNumId w:val="38"/>
+  </w:num>
+  <w:num w:numId="59" w16cid:durableId="1205631871">
+    <w:abstractNumId w:val="61"/>
+  </w:num>
+  <w:num w:numId="60" w16cid:durableId="1413967371">
     <w:abstractNumId w:val="17"/>
   </w:num>
-  <w:num w:numId="19" w16cid:durableId="2047219424">
-    <w:abstractNumId w:val="35"/>
-  </w:num>
-  <w:num w:numId="20" w16cid:durableId="176236128">
-    <w:abstractNumId w:val="27"/>
-  </w:num>
-  <w:num w:numId="21" w16cid:durableId="660888822">
-    <w:abstractNumId w:val="44"/>
-  </w:num>
-  <w:num w:numId="22" w16cid:durableId="463156530">
-    <w:abstractNumId w:val="10"/>
-  </w:num>
-  <w:num w:numId="23" w16cid:durableId="729115751">
-    <w:abstractNumId w:val="5"/>
-  </w:num>
-  <w:num w:numId="24" w16cid:durableId="1941643786">
-    <w:abstractNumId w:val="42"/>
-  </w:num>
-  <w:num w:numId="25" w16cid:durableId="1608393246">
-    <w:abstractNumId w:val="2"/>
-  </w:num>
-  <w:num w:numId="26" w16cid:durableId="1748570558">
-    <w:abstractNumId w:val="4"/>
-  </w:num>
-  <w:num w:numId="27" w16cid:durableId="1926331854">
+  <w:num w:numId="61" w16cid:durableId="1968730642">
     <w:abstractNumId w:val="25"/>
   </w:num>
-  <w:num w:numId="28" w16cid:durableId="340746734">
-    <w:abstractNumId w:val="13"/>
-  </w:num>
-  <w:num w:numId="29" w16cid:durableId="1368211936">
-    <w:abstractNumId w:val="21"/>
-  </w:num>
-  <w:num w:numId="30" w16cid:durableId="1827697071">
-    <w:abstractNumId w:val="41"/>
-  </w:num>
-  <w:num w:numId="31" w16cid:durableId="1405831256">
+  <w:num w:numId="62" w16cid:durableId="844051479">
     <w:abstractNumId w:val="8"/>
   </w:num>
-  <w:num w:numId="32" w16cid:durableId="2130855278">
-    <w:abstractNumId w:val="3"/>
+  <w:num w:numId="63" w16cid:durableId="1288850841">
+    <w:abstractNumId w:val="33"/>
   </w:num>
-  <w:num w:numId="33" w16cid:durableId="132480584">
+  <w:num w:numId="64" w16cid:durableId="276716746">
     <w:abstractNumId w:val="18"/>
-  </w:num>
-  <w:num w:numId="34" w16cid:durableId="408889523">
-    <w:abstractNumId w:val="37"/>
-  </w:num>
-  <w:num w:numId="35" w16cid:durableId="1687245839">
-    <w:abstractNumId w:val="6"/>
-  </w:num>
-  <w:num w:numId="36" w16cid:durableId="1026058083">
-    <w:abstractNumId w:val="31"/>
-  </w:num>
-  <w:num w:numId="37" w16cid:durableId="575358946">
-    <w:abstractNumId w:val="38"/>
-  </w:num>
-  <w:num w:numId="38" w16cid:durableId="1717393634">
-    <w:abstractNumId w:val="36"/>
-  </w:num>
-  <w:num w:numId="39" w16cid:durableId="1768765534">
-    <w:abstractNumId w:val="11"/>
-  </w:num>
-  <w:num w:numId="40" w16cid:durableId="289628794">
-    <w:abstractNumId w:val="15"/>
-  </w:num>
-  <w:num w:numId="41" w16cid:durableId="99221906">
-    <w:abstractNumId w:val="34"/>
-  </w:num>
-  <w:num w:numId="42" w16cid:durableId="612831305">
-    <w:abstractNumId w:val="32"/>
-  </w:num>
-  <w:num w:numId="43" w16cid:durableId="162938622">
-    <w:abstractNumId w:val="16"/>
-  </w:num>
-  <w:num w:numId="44" w16cid:durableId="1608779428">
-    <w:abstractNumId w:val="28"/>
-  </w:num>
-  <w:num w:numId="45" w16cid:durableId="1295284397">
-    <w:abstractNumId w:val="30"/>
-  </w:num>
-  <w:num w:numId="46" w16cid:durableId="1099368979">
-    <w:abstractNumId w:val="1"/>
   </w:num>
 </w:numbering>
 </file>
@@ -8884,7 +15300,7 @@
       <w:kern w:val="0"/>
       <w:sz w:val="24"/>
       <w:szCs w:val="24"/>
-      <w:lang w:val="en-VN"/>
+      <w:lang/>
       <w14:ligatures w14:val="none"/>
     </w:rPr>
   </w:style>
@@ -8976,7 +15392,6 @@
   <w:style w:type="character" w:default="1" w:styleId="DefaultParagraphFont">
     <w:name w:val="Default Paragraph Font"/>
     <w:uiPriority w:val="1"/>
-    <w:semiHidden/>
     <w:unhideWhenUsed/>
   </w:style>
   <w:style w:type="table" w:default="1" w:styleId="TableNormal">
@@ -9033,7 +15448,7 @@
       <w:kern w:val="0"/>
       <w:sz w:val="28"/>
       <w:szCs w:val="32"/>
-      <w:lang w:val="en-VN"/>
+      <w:lang/>
       <w14:ligatures w14:val="none"/>
     </w:rPr>
   </w:style>
@@ -9212,7 +15627,7 @@
       <w:kern w:val="0"/>
       <w:sz w:val="24"/>
       <w:szCs w:val="24"/>
-      <w:lang w:val="en-VN"/>
+      <w:lang/>
       <w14:ligatures w14:val="none"/>
     </w:rPr>
   </w:style>
@@ -9263,7 +15678,7 @@
       <w:kern w:val="0"/>
       <w:sz w:val="24"/>
       <w:szCs w:val="24"/>
-      <w:lang w:val="en-VN"/>
+      <w:lang/>
       <w14:ligatures w14:val="none"/>
     </w:rPr>
   </w:style>
@@ -9289,6 +15704,25 @@
     <w:rPr>
       <w:color w:val="954F72" w:themeColor="followedHyperlink"/>
       <w:u w:val="single"/>
+    </w:rPr>
+  </w:style>
+  <w:style w:type="paragraph" w:styleId="Caption">
+    <w:name w:val="caption"/>
+    <w:basedOn w:val="Normal"/>
+    <w:next w:val="Normal"/>
+    <w:uiPriority w:val="35"/>
+    <w:unhideWhenUsed/>
+    <w:qFormat/>
+    <w:rsid w:val="00EB6569"/>
+    <w:pPr>
+      <w:spacing w:after="200"/>
+    </w:pPr>
+    <w:rPr>
+      <w:i/>
+      <w:iCs/>
+      <w:color w:val="44546A" w:themeColor="text2"/>
+      <w:sz w:val="18"/>
+      <w:szCs w:val="18"/>
     </w:rPr>
   </w:style>
 </w:styles>

--- a/docs/Nhom12_BaoCaoCuoiKy.docx
+++ b/docs/Nhom12_BaoCaoCuoiKy.docx
@@ -7073,6 +7073,9 @@
         <w:jc w:val="center"/>
       </w:pPr>
       <w:r>
+        <w:rPr>
+          <w:noProof/>
+        </w:rPr>
         <w:drawing>
           <wp:inline distT="0" distB="0" distL="0" distR="0" wp14:anchorId="270AF667" wp14:editId="6DB63D55">
             <wp:extent cx="5017273" cy="3527110"/>
@@ -7339,15 +7342,7 @@
               <w:sz w:val="26"/>
               <w:szCs w:val="26"/>
             </w:rPr>
-            <m:t>=EncoderRNN(</m:t>
-          </m:r>
-          <m:r>
-            <w:rPr>
-              <w:rFonts w:ascii="Cambria Math" w:hAnsi="Cambria Math"/>
-              <w:sz w:val="26"/>
-              <w:szCs w:val="26"/>
-            </w:rPr>
-            <m:t>e</m:t>
+            <m:t>=EncoderRNN(e</m:t>
           </m:r>
           <m:d>
             <m:dPr>
@@ -7431,15 +7426,7 @@
                   <w:sz w:val="26"/>
                   <w:szCs w:val="26"/>
                 </w:rPr>
-                <m:t>t</m:t>
-              </m:r>
-              <m:r>
-                <w:rPr>
-                  <w:rFonts w:ascii="Cambria Math" w:hAnsi="Cambria Math"/>
-                  <w:sz w:val="26"/>
-                  <w:szCs w:val="26"/>
-                </w:rPr>
-                <m:t>-1</m:t>
+                <m:t>t-1</m:t>
               </m:r>
             </m:sub>
           </m:sSub>
@@ -7628,6 +7615,7 @@
       </w:pPr>
       <w:r>
         <w:rPr>
+          <w:noProof/>
           <w:sz w:val="26"/>
           <w:szCs w:val="26"/>
         </w:rPr>
@@ -8369,7 +8357,6 @@
           </m:r>
           <m:r>
             <w:rPr>
-              <w:i/>
               <w:sz w:val="26"/>
               <w:szCs w:val="26"/>
             </w:rPr>
@@ -8543,6 +8530,7 @@
       </w:pPr>
       <w:r>
         <w:rPr>
+          <w:noProof/>
           <w:sz w:val="26"/>
           <w:szCs w:val="26"/>
         </w:rPr>
@@ -8843,21 +8831,7 @@
           <w:sz w:val="26"/>
           <w:szCs w:val="26"/>
         </w:rPr>
-        <w:t>Encoder</w:t>
-      </w:r>
-      <w:r>
-        <w:rPr>
-          <w:sz w:val="26"/>
-          <w:szCs w:val="26"/>
-        </w:rPr>
-        <w:t xml:space="preserve"> </w:t>
-      </w:r>
-      <w:r>
-        <w:rPr>
-          <w:sz w:val="26"/>
-          <w:szCs w:val="26"/>
-        </w:rPr>
-        <w:t>có nhiệm vụ mã hóa câu đầu vào thành một biểu diễn vector ngữ nghĩa</w:t>
+        <w:t>Encoder có nhiệm vụ mã hóa câu đầu vào thành một biểu diễn vector ngữ nghĩa</w:t>
       </w:r>
     </w:p>
     <w:p>
@@ -8905,6 +8879,7 @@
       </w:pPr>
       <w:r>
         <w:rPr>
+          <w:noProof/>
           <w:sz w:val="26"/>
           <w:szCs w:val="26"/>
         </w:rPr>
@@ -9006,6 +8981,7 @@
       </w:pPr>
       <w:r>
         <w:rPr>
+          <w:noProof/>
           <w:sz w:val="26"/>
           <w:szCs w:val="26"/>
         </w:rPr>
@@ -9658,15 +9634,7 @@
                       <w:sz w:val="26"/>
                       <w:szCs w:val="26"/>
                     </w:rPr>
-                    <m:t>nếu i=2k</m:t>
-                  </m:r>
-                  <m:r>
-                    <w:rPr>
-                      <w:rFonts w:ascii="Cambria Math" w:hAnsi="Cambria Math"/>
-                      <w:sz w:val="26"/>
-                      <w:szCs w:val="26"/>
-                    </w:rPr>
-                    <m:t>+1</m:t>
+                    <m:t>nếu i=2k+1</m:t>
                   </m:r>
                 </m:e>
               </m:eqArr>
@@ -11095,319 +11063,869 @@
     </w:p>
     <w:p>
       <w:pPr>
-        <w:pStyle w:val="ListParagraph"/>
-        <w:numPr>
-          <w:ilvl w:val="0"/>
-          <w:numId w:val="73"/>
-        </w:numPr>
+        <w:pStyle w:val="Heading2"/>
+        <w:rPr>
+          <w:lang w:val="vi-VN"/>
+        </w:rPr>
+      </w:pPr>
+      <w:r>
+        <w:rPr>
+          <w:lang w:val="vi-VN"/>
+        </w:rPr>
+        <w:t>1</w:t>
+      </w:r>
+      <w:r>
+        <w:rPr>
+          <w:lang w:val="vi-VN"/>
+        </w:rPr>
+        <w:t xml:space="preserve">. Kịch bản thử nghiệm </w:t>
+      </w:r>
+      <w:r>
+        <w:rPr>
+          <w:lang w:val="vi-VN"/>
+        </w:rPr>
+        <w:t>1</w:t>
+      </w:r>
+    </w:p>
+    <w:p>
+      <w:pPr>
+        <w:rPr>
+          <w:lang w:val="vi-VN"/>
+        </w:rPr>
+      </w:pPr>
+      <w:r>
+        <w:rPr>
+          <w:lang w:val="vi-VN"/>
+        </w:rPr>
+        <w:t>Ngôn ngữ nguồn sử dụng bộ tách từ en_core_web_sm và ngôn ngữ đích sử dụng vi_core_news_lg. Độ dài tối đa của mỗi câu được giới hạn ở max_strlen = 160, nhằm đảm bảo các chuỗi đầu vào và đầu ra không vượt quá ngưỡng này trong quá trình huấn luyện. Kích thước batch được thiết lập là batchsize = 1500, và quá trình huấn luyện được thực hiện trên thiết bị device = cuda.</w:t>
+      </w:r>
+    </w:p>
+    <w:p>
+      <w:pPr>
+        <w:rPr>
+          <w:lang w:val="vi-VN"/>
+        </w:rPr>
+      </w:pPr>
+    </w:p>
+    <w:p>
+      <w:pPr>
+        <w:rPr>
+          <w:lang w:val="vi-VN"/>
+        </w:rPr>
+      </w:pPr>
+      <w:r>
+        <w:rPr>
+          <w:lang w:val="vi-VN"/>
+        </w:rPr>
+        <w:t>Ở phía mô hình, kích thước vector embedding của encoder là encoder_embedding_dim = 256 và của decoder là decoder_embedding_dim = 256. Số chiều của trạng thái ẩn trong mạng là hidden_dim = 512. Mô hình sử dụng n_layers = 2 lớp cho cả encoder và decoder. Tỷ lệ dropout của encoder là encoder_dropout = 0.5 và của decoder là decoder_dropout = 0.5.</w:t>
+      </w:r>
+    </w:p>
+    <w:p>
+      <w:pPr>
+        <w:rPr>
+          <w:lang w:val="vi-VN"/>
+        </w:rPr>
+      </w:pPr>
+    </w:p>
+    <w:p>
+      <w:pPr>
+        <w:rPr>
+          <w:lang w:val="vi-VN"/>
+        </w:rPr>
+      </w:pPr>
+      <w:r>
+        <w:rPr>
+          <w:lang w:val="vi-VN"/>
+        </w:rPr>
+        <w:t xml:space="preserve">Quá trình tối ưu sử dụng tốc độ học lr = 0.001, với số vòng lặp huấn luyện là epochs = </w:t>
+      </w:r>
+      <w:r>
+        <w:rPr>
+          <w:lang w:val="vi-VN"/>
+        </w:rPr>
+        <w:t>11</w:t>
+      </w:r>
+      <w:r>
+        <w:rPr>
+          <w:lang w:val="vi-VN"/>
+        </w:rPr>
+        <w:t>. Giá trị clip = 1 được sử dụng để giới hạn gradient trong quá trình lan truyền ngược. Tỷ lệ teacher forcing được đặt là teacher_forcing_ratio = 0.5</w:t>
+      </w:r>
+    </w:p>
+    <w:p>
+      <w:pPr>
+        <w:rPr>
+          <w:lang w:val="vi-VN"/>
+        </w:rPr>
+      </w:pPr>
+    </w:p>
+    <w:p>
+      <w:pPr>
+        <w:spacing w:line="312" w:lineRule="auto"/>
+        <w:rPr>
+          <w:lang w:val="vi-VN"/>
+        </w:rPr>
+      </w:pPr>
+      <w:r>
+        <w:rPr>
+          <w:lang w:val="vi-VN"/>
+        </w:rPr>
+        <w:t>Kết quả thử nghiệm: BLEU trên tập Test = 0.1128</w:t>
+      </w:r>
+    </w:p>
+    <w:p>
+      <w:pPr>
+        <w:spacing w:line="312" w:lineRule="auto"/>
+        <w:rPr>
+          <w:lang w:val="vi-VN"/>
+        </w:rPr>
+      </w:pPr>
+    </w:p>
+    <w:p>
+      <w:pPr>
+        <w:rPr>
+          <w:lang w:val="vi-VN"/>
+        </w:rPr>
+      </w:pPr>
+      <w:r>
+        <w:rPr>
+          <w:lang w:val="vi-VN"/>
+        </w:rPr>
+        <w:t>Thử nghiệm với một câu ví dụ:</w:t>
+      </w:r>
+    </w:p>
+    <w:p>
+      <w:pPr>
+        <w:rPr>
+          <w:lang w:val="vi-VN"/>
+        </w:rPr>
+      </w:pPr>
+      <w:r>
+        <w:rPr>
+          <w:lang w:val="vi-VN"/>
+        </w:rPr>
+        <w:drawing>
+          <wp:inline distT="0" distB="0" distL="0" distR="0" wp14:anchorId="0B84614D" wp14:editId="70958755">
+            <wp:extent cx="5473700" cy="1028700"/>
+            <wp:effectExtent l="0" t="0" r="0" b="0"/>
+            <wp:docPr id="1523424567" name="Picture 1"/>
+            <wp:cNvGraphicFramePr>
+              <a:graphicFrameLocks xmlns:a="http://schemas.openxmlformats.org/drawingml/2006/main" noChangeAspect="1"/>
+            </wp:cNvGraphicFramePr>
+            <a:graphic xmlns:a="http://schemas.openxmlformats.org/drawingml/2006/main">
+              <a:graphicData uri="http://schemas.openxmlformats.org/drawingml/2006/picture">
+                <pic:pic xmlns:pic="http://schemas.openxmlformats.org/drawingml/2006/picture">
+                  <pic:nvPicPr>
+                    <pic:cNvPr id="1523424567" name=""/>
+                    <pic:cNvPicPr/>
+                  </pic:nvPicPr>
+                  <pic:blipFill>
+                    <a:blip r:embed="rId28"/>
+                    <a:stretch>
+                      <a:fillRect/>
+                    </a:stretch>
+                  </pic:blipFill>
+                  <pic:spPr>
+                    <a:xfrm>
+                      <a:off x="0" y="0"/>
+                      <a:ext cx="5473700" cy="1028700"/>
+                    </a:xfrm>
+                    <a:prstGeom prst="rect">
+                      <a:avLst/>
+                    </a:prstGeom>
+                  </pic:spPr>
+                </pic:pic>
+              </a:graphicData>
+            </a:graphic>
+          </wp:inline>
+        </w:drawing>
+      </w:r>
+    </w:p>
+    <w:p>
+      <w:pPr>
+        <w:pStyle w:val="Heading2"/>
+        <w:rPr>
+          <w:lang w:val="vi-VN"/>
+        </w:rPr>
+      </w:pPr>
+      <w:r>
+        <w:rPr>
+          <w:lang w:val="vi-VN"/>
+        </w:rPr>
+        <w:lastRenderedPageBreak/>
+        <w:t>2. Kịch bản thử nghiệm 2</w:t>
+      </w:r>
+    </w:p>
+    <w:p>
+      <w:pPr>
+        <w:spacing w:line="312" w:lineRule="auto"/>
+        <w:rPr>
+          <w:lang w:val="vi-VN"/>
+        </w:rPr>
+      </w:pPr>
+      <w:r>
+        <w:rPr>
+          <w:lang w:val="vi-VN"/>
+        </w:rPr>
+        <w:t>Sử dụng mô hình transoformer với các tham số như sau:</w:t>
+      </w:r>
+      <w:r>
+        <w:rPr>
+          <w:lang w:val="vi-VN"/>
+        </w:rPr>
+        <w:br/>
+      </w:r>
+      <w:r>
+        <w:rPr>
+          <w:lang w:val="vi-VN"/>
+        </w:rPr>
+        <w:t xml:space="preserve">Ngôn ngữ nguồn sử dụng tokenizer src_lang = en_core_web_sm, và ngôn ngữ đích sử dụng tokenizer trg_lang = vi_core_news_lg từ thư viện </w:t>
+      </w:r>
+      <w:r>
+        <w:rPr>
+          <w:lang w:val="vi-VN"/>
+        </w:rPr>
+        <w:t>s</w:t>
+      </w:r>
+      <w:r>
+        <w:rPr>
+          <w:lang w:val="vi-VN"/>
+        </w:rPr>
+        <w:t>paCy để thực hiện tách từ và tiền xử lý văn bản.</w:t>
+      </w:r>
+    </w:p>
+    <w:p>
+      <w:pPr>
+        <w:spacing w:line="312" w:lineRule="auto"/>
+        <w:rPr>
+          <w:lang w:val="vi-VN"/>
+        </w:rPr>
+      </w:pPr>
+      <w:r>
+        <w:rPr>
+          <w:lang w:val="vi-VN"/>
+        </w:rPr>
+        <w:t>Độ dài tối đa của câu được giới hạn ở max_strlen = 160 token nhằm kiểm soát chi phí tính toán và tránh các chuỗi quá dài.</w:t>
+      </w:r>
+    </w:p>
+    <w:p>
+      <w:pPr>
+        <w:spacing w:line="312" w:lineRule="auto"/>
+        <w:rPr>
+          <w:lang w:val="vi-VN"/>
+        </w:rPr>
+      </w:pPr>
+      <w:r>
+        <w:rPr>
+          <w:lang w:val="vi-VN"/>
+        </w:rPr>
+        <w:t>Kích thước batch được thiết lập là batchsize = 1500 (tính theo số token), và mô hình được huấn luyện trên thiết bị device = cuda để tận dụng GPU.</w:t>
+      </w:r>
+    </w:p>
+    <w:p>
+      <w:pPr>
+        <w:spacing w:line="312" w:lineRule="auto"/>
+        <w:rPr>
+          <w:lang w:val="vi-VN"/>
+        </w:rPr>
+      </w:pPr>
+      <w:r>
+        <w:rPr>
+          <w:lang w:val="vi-VN"/>
+        </w:rPr>
+        <w:t xml:space="preserve">Kích thước vector embedding d_model = 512, số lớp </w:t>
+      </w:r>
+      <w:r>
+        <w:rPr>
+          <w:color w:val="0070C0"/>
+          <w:lang w:val="vi-VN"/>
+        </w:rPr>
+        <w:t xml:space="preserve">Transformer n_layers = </w:t>
+      </w:r>
+      <w:r>
+        <w:rPr>
+          <w:color w:val="0070C0"/>
+          <w:lang w:val="vi-VN"/>
+        </w:rPr>
+        <w:t>6</w:t>
+      </w:r>
+      <w:r>
+        <w:rPr>
+          <w:lang w:val="vi-VN"/>
+        </w:rPr>
+        <w:t>, số lượng attention heads heads = 8, và tỷ lệ dropout dropout = 0.1 nhằm giảm overfitting và tăng khả năng tổng quát hóa.</w:t>
+      </w:r>
+    </w:p>
+    <w:p>
+      <w:pPr>
+        <w:spacing w:line="312" w:lineRule="auto"/>
+        <w:rPr>
+          <w:lang w:val="vi-VN"/>
+        </w:rPr>
+      </w:pPr>
+      <w:r>
+        <w:rPr>
+          <w:lang w:val="vi-VN"/>
+        </w:rPr>
+        <w:t xml:space="preserve">Tốc độ học được thiết lập là lr = 0.0001, số epoch huấn luyện epochs = </w:t>
+      </w:r>
+      <w:r>
+        <w:rPr>
+          <w:lang w:val="vi-VN"/>
+        </w:rPr>
+        <w:t>12</w:t>
+      </w:r>
+    </w:p>
+    <w:p>
+      <w:pPr>
+        <w:spacing w:line="312" w:lineRule="auto"/>
+        <w:rPr>
+          <w:lang w:val="vi-VN"/>
+        </w:rPr>
+      </w:pPr>
+      <w:r>
+        <w:rPr>
+          <w:lang w:val="vi-VN"/>
+        </w:rPr>
+        <w:t>Trong giai đoạn suy luận, beam search được sử dụng với kích thước beam k = 5 để cải thiện chất lượng bản dịch bằng cách xét nhiều khả năng đầu ra cùng lúc.</w:t>
+      </w:r>
+    </w:p>
+    <w:p>
+      <w:pPr>
+        <w:spacing w:line="312" w:lineRule="auto"/>
+        <w:rPr>
+          <w:lang w:val="vi-VN"/>
+        </w:rPr>
+      </w:pPr>
+    </w:p>
+    <w:p>
+      <w:pPr>
+        <w:spacing w:line="312" w:lineRule="auto"/>
+        <w:rPr>
+          <w:lang w:val="vi-VN"/>
+        </w:rPr>
+      </w:pPr>
+      <w:r>
+        <w:rPr>
+          <w:lang w:val="vi-VN"/>
+        </w:rPr>
+        <w:t>Kết quả thử nghiệm: BLEU trên tập Test = 0.1128</w:t>
+      </w:r>
+    </w:p>
+    <w:p>
+      <w:pPr>
+        <w:spacing w:line="312" w:lineRule="auto"/>
+        <w:rPr>
+          <w:lang w:val="vi-VN"/>
+        </w:rPr>
+      </w:pPr>
+    </w:p>
+    <w:p>
+      <w:pPr>
+        <w:spacing w:line="312" w:lineRule="auto"/>
+        <w:rPr>
+          <w:lang w:val="vi-VN"/>
+        </w:rPr>
+      </w:pPr>
+      <w:r>
+        <w:rPr>
+          <w:lang w:val="vi-VN"/>
+        </w:rPr>
+        <w:t>Thử nghiệm với một câu ví dụ:</w:t>
+      </w:r>
+      <w:r>
+        <w:rPr>
+          <w:lang w:val="vi-VN"/>
+        </w:rPr>
+        <w:br/>
+      </w:r>
+      <w:r>
+        <w:rPr>
+          <w:lang w:val="vi-VN"/>
+        </w:rPr>
+        <w:drawing>
+          <wp:inline distT="0" distB="0" distL="0" distR="0" wp14:anchorId="6A9CF90D" wp14:editId="4CEAA19B">
+            <wp:extent cx="5727700" cy="987425"/>
+            <wp:effectExtent l="0" t="0" r="0" b="3175"/>
+            <wp:docPr id="366585643" name="Picture 1"/>
+            <wp:cNvGraphicFramePr>
+              <a:graphicFrameLocks xmlns:a="http://schemas.openxmlformats.org/drawingml/2006/main" noChangeAspect="1"/>
+            </wp:cNvGraphicFramePr>
+            <a:graphic xmlns:a="http://schemas.openxmlformats.org/drawingml/2006/main">
+              <a:graphicData uri="http://schemas.openxmlformats.org/drawingml/2006/picture">
+                <pic:pic xmlns:pic="http://schemas.openxmlformats.org/drawingml/2006/picture">
+                  <pic:nvPicPr>
+                    <pic:cNvPr id="366585643" name=""/>
+                    <pic:cNvPicPr/>
+                  </pic:nvPicPr>
+                  <pic:blipFill>
+                    <a:blip r:embed="rId29"/>
+                    <a:stretch>
+                      <a:fillRect/>
+                    </a:stretch>
+                  </pic:blipFill>
+                  <pic:spPr>
+                    <a:xfrm>
+                      <a:off x="0" y="0"/>
+                      <a:ext cx="5727700" cy="987425"/>
+                    </a:xfrm>
+                    <a:prstGeom prst="rect">
+                      <a:avLst/>
+                    </a:prstGeom>
+                  </pic:spPr>
+                </pic:pic>
+              </a:graphicData>
+            </a:graphic>
+          </wp:inline>
+        </w:drawing>
+      </w:r>
+    </w:p>
+    <w:p>
+      <w:pPr>
+        <w:spacing w:line="312" w:lineRule="auto"/>
+        <w:rPr>
+          <w:lang w:val="vi-VN"/>
+        </w:rPr>
+      </w:pPr>
+    </w:p>
+    <w:p>
+      <w:pPr>
+        <w:spacing w:line="312" w:lineRule="auto"/>
+        <w:rPr>
+          <w:lang w:val="vi-VN"/>
+        </w:rPr>
+      </w:pPr>
+      <w:r>
+        <w:rPr>
+          <w:lang w:val="vi-VN"/>
+        </w:rPr>
+        <w:t>Visualize Attention Map cho khối Decoder</w:t>
+      </w:r>
+    </w:p>
+    <w:p>
+      <w:pPr>
+        <w:spacing w:line="312" w:lineRule="auto"/>
+        <w:rPr>
+          <w:sz w:val="26"/>
+          <w:szCs w:val="26"/>
+          <w:lang w:val="vi-VN"/>
+        </w:rPr>
+      </w:pPr>
+      <w:r>
+        <w:rPr>
+          <w:sz w:val="26"/>
+          <w:szCs w:val="26"/>
+          <w:lang w:val="vi-VN"/>
+        </w:rPr>
+        <w:drawing>
+          <wp:inline distT="0" distB="0" distL="0" distR="0" wp14:anchorId="133E4E8A" wp14:editId="10D7941A">
+            <wp:extent cx="5727700" cy="1484630"/>
+            <wp:effectExtent l="0" t="0" r="0" b="1270"/>
+            <wp:docPr id="915350881" name="Picture 1"/>
+            <wp:cNvGraphicFramePr>
+              <a:graphicFrameLocks xmlns:a="http://schemas.openxmlformats.org/drawingml/2006/main" noChangeAspect="1"/>
+            </wp:cNvGraphicFramePr>
+            <a:graphic xmlns:a="http://schemas.openxmlformats.org/drawingml/2006/main">
+              <a:graphicData uri="http://schemas.openxmlformats.org/drawingml/2006/picture">
+                <pic:pic xmlns:pic="http://schemas.openxmlformats.org/drawingml/2006/picture">
+                  <pic:nvPicPr>
+                    <pic:cNvPr id="915350881" name=""/>
+                    <pic:cNvPicPr/>
+                  </pic:nvPicPr>
+                  <pic:blipFill>
+                    <a:blip r:embed="rId30"/>
+                    <a:stretch>
+                      <a:fillRect/>
+                    </a:stretch>
+                  </pic:blipFill>
+                  <pic:spPr>
+                    <a:xfrm>
+                      <a:off x="0" y="0"/>
+                      <a:ext cx="5727700" cy="1484630"/>
+                    </a:xfrm>
+                    <a:prstGeom prst="rect">
+                      <a:avLst/>
+                    </a:prstGeom>
+                  </pic:spPr>
+                </pic:pic>
+              </a:graphicData>
+            </a:graphic>
+          </wp:inline>
+        </w:drawing>
+      </w:r>
+    </w:p>
+    <w:p>
+      <w:pPr>
+        <w:spacing w:line="312" w:lineRule="auto"/>
+        <w:rPr>
+          <w:sz w:val="26"/>
+          <w:szCs w:val="26"/>
+          <w:lang w:val="vi-VN"/>
+        </w:rPr>
+      </w:pPr>
+    </w:p>
+    <w:p>
+      <w:pPr>
+        <w:pStyle w:val="Heading2"/>
+        <w:rPr>
+          <w:lang w:val="vi-VN"/>
+        </w:rPr>
+      </w:pPr>
+      <w:r>
+        <w:rPr>
+          <w:lang w:val="vi-VN"/>
+        </w:rPr>
+        <w:t>3</w:t>
+      </w:r>
+      <w:r>
+        <w:t xml:space="preserve">. Kịch bản thử nghiệm </w:t>
+      </w:r>
+      <w:r>
+        <w:rPr>
+          <w:lang w:val="vi-VN"/>
+        </w:rPr>
+        <w:t>3</w:t>
+      </w:r>
+    </w:p>
+    <w:p>
+      <w:pPr>
+        <w:spacing w:line="312" w:lineRule="auto"/>
+        <w:rPr>
+          <w:sz w:val="26"/>
+          <w:szCs w:val="26"/>
+          <w:lang w:val="vi-VN"/>
+        </w:rPr>
+      </w:pPr>
+    </w:p>
+    <w:p>
+      <w:pPr>
+        <w:spacing w:line="312" w:lineRule="auto"/>
+        <w:rPr>
+          <w:lang w:val="vi-VN"/>
+        </w:rPr>
+      </w:pPr>
+      <w:r>
+        <w:rPr>
+          <w:lang w:val="vi-VN"/>
+        </w:rPr>
+        <w:t>Sử dụng mô hình transoformer với các tham số như sau:</w:t>
+      </w:r>
+      <w:r>
+        <w:rPr>
+          <w:lang w:val="vi-VN"/>
+        </w:rPr>
+        <w:br/>
+        <w:t xml:space="preserve">Ngôn ngữ nguồn sử dụng tokenizer src_lang = en_core_web_sm, và ngôn ngữ đích sử dụng </w:t>
+      </w:r>
+      <w:r>
+        <w:rPr>
+          <w:lang w:val="vi-VN"/>
+        </w:rPr>
+        <w:lastRenderedPageBreak/>
+        <w:t>tokenizer trg_lang = vi_core_news_lg từ thư viện spaCy để thực hiện tách từ và tiền xử lý văn bản.</w:t>
+      </w:r>
+    </w:p>
+    <w:p>
+      <w:pPr>
+        <w:spacing w:line="312" w:lineRule="auto"/>
+        <w:rPr>
+          <w:lang w:val="vi-VN"/>
+        </w:rPr>
+      </w:pPr>
+      <w:r>
+        <w:rPr>
+          <w:lang w:val="vi-VN"/>
+        </w:rPr>
+        <w:t>Độ dài tối đa của câu được giới hạn ở max_strlen = 160 token nhằm kiểm soát chi phí tính toán và tránh các chuỗi quá dài.</w:t>
+      </w:r>
+    </w:p>
+    <w:p>
+      <w:pPr>
+        <w:spacing w:line="312" w:lineRule="auto"/>
+        <w:rPr>
+          <w:lang w:val="vi-VN"/>
+        </w:rPr>
+      </w:pPr>
+      <w:r>
+        <w:rPr>
+          <w:lang w:val="vi-VN"/>
+        </w:rPr>
+        <w:t>Kích thước batch được thiết lập là batchsize = 1500 (tính theo số token), và mô hình được huấn luyện trên thiết bị device = cuda để tận dụng GPU.</w:t>
+      </w:r>
+    </w:p>
+    <w:p>
+      <w:pPr>
+        <w:spacing w:line="312" w:lineRule="auto"/>
+        <w:rPr>
+          <w:lang w:val="vi-VN"/>
+        </w:rPr>
+      </w:pPr>
+      <w:r>
+        <w:rPr>
+          <w:lang w:val="vi-VN"/>
+        </w:rPr>
+        <w:t xml:space="preserve">Kích thước vector embedding d_model = 512, số lớp </w:t>
+      </w:r>
+      <w:r>
+        <w:rPr>
+          <w:color w:val="0070C0"/>
+          <w:lang w:val="vi-VN"/>
+        </w:rPr>
+        <w:t>Transformer n_layers = 8</w:t>
+      </w:r>
+      <w:r>
+        <w:rPr>
+          <w:lang w:val="vi-VN"/>
+        </w:rPr>
+        <w:t>, số lượng attention heads heads = 8, và tỷ lệ dropout dropout = 0.1 nhằm giảm overfitting và tăng khả năng tổng quát hóa.</w:t>
+      </w:r>
+    </w:p>
+    <w:p>
+      <w:pPr>
+        <w:spacing w:line="312" w:lineRule="auto"/>
+        <w:rPr>
+          <w:lang w:val="vi-VN"/>
+        </w:rPr>
+      </w:pPr>
+      <w:r>
+        <w:rPr>
+          <w:lang w:val="vi-VN"/>
+        </w:rPr>
+        <w:t>Tốc độ học được thiết lập là lr = 0.0001, số epoch huấn luyện epochs = 12</w:t>
+      </w:r>
+    </w:p>
+    <w:p>
+      <w:pPr>
+        <w:spacing w:line="312" w:lineRule="auto"/>
+        <w:rPr>
+          <w:lang w:val="vi-VN"/>
+        </w:rPr>
+      </w:pPr>
+      <w:r>
+        <w:rPr>
+          <w:lang w:val="vi-VN"/>
+        </w:rPr>
+        <w:t>Trong giai đoạn suy luận, beam search được sử dụng với kích thước beam k = 5 để cải thiện chất lượng bản dịch bằng cách xét nhiều khả năng đầu ra cùng lúc.</w:t>
+      </w:r>
+    </w:p>
+    <w:p>
+      <w:pPr>
         <w:spacing w:line="312" w:lineRule="auto"/>
         <w:jc w:val="both"/>
         <w:rPr>
-          <w:sz w:val="26"/>
-          <w:szCs w:val="26"/>
-        </w:rPr>
-      </w:pPr>
-      <w:r>
-        <w:rPr>
-          <w:sz w:val="26"/>
-          <w:szCs w:val="26"/>
-        </w:rPr>
-        <w:t>..</w:t>
-      </w:r>
-    </w:p>
-    <w:p>
-      <w:pPr>
-        <w:pStyle w:val="ListParagraph"/>
-        <w:numPr>
-          <w:ilvl w:val="1"/>
-          <w:numId w:val="73"/>
-        </w:numPr>
+          <w:lang w:val="vi-VN"/>
+        </w:rPr>
+      </w:pPr>
+    </w:p>
+    <w:p>
+      <w:pPr>
         <w:spacing w:line="312" w:lineRule="auto"/>
-        <w:ind w:left="900"/>
-        <w:jc w:val="both"/>
-        <w:rPr>
-          <w:sz w:val="26"/>
-          <w:szCs w:val="26"/>
-        </w:rPr>
-      </w:pPr>
-      <w:r>
-        <w:rPr>
-          <w:sz w:val="26"/>
-          <w:szCs w:val="26"/>
-        </w:rPr>
-        <w:t>.</w:t>
+        <w:rPr>
+          <w:lang w:val="vi-VN"/>
+        </w:rPr>
+      </w:pPr>
+      <w:r>
+        <w:rPr>
+          <w:lang w:val="vi-VN"/>
+        </w:rPr>
+        <w:t xml:space="preserve">Kết quả thử nghiệm: BLEU trên tập Test = </w:t>
+      </w:r>
+      <w:r>
+        <w:t>0.1092</w:t>
       </w:r>
     </w:p>
     <w:p>
       <w:pPr>
         <w:spacing w:line="312" w:lineRule="auto"/>
-        <w:ind w:firstLine="360"/>
-        <w:jc w:val="both"/>
-        <w:rPr>
-          <w:sz w:val="26"/>
-          <w:szCs w:val="26"/>
-        </w:rPr>
-      </w:pPr>
-    </w:p>
-    <w:p>
-      <w:pPr>
-        <w:pStyle w:val="ListParagraph"/>
-        <w:numPr>
-          <w:ilvl w:val="1"/>
-          <w:numId w:val="73"/>
-        </w:numPr>
+        <w:rPr>
+          <w:lang w:val="vi-VN"/>
+        </w:rPr>
+      </w:pPr>
+      <w:r>
+        <w:rPr>
+          <w:lang w:val="vi-VN"/>
+        </w:rPr>
+        <w:drawing>
+          <wp:inline distT="0" distB="0" distL="0" distR="0" wp14:anchorId="3E0D823D" wp14:editId="1B81BC6E">
+            <wp:extent cx="5727700" cy="987425"/>
+            <wp:effectExtent l="0" t="0" r="0" b="3175"/>
+            <wp:docPr id="1627302768" name="Picture 1"/>
+            <wp:cNvGraphicFramePr>
+              <a:graphicFrameLocks xmlns:a="http://schemas.openxmlformats.org/drawingml/2006/main" noChangeAspect="1"/>
+            </wp:cNvGraphicFramePr>
+            <a:graphic xmlns:a="http://schemas.openxmlformats.org/drawingml/2006/main">
+              <a:graphicData uri="http://schemas.openxmlformats.org/drawingml/2006/picture">
+                <pic:pic xmlns:pic="http://schemas.openxmlformats.org/drawingml/2006/picture">
+                  <pic:nvPicPr>
+                    <pic:cNvPr id="1627302768" name=""/>
+                    <pic:cNvPicPr/>
+                  </pic:nvPicPr>
+                  <pic:blipFill>
+                    <a:blip r:embed="rId31"/>
+                    <a:stretch>
+                      <a:fillRect/>
+                    </a:stretch>
+                  </pic:blipFill>
+                  <pic:spPr>
+                    <a:xfrm>
+                      <a:off x="0" y="0"/>
+                      <a:ext cx="5727700" cy="987425"/>
+                    </a:xfrm>
+                    <a:prstGeom prst="rect">
+                      <a:avLst/>
+                    </a:prstGeom>
+                  </pic:spPr>
+                </pic:pic>
+              </a:graphicData>
+            </a:graphic>
+          </wp:inline>
+        </w:drawing>
+      </w:r>
+    </w:p>
+    <w:p>
+      <w:pPr>
         <w:spacing w:line="312" w:lineRule="auto"/>
-        <w:ind w:left="900"/>
-        <w:jc w:val="both"/>
-        <w:rPr>
-          <w:sz w:val="26"/>
-          <w:szCs w:val="26"/>
-        </w:rPr>
-      </w:pPr>
-      <w:r>
-        <w:rPr>
-          <w:sz w:val="26"/>
-          <w:szCs w:val="26"/>
-        </w:rPr>
-        <w:t>.</w:t>
-      </w:r>
+        <w:rPr>
+          <w:lang w:val="vi-VN"/>
+        </w:rPr>
+      </w:pPr>
     </w:p>
     <w:p>
       <w:pPr>
         <w:spacing w:line="312" w:lineRule="auto"/>
-        <w:ind w:firstLine="360"/>
-        <w:jc w:val="both"/>
-        <w:rPr>
-          <w:sz w:val="26"/>
-          <w:szCs w:val="26"/>
-        </w:rPr>
-      </w:pPr>
-    </w:p>
-    <w:p>
-      <w:pPr>
-        <w:pStyle w:val="ListParagraph"/>
-        <w:numPr>
-          <w:ilvl w:val="1"/>
-          <w:numId w:val="73"/>
-        </w:numPr>
+        <w:rPr>
+          <w:lang w:val="vi-VN"/>
+        </w:rPr>
+      </w:pPr>
+      <w:r>
+        <w:rPr>
+          <w:lang w:val="vi-VN"/>
+        </w:rPr>
+        <w:t>Thử nghiệm với một câu ví dụ:</w:t>
+      </w:r>
+    </w:p>
+    <w:p>
+      <w:pPr>
         <w:spacing w:line="312" w:lineRule="auto"/>
-        <w:ind w:left="900"/>
-        <w:jc w:val="both"/>
-        <w:rPr>
-          <w:sz w:val="26"/>
-          <w:szCs w:val="26"/>
-        </w:rPr>
-      </w:pPr>
-      <w:r>
-        <w:rPr>
-          <w:sz w:val="26"/>
-          <w:szCs w:val="26"/>
-        </w:rPr>
-        <w:t>.</w:t>
-      </w:r>
-    </w:p>
-    <w:p>
-      <w:pPr>
-        <w:spacing w:line="312" w:lineRule="auto"/>
-        <w:ind w:firstLine="360"/>
-        <w:jc w:val="both"/>
-        <w:rPr>
-          <w:sz w:val="26"/>
-          <w:szCs w:val="26"/>
-        </w:rPr>
-      </w:pPr>
-    </w:p>
-    <w:p>
-      <w:pPr>
-        <w:pStyle w:val="ListParagraph"/>
-        <w:numPr>
-          <w:ilvl w:val="1"/>
-          <w:numId w:val="73"/>
-        </w:numPr>
-        <w:spacing w:line="312" w:lineRule="auto"/>
-        <w:ind w:left="900"/>
-        <w:jc w:val="both"/>
-        <w:rPr>
-          <w:sz w:val="26"/>
-          <w:szCs w:val="26"/>
-        </w:rPr>
-      </w:pPr>
-      <w:r>
-        <w:rPr>
-          <w:sz w:val="26"/>
-          <w:szCs w:val="26"/>
-        </w:rPr>
-        <w:t>.</w:t>
-      </w:r>
-    </w:p>
-    <w:p>
-      <w:pPr>
-        <w:spacing w:line="312" w:lineRule="auto"/>
-        <w:ind w:firstLine="360"/>
-        <w:jc w:val="both"/>
-        <w:rPr>
-          <w:sz w:val="26"/>
-          <w:szCs w:val="26"/>
-        </w:rPr>
-      </w:pPr>
-    </w:p>
-    <w:p>
-      <w:pPr>
-        <w:pStyle w:val="ListParagraph"/>
-        <w:numPr>
-          <w:ilvl w:val="0"/>
-          <w:numId w:val="73"/>
-        </w:numPr>
-        <w:spacing w:line="312" w:lineRule="auto"/>
-        <w:jc w:val="both"/>
-        <w:rPr>
-          <w:sz w:val="26"/>
-          <w:szCs w:val="26"/>
-        </w:rPr>
-      </w:pPr>
-      <w:r>
-        <w:rPr>
-          <w:sz w:val="26"/>
-          <w:szCs w:val="26"/>
-        </w:rPr>
-        <w:t>.</w:t>
-      </w:r>
-    </w:p>
-    <w:p>
-      <w:pPr>
-        <w:pStyle w:val="ListParagraph"/>
-        <w:numPr>
-          <w:ilvl w:val="1"/>
-          <w:numId w:val="73"/>
-        </w:numPr>
-        <w:spacing w:line="312" w:lineRule="auto"/>
-        <w:ind w:left="900"/>
-        <w:jc w:val="both"/>
-        <w:rPr>
-          <w:sz w:val="26"/>
-          <w:szCs w:val="26"/>
-        </w:rPr>
-      </w:pPr>
-      <w:r>
-        <w:rPr>
-          <w:sz w:val="26"/>
-          <w:szCs w:val="26"/>
-        </w:rPr>
-        <w:t>.</w:t>
-      </w:r>
-    </w:p>
-    <w:p>
-      <w:pPr>
-        <w:spacing w:line="312" w:lineRule="auto"/>
-        <w:ind w:firstLine="360"/>
-        <w:jc w:val="both"/>
-        <w:rPr>
-          <w:sz w:val="26"/>
-          <w:szCs w:val="26"/>
-        </w:rPr>
-      </w:pPr>
-    </w:p>
-    <w:p>
-      <w:pPr>
-        <w:pStyle w:val="ListParagraph"/>
-        <w:numPr>
-          <w:ilvl w:val="1"/>
-          <w:numId w:val="73"/>
-        </w:numPr>
-        <w:spacing w:line="312" w:lineRule="auto"/>
-        <w:ind w:left="900"/>
-        <w:jc w:val="both"/>
-        <w:rPr>
-          <w:sz w:val="26"/>
-          <w:szCs w:val="26"/>
-        </w:rPr>
-      </w:pPr>
-      <w:r>
-        <w:rPr>
-          <w:sz w:val="26"/>
-          <w:szCs w:val="26"/>
-        </w:rPr>
-        <w:t>.</w:t>
-      </w:r>
-    </w:p>
-    <w:p>
-      <w:pPr>
-        <w:spacing w:line="312" w:lineRule="auto"/>
-        <w:ind w:firstLine="360"/>
-        <w:jc w:val="both"/>
-        <w:rPr>
-          <w:sz w:val="26"/>
-          <w:szCs w:val="26"/>
-        </w:rPr>
-      </w:pPr>
-    </w:p>
-    <w:p>
-      <w:pPr>
-        <w:pStyle w:val="ListParagraph"/>
-        <w:numPr>
-          <w:ilvl w:val="1"/>
-          <w:numId w:val="73"/>
-        </w:numPr>
-        <w:spacing w:line="312" w:lineRule="auto"/>
-        <w:ind w:left="900"/>
-        <w:jc w:val="both"/>
-        <w:rPr>
-          <w:sz w:val="26"/>
-          <w:szCs w:val="26"/>
-        </w:rPr>
-      </w:pPr>
-      <w:r>
-        <w:rPr>
-          <w:sz w:val="26"/>
-          <w:szCs w:val="26"/>
-        </w:rPr>
-        <w:t>.</w:t>
-      </w:r>
-    </w:p>
-    <w:p>
-      <w:pPr>
-        <w:spacing w:line="312" w:lineRule="auto"/>
-        <w:ind w:firstLine="360"/>
-        <w:jc w:val="both"/>
-        <w:rPr>
-          <w:sz w:val="26"/>
-          <w:szCs w:val="26"/>
-        </w:rPr>
-      </w:pPr>
-    </w:p>
-    <w:p>
-      <w:pPr>
-        <w:pStyle w:val="ListParagraph"/>
-        <w:numPr>
-          <w:ilvl w:val="1"/>
-          <w:numId w:val="73"/>
-        </w:numPr>
-        <w:spacing w:line="312" w:lineRule="auto"/>
-        <w:ind w:left="900"/>
-        <w:jc w:val="both"/>
-        <w:rPr>
-          <w:sz w:val="26"/>
-          <w:szCs w:val="26"/>
-        </w:rPr>
-      </w:pPr>
-      <w:r>
-        <w:rPr>
-          <w:sz w:val="26"/>
-          <w:szCs w:val="26"/>
-        </w:rPr>
-        <w:t>.</w:t>
-      </w:r>
-    </w:p>
-    <w:p>
-      <w:pPr>
-        <w:spacing w:line="312" w:lineRule="auto"/>
-        <w:ind w:firstLine="360"/>
-        <w:jc w:val="both"/>
-        <w:rPr>
-          <w:sz w:val="26"/>
-          <w:szCs w:val="26"/>
-        </w:rPr>
-      </w:pPr>
+        <w:rPr>
+          <w:sz w:val="26"/>
+          <w:szCs w:val="26"/>
+          <w:lang w:val="vi-VN"/>
+        </w:rPr>
+      </w:pPr>
+      <w:r>
+        <w:rPr>
+          <w:sz w:val="26"/>
+          <w:szCs w:val="26"/>
+          <w:lang w:val="vi-VN"/>
+        </w:rPr>
+        <w:drawing>
+          <wp:inline distT="0" distB="0" distL="0" distR="0" wp14:anchorId="7DDF1B8A" wp14:editId="2E7A6E62">
+            <wp:extent cx="5727700" cy="1484630"/>
+            <wp:effectExtent l="0" t="0" r="0" b="1270"/>
+            <wp:docPr id="1794157576" name="Picture 1"/>
+            <wp:cNvGraphicFramePr>
+              <a:graphicFrameLocks xmlns:a="http://schemas.openxmlformats.org/drawingml/2006/main" noChangeAspect="1"/>
+            </wp:cNvGraphicFramePr>
+            <a:graphic xmlns:a="http://schemas.openxmlformats.org/drawingml/2006/main">
+              <a:graphicData uri="http://schemas.openxmlformats.org/drawingml/2006/picture">
+                <pic:pic xmlns:pic="http://schemas.openxmlformats.org/drawingml/2006/picture">
+                  <pic:nvPicPr>
+                    <pic:cNvPr id="1794157576" name=""/>
+                    <pic:cNvPicPr/>
+                  </pic:nvPicPr>
+                  <pic:blipFill>
+                    <a:blip r:embed="rId32"/>
+                    <a:stretch>
+                      <a:fillRect/>
+                    </a:stretch>
+                  </pic:blipFill>
+                  <pic:spPr>
+                    <a:xfrm>
+                      <a:off x="0" y="0"/>
+                      <a:ext cx="5727700" cy="1484630"/>
+                    </a:xfrm>
+                    <a:prstGeom prst="rect">
+                      <a:avLst/>
+                    </a:prstGeom>
+                  </pic:spPr>
+                </pic:pic>
+              </a:graphicData>
+            </a:graphic>
+          </wp:inline>
+        </w:drawing>
+      </w:r>
+      <w:r>
+        <w:rPr>
+          <w:sz w:val="26"/>
+          <w:szCs w:val="26"/>
+          <w:lang w:val="vi-VN"/>
+        </w:rPr>
+        <w:br/>
+      </w:r>
+    </w:p>
+    <w:p>
+      <w:pPr>
+        <w:pStyle w:val="Heading2"/>
+        <w:rPr>
+          <w:lang w:val="vi-VN"/>
+        </w:rPr>
+      </w:pPr>
+      <w:r>
+        <w:rPr>
+          <w:lang w:val="vi-VN"/>
+        </w:rPr>
+        <w:lastRenderedPageBreak/>
+        <w:t>4. Kết quả so sánh ba kịch bản:</w:t>
+      </w:r>
+    </w:p>
+    <w:p>
+      <w:pPr>
+        <w:jc w:val="center"/>
+        <w:rPr>
+          <w:lang w:val="vi-VN"/>
+        </w:rPr>
+      </w:pPr>
+      <w:r>
+        <w:rPr>
+          <w:lang w:val="vi-VN"/>
+        </w:rPr>
+        <w:drawing>
+          <wp:inline distT="0" distB="0" distL="0" distR="0" wp14:anchorId="6063C8D8" wp14:editId="6F1CFE5A">
+            <wp:extent cx="3657600" cy="2882900"/>
+            <wp:effectExtent l="0" t="0" r="0" b="0"/>
+            <wp:docPr id="1597216671" name="Picture 1"/>
+            <wp:cNvGraphicFramePr>
+              <a:graphicFrameLocks xmlns:a="http://schemas.openxmlformats.org/drawingml/2006/main" noChangeAspect="1"/>
+            </wp:cNvGraphicFramePr>
+            <a:graphic xmlns:a="http://schemas.openxmlformats.org/drawingml/2006/main">
+              <a:graphicData uri="http://schemas.openxmlformats.org/drawingml/2006/picture">
+                <pic:pic xmlns:pic="http://schemas.openxmlformats.org/drawingml/2006/picture">
+                  <pic:nvPicPr>
+                    <pic:cNvPr id="1597216671" name=""/>
+                    <pic:cNvPicPr/>
+                  </pic:nvPicPr>
+                  <pic:blipFill>
+                    <a:blip r:embed="rId33"/>
+                    <a:stretch>
+                      <a:fillRect/>
+                    </a:stretch>
+                  </pic:blipFill>
+                  <pic:spPr>
+                    <a:xfrm>
+                      <a:off x="0" y="0"/>
+                      <a:ext cx="3657600" cy="2882900"/>
+                    </a:xfrm>
+                    <a:prstGeom prst="rect">
+                      <a:avLst/>
+                    </a:prstGeom>
+                  </pic:spPr>
+                </pic:pic>
+              </a:graphicData>
+            </a:graphic>
+          </wp:inline>
+        </w:drawing>
+      </w:r>
     </w:p>
     <w:p>
       <w:pPr>
@@ -11435,7 +11953,6 @@
           <w:sz w:val="28"/>
           <w:szCs w:val="28"/>
         </w:rPr>
-        <w:lastRenderedPageBreak/>
         <w:t>Kết luận</w:t>
       </w:r>
       <w:bookmarkEnd w:id="21"/>
@@ -11443,11 +11960,47 @@
     <w:p>
       <w:pPr>
         <w:spacing w:line="312" w:lineRule="auto"/>
-        <w:ind w:firstLine="360"/>
+        <w:ind w:left="180"/>
         <w:jc w:val="both"/>
-        <w:rPr>
-          <w:sz w:val="26"/>
-          <w:szCs w:val="26"/>
+        <w:outlineLvl w:val="0"/>
+        <w:rPr>
+          <w:lang w:val="vi-VN"/>
+        </w:rPr>
+      </w:pPr>
+      <w:r>
+        <w:rPr>
+          <w:lang w:val="vi-VN"/>
+        </w:rPr>
+        <w:t xml:space="preserve">Quá trình thử nghiệm cho thấy việc sử dụng mô hình Transformer cho bài toán dịch máy từ tiếng Anh sang tiếng Việt có kết quả cao hơn hẳn so với việc sử dụng </w:t>
+      </w:r>
+      <w:r>
+        <w:rPr>
+          <w:lang w:val="vi-VN"/>
+        </w:rPr>
+        <w:t>mô hình Sequence to Sequence.</w:t>
+      </w:r>
+    </w:p>
+    <w:p>
+      <w:pPr>
+        <w:spacing w:line="312" w:lineRule="auto"/>
+        <w:ind w:left="180"/>
+        <w:jc w:val="both"/>
+        <w:outlineLvl w:val="0"/>
+        <w:rPr>
+          <w:lang w:val="vi-VN"/>
+        </w:rPr>
+      </w:pPr>
+      <w:r>
+        <w:rPr>
+          <w:lang w:val="vi-VN"/>
+        </w:rPr>
+        <w:t>Kết quả thử nghiệm hiện tại ở mức demo tính khả thi, trong tương lai nhóm em sẽ thử nghiệm các kịch bản mới để tăng độ chính xác cho mô hình. Ví dụ như sử dụng phương pháp tokenizer mới, tăng số lượng tham số của mô hình.</w:t>
+      </w:r>
+    </w:p>
+    <w:p>
+      <w:pPr>
+        <w:rPr>
+          <w:lang w:val="vi-VN"/>
         </w:rPr>
       </w:pPr>
     </w:p>
@@ -11505,7 +12058,7 @@
         </w:rPr>
         <w:t xml:space="preserve"> </w:t>
       </w:r>
-      <w:hyperlink r:id="rId28" w:history="1">
+      <w:hyperlink r:id="rId34" w:history="1">
         <w:r>
           <w:rPr>
             <w:rStyle w:val="Hyperlink"/>
@@ -11548,7 +12101,7 @@
         </w:rPr>
         <w:t xml:space="preserve"> </w:t>
       </w:r>
-      <w:hyperlink r:id="rId29" w:history="1">
+      <w:hyperlink r:id="rId35" w:history="1">
         <w:r>
           <w:rPr>
             <w:rStyle w:val="Hyperlink"/>
@@ -11591,7 +12144,7 @@
         </w:rPr>
         <w:t xml:space="preserve"> </w:t>
       </w:r>
-      <w:hyperlink r:id="rId30" w:history="1">
+      <w:hyperlink r:id="rId36" w:history="1">
         <w:r>
           <w:rPr>
             <w:rStyle w:val="Hyperlink"/>
@@ -11635,7 +12188,7 @@
         </w:rPr>
         <w:t xml:space="preserve"> </w:t>
       </w:r>
-      <w:hyperlink r:id="rId31" w:history="1">
+      <w:hyperlink r:id="rId37" w:history="1">
         <w:r>
           <w:rPr>
             <w:rStyle w:val="Hyperlink"/>
@@ -11679,7 +12232,7 @@
         </w:rPr>
         <w:t xml:space="preserve"> </w:t>
       </w:r>
-      <w:hyperlink r:id="rId32" w:history="1">
+      <w:hyperlink r:id="rId38" w:history="1">
         <w:r>
           <w:rPr>
             <w:rStyle w:val="Hyperlink"/>
@@ -11722,7 +12275,7 @@
         </w:rPr>
         <w:t xml:space="preserve"> </w:t>
       </w:r>
-      <w:hyperlink r:id="rId33" w:history="1">
+      <w:hyperlink r:id="rId39" w:history="1">
         <w:r>
           <w:rPr>
             <w:rStyle w:val="Hyperlink"/>
@@ -11758,6 +12311,7 @@
           <w:szCs w:val="26"/>
           <w:lang w:val="vi-VN"/>
         </w:rPr>
+        <w:lastRenderedPageBreak/>
         <w:t>[7] Stefan-it, “Neural Machine Translation English–Vietnamese,” GitHub repository.</w:t>
       </w:r>
       <w:r>
@@ -11767,7 +12321,7 @@
         </w:rPr>
         <w:t xml:space="preserve"> </w:t>
       </w:r>
-      <w:hyperlink r:id="rId34" w:history="1">
+      <w:hyperlink r:id="rId40" w:history="1">
         <w:r>
           <w:rPr>
             <w:rStyle w:val="Hyperlink"/>
@@ -11806,7 +12360,7 @@
       </w:pPr>
     </w:p>
     <w:sectPr>
-      <w:footerReference w:type="default" r:id="rId35"/>
+      <w:footerReference w:type="default" r:id="rId41"/>
       <w:pgSz w:w="11900" w:h="16840"/>
       <w:pgMar w:top="1440" w:right="1440" w:bottom="1440" w:left="1440" w:header="720" w:footer="720" w:gutter="0"/>
       <w:pgNumType w:start="0"/>
@@ -19737,7 +20291,7 @@
       <w:lvlText w:val="%1."/>
       <w:lvlJc w:val="left"/>
       <w:pPr>
-        <w:ind w:left="720" w:hanging="360"/>
+        <w:ind w:left="360" w:hanging="360"/>
       </w:pPr>
       <w:rPr>
         <w:rFonts w:hint="default"/>
@@ -19749,7 +20303,7 @@
       <w:lvlText w:val="%2."/>
       <w:lvlJc w:val="left"/>
       <w:pPr>
-        <w:ind w:left="1440" w:hanging="360"/>
+        <w:ind w:left="1080" w:hanging="360"/>
       </w:pPr>
     </w:lvl>
     <w:lvl w:ilvl="2" w:tplc="0409001B" w:tentative="1">
@@ -19758,7 +20312,7 @@
       <w:lvlText w:val="%3."/>
       <w:lvlJc w:val="right"/>
       <w:pPr>
-        <w:ind w:left="2160" w:hanging="180"/>
+        <w:ind w:left="1800" w:hanging="180"/>
       </w:pPr>
     </w:lvl>
     <w:lvl w:ilvl="3" w:tplc="0409000F" w:tentative="1">
@@ -19767,7 +20321,7 @@
       <w:lvlText w:val="%4."/>
       <w:lvlJc w:val="left"/>
       <w:pPr>
-        <w:ind w:left="2880" w:hanging="360"/>
+        <w:ind w:left="2520" w:hanging="360"/>
       </w:pPr>
     </w:lvl>
     <w:lvl w:ilvl="4" w:tplc="04090019" w:tentative="1">
@@ -19776,7 +20330,7 @@
       <w:lvlText w:val="%5."/>
       <w:lvlJc w:val="left"/>
       <w:pPr>
-        <w:ind w:left="3600" w:hanging="360"/>
+        <w:ind w:left="3240" w:hanging="360"/>
       </w:pPr>
     </w:lvl>
     <w:lvl w:ilvl="5" w:tplc="0409001B" w:tentative="1">
@@ -19785,7 +20339,7 @@
       <w:lvlText w:val="%6."/>
       <w:lvlJc w:val="right"/>
       <w:pPr>
-        <w:ind w:left="4320" w:hanging="180"/>
+        <w:ind w:left="3960" w:hanging="180"/>
       </w:pPr>
     </w:lvl>
     <w:lvl w:ilvl="6" w:tplc="0409000F" w:tentative="1">
@@ -19794,7 +20348,7 @@
       <w:lvlText w:val="%7."/>
       <w:lvlJc w:val="left"/>
       <w:pPr>
-        <w:ind w:left="5040" w:hanging="360"/>
+        <w:ind w:left="4680" w:hanging="360"/>
       </w:pPr>
     </w:lvl>
     <w:lvl w:ilvl="7" w:tplc="04090019" w:tentative="1">
@@ -19803,7 +20357,7 @@
       <w:lvlText w:val="%8."/>
       <w:lvlJc w:val="left"/>
       <w:pPr>
-        <w:ind w:left="5760" w:hanging="360"/>
+        <w:ind w:left="5400" w:hanging="360"/>
       </w:pPr>
     </w:lvl>
     <w:lvl w:ilvl="8" w:tplc="0409001B" w:tentative="1">
@@ -19812,7 +20366,7 @@
       <w:lvlText w:val="%9."/>
       <w:lvlJc w:val="right"/>
       <w:pPr>
-        <w:ind w:left="6480" w:hanging="180"/>
+        <w:ind w:left="6120" w:hanging="180"/>
       </w:pPr>
     </w:lvl>
   </w:abstractNum>

--- a/docs/Nhom12_BaoCaoCuoiKy.docx
+++ b/docs/Nhom12_BaoCaoCuoiKy.docx
@@ -907,7 +907,11 @@
             <w:t>MỤC LỤC</w:t>
           </w:r>
         </w:p>
-        <w:p/>
+        <w:p>
+          <w:pPr>
+            <w:spacing w:line="312" w:lineRule="auto"/>
+          </w:pPr>
+        </w:p>
         <w:p>
           <w:pPr>
             <w:pStyle w:val="TOC1"/>
@@ -943,7 +947,7 @@
             </w:rPr>
             <w:fldChar w:fldCharType="separate"/>
           </w:r>
-          <w:hyperlink w:anchor="_Toc228217436" w:history="1">
+          <w:hyperlink w:anchor="_Toc228229103" w:history="1">
             <w:r>
               <w:rPr>
                 <w:rStyle w:val="Hyperlink"/>
@@ -990,7 +994,7 @@
                 <w:noProof/>
                 <w:webHidden/>
               </w:rPr>
-              <w:instrText xml:space="preserve"> PAGEREF _Toc228217436 \h </w:instrText>
+              <w:instrText xml:space="preserve"> PAGEREF _Toc228229103 \h </w:instrText>
             </w:r>
             <w:r>
               <w:rPr>
@@ -1035,7 +1039,7 @@
               <w14:ligatures w14:val="standardContextual"/>
             </w:rPr>
           </w:pPr>
-          <w:hyperlink w:anchor="_Toc228217437" w:history="1">
+          <w:hyperlink w:anchor="_Toc228229104" w:history="1">
             <w:r>
               <w:rPr>
                 <w:rStyle w:val="Hyperlink"/>
@@ -1082,7 +1086,7 @@
                 <w:noProof/>
                 <w:webHidden/>
               </w:rPr>
-              <w:instrText xml:space="preserve"> PAGEREF _Toc228217437 \h </w:instrText>
+              <w:instrText xml:space="preserve"> PAGEREF _Toc228229104 \h </w:instrText>
             </w:r>
             <w:r>
               <w:rPr>
@@ -1127,7 +1131,7 @@
               <w14:ligatures w14:val="standardContextual"/>
             </w:rPr>
           </w:pPr>
-          <w:hyperlink w:anchor="_Toc228217438" w:history="1">
+          <w:hyperlink w:anchor="_Toc228229105" w:history="1">
             <w:r>
               <w:rPr>
                 <w:rStyle w:val="Hyperlink"/>
@@ -1170,7 +1174,7 @@
                 <w:noProof/>
                 <w:webHidden/>
               </w:rPr>
-              <w:instrText xml:space="preserve"> PAGEREF _Toc228217438 \h </w:instrText>
+              <w:instrText xml:space="preserve"> PAGEREF _Toc228229105 \h </w:instrText>
             </w:r>
             <w:r>
               <w:rPr>
@@ -1215,7 +1219,7 @@
               <w14:ligatures w14:val="standardContextual"/>
             </w:rPr>
           </w:pPr>
-          <w:hyperlink w:anchor="_Toc228217439" w:history="1">
+          <w:hyperlink w:anchor="_Toc228229106" w:history="1">
             <w:r>
               <w:rPr>
                 <w:rStyle w:val="Hyperlink"/>
@@ -1258,7 +1262,7 @@
                 <w:noProof/>
                 <w:webHidden/>
               </w:rPr>
-              <w:instrText xml:space="preserve"> PAGEREF _Toc228217439 \h </w:instrText>
+              <w:instrText xml:space="preserve"> PAGEREF _Toc228229106 \h </w:instrText>
             </w:r>
             <w:r>
               <w:rPr>
@@ -1303,7 +1307,7 @@
               <w14:ligatures w14:val="standardContextual"/>
             </w:rPr>
           </w:pPr>
-          <w:hyperlink w:anchor="_Toc228217440" w:history="1">
+          <w:hyperlink w:anchor="_Toc228229107" w:history="1">
             <w:r>
               <w:rPr>
                 <w:rStyle w:val="Hyperlink"/>
@@ -1346,7 +1350,7 @@
                 <w:noProof/>
                 <w:webHidden/>
               </w:rPr>
-              <w:instrText xml:space="preserve"> PAGEREF _Toc228217440 \h </w:instrText>
+              <w:instrText xml:space="preserve"> PAGEREF _Toc228229107 \h </w:instrText>
             </w:r>
             <w:r>
               <w:rPr>
@@ -1391,7 +1395,7 @@
               <w14:ligatures w14:val="standardContextual"/>
             </w:rPr>
           </w:pPr>
-          <w:hyperlink w:anchor="_Toc228217441" w:history="1">
+          <w:hyperlink w:anchor="_Toc228229108" w:history="1">
             <w:r>
               <w:rPr>
                 <w:rStyle w:val="Hyperlink"/>
@@ -1434,7 +1438,7 @@
                 <w:noProof/>
                 <w:webHidden/>
               </w:rPr>
-              <w:instrText xml:space="preserve"> PAGEREF _Toc228217441 \h </w:instrText>
+              <w:instrText xml:space="preserve"> PAGEREF _Toc228229108 \h </w:instrText>
             </w:r>
             <w:r>
               <w:rPr>
@@ -1479,7 +1483,7 @@
               <w14:ligatures w14:val="standardContextual"/>
             </w:rPr>
           </w:pPr>
-          <w:hyperlink w:anchor="_Toc228217442" w:history="1">
+          <w:hyperlink w:anchor="_Toc228229109" w:history="1">
             <w:r>
               <w:rPr>
                 <w:rStyle w:val="Hyperlink"/>
@@ -1522,7 +1526,7 @@
                 <w:noProof/>
                 <w:webHidden/>
               </w:rPr>
-              <w:instrText xml:space="preserve"> PAGEREF _Toc228217442 \h </w:instrText>
+              <w:instrText xml:space="preserve"> PAGEREF _Toc228229109 \h </w:instrText>
             </w:r>
             <w:r>
               <w:rPr>
@@ -1567,7 +1571,7 @@
               <w14:ligatures w14:val="standardContextual"/>
             </w:rPr>
           </w:pPr>
-          <w:hyperlink w:anchor="_Toc228217443" w:history="1">
+          <w:hyperlink w:anchor="_Toc228229110" w:history="1">
             <w:r>
               <w:rPr>
                 <w:rStyle w:val="Hyperlink"/>
@@ -1614,7 +1618,7 @@
                 <w:noProof/>
                 <w:webHidden/>
               </w:rPr>
-              <w:instrText xml:space="preserve"> PAGEREF _Toc228217443 \h </w:instrText>
+              <w:instrText xml:space="preserve"> PAGEREF _Toc228229110 \h </w:instrText>
             </w:r>
             <w:r>
               <w:rPr>
@@ -1659,7 +1663,7 @@
               <w14:ligatures w14:val="standardContextual"/>
             </w:rPr>
           </w:pPr>
-          <w:hyperlink w:anchor="_Toc228217444" w:history="1">
+          <w:hyperlink w:anchor="_Toc228229111" w:history="1">
             <w:r>
               <w:rPr>
                 <w:rStyle w:val="Hyperlink"/>
@@ -1702,7 +1706,7 @@
                 <w:noProof/>
                 <w:webHidden/>
               </w:rPr>
-              <w:instrText xml:space="preserve"> PAGEREF _Toc228217444 \h </w:instrText>
+              <w:instrText xml:space="preserve"> PAGEREF _Toc228229111 \h </w:instrText>
             </w:r>
             <w:r>
               <w:rPr>
@@ -1747,7 +1751,7 @@
               <w14:ligatures w14:val="standardContextual"/>
             </w:rPr>
           </w:pPr>
-          <w:hyperlink w:anchor="_Toc228217445" w:history="1">
+          <w:hyperlink w:anchor="_Toc228229112" w:history="1">
             <w:r>
               <w:rPr>
                 <w:rStyle w:val="Hyperlink"/>
@@ -1790,7 +1794,7 @@
                 <w:noProof/>
                 <w:webHidden/>
               </w:rPr>
-              <w:instrText xml:space="preserve"> PAGEREF _Toc228217445 \h </w:instrText>
+              <w:instrText xml:space="preserve"> PAGEREF _Toc228229112 \h </w:instrText>
             </w:r>
             <w:r>
               <w:rPr>
@@ -1835,7 +1839,7 @@
               <w14:ligatures w14:val="standardContextual"/>
             </w:rPr>
           </w:pPr>
-          <w:hyperlink w:anchor="_Toc228217446" w:history="1">
+          <w:hyperlink w:anchor="_Toc228229113" w:history="1">
             <w:r>
               <w:rPr>
                 <w:rStyle w:val="Hyperlink"/>
@@ -1884,7 +1888,7 @@
                 <w:noProof/>
                 <w:webHidden/>
               </w:rPr>
-              <w:instrText xml:space="preserve"> PAGEREF _Toc228217446 \h </w:instrText>
+              <w:instrText xml:space="preserve"> PAGEREF _Toc228229113 \h </w:instrText>
             </w:r>
             <w:r>
               <w:rPr>
@@ -1929,7 +1933,7 @@
               <w14:ligatures w14:val="standardContextual"/>
             </w:rPr>
           </w:pPr>
-          <w:hyperlink w:anchor="_Toc228217447" w:history="1">
+          <w:hyperlink w:anchor="_Toc228229114" w:history="1">
             <w:r>
               <w:rPr>
                 <w:rStyle w:val="Hyperlink"/>
@@ -1972,7 +1976,7 @@
                 <w:noProof/>
                 <w:webHidden/>
               </w:rPr>
-              <w:instrText xml:space="preserve"> PAGEREF _Toc228217447 \h </w:instrText>
+              <w:instrText xml:space="preserve"> PAGEREF _Toc228229114 \h </w:instrText>
             </w:r>
             <w:r>
               <w:rPr>
@@ -2017,7 +2021,7 @@
               <w14:ligatures w14:val="standardContextual"/>
             </w:rPr>
           </w:pPr>
-          <w:hyperlink w:anchor="_Toc228217448" w:history="1">
+          <w:hyperlink w:anchor="_Toc228229115" w:history="1">
             <w:r>
               <w:rPr>
                 <w:rStyle w:val="Hyperlink"/>
@@ -2064,7 +2068,7 @@
                 <w:noProof/>
                 <w:webHidden/>
               </w:rPr>
-              <w:instrText xml:space="preserve"> PAGEREF _Toc228217448 \h </w:instrText>
+              <w:instrText xml:space="preserve"> PAGEREF _Toc228229115 \h </w:instrText>
             </w:r>
             <w:r>
               <w:rPr>
@@ -2109,7 +2113,7 @@
               <w14:ligatures w14:val="standardContextual"/>
             </w:rPr>
           </w:pPr>
-          <w:hyperlink w:anchor="_Toc228217449" w:history="1">
+          <w:hyperlink w:anchor="_Toc228229116" w:history="1">
             <w:r>
               <w:rPr>
                 <w:rStyle w:val="Hyperlink"/>
@@ -2156,7 +2160,7 @@
                 <w:noProof/>
                 <w:webHidden/>
               </w:rPr>
-              <w:instrText xml:space="preserve"> PAGEREF _Toc228217449 \h </w:instrText>
+              <w:instrText xml:space="preserve"> PAGEREF _Toc228229116 \h </w:instrText>
             </w:r>
             <w:r>
               <w:rPr>
@@ -2201,7 +2205,7 @@
               <w14:ligatures w14:val="standardContextual"/>
             </w:rPr>
           </w:pPr>
-          <w:hyperlink w:anchor="_Toc228217450" w:history="1">
+          <w:hyperlink w:anchor="_Toc228229117" w:history="1">
             <w:r>
               <w:rPr>
                 <w:rStyle w:val="Hyperlink"/>
@@ -2248,7 +2252,7 @@
                 <w:noProof/>
                 <w:webHidden/>
               </w:rPr>
-              <w:instrText xml:space="preserve"> PAGEREF _Toc228217450 \h </w:instrText>
+              <w:instrText xml:space="preserve"> PAGEREF _Toc228229117 \h </w:instrText>
             </w:r>
             <w:r>
               <w:rPr>
@@ -2293,7 +2297,7 @@
               <w14:ligatures w14:val="standardContextual"/>
             </w:rPr>
           </w:pPr>
-          <w:hyperlink w:anchor="_Toc228217451" w:history="1">
+          <w:hyperlink w:anchor="_Toc228229118" w:history="1">
             <w:r>
               <w:rPr>
                 <w:rStyle w:val="Hyperlink"/>
@@ -2336,7 +2340,7 @@
                 <w:noProof/>
                 <w:webHidden/>
               </w:rPr>
-              <w:instrText xml:space="preserve"> PAGEREF _Toc228217451 \h </w:instrText>
+              <w:instrText xml:space="preserve"> PAGEREF _Toc228229118 \h </w:instrText>
             </w:r>
             <w:r>
               <w:rPr>
@@ -2381,7 +2385,7 @@
               <w14:ligatures w14:val="standardContextual"/>
             </w:rPr>
           </w:pPr>
-          <w:hyperlink w:anchor="_Toc228217452" w:history="1">
+          <w:hyperlink w:anchor="_Toc228229119" w:history="1">
             <w:r>
               <w:rPr>
                 <w:rStyle w:val="Hyperlink"/>
@@ -2428,7 +2432,7 @@
                 <w:noProof/>
                 <w:webHidden/>
               </w:rPr>
-              <w:instrText xml:space="preserve"> PAGEREF _Toc228217452 \h </w:instrText>
+              <w:instrText xml:space="preserve"> PAGEREF _Toc228229119 \h </w:instrText>
             </w:r>
             <w:r>
               <w:rPr>
@@ -2473,7 +2477,7 @@
               <w14:ligatures w14:val="standardContextual"/>
             </w:rPr>
           </w:pPr>
-          <w:hyperlink w:anchor="_Toc228217453" w:history="1">
+          <w:hyperlink w:anchor="_Toc228229120" w:history="1">
             <w:r>
               <w:rPr>
                 <w:rStyle w:val="Hyperlink"/>
@@ -2520,7 +2524,7 @@
                 <w:noProof/>
                 <w:webHidden/>
               </w:rPr>
-              <w:instrText xml:space="preserve"> PAGEREF _Toc228217453 \h </w:instrText>
+              <w:instrText xml:space="preserve"> PAGEREF _Toc228229120 \h </w:instrText>
             </w:r>
             <w:r>
               <w:rPr>
@@ -2565,7 +2569,7 @@
               <w14:ligatures w14:val="standardContextual"/>
             </w:rPr>
           </w:pPr>
-          <w:hyperlink w:anchor="_Toc228217454" w:history="1">
+          <w:hyperlink w:anchor="_Toc228229121" w:history="1">
             <w:r>
               <w:rPr>
                 <w:rStyle w:val="Hyperlink"/>
@@ -2612,7 +2616,7 @@
                 <w:noProof/>
                 <w:webHidden/>
               </w:rPr>
-              <w:instrText xml:space="preserve"> PAGEREF _Toc228217454 \h </w:instrText>
+              <w:instrText xml:space="preserve"> PAGEREF _Toc228229121 \h </w:instrText>
             </w:r>
             <w:r>
               <w:rPr>
@@ -2657,7 +2661,7 @@
               <w14:ligatures w14:val="standardContextual"/>
             </w:rPr>
           </w:pPr>
-          <w:hyperlink w:anchor="_Toc228217455" w:history="1">
+          <w:hyperlink w:anchor="_Toc228229122" w:history="1">
             <w:r>
               <w:rPr>
                 <w:rStyle w:val="Hyperlink"/>
@@ -2704,7 +2708,7 @@
                 <w:noProof/>
                 <w:webHidden/>
               </w:rPr>
-              <w:instrText xml:space="preserve"> PAGEREF _Toc228217455 \h </w:instrText>
+              <w:instrText xml:space="preserve"> PAGEREF _Toc228229122 \h </w:instrText>
             </w:r>
             <w:r>
               <w:rPr>
@@ -2749,7 +2753,7 @@
               <w14:ligatures w14:val="standardContextual"/>
             </w:rPr>
           </w:pPr>
-          <w:hyperlink w:anchor="_Toc228217456" w:history="1">
+          <w:hyperlink w:anchor="_Toc228229123" w:history="1">
             <w:r>
               <w:rPr>
                 <w:rStyle w:val="Hyperlink"/>
@@ -2796,7 +2800,7 @@
                 <w:noProof/>
                 <w:webHidden/>
               </w:rPr>
-              <w:instrText xml:space="preserve"> PAGEREF _Toc228217456 \h </w:instrText>
+              <w:instrText xml:space="preserve"> PAGEREF _Toc228229123 \h </w:instrText>
             </w:r>
             <w:r>
               <w:rPr>
@@ -2817,6 +2821,365 @@
                 <w:webHidden/>
               </w:rPr>
               <w:t>17</w:t>
+            </w:r>
+            <w:r>
+              <w:rPr>
+                <w:noProof/>
+                <w:webHidden/>
+              </w:rPr>
+              <w:fldChar w:fldCharType="end"/>
+            </w:r>
+          </w:hyperlink>
+        </w:p>
+        <w:p>
+          <w:pPr>
+            <w:pStyle w:val="TOC2"/>
+            <w:tabs>
+              <w:tab w:val="left" w:pos="720"/>
+              <w:tab w:val="right" w:leader="dot" w:pos="9010"/>
+            </w:tabs>
+            <w:rPr>
+              <w:rFonts w:asciiTheme="minorHAnsi" w:eastAsiaTheme="minorEastAsia" w:hAnsiTheme="minorHAnsi" w:cstheme="minorBidi"/>
+              <w:noProof/>
+              <w:kern w:val="2"/>
+              <w14:ligatures w14:val="standardContextual"/>
+            </w:rPr>
+          </w:pPr>
+          <w:hyperlink w:anchor="_Toc228229124" w:history="1">
+            <w:r>
+              <w:rPr>
+                <w:rStyle w:val="Hyperlink"/>
+                <w:noProof/>
+                <w:lang w:val="vi-VN"/>
+              </w:rPr>
+              <w:t>1.</w:t>
+            </w:r>
+            <w:r>
+              <w:rPr>
+                <w:rFonts w:asciiTheme="minorHAnsi" w:eastAsiaTheme="minorEastAsia" w:hAnsiTheme="minorHAnsi" w:cstheme="minorBidi"/>
+                <w:noProof/>
+                <w:kern w:val="2"/>
+                <w14:ligatures w14:val="standardContextual"/>
+              </w:rPr>
+              <w:tab/>
+            </w:r>
+            <w:r>
+              <w:rPr>
+                <w:rStyle w:val="Hyperlink"/>
+                <w:noProof/>
+                <w:lang w:val="vi-VN"/>
+              </w:rPr>
+              <w:t>Kịch bản thử nghiệm 1</w:t>
+            </w:r>
+            <w:r>
+              <w:rPr>
+                <w:noProof/>
+                <w:webHidden/>
+              </w:rPr>
+              <w:tab/>
+            </w:r>
+            <w:r>
+              <w:rPr>
+                <w:noProof/>
+                <w:webHidden/>
+              </w:rPr>
+              <w:fldChar w:fldCharType="begin"/>
+            </w:r>
+            <w:r>
+              <w:rPr>
+                <w:noProof/>
+                <w:webHidden/>
+              </w:rPr>
+              <w:instrText xml:space="preserve"> PAGEREF _Toc228229124 \h </w:instrText>
+            </w:r>
+            <w:r>
+              <w:rPr>
+                <w:noProof/>
+                <w:webHidden/>
+              </w:rPr>
+            </w:r>
+            <w:r>
+              <w:rPr>
+                <w:noProof/>
+                <w:webHidden/>
+              </w:rPr>
+              <w:fldChar w:fldCharType="separate"/>
+            </w:r>
+            <w:r>
+              <w:rPr>
+                <w:noProof/>
+                <w:webHidden/>
+              </w:rPr>
+              <w:t>17</w:t>
+            </w:r>
+            <w:r>
+              <w:rPr>
+                <w:noProof/>
+                <w:webHidden/>
+              </w:rPr>
+              <w:fldChar w:fldCharType="end"/>
+            </w:r>
+          </w:hyperlink>
+        </w:p>
+        <w:p>
+          <w:pPr>
+            <w:pStyle w:val="TOC2"/>
+            <w:tabs>
+              <w:tab w:val="left" w:pos="720"/>
+              <w:tab w:val="right" w:leader="dot" w:pos="9010"/>
+            </w:tabs>
+            <w:rPr>
+              <w:rFonts w:asciiTheme="minorHAnsi" w:eastAsiaTheme="minorEastAsia" w:hAnsiTheme="minorHAnsi" w:cstheme="minorBidi"/>
+              <w:noProof/>
+              <w:kern w:val="2"/>
+              <w14:ligatures w14:val="standardContextual"/>
+            </w:rPr>
+          </w:pPr>
+          <w:hyperlink w:anchor="_Toc228229125" w:history="1">
+            <w:r>
+              <w:rPr>
+                <w:rStyle w:val="Hyperlink"/>
+                <w:noProof/>
+                <w:lang w:val="vi-VN"/>
+              </w:rPr>
+              <w:t>2.</w:t>
+            </w:r>
+            <w:r>
+              <w:rPr>
+                <w:rFonts w:asciiTheme="minorHAnsi" w:eastAsiaTheme="minorEastAsia" w:hAnsiTheme="minorHAnsi" w:cstheme="minorBidi"/>
+                <w:noProof/>
+                <w:kern w:val="2"/>
+                <w14:ligatures w14:val="standardContextual"/>
+              </w:rPr>
+              <w:tab/>
+            </w:r>
+            <w:r>
+              <w:rPr>
+                <w:rStyle w:val="Hyperlink"/>
+                <w:noProof/>
+                <w:lang w:val="vi-VN"/>
+              </w:rPr>
+              <w:t>Kịch bản thử nghiệm 2</w:t>
+            </w:r>
+            <w:r>
+              <w:rPr>
+                <w:noProof/>
+                <w:webHidden/>
+              </w:rPr>
+              <w:tab/>
+            </w:r>
+            <w:r>
+              <w:rPr>
+                <w:noProof/>
+                <w:webHidden/>
+              </w:rPr>
+              <w:fldChar w:fldCharType="begin"/>
+            </w:r>
+            <w:r>
+              <w:rPr>
+                <w:noProof/>
+                <w:webHidden/>
+              </w:rPr>
+              <w:instrText xml:space="preserve"> PAGEREF _Toc228229125 \h </w:instrText>
+            </w:r>
+            <w:r>
+              <w:rPr>
+                <w:noProof/>
+                <w:webHidden/>
+              </w:rPr>
+            </w:r>
+            <w:r>
+              <w:rPr>
+                <w:noProof/>
+                <w:webHidden/>
+              </w:rPr>
+              <w:fldChar w:fldCharType="separate"/>
+            </w:r>
+            <w:r>
+              <w:rPr>
+                <w:noProof/>
+                <w:webHidden/>
+              </w:rPr>
+              <w:t>18</w:t>
+            </w:r>
+            <w:r>
+              <w:rPr>
+                <w:noProof/>
+                <w:webHidden/>
+              </w:rPr>
+              <w:fldChar w:fldCharType="end"/>
+            </w:r>
+          </w:hyperlink>
+        </w:p>
+        <w:p>
+          <w:pPr>
+            <w:pStyle w:val="TOC2"/>
+            <w:tabs>
+              <w:tab w:val="left" w:pos="720"/>
+              <w:tab w:val="right" w:leader="dot" w:pos="9010"/>
+            </w:tabs>
+            <w:rPr>
+              <w:rFonts w:asciiTheme="minorHAnsi" w:eastAsiaTheme="minorEastAsia" w:hAnsiTheme="minorHAnsi" w:cstheme="minorBidi"/>
+              <w:noProof/>
+              <w:kern w:val="2"/>
+              <w14:ligatures w14:val="standardContextual"/>
+            </w:rPr>
+          </w:pPr>
+          <w:hyperlink w:anchor="_Toc228229126" w:history="1">
+            <w:r>
+              <w:rPr>
+                <w:rStyle w:val="Hyperlink"/>
+                <w:noProof/>
+              </w:rPr>
+              <w:t>3.</w:t>
+            </w:r>
+            <w:r>
+              <w:rPr>
+                <w:rFonts w:asciiTheme="minorHAnsi" w:eastAsiaTheme="minorEastAsia" w:hAnsiTheme="minorHAnsi" w:cstheme="minorBidi"/>
+                <w:noProof/>
+                <w:kern w:val="2"/>
+                <w14:ligatures w14:val="standardContextual"/>
+              </w:rPr>
+              <w:tab/>
+            </w:r>
+            <w:r>
+              <w:rPr>
+                <w:rStyle w:val="Hyperlink"/>
+                <w:noProof/>
+                <w:lang w:val="vi-VN"/>
+              </w:rPr>
+              <w:t>Kịch bản thử nghiệm 3</w:t>
+            </w:r>
+            <w:r>
+              <w:rPr>
+                <w:noProof/>
+                <w:webHidden/>
+              </w:rPr>
+              <w:tab/>
+            </w:r>
+            <w:r>
+              <w:rPr>
+                <w:noProof/>
+                <w:webHidden/>
+              </w:rPr>
+              <w:fldChar w:fldCharType="begin"/>
+            </w:r>
+            <w:r>
+              <w:rPr>
+                <w:noProof/>
+                <w:webHidden/>
+              </w:rPr>
+              <w:instrText xml:space="preserve"> PAGEREF _Toc228229126 \h </w:instrText>
+            </w:r>
+            <w:r>
+              <w:rPr>
+                <w:noProof/>
+                <w:webHidden/>
+              </w:rPr>
+            </w:r>
+            <w:r>
+              <w:rPr>
+                <w:noProof/>
+                <w:webHidden/>
+              </w:rPr>
+              <w:fldChar w:fldCharType="separate"/>
+            </w:r>
+            <w:r>
+              <w:rPr>
+                <w:noProof/>
+                <w:webHidden/>
+              </w:rPr>
+              <w:t>19</w:t>
+            </w:r>
+            <w:r>
+              <w:rPr>
+                <w:noProof/>
+                <w:webHidden/>
+              </w:rPr>
+              <w:fldChar w:fldCharType="end"/>
+            </w:r>
+          </w:hyperlink>
+        </w:p>
+        <w:p>
+          <w:pPr>
+            <w:pStyle w:val="TOC2"/>
+            <w:tabs>
+              <w:tab w:val="left" w:pos="720"/>
+              <w:tab w:val="right" w:leader="dot" w:pos="9010"/>
+            </w:tabs>
+            <w:rPr>
+              <w:rFonts w:asciiTheme="minorHAnsi" w:eastAsiaTheme="minorEastAsia" w:hAnsiTheme="minorHAnsi" w:cstheme="minorBidi"/>
+              <w:noProof/>
+              <w:kern w:val="2"/>
+              <w14:ligatures w14:val="standardContextual"/>
+            </w:rPr>
+          </w:pPr>
+          <w:hyperlink w:anchor="_Toc228229127" w:history="1">
+            <w:r>
+              <w:rPr>
+                <w:rStyle w:val="Hyperlink"/>
+                <w:noProof/>
+                <w:lang w:val="vi-VN"/>
+              </w:rPr>
+              <w:t>4.</w:t>
+            </w:r>
+            <w:r>
+              <w:rPr>
+                <w:rFonts w:asciiTheme="minorHAnsi" w:eastAsiaTheme="minorEastAsia" w:hAnsiTheme="minorHAnsi" w:cstheme="minorBidi"/>
+                <w:noProof/>
+                <w:kern w:val="2"/>
+                <w14:ligatures w14:val="standardContextual"/>
+              </w:rPr>
+              <w:tab/>
+            </w:r>
+            <w:r>
+              <w:rPr>
+                <w:rStyle w:val="Hyperlink"/>
+                <w:noProof/>
+                <w:lang w:val="vi-VN"/>
+              </w:rPr>
+              <w:t>Kết quả so sánh ba kịch bản:</w:t>
+            </w:r>
+            <w:r>
+              <w:rPr>
+                <w:noProof/>
+                <w:webHidden/>
+              </w:rPr>
+              <w:tab/>
+            </w:r>
+            <w:r>
+              <w:rPr>
+                <w:noProof/>
+                <w:webHidden/>
+              </w:rPr>
+              <w:fldChar w:fldCharType="begin"/>
+            </w:r>
+            <w:r>
+              <w:rPr>
+                <w:noProof/>
+                <w:webHidden/>
+              </w:rPr>
+              <w:instrText xml:space="preserve"> PAGEREF _Toc228229127 \h </w:instrText>
+            </w:r>
+            <w:r>
+              <w:rPr>
+                <w:noProof/>
+                <w:webHidden/>
+              </w:rPr>
+            </w:r>
+            <w:r>
+              <w:rPr>
+                <w:noProof/>
+                <w:webHidden/>
+              </w:rPr>
+              <w:fldChar w:fldCharType="separate"/>
+            </w:r>
+            <w:r>
+              <w:rPr>
+                <w:noProof/>
+                <w:webHidden/>
+              </w:rPr>
+              <w:t>20</w:t>
             </w:r>
             <w:r>
               <w:rPr>
@@ -2841,7 +3204,7 @@
               <w14:ligatures w14:val="standardContextual"/>
             </w:rPr>
           </w:pPr>
-          <w:hyperlink w:anchor="_Toc228217457" w:history="1">
+          <w:hyperlink w:anchor="_Toc228229128" w:history="1">
             <w:r>
               <w:rPr>
                 <w:rStyle w:val="Hyperlink"/>
@@ -2888,7 +3251,7 @@
                 <w:noProof/>
                 <w:webHidden/>
               </w:rPr>
-              <w:instrText xml:space="preserve"> PAGEREF _Toc228217457 \h </w:instrText>
+              <w:instrText xml:space="preserve"> PAGEREF _Toc228229128 \h </w:instrText>
             </w:r>
             <w:r>
               <w:rPr>
@@ -2908,7 +3271,7 @@
                 <w:noProof/>
                 <w:webHidden/>
               </w:rPr>
-              <w:t>18</w:t>
+              <w:t>20</w:t>
             </w:r>
             <w:r>
               <w:rPr>
@@ -2933,7 +3296,7 @@
               <w14:ligatures w14:val="standardContextual"/>
             </w:rPr>
           </w:pPr>
-          <w:hyperlink w:anchor="_Toc228217458" w:history="1">
+          <w:hyperlink w:anchor="_Toc228229129" w:history="1">
             <w:r>
               <w:rPr>
                 <w:rStyle w:val="Hyperlink"/>
@@ -2980,7 +3343,7 @@
                 <w:noProof/>
                 <w:webHidden/>
               </w:rPr>
-              <w:instrText xml:space="preserve"> PAGEREF _Toc228217458 \h </w:instrText>
+              <w:instrText xml:space="preserve"> PAGEREF _Toc228229129 \h </w:instrText>
             </w:r>
             <w:r>
               <w:rPr>
@@ -3000,7 +3363,7 @@
                 <w:noProof/>
                 <w:webHidden/>
               </w:rPr>
-              <w:t>18</w:t>
+              <w:t>20</w:t>
             </w:r>
             <w:r>
               <w:rPr>
@@ -3066,7 +3429,7 @@
           <w:szCs w:val="28"/>
         </w:rPr>
       </w:pPr>
-      <w:bookmarkStart w:id="0" w:name="_Toc228217436"/>
+      <w:bookmarkStart w:id="0" w:name="_Toc228229103"/>
       <w:r>
         <w:rPr>
           <w:b/>
@@ -3208,7 +3571,7 @@
           <w:szCs w:val="28"/>
         </w:rPr>
       </w:pPr>
-      <w:bookmarkStart w:id="1" w:name="_Toc228217437"/>
+      <w:bookmarkStart w:id="1" w:name="_Toc228229104"/>
       <w:r>
         <w:rPr>
           <w:b/>
@@ -3237,7 +3600,7 @@
           <w:szCs w:val="26"/>
         </w:rPr>
       </w:pPr>
-      <w:bookmarkStart w:id="2" w:name="_Toc228217438"/>
+      <w:bookmarkStart w:id="2" w:name="_Toc228229105"/>
       <w:r>
         <w:rPr>
           <w:b/>
@@ -3330,7 +3693,7 @@
           <w:szCs w:val="26"/>
         </w:rPr>
       </w:pPr>
-      <w:bookmarkStart w:id="3" w:name="_Toc228217439"/>
+      <w:bookmarkStart w:id="3" w:name="_Toc228229106"/>
       <w:r>
         <w:rPr>
           <w:b/>
@@ -3431,7 +3794,7 @@
           <w:szCs w:val="26"/>
         </w:rPr>
       </w:pPr>
-      <w:bookmarkStart w:id="4" w:name="_Toc228217440"/>
+      <w:bookmarkStart w:id="4" w:name="_Toc228229107"/>
       <w:r>
         <w:rPr>
           <w:b/>
@@ -3524,7 +3887,7 @@
           <w:szCs w:val="26"/>
         </w:rPr>
       </w:pPr>
-      <w:bookmarkStart w:id="5" w:name="_Toc228217441"/>
+      <w:bookmarkStart w:id="5" w:name="_Toc228229108"/>
       <w:r>
         <w:rPr>
           <w:b/>
@@ -3617,7 +3980,7 @@
           <w:szCs w:val="26"/>
         </w:rPr>
       </w:pPr>
-      <w:bookmarkStart w:id="6" w:name="_Toc228217442"/>
+      <w:bookmarkStart w:id="6" w:name="_Toc228229109"/>
       <w:r>
         <w:rPr>
           <w:b/>
@@ -3682,7 +4045,7 @@
           <w:szCs w:val="28"/>
         </w:rPr>
       </w:pPr>
-      <w:bookmarkStart w:id="7" w:name="_Toc228217443"/>
+      <w:bookmarkStart w:id="7" w:name="_Toc228229110"/>
       <w:r>
         <w:rPr>
           <w:b/>
@@ -4306,7 +4669,7 @@
           <w:szCs w:val="26"/>
         </w:rPr>
       </w:pPr>
-      <w:bookmarkStart w:id="8" w:name="_Toc228217444"/>
+      <w:bookmarkStart w:id="8" w:name="_Toc228229111"/>
       <w:r>
         <w:rPr>
           <w:b/>
@@ -4833,24 +5196,14 @@
       <w:r>
         <w:t xml:space="preserve">Hình </w:t>
       </w:r>
-      <w:r>
-        <w:fldChar w:fldCharType="begin"/>
-      </w:r>
-      <w:r>
-        <w:instrText xml:space="preserve"> SEQ Hình \* ARABIC </w:instrText>
-      </w:r>
-      <w:r>
-        <w:fldChar w:fldCharType="separate"/>
-      </w:r>
-      <w:r>
-        <w:rPr>
-          <w:noProof/>
-        </w:rPr>
-        <w:t>1</w:t>
-      </w:r>
-      <w:r>
-        <w:fldChar w:fldCharType="end"/>
-      </w:r>
+      <w:fldSimple w:instr=" SEQ Hình \* ARABIC ">
+        <w:r>
+          <w:rPr>
+            <w:noProof/>
+          </w:rPr>
+          <w:t>1</w:t>
+        </w:r>
+      </w:fldSimple>
       <w:r>
         <w:t>. Phân phối số từ trong câu của tập train.</w:t>
       </w:r>
@@ -4977,24 +5330,14 @@
       <w:r>
         <w:t xml:space="preserve">Hình </w:t>
       </w:r>
-      <w:r>
-        <w:fldChar w:fldCharType="begin"/>
-      </w:r>
-      <w:r>
-        <w:instrText xml:space="preserve"> SEQ Hình \* ARABIC </w:instrText>
-      </w:r>
-      <w:r>
-        <w:fldChar w:fldCharType="separate"/>
-      </w:r>
-      <w:r>
-        <w:rPr>
-          <w:noProof/>
-        </w:rPr>
-        <w:t>2</w:t>
-      </w:r>
-      <w:r>
-        <w:fldChar w:fldCharType="end"/>
-      </w:r>
+      <w:fldSimple w:instr=" SEQ Hình \* ARABIC ">
+        <w:r>
+          <w:rPr>
+            <w:noProof/>
+          </w:rPr>
+          <w:t>2</w:t>
+        </w:r>
+      </w:fldSimple>
       <w:r>
         <w:t xml:space="preserve">. </w:t>
       </w:r>
@@ -5094,24 +5437,14 @@
       <w:r>
         <w:t xml:space="preserve">Hình </w:t>
       </w:r>
-      <w:r>
-        <w:fldChar w:fldCharType="begin"/>
-      </w:r>
-      <w:r>
-        <w:instrText xml:space="preserve"> SEQ Hình \* ARABIC </w:instrText>
-      </w:r>
-      <w:r>
-        <w:fldChar w:fldCharType="separate"/>
-      </w:r>
-      <w:r>
-        <w:rPr>
-          <w:noProof/>
-        </w:rPr>
-        <w:t>3</w:t>
-      </w:r>
-      <w:r>
-        <w:fldChar w:fldCharType="end"/>
-      </w:r>
+      <w:fldSimple w:instr=" SEQ Hình \* ARABIC ">
+        <w:r>
+          <w:rPr>
+            <w:noProof/>
+          </w:rPr>
+          <w:t>3</w:t>
+        </w:r>
+      </w:fldSimple>
       <w:r>
         <w:t>. Phân bố tần suất của từ tiếng Anh (train).</w:t>
       </w:r>
@@ -5178,24 +5511,14 @@
       <w:r>
         <w:t xml:space="preserve">Hình </w:t>
       </w:r>
-      <w:r>
-        <w:fldChar w:fldCharType="begin"/>
-      </w:r>
-      <w:r>
-        <w:instrText xml:space="preserve"> SEQ Hình \* ARABIC </w:instrText>
-      </w:r>
-      <w:r>
-        <w:fldChar w:fldCharType="separate"/>
-      </w:r>
-      <w:r>
-        <w:rPr>
-          <w:noProof/>
-        </w:rPr>
-        <w:t>4</w:t>
-      </w:r>
-      <w:r>
-        <w:fldChar w:fldCharType="end"/>
-      </w:r>
+      <w:fldSimple w:instr=" SEQ Hình \* ARABIC ">
+        <w:r>
+          <w:rPr>
+            <w:noProof/>
+          </w:rPr>
+          <w:t>4</w:t>
+        </w:r>
+      </w:fldSimple>
       <w:r>
         <w:t xml:space="preserve">. </w:t>
       </w:r>
@@ -5237,7 +5560,7 @@
           <w:szCs w:val="26"/>
         </w:rPr>
       </w:pPr>
-      <w:bookmarkStart w:id="9" w:name="_Toc228217445"/>
+      <w:bookmarkStart w:id="9" w:name="_Toc228229112"/>
       <w:r>
         <w:rPr>
           <w:b/>
@@ -6962,7 +7285,7 @@
           <w:lang w:val="sv-SE"/>
         </w:rPr>
       </w:pPr>
-      <w:bookmarkStart w:id="10" w:name="_Toc228217446"/>
+      <w:bookmarkStart w:id="10" w:name="_Toc228229113"/>
       <w:r>
         <w:rPr>
           <w:b/>
@@ -6992,7 +7315,7 @@
           <w:szCs w:val="26"/>
         </w:rPr>
       </w:pPr>
-      <w:bookmarkStart w:id="11" w:name="_Toc228217447"/>
+      <w:bookmarkStart w:id="11" w:name="_Toc228229114"/>
       <w:r>
         <w:rPr>
           <w:b/>
@@ -7051,7 +7374,7 @@
           <w:szCs w:val="26"/>
         </w:rPr>
       </w:pPr>
-      <w:bookmarkStart w:id="12" w:name="_Toc228217448"/>
+      <w:bookmarkStart w:id="12" w:name="_Toc228229115"/>
       <w:r>
         <w:rPr>
           <w:b/>
@@ -7125,24 +7448,14 @@
       <w:r>
         <w:t xml:space="preserve">Hình </w:t>
       </w:r>
-      <w:r>
-        <w:fldChar w:fldCharType="begin"/>
-      </w:r>
-      <w:r>
-        <w:instrText xml:space="preserve"> SEQ Hình \* ARABIC </w:instrText>
-      </w:r>
-      <w:r>
-        <w:fldChar w:fldCharType="separate"/>
-      </w:r>
-      <w:r>
-        <w:rPr>
-          <w:noProof/>
-        </w:rPr>
-        <w:t>5</w:t>
-      </w:r>
-      <w:r>
-        <w:fldChar w:fldCharType="end"/>
-      </w:r>
+      <w:fldSimple w:instr=" SEQ Hình \* ARABIC ">
+        <w:r>
+          <w:rPr>
+            <w:noProof/>
+          </w:rPr>
+          <w:t>5</w:t>
+        </w:r>
+      </w:fldSimple>
       <w:r>
         <w:t>. Kiến trúc mô hình sequence to sequence.</w:t>
       </w:r>
@@ -7260,7 +7573,7 @@
           <w:szCs w:val="26"/>
         </w:rPr>
       </w:pPr>
-      <w:bookmarkStart w:id="13" w:name="_Toc228217449"/>
+      <w:bookmarkStart w:id="13" w:name="_Toc228229116"/>
       <w:r>
         <w:rPr>
           <w:b/>
@@ -7669,24 +7982,14 @@
       <w:r>
         <w:t xml:space="preserve">Hình </w:t>
       </w:r>
-      <w:r>
-        <w:fldChar w:fldCharType="begin"/>
-      </w:r>
-      <w:r>
-        <w:instrText xml:space="preserve"> SEQ Hình \* ARABIC </w:instrText>
-      </w:r>
-      <w:r>
-        <w:fldChar w:fldCharType="separate"/>
-      </w:r>
-      <w:r>
-        <w:rPr>
-          <w:noProof/>
-        </w:rPr>
-        <w:t>6</w:t>
-      </w:r>
-      <w:r>
-        <w:fldChar w:fldCharType="end"/>
-      </w:r>
+      <w:fldSimple w:instr=" SEQ Hình \* ARABIC ">
+        <w:r>
+          <w:rPr>
+            <w:noProof/>
+          </w:rPr>
+          <w:t>6</w:t>
+        </w:r>
+      </w:fldSimple>
       <w:r>
         <w:t>. Mô tả hoạt động của encoder.</w:t>
       </w:r>
@@ -7819,7 +8122,6 @@
         <w:rPr>
           <w:sz w:val="26"/>
           <w:szCs w:val="26"/>
-          <w:lang w:val="it-IT"/>
         </w:rPr>
         <w:tab/>
         <w:t>​</w:t>
@@ -7929,7 +8231,7 @@
           <w:szCs w:val="26"/>
         </w:rPr>
       </w:pPr>
-      <w:bookmarkStart w:id="14" w:name="_Toc228217450"/>
+      <w:bookmarkStart w:id="14" w:name="_Toc228229117"/>
       <w:r>
         <w:rPr>
           <w:b/>
@@ -8356,6 +8658,9 @@
             <m:t>)</m:t>
           </m:r>
           <m:r>
+            <m:rPr>
+              <m:sty m:val="p"/>
+            </m:rPr>
             <w:rPr>
               <w:sz w:val="26"/>
               <w:szCs w:val="26"/>
@@ -8584,24 +8889,14 @@
       <w:r>
         <w:t xml:space="preserve">Hình </w:t>
       </w:r>
-      <w:r>
-        <w:fldChar w:fldCharType="begin"/>
-      </w:r>
-      <w:r>
-        <w:instrText xml:space="preserve"> SEQ Hình \* ARABIC </w:instrText>
-      </w:r>
-      <w:r>
-        <w:fldChar w:fldCharType="separate"/>
-      </w:r>
-      <w:r>
-        <w:rPr>
-          <w:noProof/>
-        </w:rPr>
-        <w:t>7</w:t>
-      </w:r>
-      <w:r>
-        <w:fldChar w:fldCharType="end"/>
-      </w:r>
+      <w:fldSimple w:instr=" SEQ Hình \* ARABIC ">
+        <w:r>
+          <w:rPr>
+            <w:noProof/>
+          </w:rPr>
+          <w:t>7</w:t>
+        </w:r>
+      </w:fldSimple>
       <w:r>
         <w:t xml:space="preserve">. Mô tả hoạt động của </w:t>
       </w:r>
@@ -8710,7 +9005,7 @@
           <w:szCs w:val="26"/>
         </w:rPr>
       </w:pPr>
-      <w:bookmarkStart w:id="15" w:name="_Toc228217451"/>
+      <w:bookmarkStart w:id="15" w:name="_Toc228229118"/>
       <w:r>
         <w:rPr>
           <w:b/>
@@ -8751,7 +9046,7 @@
           <w:szCs w:val="26"/>
         </w:rPr>
       </w:pPr>
-      <w:bookmarkStart w:id="16" w:name="_Toc228217452"/>
+      <w:bookmarkStart w:id="16" w:name="_Toc228229119"/>
       <w:r>
         <w:rPr>
           <w:b/>
@@ -8933,24 +9228,14 @@
       <w:r>
         <w:t xml:space="preserve">Hình </w:t>
       </w:r>
-      <w:r>
-        <w:fldChar w:fldCharType="begin"/>
-      </w:r>
-      <w:r>
-        <w:instrText xml:space="preserve"> SEQ Hình \* ARABIC </w:instrText>
-      </w:r>
-      <w:r>
-        <w:fldChar w:fldCharType="separate"/>
-      </w:r>
-      <w:r>
-        <w:rPr>
-          <w:noProof/>
-        </w:rPr>
-        <w:t>8</w:t>
-      </w:r>
-      <w:r>
-        <w:fldChar w:fldCharType="end"/>
-      </w:r>
+      <w:fldSimple w:instr=" SEQ Hình \* ARABIC ">
+        <w:r>
+          <w:rPr>
+            <w:noProof/>
+          </w:rPr>
+          <w:t>8</w:t>
+        </w:r>
+      </w:fldSimple>
       <w:r>
         <w:t>. Kiến trúc mô hình Transformer.</w:t>
       </w:r>
@@ -9034,24 +9319,14 @@
       <w:r>
         <w:t xml:space="preserve">Hình </w:t>
       </w:r>
-      <w:r>
-        <w:fldChar w:fldCharType="begin"/>
-      </w:r>
-      <w:r>
-        <w:instrText xml:space="preserve"> SEQ Hình \* ARABIC </w:instrText>
-      </w:r>
-      <w:r>
-        <w:fldChar w:fldCharType="separate"/>
-      </w:r>
-      <w:r>
-        <w:rPr>
-          <w:noProof/>
-        </w:rPr>
-        <w:t>9</w:t>
-      </w:r>
-      <w:r>
-        <w:fldChar w:fldCharType="end"/>
-      </w:r>
+      <w:fldSimple w:instr=" SEQ Hình \* ARABIC ">
+        <w:r>
+          <w:rPr>
+            <w:noProof/>
+          </w:rPr>
+          <w:t>9</w:t>
+        </w:r>
+      </w:fldSimple>
       <w:r>
         <w:t>. Mô hình Transformer khác phục hạn chế LSTM bằng khả năng xử lý song song.</w:t>
       </w:r>
@@ -9129,24 +9404,14 @@
       <w:r>
         <w:t xml:space="preserve">Hình </w:t>
       </w:r>
-      <w:r>
-        <w:fldChar w:fldCharType="begin"/>
-      </w:r>
-      <w:r>
-        <w:instrText xml:space="preserve"> SEQ Hình \* ARABIC </w:instrText>
-      </w:r>
-      <w:r>
-        <w:fldChar w:fldCharType="separate"/>
-      </w:r>
-      <w:r>
-        <w:rPr>
-          <w:noProof/>
-        </w:rPr>
-        <w:t>10</w:t>
-      </w:r>
-      <w:r>
-        <w:fldChar w:fldCharType="end"/>
-      </w:r>
+      <w:fldSimple w:instr=" SEQ Hình \* ARABIC ">
+        <w:r>
+          <w:rPr>
+            <w:noProof/>
+          </w:rPr>
+          <w:t>10</w:t>
+        </w:r>
+      </w:fldSimple>
       <w:r>
         <w:t>. Kiến trúc chi tiết của mô hình Transformer.</w:t>
       </w:r>
@@ -9182,7 +9447,7 @@
           <w:szCs w:val="26"/>
         </w:rPr>
       </w:pPr>
-      <w:bookmarkStart w:id="17" w:name="_Toc228217453"/>
+      <w:bookmarkStart w:id="17" w:name="_Toc228229120"/>
       <w:r>
         <w:rPr>
           <w:b/>
@@ -9287,24 +9552,14 @@
       <w:r>
         <w:t xml:space="preserve">Hình </w:t>
       </w:r>
-      <w:r>
-        <w:fldChar w:fldCharType="begin"/>
-      </w:r>
-      <w:r>
-        <w:instrText xml:space="preserve"> SEQ Hình \* ARABIC </w:instrText>
-      </w:r>
-      <w:r>
-        <w:fldChar w:fldCharType="separate"/>
-      </w:r>
-      <w:r>
-        <w:rPr>
-          <w:noProof/>
-        </w:rPr>
-        <w:t>11</w:t>
-      </w:r>
-      <w:r>
-        <w:fldChar w:fldCharType="end"/>
-      </w:r>
+      <w:fldSimple w:instr=" SEQ Hình \* ARABIC ">
+        <w:r>
+          <w:rPr>
+            <w:noProof/>
+          </w:rPr>
+          <w:t>11</w:t>
+        </w:r>
+      </w:fldSimple>
       <w:r>
         <w:t>. Thêm thông tin về vị trí của từng từ trước khi đưa vào Encoder.</w:t>
       </w:r>
@@ -10082,7 +10337,7 @@
           <w:szCs w:val="26"/>
         </w:rPr>
       </w:pPr>
-      <w:bookmarkStart w:id="18" w:name="_Toc228217454"/>
+      <w:bookmarkStart w:id="18" w:name="_Toc228229121"/>
       <w:r>
         <w:rPr>
           <w:b/>
@@ -10249,24 +10504,14 @@
       <w:r>
         <w:t xml:space="preserve">Hình </w:t>
       </w:r>
-      <w:r>
-        <w:fldChar w:fldCharType="begin"/>
-      </w:r>
-      <w:r>
-        <w:instrText xml:space="preserve"> SEQ Hình \* ARABIC </w:instrText>
-      </w:r>
-      <w:r>
-        <w:fldChar w:fldCharType="separate"/>
-      </w:r>
-      <w:r>
-        <w:rPr>
-          <w:noProof/>
-        </w:rPr>
-        <w:t>12</w:t>
-      </w:r>
-      <w:r>
-        <w:fldChar w:fldCharType="end"/>
-      </w:r>
+      <w:fldSimple w:instr=" SEQ Hình \* ARABIC ">
+        <w:r>
+          <w:rPr>
+            <w:noProof/>
+          </w:rPr>
+          <w:t>12</w:t>
+        </w:r>
+      </w:fldSimple>
       <w:r>
         <w:t>. Mô tả một encoder layer.</w:t>
       </w:r>
@@ -10481,24 +10726,14 @@
       <w:r>
         <w:t xml:space="preserve">Hình </w:t>
       </w:r>
-      <w:r>
-        <w:fldChar w:fldCharType="begin"/>
-      </w:r>
-      <w:r>
-        <w:instrText xml:space="preserve"> SEQ Hình \* ARABIC </w:instrText>
-      </w:r>
-      <w:r>
-        <w:fldChar w:fldCharType="separate"/>
-      </w:r>
-      <w:r>
-        <w:rPr>
-          <w:noProof/>
-        </w:rPr>
-        <w:t>13</w:t>
-      </w:r>
-      <w:r>
-        <w:fldChar w:fldCharType="end"/>
-      </w:r>
+      <w:fldSimple w:instr=" SEQ Hình \* ARABIC ">
+        <w:r>
+          <w:rPr>
+            <w:noProof/>
+          </w:rPr>
+          <w:t>13</w:t>
+        </w:r>
+      </w:fldSimple>
       <w:r>
         <w:t>. Mô tả seft-attention cho một từ trong câu với các từ còn lại.</w:t>
       </w:r>
@@ -10604,24 +10839,14 @@
       <w:r>
         <w:t xml:space="preserve">Hình </w:t>
       </w:r>
-      <w:r>
-        <w:fldChar w:fldCharType="begin"/>
-      </w:r>
-      <w:r>
-        <w:instrText xml:space="preserve"> SEQ Hình \* ARABIC </w:instrText>
-      </w:r>
-      <w:r>
-        <w:fldChar w:fldCharType="separate"/>
-      </w:r>
-      <w:r>
-        <w:rPr>
-          <w:noProof/>
-        </w:rPr>
-        <w:t>14</w:t>
-      </w:r>
-      <w:r>
-        <w:fldChar w:fldCharType="end"/>
-      </w:r>
+      <w:fldSimple w:instr=" SEQ Hình \* ARABIC ">
+        <w:r>
+          <w:rPr>
+            <w:noProof/>
+          </w:rPr>
+          <w:t>14</w:t>
+        </w:r>
+      </w:fldSimple>
       <w:r>
         <w:t>. Tính toán attention vector.</w:t>
       </w:r>
@@ -10728,24 +10953,14 @@
       <w:r>
         <w:t xml:space="preserve">Hình </w:t>
       </w:r>
-      <w:r>
-        <w:fldChar w:fldCharType="begin"/>
-      </w:r>
-      <w:r>
-        <w:instrText xml:space="preserve"> SEQ Hình \* ARABIC </w:instrText>
-      </w:r>
-      <w:r>
-        <w:fldChar w:fldCharType="separate"/>
-      </w:r>
-      <w:r>
-        <w:rPr>
-          <w:noProof/>
-        </w:rPr>
-        <w:t>15</w:t>
-      </w:r>
-      <w:r>
-        <w:fldChar w:fldCharType="end"/>
-      </w:r>
+      <w:fldSimple w:instr=" SEQ Hình \* ARABIC ">
+        <w:r>
+          <w:rPr>
+            <w:noProof/>
+          </w:rPr>
+          <w:t>15</w:t>
+        </w:r>
+      </w:fldSimple>
       <w:r>
         <w:t>. Multi-head attention với nhiều head attention song song.</w:t>
       </w:r>
@@ -10780,7 +10995,7 @@
           <w:szCs w:val="26"/>
         </w:rPr>
       </w:pPr>
-      <w:bookmarkStart w:id="19" w:name="_Toc228217455"/>
+      <w:bookmarkStart w:id="19" w:name="_Toc228229122"/>
       <w:r>
         <w:rPr>
           <w:b/>
@@ -10992,24 +11207,14 @@
       <w:r>
         <w:t xml:space="preserve">Hình </w:t>
       </w:r>
-      <w:r>
-        <w:fldChar w:fldCharType="begin"/>
-      </w:r>
-      <w:r>
-        <w:instrText xml:space="preserve"> SEQ Hình \* ARABIC </w:instrText>
-      </w:r>
-      <w:r>
-        <w:fldChar w:fldCharType="separate"/>
-      </w:r>
-      <w:r>
-        <w:rPr>
-          <w:noProof/>
-        </w:rPr>
-        <w:t>16</w:t>
-      </w:r>
-      <w:r>
-        <w:fldChar w:fldCharType="end"/>
-      </w:r>
+      <w:fldSimple w:instr=" SEQ Hình \* ARABIC ">
+        <w:r>
+          <w:rPr>
+            <w:noProof/>
+          </w:rPr>
+          <w:t>16</w:t>
+        </w:r>
+      </w:fldSimple>
       <w:r>
         <w:t>. Mô tả một layer decoder.</w:t>
       </w:r>
@@ -11049,7 +11254,7 @@
           <w:szCs w:val="28"/>
         </w:rPr>
       </w:pPr>
-      <w:bookmarkStart w:id="20" w:name="_Toc228217456"/>
+      <w:bookmarkStart w:id="20" w:name="_Toc228229123"/>
       <w:r>
         <w:rPr>
           <w:b/>
@@ -11064,104 +11269,204 @@
     <w:p>
       <w:pPr>
         <w:pStyle w:val="Heading2"/>
+        <w:numPr>
+          <w:ilvl w:val="1"/>
+          <w:numId w:val="48"/>
+        </w:numPr>
+        <w:spacing w:before="0" w:line="312" w:lineRule="auto"/>
+        <w:ind w:left="720"/>
         <w:rPr>
           <w:lang w:val="vi-VN"/>
         </w:rPr>
       </w:pPr>
+      <w:bookmarkStart w:id="21" w:name="_Toc228229124"/>
       <w:r>
         <w:rPr>
           <w:lang w:val="vi-VN"/>
         </w:rPr>
-        <w:t>1</w:t>
-      </w:r>
+        <w:t xml:space="preserve">Kịch bản thử nghiệm </w:t>
+      </w:r>
+      <w:bookmarkEnd w:id="21"/>
       <w:r>
         <w:rPr>
           <w:lang w:val="vi-VN"/>
         </w:rPr>
-        <w:t xml:space="preserve">. Kịch bản thử nghiệm </w:t>
-      </w:r>
-      <w:r>
+        <w:t>Seq2Seq</w:t>
+      </w:r>
+    </w:p>
+    <w:p>
+      <w:pPr>
+        <w:spacing w:line="312" w:lineRule="auto"/>
+        <w:ind w:firstLine="360"/>
+        <w:jc w:val="both"/>
         <w:rPr>
           <w:lang w:val="vi-VN"/>
         </w:rPr>
-        <w:t>1</w:t>
-      </w:r>
-    </w:p>
-    <w:p>
-      <w:pPr>
+      </w:pPr>
+      <w:r>
         <w:rPr>
           <w:lang w:val="vi-VN"/>
         </w:rPr>
-      </w:pPr>
+        <w:t xml:space="preserve">Ngôn ngữ nguồn được xử lý bằng bộ tách từ </w:t>
+      </w:r>
+      <m:oMath>
+        <m:r>
+          <w:rPr>
+            <w:rFonts w:ascii="Cambria Math" w:hAnsi="Cambria Math"/>
+            <w:lang w:val="vi-VN"/>
+          </w:rPr>
+          <m:t>en_core_web_sm</m:t>
+        </m:r>
+      </m:oMath>
       <w:r>
         <w:rPr>
           <w:lang w:val="vi-VN"/>
         </w:rPr>
-        <w:t>Ngôn ngữ nguồn sử dụng bộ tách từ en_core_web_sm và ngôn ngữ đích sử dụng vi_core_news_lg. Độ dài tối đa của mỗi câu được giới hạn ở max_strlen = 160, nhằm đảm bảo các chuỗi đầu vào và đầu ra không vượt quá ngưỡng này trong quá trình huấn luyện. Kích thước batch được thiết lập là batchsize = 1500, và quá trình huấn luyện được thực hiện trên thiết bị device = cuda.</w:t>
-      </w:r>
-    </w:p>
-    <w:p>
-      <w:pPr>
+        <w:t xml:space="preserve">, trong khi ngôn ngữ đích sử dụng </w:t>
+      </w:r>
+      <m:oMath>
+        <m:r>
+          <w:rPr>
+            <w:rFonts w:ascii="Cambria Math" w:hAnsi="Cambria Math"/>
+            <w:lang w:val="vi-VN"/>
+          </w:rPr>
+          <m:t>vi_core_news_lg</m:t>
+        </m:r>
+      </m:oMath>
+      <w:r>
         <w:rPr>
           <w:lang w:val="vi-VN"/>
         </w:rPr>
-      </w:pPr>
-    </w:p>
-    <w:p>
-      <w:pPr>
+        <w:t xml:space="preserve"> nhằm đảm bảo việc phân tách từ phù hợp với đặc trưng của từng ngôn ngữ. Độ dài tối đa của mỗi câu được giới hạn ở </w:t>
+      </w:r>
+      <m:oMath>
+        <m:r>
+          <w:rPr>
+            <w:rFonts w:ascii="Cambria Math" w:hAnsi="Cambria Math"/>
+            <w:lang w:val="vi-VN"/>
+          </w:rPr>
+          <m:t>160 token</m:t>
+        </m:r>
+      </m:oMath>
+      <w:r>
         <w:rPr>
           <w:lang w:val="vi-VN"/>
         </w:rPr>
-      </w:pPr>
-      <w:r>
+        <w:t>, giúp kiểm soát kích thước đầu vào và đầu ra trong quá trình huấn luyện.</w:t>
+      </w:r>
+    </w:p>
+    <w:p>
+      <w:pPr>
+        <w:spacing w:line="312" w:lineRule="auto"/>
+        <w:ind w:firstLine="360"/>
+        <w:jc w:val="both"/>
         <w:rPr>
           <w:lang w:val="vi-VN"/>
         </w:rPr>
-        <w:t>Ở phía mô hình, kích thước vector embedding của encoder là encoder_embedding_dim = 256 và của decoder là decoder_embedding_dim = 256. Số chiều của trạng thái ẩn trong mạng là hidden_dim = 512. Mô hình sử dụng n_layers = 2 lớp cho cả encoder và decoder. Tỷ lệ dropout của encoder là encoder_dropout = 0.5 và của decoder là decoder_dropout = 0.5.</w:t>
-      </w:r>
-    </w:p>
-    <w:p>
-      <w:pPr>
+      </w:pPr>
+      <w:r>
         <w:rPr>
           <w:lang w:val="vi-VN"/>
         </w:rPr>
-      </w:pPr>
-    </w:p>
-    <w:p>
-      <w:pPr>
+        <w:t xml:space="preserve">Dữ liệu được chia theo batch với kích thước </w:t>
+      </w:r>
+      <m:oMath>
+        <m:r>
+          <w:rPr>
+            <w:rFonts w:ascii="Cambria Math" w:hAnsi="Cambria Math"/>
+            <w:lang w:val="vi-VN"/>
+          </w:rPr>
+          <m:t>1500</m:t>
+        </m:r>
+      </m:oMath>
+      <w:r>
         <w:rPr>
           <w:lang w:val="vi-VN"/>
         </w:rPr>
-      </w:pPr>
-      <w:r>
+        <w:t>, và toàn bộ quá trình huấn luyện được thực hiện trên GPU (CUDA) nhằm tăng tốc độ tính toán.</w:t>
+      </w:r>
+    </w:p>
+    <w:p>
+      <w:pPr>
+        <w:spacing w:line="312" w:lineRule="auto"/>
+        <w:ind w:firstLine="360"/>
+        <w:jc w:val="both"/>
         <w:rPr>
           <w:lang w:val="vi-VN"/>
         </w:rPr>
-        <w:t xml:space="preserve">Quá trình tối ưu sử dụng tốc độ học lr = 0.001, với số vòng lặp huấn luyện là epochs = </w:t>
-      </w:r>
+      </w:pPr>
       <w:r>
         <w:rPr>
           <w:lang w:val="vi-VN"/>
         </w:rPr>
-        <w:t>11</w:t>
-      </w:r>
+        <w:t xml:space="preserve">Về kiến trúc mô hình, vector embedding của encoder và decoder đều có kích thước </w:t>
+      </w:r>
+      <m:oMath>
+        <m:r>
+          <w:rPr>
+            <w:rFonts w:ascii="Cambria Math" w:hAnsi="Cambria Math"/>
+            <w:lang w:val="vi-VN"/>
+          </w:rPr>
+          <m:t>256</m:t>
+        </m:r>
+      </m:oMath>
       <w:r>
         <w:rPr>
           <w:lang w:val="vi-VN"/>
         </w:rPr>
-        <w:t>. Giá trị clip = 1 được sử dụng để giới hạn gradient trong quá trình lan truyền ngược. Tỷ lệ teacher forcing được đặt là teacher_forcing_ratio = 0.5</w:t>
-      </w:r>
-    </w:p>
-    <w:p>
-      <w:pPr>
+        <w:t xml:space="preserve"> chiều, trong khi hidden state được thiết lập ở mức </w:t>
+      </w:r>
+      <m:oMath>
+        <m:r>
+          <w:rPr>
+            <w:rFonts w:ascii="Cambria Math" w:hAnsi="Cambria Math"/>
+            <w:lang w:val="vi-VN"/>
+          </w:rPr>
+          <m:t>512</m:t>
+        </m:r>
+      </m:oMath>
+      <w:r>
         <w:rPr>
           <w:lang w:val="vi-VN"/>
         </w:rPr>
-      </w:pPr>
+        <w:t xml:space="preserve"> chiều. Mô hình bao gồm </w:t>
+      </w:r>
+      <m:oMath>
+        <m:r>
+          <w:rPr>
+            <w:rFonts w:ascii="Cambria Math" w:hAnsi="Cambria Math"/>
+            <w:lang w:val="vi-VN"/>
+          </w:rPr>
+          <m:t>2</m:t>
+        </m:r>
+      </m:oMath>
+      <w:r>
+        <w:rPr>
+          <w:lang w:val="vi-VN"/>
+        </w:rPr>
+        <w:t xml:space="preserve"> lớp (layers) cho cả encoder và decoder. Để giảm hiện tượng overfitting, dropout được áp dụng với tỷ lệ </w:t>
+      </w:r>
+      <m:oMath>
+        <m:r>
+          <w:rPr>
+            <w:rFonts w:ascii="Cambria Math" w:hAnsi="Cambria Math"/>
+            <w:lang w:val="vi-VN"/>
+          </w:rPr>
+          <m:t>0.5</m:t>
+        </m:r>
+      </m:oMath>
+      <w:r>
+        <w:rPr>
+          <w:lang w:val="vi-VN"/>
+        </w:rPr>
+        <w:t xml:space="preserve"> cho cả hai phía encoder và decoder.</w:t>
+      </w:r>
     </w:p>
     <w:p>
       <w:pPr>
         <w:spacing w:line="312" w:lineRule="auto"/>
+        <w:ind w:firstLine="360"/>
+        <w:jc w:val="both"/>
         <w:rPr>
           <w:lang w:val="vi-VN"/>
         </w:rPr>
@@ -11170,12 +11475,74 @@
         <w:rPr>
           <w:lang w:val="vi-VN"/>
         </w:rPr>
-        <w:t>Kết quả thử nghiệm: BLEU trên tập Test = 0.1128</w:t>
+        <w:t xml:space="preserve">Quá trình tối ưu sử dụng learning rate </w:t>
+      </w:r>
+      <m:oMath>
+        <m:r>
+          <w:rPr>
+            <w:rFonts w:ascii="Cambria Math" w:hAnsi="Cambria Math"/>
+            <w:lang w:val="vi-VN"/>
+          </w:rPr>
+          <m:t>0.001</m:t>
+        </m:r>
+      </m:oMath>
+      <w:r>
+        <w:rPr>
+          <w:lang w:val="vi-VN"/>
+        </w:rPr>
+        <w:t xml:space="preserve">, với tổng số </w:t>
+      </w:r>
+      <m:oMath>
+        <m:r>
+          <w:rPr>
+            <w:rFonts w:ascii="Cambria Math" w:hAnsi="Cambria Math"/>
+            <w:lang w:val="vi-VN"/>
+          </w:rPr>
+          <m:t>11</m:t>
+        </m:r>
+      </m:oMath>
+      <w:r>
+        <w:rPr>
+          <w:lang w:val="vi-VN"/>
+        </w:rPr>
+        <w:t xml:space="preserve"> epochs huấn luyện. Ngoài ra, gradient clipping với giá trị </w:t>
+      </w:r>
+      <m:oMath>
+        <m:r>
+          <w:rPr>
+            <w:rFonts w:ascii="Cambria Math" w:hAnsi="Cambria Math"/>
+            <w:lang w:val="vi-VN"/>
+          </w:rPr>
+          <m:t>1.0</m:t>
+        </m:r>
+      </m:oMath>
+      <w:r>
+        <w:rPr>
+          <w:lang w:val="vi-VN"/>
+        </w:rPr>
+        <w:t xml:space="preserve"> được áp dụng nhằm ổn định quá trình lan truyền ngược. Trong quá trình huấn luyện, kỹ thuật teacher forcing được sử dụng với tỷ lệ </w:t>
+      </w:r>
+      <m:oMath>
+        <m:r>
+          <w:rPr>
+            <w:rFonts w:ascii="Cambria Math" w:hAnsi="Cambria Math"/>
+            <w:lang w:val="vi-VN"/>
+          </w:rPr>
+          <m:t>0.5</m:t>
+        </m:r>
+      </m:oMath>
+      <w:r>
+        <w:rPr>
+          <w:lang w:val="vi-VN"/>
+        </w:rPr>
+        <w:t xml:space="preserve"> để cải thiện khả năng hội tụ của mô hình.</w:t>
       </w:r>
     </w:p>
     <w:p>
       <w:pPr>
         <w:spacing w:line="312" w:lineRule="auto"/>
+        <w:ind w:firstLine="360"/>
+        <w:jc w:val="both"/>
         <w:rPr>
           <w:lang w:val="vi-VN"/>
         </w:rPr>
@@ -11183,7 +11550,11 @@
     </w:p>
     <w:p>
       <w:pPr>
-        <w:rPr>
+        <w:spacing w:line="312" w:lineRule="auto"/>
+        <w:ind w:firstLine="360"/>
+        <w:jc w:val="both"/>
+        <w:rPr>
+          <w:i/>
           <w:lang w:val="vi-VN"/>
         </w:rPr>
       </w:pPr>
@@ -11191,19 +11562,44 @@
         <w:rPr>
           <w:lang w:val="vi-VN"/>
         </w:rPr>
-        <w:t>Thử nghiệm với một câu ví dụ:</w:t>
-      </w:r>
-    </w:p>
-    <w:p>
-      <w:pPr>
-        <w:rPr>
+        <w:t>Kết quả thử nghiệm: BLEU trên tập Test = 0.</w:t>
+      </w:r>
+      <m:oMath>
+        <m:r>
+          <w:rPr>
+            <w:rFonts w:ascii="Cambria Math" w:hAnsi="Cambria Math"/>
+            <w:lang w:val="vi-VN"/>
+          </w:rPr>
+          <m:t>03</m:t>
+        </m:r>
+        <m:r>
+          <w:rPr>
+            <w:rFonts w:ascii="Cambria Math" w:hAnsi="Cambria Math"/>
+            <w:lang w:val="vi-VN"/>
+          </w:rPr>
+          <m:t>7</m:t>
+        </m:r>
+        <m:r>
+          <w:rPr>
+            <w:rFonts w:ascii="Cambria Math" w:hAnsi="Cambria Math"/>
+            <w:lang w:val="vi-VN"/>
+          </w:rPr>
+          <m:t>8</m:t>
+        </m:r>
+      </m:oMath>
+    </w:p>
+    <w:p>
+      <w:pPr>
+        <w:keepNext/>
+        <w:spacing w:line="312" w:lineRule="auto"/>
+        <w:jc w:val="center"/>
+      </w:pPr>
+      <w:r>
+        <w:rPr>
+          <w:noProof/>
           <w:lang w:val="vi-VN"/>
         </w:rPr>
-      </w:pPr>
-      <w:r>
-        <w:rPr>
-          <w:lang w:val="vi-VN"/>
-        </w:rPr>
+        <w:lastRenderedPageBreak/>
         <w:drawing>
           <wp:inline distT="0" distB="0" distL="0" distR="0" wp14:anchorId="0B84614D" wp14:editId="70958755">
             <wp:extent cx="5473700" cy="1028700"/>
@@ -11243,22 +11639,59 @@
     </w:p>
     <w:p>
       <w:pPr>
+        <w:pStyle w:val="Caption"/>
+        <w:jc w:val="center"/>
+      </w:pPr>
+      <w:r>
+        <w:t xml:space="preserve">Hình </w:t>
+      </w:r>
+      <w:fldSimple w:instr=" SEQ Hình \* ARABIC ">
+        <w:r>
+          <w:rPr>
+            <w:noProof/>
+          </w:rPr>
+          <w:t>17</w:t>
+        </w:r>
+      </w:fldSimple>
+      <w:r>
+        <w:t>. Thử nghiệm với 1 ví dụ trong tập test.</w:t>
+      </w:r>
+    </w:p>
+    <w:p>
+      <w:pPr>
+        <w:spacing w:line="312" w:lineRule="auto"/>
+      </w:pPr>
+    </w:p>
+    <w:p>
+      <w:pPr>
         <w:pStyle w:val="Heading2"/>
+        <w:numPr>
+          <w:ilvl w:val="1"/>
+          <w:numId w:val="48"/>
+        </w:numPr>
+        <w:spacing w:before="0" w:line="312" w:lineRule="auto"/>
+        <w:ind w:left="720"/>
         <w:rPr>
           <w:lang w:val="vi-VN"/>
         </w:rPr>
       </w:pPr>
+      <w:bookmarkStart w:id="22" w:name="_Toc228229125"/>
       <w:r>
         <w:rPr>
           <w:lang w:val="vi-VN"/>
         </w:rPr>
-        <w:lastRenderedPageBreak/>
-        <w:t>2. Kịch bản thử nghiệm 2</w:t>
+        <w:t xml:space="preserve">Kịch bản thử nghiệm </w:t>
+      </w:r>
+      <w:bookmarkEnd w:id="22"/>
+      <w:r>
+        <w:t>Transformer 1</w:t>
       </w:r>
     </w:p>
     <w:p>
       <w:pPr>
         <w:spacing w:line="312" w:lineRule="auto"/>
+        <w:ind w:firstLine="360"/>
+        <w:jc w:val="both"/>
         <w:rPr>
           <w:lang w:val="vi-VN"/>
         </w:rPr>
@@ -11267,180 +11700,150 @@
         <w:rPr>
           <w:lang w:val="vi-VN"/>
         </w:rPr>
-        <w:t>Sử dụng mô hình transoformer với các tham số như sau:</w:t>
+        <w:t xml:space="preserve">Mô hình Transformer trong kịch bản thử nghiệm thứ </w:t>
       </w:r>
       <w:r>
         <w:rPr>
           <w:lang w:val="vi-VN"/>
         </w:rPr>
+        <w:t>1</w:t>
+      </w:r>
+      <w:r>
+        <w:rPr>
+          <w:lang w:val="vi-VN"/>
+        </w:rPr>
+        <w:t xml:space="preserve"> được xây dựng với các tham số như sau:</w:t>
+      </w:r>
+    </w:p>
+    <w:p>
+      <w:pPr>
+        <w:pStyle w:val="ListParagraph"/>
+        <w:numPr>
+          <w:ilvl w:val="0"/>
+          <w:numId w:val="74"/>
+        </w:numPr>
+        <w:spacing w:line="312" w:lineRule="auto"/>
+        <w:ind w:left="900"/>
+        <w:jc w:val="both"/>
+        <w:rPr>
+          <w:lang w:val="vi-VN"/>
+        </w:rPr>
+      </w:pPr>
+      <w:r>
+        <w:rPr>
+          <w:lang w:val="vi-VN"/>
+        </w:rPr>
+        <w:t>Ngôn ngữ nguồn được xử lý bằng tokenizer en_core_web_sm, trong khi ngôn ngữ đích sử dụng vi_core_news_lg từ thư viện spaCy nhằm phục vụ quá trình tách từ và tiền xử lý văn bản.</w:t>
+      </w:r>
+    </w:p>
+    <w:p>
+      <w:pPr>
+        <w:pStyle w:val="ListParagraph"/>
+        <w:numPr>
+          <w:ilvl w:val="0"/>
+          <w:numId w:val="74"/>
+        </w:numPr>
+        <w:spacing w:line="312" w:lineRule="auto"/>
+        <w:ind w:left="900"/>
+        <w:jc w:val="both"/>
+        <w:rPr>
+          <w:lang w:val="vi-VN"/>
+        </w:rPr>
+      </w:pPr>
+      <w:r>
+        <w:rPr>
+          <w:lang w:val="vi-VN"/>
+        </w:rPr>
+        <w:t>Độ dài tối đa của câu được giới hạn ở 160 token, giúp kiểm soát chi phí tính toán và tránh các chuỗi quá dài trong quá trình huấn luyện. Dữ liệu được chia theo batch với kích thước 1500 token, và toàn bộ quá trình huấn luyện được thực hiện trên GPU (CUDA) để tăng tốc độ xử lý.</w:t>
+      </w:r>
+    </w:p>
+    <w:p>
+      <w:pPr>
+        <w:pStyle w:val="ListParagraph"/>
+        <w:numPr>
+          <w:ilvl w:val="0"/>
+          <w:numId w:val="74"/>
+        </w:numPr>
+        <w:spacing w:line="312" w:lineRule="auto"/>
+        <w:ind w:left="900"/>
+        <w:jc w:val="both"/>
+        <w:rPr>
+          <w:lang w:val="vi-VN"/>
+        </w:rPr>
+      </w:pPr>
+      <w:r>
+        <w:rPr>
+          <w:lang w:val="vi-VN"/>
+        </w:rPr>
+        <w:t>Về kiến trúc mô hình, Transformer sử dụng vector embedding với kích thước d_model = 512, gồm 6 lớp (layers) và 8 attention heads. Tỷ lệ dropout được thiết lập ở mức 0.1 nhằm giảm hiện tượng overfitting và cải thiện khả năng tổng quát hóa của mô hình.</w:t>
+      </w:r>
+    </w:p>
+    <w:p>
+      <w:pPr>
+        <w:pStyle w:val="ListParagraph"/>
+        <w:numPr>
+          <w:ilvl w:val="0"/>
+          <w:numId w:val="74"/>
+        </w:numPr>
+        <w:spacing w:line="312" w:lineRule="auto"/>
+        <w:ind w:left="900"/>
+        <w:jc w:val="both"/>
+        <w:rPr>
+          <w:lang w:val="vi-VN"/>
+        </w:rPr>
+      </w:pPr>
+      <w:r>
+        <w:rPr>
+          <w:lang w:val="vi-VN"/>
+        </w:rPr>
+        <w:t>Quá trình tối ưu sử dụng learning rate 0.0001 với tổng số 12 epochs huấn luyện. Trong giai đoạn suy luận, phương pháp beam search được áp dụng với beam size k = 5, giúp mô hình xem xét nhiều phương án đầu ra đồng thời và cải thiện chất lượng bản dịch.</w:t>
+      </w:r>
+    </w:p>
+    <w:p>
+      <w:pPr>
+        <w:spacing w:line="312" w:lineRule="auto"/>
+        <w:ind w:left="540"/>
+        <w:rPr>
+          <w:lang w:val="vi-VN"/>
+        </w:rPr>
+      </w:pPr>
+    </w:p>
+    <w:p>
+      <w:pPr>
+        <w:spacing w:line="312" w:lineRule="auto"/>
+        <w:ind w:firstLine="360"/>
+        <w:rPr>
+          <w:lang w:val="vi-VN"/>
+        </w:rPr>
+      </w:pPr>
+      <w:r>
+        <w:rPr>
+          <w:lang w:val="vi-VN"/>
+        </w:rPr>
+        <w:t>Kết quả thử nghiệm: BLEU trên tập Test = 0.</w:t>
+      </w:r>
+      <w:r>
+        <w:rPr>
+          <w:lang w:val="vi-VN"/>
+        </w:rPr>
+        <w:t>1128</w:t>
+      </w:r>
+    </w:p>
+    <w:p>
+      <w:pPr>
+        <w:keepNext/>
+        <w:spacing w:line="312" w:lineRule="auto"/>
+        <w:jc w:val="center"/>
+      </w:pPr>
+      <w:r>
+        <w:rPr>
+          <w:lang w:val="vi-VN"/>
+        </w:rPr>
         <w:br/>
       </w:r>
       <w:r>
         <w:rPr>
-          <w:lang w:val="vi-VN"/>
-        </w:rPr>
-        <w:t xml:space="preserve">Ngôn ngữ nguồn sử dụng tokenizer src_lang = en_core_web_sm, và ngôn ngữ đích sử dụng tokenizer trg_lang = vi_core_news_lg từ thư viện </w:t>
-      </w:r>
-      <w:r>
-        <w:rPr>
-          <w:lang w:val="vi-VN"/>
-        </w:rPr>
-        <w:t>s</w:t>
-      </w:r>
-      <w:r>
-        <w:rPr>
-          <w:lang w:val="vi-VN"/>
-        </w:rPr>
-        <w:t>paCy để thực hiện tách từ và tiền xử lý văn bản.</w:t>
-      </w:r>
-    </w:p>
-    <w:p>
-      <w:pPr>
-        <w:spacing w:line="312" w:lineRule="auto"/>
-        <w:rPr>
-          <w:lang w:val="vi-VN"/>
-        </w:rPr>
-      </w:pPr>
-      <w:r>
-        <w:rPr>
-          <w:lang w:val="vi-VN"/>
-        </w:rPr>
-        <w:t>Độ dài tối đa của câu được giới hạn ở max_strlen = 160 token nhằm kiểm soát chi phí tính toán và tránh các chuỗi quá dài.</w:t>
-      </w:r>
-    </w:p>
-    <w:p>
-      <w:pPr>
-        <w:spacing w:line="312" w:lineRule="auto"/>
-        <w:rPr>
-          <w:lang w:val="vi-VN"/>
-        </w:rPr>
-      </w:pPr>
-      <w:r>
-        <w:rPr>
-          <w:lang w:val="vi-VN"/>
-        </w:rPr>
-        <w:t>Kích thước batch được thiết lập là batchsize = 1500 (tính theo số token), và mô hình được huấn luyện trên thiết bị device = cuda để tận dụng GPU.</w:t>
-      </w:r>
-    </w:p>
-    <w:p>
-      <w:pPr>
-        <w:spacing w:line="312" w:lineRule="auto"/>
-        <w:rPr>
-          <w:lang w:val="vi-VN"/>
-        </w:rPr>
-      </w:pPr>
-      <w:r>
-        <w:rPr>
-          <w:lang w:val="vi-VN"/>
-        </w:rPr>
-        <w:t xml:space="preserve">Kích thước vector embedding d_model = 512, số lớp </w:t>
-      </w:r>
-      <w:r>
-        <w:rPr>
-          <w:color w:val="0070C0"/>
-          <w:lang w:val="vi-VN"/>
-        </w:rPr>
-        <w:t xml:space="preserve">Transformer n_layers = </w:t>
-      </w:r>
-      <w:r>
-        <w:rPr>
-          <w:color w:val="0070C0"/>
-          <w:lang w:val="vi-VN"/>
-        </w:rPr>
-        <w:t>6</w:t>
-      </w:r>
-      <w:r>
-        <w:rPr>
-          <w:lang w:val="vi-VN"/>
-        </w:rPr>
-        <w:t>, số lượng attention heads heads = 8, và tỷ lệ dropout dropout = 0.1 nhằm giảm overfitting và tăng khả năng tổng quát hóa.</w:t>
-      </w:r>
-    </w:p>
-    <w:p>
-      <w:pPr>
-        <w:spacing w:line="312" w:lineRule="auto"/>
-        <w:rPr>
-          <w:lang w:val="vi-VN"/>
-        </w:rPr>
-      </w:pPr>
-      <w:r>
-        <w:rPr>
-          <w:lang w:val="vi-VN"/>
-        </w:rPr>
-        <w:t xml:space="preserve">Tốc độ học được thiết lập là lr = 0.0001, số epoch huấn luyện epochs = </w:t>
-      </w:r>
-      <w:r>
-        <w:rPr>
-          <w:lang w:val="vi-VN"/>
-        </w:rPr>
-        <w:t>12</w:t>
-      </w:r>
-    </w:p>
-    <w:p>
-      <w:pPr>
-        <w:spacing w:line="312" w:lineRule="auto"/>
-        <w:rPr>
-          <w:lang w:val="vi-VN"/>
-        </w:rPr>
-      </w:pPr>
-      <w:r>
-        <w:rPr>
-          <w:lang w:val="vi-VN"/>
-        </w:rPr>
-        <w:t>Trong giai đoạn suy luận, beam search được sử dụng với kích thước beam k = 5 để cải thiện chất lượng bản dịch bằng cách xét nhiều khả năng đầu ra cùng lúc.</w:t>
-      </w:r>
-    </w:p>
-    <w:p>
-      <w:pPr>
-        <w:spacing w:line="312" w:lineRule="auto"/>
-        <w:rPr>
-          <w:lang w:val="vi-VN"/>
-        </w:rPr>
-      </w:pPr>
-    </w:p>
-    <w:p>
-      <w:pPr>
-        <w:spacing w:line="312" w:lineRule="auto"/>
-        <w:rPr>
-          <w:lang w:val="vi-VN"/>
-        </w:rPr>
-      </w:pPr>
-      <w:r>
-        <w:rPr>
-          <w:lang w:val="vi-VN"/>
-        </w:rPr>
-        <w:t>Kết quả thử nghiệm: BLEU trên tập Test = 0.1128</w:t>
-      </w:r>
-    </w:p>
-    <w:p>
-      <w:pPr>
-        <w:spacing w:line="312" w:lineRule="auto"/>
-        <w:rPr>
-          <w:lang w:val="vi-VN"/>
-        </w:rPr>
-      </w:pPr>
-    </w:p>
-    <w:p>
-      <w:pPr>
-        <w:spacing w:line="312" w:lineRule="auto"/>
-        <w:rPr>
-          <w:lang w:val="vi-VN"/>
-        </w:rPr>
-      </w:pPr>
-      <w:r>
-        <w:rPr>
-          <w:lang w:val="vi-VN"/>
-        </w:rPr>
-        <w:t>Thử nghiệm với một câu ví dụ:</w:t>
-      </w:r>
-      <w:r>
-        <w:rPr>
-          <w:lang w:val="vi-VN"/>
-        </w:rPr>
-        <w:br/>
-      </w:r>
-      <w:r>
-        <w:rPr>
+          <w:noProof/>
           <w:lang w:val="vi-VN"/>
         </w:rPr>
         <w:drawing>
@@ -11482,6 +11885,29 @@
     </w:p>
     <w:p>
       <w:pPr>
+        <w:pStyle w:val="Caption"/>
+        <w:jc w:val="center"/>
+        <w:rPr>
+          <w:lang w:val="vi-VN"/>
+        </w:rPr>
+      </w:pPr>
+      <w:r>
+        <w:t xml:space="preserve">Hình </w:t>
+      </w:r>
+      <w:fldSimple w:instr=" SEQ Hình \* ARABIC ">
+        <w:r>
+          <w:rPr>
+            <w:noProof/>
+          </w:rPr>
+          <w:t>18</w:t>
+        </w:r>
+      </w:fldSimple>
+      <w:r>
+        <w:t>. Thử nghiệm với 1 ví dụ trong tập test.</w:t>
+      </w:r>
+    </w:p>
+    <w:p>
+      <w:pPr>
         <w:spacing w:line="312" w:lineRule="auto"/>
         <w:rPr>
           <w:lang w:val="vi-VN"/>
@@ -11490,33 +11916,17 @@
     </w:p>
     <w:p>
       <w:pPr>
+        <w:keepNext/>
         <w:spacing w:line="312" w:lineRule="auto"/>
-        <w:rPr>
+      </w:pPr>
+      <w:r>
+        <w:rPr>
+          <w:noProof/>
+          <w:sz w:val="26"/>
+          <w:szCs w:val="26"/>
           <w:lang w:val="vi-VN"/>
         </w:rPr>
-      </w:pPr>
-      <w:r>
-        <w:rPr>
-          <w:lang w:val="vi-VN"/>
-        </w:rPr>
-        <w:t>Visualize Attention Map cho khối Decoder</w:t>
-      </w:r>
-    </w:p>
-    <w:p>
-      <w:pPr>
-        <w:spacing w:line="312" w:lineRule="auto"/>
-        <w:rPr>
-          <w:sz w:val="26"/>
-          <w:szCs w:val="26"/>
-          <w:lang w:val="vi-VN"/>
-        </w:rPr>
-      </w:pPr>
-      <w:r>
-        <w:rPr>
-          <w:sz w:val="26"/>
-          <w:szCs w:val="26"/>
-          <w:lang w:val="vi-VN"/>
-        </w:rPr>
+        <w:lastRenderedPageBreak/>
         <w:drawing>
           <wp:inline distT="0" distB="0" distL="0" distR="0" wp14:anchorId="133E4E8A" wp14:editId="10D7941A">
             <wp:extent cx="5727700" cy="1484630"/>
@@ -11556,6 +11966,37 @@
     </w:p>
     <w:p>
       <w:pPr>
+        <w:pStyle w:val="Caption"/>
+        <w:jc w:val="center"/>
+        <w:rPr>
+          <w:sz w:val="26"/>
+          <w:szCs w:val="26"/>
+          <w:lang w:val="vi-VN"/>
+        </w:rPr>
+      </w:pPr>
+      <w:r>
+        <w:t xml:space="preserve">Hình </w:t>
+      </w:r>
+      <w:fldSimple w:instr=" SEQ Hình \* ARABIC ">
+        <w:r>
+          <w:rPr>
+            <w:noProof/>
+          </w:rPr>
+          <w:t>19</w:t>
+        </w:r>
+      </w:fldSimple>
+      <w:r>
+        <w:t xml:space="preserve">. </w:t>
+      </w:r>
+      <w:r>
+        <w:t>Visualize Attention Map cho khối Decoder</w:t>
+      </w:r>
+      <w:r>
+        <w:t>.</w:t>
+      </w:r>
+    </w:p>
+    <w:p>
+      <w:pPr>
         <w:spacing w:line="312" w:lineRule="auto"/>
         <w:rPr>
           <w:sz w:val="26"/>
@@ -11567,39 +12008,60 @@
     <w:p>
       <w:pPr>
         <w:pStyle w:val="Heading2"/>
+        <w:numPr>
+          <w:ilvl w:val="1"/>
+          <w:numId w:val="48"/>
+        </w:numPr>
+        <w:spacing w:before="0" w:line="312" w:lineRule="auto"/>
+        <w:ind w:left="720"/>
         <w:rPr>
           <w:lang w:val="vi-VN"/>
         </w:rPr>
       </w:pPr>
+      <w:bookmarkStart w:id="23" w:name="_Toc228229126"/>
       <w:r>
         <w:rPr>
           <w:lang w:val="vi-VN"/>
         </w:rPr>
-        <w:t>3</w:t>
-      </w:r>
-      <w:r>
-        <w:t xml:space="preserve">. Kịch bản thử nghiệm </w:t>
-      </w:r>
+        <w:t xml:space="preserve">Kịch bản thử nghiệm </w:t>
+      </w:r>
+      <w:bookmarkEnd w:id="23"/>
       <w:r>
         <w:rPr>
           <w:lang w:val="vi-VN"/>
         </w:rPr>
-        <w:t>3</w:t>
+        <w:t>Transform</w:t>
+      </w:r>
+      <w:r>
+        <w:t>er 2</w:t>
       </w:r>
     </w:p>
     <w:p>
       <w:pPr>
         <w:spacing w:line="312" w:lineRule="auto"/>
-        <w:rPr>
-          <w:sz w:val="26"/>
-          <w:szCs w:val="26"/>
+        <w:ind w:firstLine="360"/>
+        <w:jc w:val="both"/>
+        <w:rPr>
           <w:lang w:val="vi-VN"/>
         </w:rPr>
       </w:pPr>
-    </w:p>
-    <w:p>
-      <w:pPr>
+      <w:r>
+        <w:rPr>
+          <w:lang w:val="vi-VN"/>
+        </w:rPr>
+        <w:t>Sử dụng mô hình transformer với các tham số như sau:</w:t>
+      </w:r>
+    </w:p>
+    <w:p>
+      <w:pPr>
+        <w:pStyle w:val="ListParagraph"/>
+        <w:numPr>
+          <w:ilvl w:val="0"/>
+          <w:numId w:val="75"/>
+        </w:numPr>
         <w:spacing w:line="312" w:lineRule="auto"/>
+        <w:ind w:left="900"/>
+        <w:jc w:val="both"/>
         <w:rPr>
           <w:lang w:val="vi-VN"/>
         </w:rPr>
@@ -11608,26 +12070,40 @@
         <w:rPr>
           <w:lang w:val="vi-VN"/>
         </w:rPr>
-        <w:t>Sử dụng mô hình transoformer với các tham số như sau:</w:t>
-      </w:r>
-      <w:r>
+        <w:t>Ngôn ngữ nguồn được xử lý bằng tokenizer en_core_web_sm, trong khi ngôn ngữ đích sử dụng tokenizer vi_core_news_lg từ thư viện spaCy nhằm thực hiện tách từ và tiền xử lý văn bản.</w:t>
+      </w:r>
+    </w:p>
+    <w:p>
+      <w:pPr>
+        <w:pStyle w:val="ListParagraph"/>
+        <w:numPr>
+          <w:ilvl w:val="0"/>
+          <w:numId w:val="75"/>
+        </w:numPr>
+        <w:spacing w:line="312" w:lineRule="auto"/>
+        <w:ind w:left="900"/>
+        <w:jc w:val="both"/>
         <w:rPr>
           <w:lang w:val="vi-VN"/>
         </w:rPr>
-        <w:br/>
-        <w:t xml:space="preserve">Ngôn ngữ nguồn sử dụng tokenizer src_lang = en_core_web_sm, và ngôn ngữ đích sử dụng </w:t>
-      </w:r>
+      </w:pPr>
       <w:r>
         <w:rPr>
           <w:lang w:val="vi-VN"/>
         </w:rPr>
-        <w:lastRenderedPageBreak/>
-        <w:t>tokenizer trg_lang = vi_core_news_lg từ thư viện spaCy để thực hiện tách từ và tiền xử lý văn bản.</w:t>
-      </w:r>
-    </w:p>
-    <w:p>
-      <w:pPr>
+        <w:t>Độ dài tối đa của câu được giới hạn ở 160 token, nhằm kiểm soát chi phí tính toán và tránh xử lý các chuỗi quá dài. Dữ liệu được chia theo batch với kích thước 1500 token, và toàn bộ quá trình huấn luyện được thực hiện trên GPU (CUDA) để tăng tốc độ xử lý.</w:t>
+      </w:r>
+    </w:p>
+    <w:p>
+      <w:pPr>
+        <w:pStyle w:val="ListParagraph"/>
+        <w:numPr>
+          <w:ilvl w:val="0"/>
+          <w:numId w:val="75"/>
+        </w:numPr>
         <w:spacing w:line="312" w:lineRule="auto"/>
+        <w:ind w:left="900"/>
+        <w:jc w:val="both"/>
         <w:rPr>
           <w:lang w:val="vi-VN"/>
         </w:rPr>
@@ -11636,12 +12112,19 @@
         <w:rPr>
           <w:lang w:val="vi-VN"/>
         </w:rPr>
-        <w:t>Độ dài tối đa của câu được giới hạn ở max_strlen = 160 token nhằm kiểm soát chi phí tính toán và tránh các chuỗi quá dài.</w:t>
-      </w:r>
-    </w:p>
-    <w:p>
-      <w:pPr>
+        <w:t>Về kiến trúc mô hình, Transformer sử dụng vector embedding với kích thước d_model = 512, gồm 8 lớp Encoder–Decoder (n_layers = 8) và 8 attention heads. Tỷ lệ dropout được thiết lập là 0.1 nhằm giảm hiện tượng overfitting và tăng khả năng tổng quát hóa của mô hình.</w:t>
+      </w:r>
+    </w:p>
+    <w:p>
+      <w:pPr>
+        <w:pStyle w:val="ListParagraph"/>
+        <w:numPr>
+          <w:ilvl w:val="0"/>
+          <w:numId w:val="75"/>
+        </w:numPr>
         <w:spacing w:line="312" w:lineRule="auto"/>
+        <w:ind w:left="900"/>
+        <w:jc w:val="both"/>
         <w:rPr>
           <w:lang w:val="vi-VN"/>
         </w:rPr>
@@ -11650,62 +12133,7 @@
         <w:rPr>
           <w:lang w:val="vi-VN"/>
         </w:rPr>
-        <w:t>Kích thước batch được thiết lập là batchsize = 1500 (tính theo số token), và mô hình được huấn luyện trên thiết bị device = cuda để tận dụng GPU.</w:t>
-      </w:r>
-    </w:p>
-    <w:p>
-      <w:pPr>
-        <w:spacing w:line="312" w:lineRule="auto"/>
-        <w:rPr>
-          <w:lang w:val="vi-VN"/>
-        </w:rPr>
-      </w:pPr>
-      <w:r>
-        <w:rPr>
-          <w:lang w:val="vi-VN"/>
-        </w:rPr>
-        <w:t xml:space="preserve">Kích thước vector embedding d_model = 512, số lớp </w:t>
-      </w:r>
-      <w:r>
-        <w:rPr>
-          <w:color w:val="0070C0"/>
-          <w:lang w:val="vi-VN"/>
-        </w:rPr>
-        <w:t>Transformer n_layers = 8</w:t>
-      </w:r>
-      <w:r>
-        <w:rPr>
-          <w:lang w:val="vi-VN"/>
-        </w:rPr>
-        <w:t>, số lượng attention heads heads = 8, và tỷ lệ dropout dropout = 0.1 nhằm giảm overfitting và tăng khả năng tổng quát hóa.</w:t>
-      </w:r>
-    </w:p>
-    <w:p>
-      <w:pPr>
-        <w:spacing w:line="312" w:lineRule="auto"/>
-        <w:rPr>
-          <w:lang w:val="vi-VN"/>
-        </w:rPr>
-      </w:pPr>
-      <w:r>
-        <w:rPr>
-          <w:lang w:val="vi-VN"/>
-        </w:rPr>
-        <w:t>Tốc độ học được thiết lập là lr = 0.0001, số epoch huấn luyện epochs = 12</w:t>
-      </w:r>
-    </w:p>
-    <w:p>
-      <w:pPr>
-        <w:spacing w:line="312" w:lineRule="auto"/>
-        <w:rPr>
-          <w:lang w:val="vi-VN"/>
-        </w:rPr>
-      </w:pPr>
-      <w:r>
-        <w:rPr>
-          <w:lang w:val="vi-VN"/>
-        </w:rPr>
-        <w:t>Trong giai đoạn suy luận, beam search được sử dụng với kích thước beam k = 5 để cải thiện chất lượng bản dịch bằng cách xét nhiều khả năng đầu ra cùng lúc.</w:t>
+        <w:t>Quá trình huấn luyện sử dụng learning rate 0.0001 với tổng số 12 epochs. Trong giai đoạn suy luận, phương pháp beam search được áp dụng với beam size k = 5, giúp mô hình xem xét nhiều phương án đầu ra và cải thiện chất lượng bản dịch.</w:t>
       </w:r>
     </w:p>
     <w:p>
@@ -11720,6 +12148,7 @@
     <w:p>
       <w:pPr>
         <w:spacing w:line="312" w:lineRule="auto"/>
+        <w:ind w:firstLine="360"/>
         <w:rPr>
           <w:lang w:val="vi-VN"/>
         </w:rPr>
@@ -11731,6 +12160,9 @@
         <w:t xml:space="preserve">Kết quả thử nghiệm: BLEU trên tập Test = </w:t>
       </w:r>
       <w:r>
+        <w:rPr>
+          <w:lang w:val="vi-VN"/>
+        </w:rPr>
         <w:t>0.1092</w:t>
       </w:r>
     </w:p>
@@ -11741,8 +12173,16 @@
           <w:lang w:val="vi-VN"/>
         </w:rPr>
       </w:pPr>
-      <w:r>
-        <w:rPr>
+    </w:p>
+    <w:p>
+      <w:pPr>
+        <w:keepNext/>
+        <w:spacing w:line="312" w:lineRule="auto"/>
+        <w:jc w:val="center"/>
+      </w:pPr>
+      <w:r>
+        <w:rPr>
+          <w:noProof/>
           <w:lang w:val="vi-VN"/>
         </w:rPr>
         <w:drawing>
@@ -11784,41 +12224,38 @@
     </w:p>
     <w:p>
       <w:pPr>
+        <w:pStyle w:val="Caption"/>
+        <w:jc w:val="center"/>
+      </w:pPr>
+      <w:r>
+        <w:t xml:space="preserve">Hình </w:t>
+      </w:r>
+      <w:fldSimple w:instr=" SEQ Hình \* ARABIC ">
+        <w:r>
+          <w:rPr>
+            <w:noProof/>
+          </w:rPr>
+          <w:t>20</w:t>
+        </w:r>
+      </w:fldSimple>
+      <w:r>
+        <w:t>. Thực nghiệm với 1 ví dụ trong tập test.</w:t>
+      </w:r>
+    </w:p>
+    <w:p>
+      <w:pPr>
+        <w:keepNext/>
         <w:spacing w:line="312" w:lineRule="auto"/>
-        <w:rPr>
+        <w:jc w:val="center"/>
+      </w:pPr>
+      <w:r>
+        <w:rPr>
+          <w:noProof/>
+          <w:sz w:val="26"/>
+          <w:szCs w:val="26"/>
           <w:lang w:val="vi-VN"/>
         </w:rPr>
-      </w:pPr>
-    </w:p>
-    <w:p>
-      <w:pPr>
-        <w:spacing w:line="312" w:lineRule="auto"/>
-        <w:rPr>
-          <w:lang w:val="vi-VN"/>
-        </w:rPr>
-      </w:pPr>
-      <w:r>
-        <w:rPr>
-          <w:lang w:val="vi-VN"/>
-        </w:rPr>
-        <w:t>Thử nghiệm với một câu ví dụ:</w:t>
-      </w:r>
-    </w:p>
-    <w:p>
-      <w:pPr>
-        <w:spacing w:line="312" w:lineRule="auto"/>
-        <w:rPr>
-          <w:sz w:val="26"/>
-          <w:szCs w:val="26"/>
-          <w:lang w:val="vi-VN"/>
-        </w:rPr>
-      </w:pPr>
-      <w:r>
-        <w:rPr>
-          <w:sz w:val="26"/>
-          <w:szCs w:val="26"/>
-          <w:lang w:val="vi-VN"/>
-        </w:rPr>
+        <w:lastRenderedPageBreak/>
         <w:drawing>
           <wp:inline distT="0" distB="0" distL="0" distR="0" wp14:anchorId="7DDF1B8A" wp14:editId="2E7A6E62">
             <wp:extent cx="5727700" cy="1484630"/>
@@ -11855,6 +12292,29 @@
           </wp:inline>
         </w:drawing>
       </w:r>
+    </w:p>
+    <w:p>
+      <w:pPr>
+        <w:pStyle w:val="Caption"/>
+        <w:jc w:val="center"/>
+      </w:pPr>
+      <w:r>
+        <w:t xml:space="preserve">Hình </w:t>
+      </w:r>
+      <w:fldSimple w:instr=" SEQ Hình \* ARABIC ">
+        <w:r>
+          <w:rPr>
+            <w:noProof/>
+          </w:rPr>
+          <w:t>21</w:t>
+        </w:r>
+      </w:fldSimple>
+      <w:r>
+        <w:t xml:space="preserve">. </w:t>
+      </w:r>
+      <w:r>
+        <w:t>Visualize Attention Map cho khối Decoder.</w:t>
+      </w:r>
       <w:r>
         <w:rPr>
           <w:sz w:val="26"/>
@@ -11867,34 +12327,40 @@
     <w:p>
       <w:pPr>
         <w:pStyle w:val="Heading2"/>
+        <w:numPr>
+          <w:ilvl w:val="1"/>
+          <w:numId w:val="48"/>
+        </w:numPr>
+        <w:spacing w:before="0" w:line="312" w:lineRule="auto"/>
+        <w:ind w:left="720"/>
         <w:rPr>
           <w:lang w:val="vi-VN"/>
         </w:rPr>
       </w:pPr>
+      <w:bookmarkStart w:id="24" w:name="_Toc228229127"/>
       <w:r>
         <w:rPr>
           <w:lang w:val="vi-VN"/>
         </w:rPr>
-        <w:lastRenderedPageBreak/>
-        <w:t>4. Kết quả so sánh ba kịch bản:</w:t>
-      </w:r>
-    </w:p>
-    <w:p>
-      <w:pPr>
+        <w:t>Kết quả so sánh ba kịch bản:</w:t>
+      </w:r>
+      <w:bookmarkEnd w:id="24"/>
+    </w:p>
+    <w:p>
+      <w:pPr>
+        <w:keepNext/>
+        <w:spacing w:line="312" w:lineRule="auto"/>
         <w:jc w:val="center"/>
-        <w:rPr>
-          <w:lang w:val="vi-VN"/>
-        </w:rPr>
-      </w:pPr>
-      <w:r>
-        <w:rPr>
-          <w:lang w:val="vi-VN"/>
+      </w:pPr>
+      <w:r>
+        <w:rPr>
+          <w:noProof/>
         </w:rPr>
         <w:drawing>
-          <wp:inline distT="0" distB="0" distL="0" distR="0" wp14:anchorId="6063C8D8" wp14:editId="6F1CFE5A">
-            <wp:extent cx="3657600" cy="2882900"/>
+          <wp:inline distT="0" distB="0" distL="0" distR="0" wp14:anchorId="22E661B9" wp14:editId="5BB66FDA">
+            <wp:extent cx="3657600" cy="2863850"/>
             <wp:effectExtent l="0" t="0" r="0" b="0"/>
-            <wp:docPr id="1597216671" name="Picture 1"/>
+            <wp:docPr id="2024805438" name="Picture 1"/>
             <wp:cNvGraphicFramePr>
               <a:graphicFrameLocks xmlns:a="http://schemas.openxmlformats.org/drawingml/2006/main" noChangeAspect="1"/>
             </wp:cNvGraphicFramePr>
@@ -11902,23 +12368,36 @@
               <a:graphicData uri="http://schemas.openxmlformats.org/drawingml/2006/picture">
                 <pic:pic xmlns:pic="http://schemas.openxmlformats.org/drawingml/2006/picture">
                   <pic:nvPicPr>
-                    <pic:cNvPr id="1597216671" name=""/>
-                    <pic:cNvPicPr/>
+                    <pic:cNvPr id="0" name="Picture 1"/>
+                    <pic:cNvPicPr>
+                      <a:picLocks noChangeAspect="1" noChangeArrowheads="1"/>
+                    </pic:cNvPicPr>
                   </pic:nvPicPr>
                   <pic:blipFill>
-                    <a:blip r:embed="rId33"/>
+                    <a:blip r:embed="rId33">
+                      <a:extLst>
+                        <a:ext uri="{28A0092B-C50C-407E-A947-70E740481C1C}">
+                          <a14:useLocalDpi xmlns:a14="http://schemas.microsoft.com/office/drawing/2010/main" val="0"/>
+                        </a:ext>
+                      </a:extLst>
+                    </a:blip>
+                    <a:srcRect/>
                     <a:stretch>
                       <a:fillRect/>
                     </a:stretch>
                   </pic:blipFill>
-                  <pic:spPr>
+                  <pic:spPr bwMode="auto">
                     <a:xfrm>
                       <a:off x="0" y="0"/>
-                      <a:ext cx="3657600" cy="2882900"/>
+                      <a:ext cx="3657600" cy="2863850"/>
                     </a:xfrm>
                     <a:prstGeom prst="rect">
                       <a:avLst/>
                     </a:prstGeom>
+                    <a:noFill/>
+                    <a:ln>
+                      <a:noFill/>
+                    </a:ln>
                   </pic:spPr>
                 </pic:pic>
               </a:graphicData>
@@ -11927,6 +12406,27 @@
         </w:drawing>
       </w:r>
     </w:p>
+    <w:p>
+      <w:pPr>
+        <w:pStyle w:val="Caption"/>
+        <w:jc w:val="center"/>
+      </w:pPr>
+      <w:r>
+        <w:t xml:space="preserve">Hình </w:t>
+      </w:r>
+      <w:fldSimple w:instr=" SEQ Hình \* ARABIC ">
+        <w:r>
+          <w:rPr>
+            <w:noProof/>
+          </w:rPr>
+          <w:t>22</w:t>
+        </w:r>
+      </w:fldSimple>
+      <w:r>
+        <w:t>. So sánh các kịch bản thử nghiệm.</w:t>
+      </w:r>
+    </w:p>
+    <w:p/>
     <w:p>
       <w:pPr>
         <w:pStyle w:val="ListParagraph"/>
@@ -11945,7 +12445,7 @@
           <w:szCs w:val="28"/>
         </w:rPr>
       </w:pPr>
-      <w:bookmarkStart w:id="21" w:name="_Toc228217457"/>
+      <w:bookmarkStart w:id="25" w:name="_Toc228229128"/>
       <w:r>
         <w:rPr>
           <w:b/>
@@ -11955,14 +12455,13 @@
         </w:rPr>
         <w:t>Kết luận</w:t>
       </w:r>
-      <w:bookmarkEnd w:id="21"/>
+      <w:bookmarkEnd w:id="25"/>
     </w:p>
     <w:p>
       <w:pPr>
         <w:spacing w:line="312" w:lineRule="auto"/>
-        <w:ind w:left="180"/>
+        <w:ind w:firstLine="360"/>
         <w:jc w:val="both"/>
-        <w:outlineLvl w:val="0"/>
         <w:rPr>
           <w:lang w:val="vi-VN"/>
         </w:rPr>
@@ -11983,9 +12482,8 @@
     <w:p>
       <w:pPr>
         <w:spacing w:line="312" w:lineRule="auto"/>
-        <w:ind w:left="180"/>
+        <w:ind w:firstLine="360"/>
         <w:jc w:val="both"/>
-        <w:outlineLvl w:val="0"/>
         <w:rPr>
           <w:lang w:val="vi-VN"/>
         </w:rPr>
@@ -12022,7 +12520,7 @@
           <w:szCs w:val="28"/>
         </w:rPr>
       </w:pPr>
-      <w:bookmarkStart w:id="22" w:name="_Toc228217458"/>
+      <w:bookmarkStart w:id="26" w:name="_Toc228229129"/>
       <w:r>
         <w:rPr>
           <w:b/>
@@ -12032,12 +12530,13 @@
         </w:rPr>
         <w:t>Tài liệu tham khảo</w:t>
       </w:r>
-      <w:bookmarkEnd w:id="22"/>
+      <w:bookmarkEnd w:id="26"/>
     </w:p>
     <w:p>
       <w:pPr>
         <w:spacing w:line="312" w:lineRule="auto"/>
         <w:ind w:left="360" w:hanging="360"/>
+        <w:jc w:val="both"/>
         <w:rPr>
           <w:sz w:val="26"/>
           <w:szCs w:val="26"/>
@@ -12081,6 +12580,7 @@
       <w:pPr>
         <w:spacing w:line="312" w:lineRule="auto"/>
         <w:ind w:left="360" w:hanging="360"/>
+        <w:jc w:val="both"/>
         <w:rPr>
           <w:sz w:val="26"/>
           <w:szCs w:val="26"/>
@@ -12124,6 +12624,7 @@
       <w:pPr>
         <w:spacing w:line="312" w:lineRule="auto"/>
         <w:ind w:left="360" w:hanging="360"/>
+        <w:jc w:val="both"/>
         <w:rPr>
           <w:sz w:val="26"/>
           <w:szCs w:val="26"/>
@@ -12135,6 +12636,7 @@
           <w:szCs w:val="26"/>
           <w:lang w:val="vi-VN"/>
         </w:rPr>
+        <w:lastRenderedPageBreak/>
         <w:t>[3] J. Alammar, “Visualizing Neural Machine Translation Mechanics of Seq2Seq Models with Attention,” 2018.</w:t>
       </w:r>
       <w:r>
@@ -12168,6 +12670,7 @@
       <w:pPr>
         <w:spacing w:line="312" w:lineRule="auto"/>
         <w:ind w:left="360" w:hanging="360"/>
+        <w:jc w:val="both"/>
         <w:rPr>
           <w:sz w:val="26"/>
           <w:szCs w:val="26"/>
@@ -12212,6 +12715,7 @@
       <w:pPr>
         <w:spacing w:line="312" w:lineRule="auto"/>
         <w:ind w:left="360" w:hanging="360"/>
+        <w:jc w:val="both"/>
         <w:rPr>
           <w:sz w:val="26"/>
           <w:szCs w:val="26"/>
@@ -12255,6 +12759,7 @@
       <w:pPr>
         <w:spacing w:line="312" w:lineRule="auto"/>
         <w:ind w:left="360" w:hanging="360"/>
+        <w:jc w:val="both"/>
         <w:rPr>
           <w:sz w:val="26"/>
           <w:szCs w:val="26"/>
@@ -12299,6 +12804,7 @@
       <w:pPr>
         <w:spacing w:line="312" w:lineRule="auto"/>
         <w:ind w:left="360" w:hanging="360"/>
+        <w:jc w:val="both"/>
         <w:rPr>
           <w:sz w:val="26"/>
           <w:szCs w:val="26"/>
@@ -12311,7 +12817,6 @@
           <w:szCs w:val="26"/>
           <w:lang w:val="vi-VN"/>
         </w:rPr>
-        <w:lastRenderedPageBreak/>
         <w:t>[7] Stefan-it, “Neural Machine Translation English–Vietnamese,” GitHub repository.</w:t>
       </w:r>
       <w:r>
@@ -12581,7 +13086,7 @@
   <w:abstractNum w:abstractNumId="1" w15:restartNumberingAfterBreak="0">
     <w:nsid w:val="03BB5E66"/>
     <w:multiLevelType w:val="hybridMultilevel"/>
-    <w:tmpl w:val="59AA20AC"/>
+    <w:tmpl w:val="4AD2B62A"/>
     <w:lvl w:ilvl="0" w:tplc="04090013">
       <w:start w:val="1"/>
       <w:numFmt w:val="upperRoman"/>
@@ -12591,14 +13096,17 @@
         <w:ind w:left="720" w:hanging="360"/>
       </w:pPr>
     </w:lvl>
-    <w:lvl w:ilvl="1" w:tplc="04090019" w:tentative="1">
-      <w:start w:val="1"/>
-      <w:numFmt w:val="lowerLetter"/>
+    <w:lvl w:ilvl="1" w:tplc="3F46E5DE">
+      <w:start w:val="1"/>
+      <w:numFmt w:val="decimal"/>
       <w:lvlText w:val="%2."/>
       <w:lvlJc w:val="left"/>
       <w:pPr>
         <w:ind w:left="1440" w:hanging="360"/>
       </w:pPr>
+      <w:rPr>
+        <w:rFonts w:hint="default"/>
+      </w:rPr>
     </w:lvl>
     <w:lvl w:ilvl="2" w:tplc="0409001B" w:tentative="1">
       <w:start w:val="1"/>
@@ -14844,6 +15352,119 @@
     </w:lvl>
   </w:abstractNum>
   <w:abstractNum w:abstractNumId="18" w15:restartNumberingAfterBreak="0">
+    <w:nsid w:val="201D2B8E"/>
+    <w:multiLevelType w:val="hybridMultilevel"/>
+    <w:tmpl w:val="3494A1BA"/>
+    <w:lvl w:ilvl="0" w:tplc="04090001">
+      <w:start w:val="1"/>
+      <w:numFmt w:val="bullet"/>
+      <w:lvlText w:val=""/>
+      <w:lvlJc w:val="left"/>
+      <w:pPr>
+        <w:ind w:left="1080" w:hanging="360"/>
+      </w:pPr>
+      <w:rPr>
+        <w:rFonts w:ascii="Symbol" w:hAnsi="Symbol" w:hint="default"/>
+      </w:rPr>
+    </w:lvl>
+    <w:lvl w:ilvl="1" w:tplc="04090003" w:tentative="1">
+      <w:start w:val="1"/>
+      <w:numFmt w:val="bullet"/>
+      <w:lvlText w:val="o"/>
+      <w:lvlJc w:val="left"/>
+      <w:pPr>
+        <w:ind w:left="1800" w:hanging="360"/>
+      </w:pPr>
+      <w:rPr>
+        <w:rFonts w:ascii="Courier New" w:hAnsi="Courier New" w:cs="Courier New" w:hint="default"/>
+      </w:rPr>
+    </w:lvl>
+    <w:lvl w:ilvl="2" w:tplc="04090005" w:tentative="1">
+      <w:start w:val="1"/>
+      <w:numFmt w:val="bullet"/>
+      <w:lvlText w:val=""/>
+      <w:lvlJc w:val="left"/>
+      <w:pPr>
+        <w:ind w:left="2520" w:hanging="360"/>
+      </w:pPr>
+      <w:rPr>
+        <w:rFonts w:ascii="Wingdings" w:hAnsi="Wingdings" w:hint="default"/>
+      </w:rPr>
+    </w:lvl>
+    <w:lvl w:ilvl="3" w:tplc="04090001" w:tentative="1">
+      <w:start w:val="1"/>
+      <w:numFmt w:val="bullet"/>
+      <w:lvlText w:val=""/>
+      <w:lvlJc w:val="left"/>
+      <w:pPr>
+        <w:ind w:left="3240" w:hanging="360"/>
+      </w:pPr>
+      <w:rPr>
+        <w:rFonts w:ascii="Symbol" w:hAnsi="Symbol" w:hint="default"/>
+      </w:rPr>
+    </w:lvl>
+    <w:lvl w:ilvl="4" w:tplc="04090003" w:tentative="1">
+      <w:start w:val="1"/>
+      <w:numFmt w:val="bullet"/>
+      <w:lvlText w:val="o"/>
+      <w:lvlJc w:val="left"/>
+      <w:pPr>
+        <w:ind w:left="3960" w:hanging="360"/>
+      </w:pPr>
+      <w:rPr>
+        <w:rFonts w:ascii="Courier New" w:hAnsi="Courier New" w:cs="Courier New" w:hint="default"/>
+      </w:rPr>
+    </w:lvl>
+    <w:lvl w:ilvl="5" w:tplc="04090005" w:tentative="1">
+      <w:start w:val="1"/>
+      <w:numFmt w:val="bullet"/>
+      <w:lvlText w:val=""/>
+      <w:lvlJc w:val="left"/>
+      <w:pPr>
+        <w:ind w:left="4680" w:hanging="360"/>
+      </w:pPr>
+      <w:rPr>
+        <w:rFonts w:ascii="Wingdings" w:hAnsi="Wingdings" w:hint="default"/>
+      </w:rPr>
+    </w:lvl>
+    <w:lvl w:ilvl="6" w:tplc="04090001" w:tentative="1">
+      <w:start w:val="1"/>
+      <w:numFmt w:val="bullet"/>
+      <w:lvlText w:val=""/>
+      <w:lvlJc w:val="left"/>
+      <w:pPr>
+        <w:ind w:left="5400" w:hanging="360"/>
+      </w:pPr>
+      <w:rPr>
+        <w:rFonts w:ascii="Symbol" w:hAnsi="Symbol" w:hint="default"/>
+      </w:rPr>
+    </w:lvl>
+    <w:lvl w:ilvl="7" w:tplc="04090003" w:tentative="1">
+      <w:start w:val="1"/>
+      <w:numFmt w:val="bullet"/>
+      <w:lvlText w:val="o"/>
+      <w:lvlJc w:val="left"/>
+      <w:pPr>
+        <w:ind w:left="6120" w:hanging="360"/>
+      </w:pPr>
+      <w:rPr>
+        <w:rFonts w:ascii="Courier New" w:hAnsi="Courier New" w:cs="Courier New" w:hint="default"/>
+      </w:rPr>
+    </w:lvl>
+    <w:lvl w:ilvl="8" w:tplc="04090005" w:tentative="1">
+      <w:start w:val="1"/>
+      <w:numFmt w:val="bullet"/>
+      <w:lvlText w:val=""/>
+      <w:lvlJc w:val="left"/>
+      <w:pPr>
+        <w:ind w:left="6840" w:hanging="360"/>
+      </w:pPr>
+      <w:rPr>
+        <w:rFonts w:ascii="Wingdings" w:hAnsi="Wingdings" w:hint="default"/>
+      </w:rPr>
+    </w:lvl>
+  </w:abstractNum>
+  <w:abstractNum w:abstractNumId="19" w15:restartNumberingAfterBreak="0">
     <w:nsid w:val="215F00FF"/>
     <w:multiLevelType w:val="multilevel"/>
     <w:tmpl w:val="E408C04E"/>
@@ -14992,7 +15613,7 @@
       </w:rPr>
     </w:lvl>
   </w:abstractNum>
-  <w:abstractNum w:abstractNumId="19" w15:restartNumberingAfterBreak="0">
+  <w:abstractNum w:abstractNumId="20" w15:restartNumberingAfterBreak="0">
     <w:nsid w:val="26E609A0"/>
     <w:multiLevelType w:val="multilevel"/>
     <w:tmpl w:val="C8A64314"/>
@@ -15141,7 +15762,7 @@
       </w:rPr>
     </w:lvl>
   </w:abstractNum>
-  <w:abstractNum w:abstractNumId="20" w15:restartNumberingAfterBreak="0">
+  <w:abstractNum w:abstractNumId="21" w15:restartNumberingAfterBreak="0">
     <w:nsid w:val="29640FFF"/>
     <w:multiLevelType w:val="hybridMultilevel"/>
     <w:tmpl w:val="B818F2A4"/>
@@ -15254,7 +15875,7 @@
       </w:rPr>
     </w:lvl>
   </w:abstractNum>
-  <w:abstractNum w:abstractNumId="21" w15:restartNumberingAfterBreak="0">
+  <w:abstractNum w:abstractNumId="22" w15:restartNumberingAfterBreak="0">
     <w:nsid w:val="2B72725C"/>
     <w:multiLevelType w:val="multilevel"/>
     <w:tmpl w:val="ED184D7C"/>
@@ -15403,7 +16024,7 @@
       </w:rPr>
     </w:lvl>
   </w:abstractNum>
-  <w:abstractNum w:abstractNumId="22" w15:restartNumberingAfterBreak="0">
+  <w:abstractNum w:abstractNumId="23" w15:restartNumberingAfterBreak="0">
     <w:nsid w:val="2D234521"/>
     <w:multiLevelType w:val="hybridMultilevel"/>
     <w:tmpl w:val="8402D416"/>
@@ -15516,7 +16137,7 @@
       </w:rPr>
     </w:lvl>
   </w:abstractNum>
-  <w:abstractNum w:abstractNumId="23" w15:restartNumberingAfterBreak="0">
+  <w:abstractNum w:abstractNumId="24" w15:restartNumberingAfterBreak="0">
     <w:nsid w:val="2D8F06DD"/>
     <w:multiLevelType w:val="hybridMultilevel"/>
     <w:tmpl w:val="1BFE3B64"/>
@@ -15629,7 +16250,7 @@
       </w:rPr>
     </w:lvl>
   </w:abstractNum>
-  <w:abstractNum w:abstractNumId="24" w15:restartNumberingAfterBreak="0">
+  <w:abstractNum w:abstractNumId="25" w15:restartNumberingAfterBreak="0">
     <w:nsid w:val="2F1A330C"/>
     <w:multiLevelType w:val="hybridMultilevel"/>
     <w:tmpl w:val="3190B1AC"/>
@@ -15742,7 +16363,7 @@
       </w:rPr>
     </w:lvl>
   </w:abstractNum>
-  <w:abstractNum w:abstractNumId="25" w15:restartNumberingAfterBreak="0">
+  <w:abstractNum w:abstractNumId="26" w15:restartNumberingAfterBreak="0">
     <w:nsid w:val="30BF5C5A"/>
     <w:multiLevelType w:val="multilevel"/>
     <w:tmpl w:val="7A34BDAC"/>
@@ -15858,7 +16479,7 @@
       </w:pPr>
     </w:lvl>
   </w:abstractNum>
-  <w:abstractNum w:abstractNumId="26" w15:restartNumberingAfterBreak="0">
+  <w:abstractNum w:abstractNumId="27" w15:restartNumberingAfterBreak="0">
     <w:nsid w:val="32563B1D"/>
     <w:multiLevelType w:val="multilevel"/>
     <w:tmpl w:val="0344A3D2"/>
@@ -16007,7 +16628,7 @@
       </w:rPr>
     </w:lvl>
   </w:abstractNum>
-  <w:abstractNum w:abstractNumId="27" w15:restartNumberingAfterBreak="0">
+  <w:abstractNum w:abstractNumId="28" w15:restartNumberingAfterBreak="0">
     <w:nsid w:val="32594CBF"/>
     <w:multiLevelType w:val="multilevel"/>
     <w:tmpl w:val="FA682B1A"/>
@@ -16156,7 +16777,7 @@
       </w:rPr>
     </w:lvl>
   </w:abstractNum>
-  <w:abstractNum w:abstractNumId="28" w15:restartNumberingAfterBreak="0">
+  <w:abstractNum w:abstractNumId="29" w15:restartNumberingAfterBreak="0">
     <w:nsid w:val="32C3280D"/>
     <w:multiLevelType w:val="multilevel"/>
     <w:tmpl w:val="6F84BDB4"/>
@@ -16305,7 +16926,7 @@
       </w:rPr>
     </w:lvl>
   </w:abstractNum>
-  <w:abstractNum w:abstractNumId="29" w15:restartNumberingAfterBreak="0">
+  <w:abstractNum w:abstractNumId="30" w15:restartNumberingAfterBreak="0">
     <w:nsid w:val="35B75B75"/>
     <w:multiLevelType w:val="multilevel"/>
     <w:tmpl w:val="DDFCA804"/>
@@ -16454,7 +17075,7 @@
       </w:rPr>
     </w:lvl>
   </w:abstractNum>
-  <w:abstractNum w:abstractNumId="30" w15:restartNumberingAfterBreak="0">
+  <w:abstractNum w:abstractNumId="31" w15:restartNumberingAfterBreak="0">
     <w:nsid w:val="35F47E6A"/>
     <w:multiLevelType w:val="multilevel"/>
     <w:tmpl w:val="04F69FB8"/>
@@ -16603,7 +17224,7 @@
       </w:rPr>
     </w:lvl>
   </w:abstractNum>
-  <w:abstractNum w:abstractNumId="31" w15:restartNumberingAfterBreak="0">
+  <w:abstractNum w:abstractNumId="32" w15:restartNumberingAfterBreak="0">
     <w:nsid w:val="368A7CCA"/>
     <w:multiLevelType w:val="multilevel"/>
     <w:tmpl w:val="45EA9F6C"/>
@@ -16752,7 +17373,7 @@
       </w:rPr>
     </w:lvl>
   </w:abstractNum>
-  <w:abstractNum w:abstractNumId="32" w15:restartNumberingAfterBreak="0">
+  <w:abstractNum w:abstractNumId="33" w15:restartNumberingAfterBreak="0">
     <w:nsid w:val="36C13609"/>
     <w:multiLevelType w:val="multilevel"/>
     <w:tmpl w:val="F5FC4D7A"/>
@@ -16868,7 +17489,7 @@
       </w:pPr>
     </w:lvl>
   </w:abstractNum>
-  <w:abstractNum w:abstractNumId="33" w15:restartNumberingAfterBreak="0">
+  <w:abstractNum w:abstractNumId="34" w15:restartNumberingAfterBreak="0">
     <w:nsid w:val="36E06BFC"/>
     <w:multiLevelType w:val="multilevel"/>
     <w:tmpl w:val="BF246C28"/>
@@ -17017,7 +17638,7 @@
       </w:rPr>
     </w:lvl>
   </w:abstractNum>
-  <w:abstractNum w:abstractNumId="34" w15:restartNumberingAfterBreak="0">
+  <w:abstractNum w:abstractNumId="35" w15:restartNumberingAfterBreak="0">
     <w:nsid w:val="37EF1425"/>
     <w:multiLevelType w:val="multilevel"/>
     <w:tmpl w:val="E1EA6E88"/>
@@ -17166,7 +17787,7 @@
       </w:rPr>
     </w:lvl>
   </w:abstractNum>
-  <w:abstractNum w:abstractNumId="35" w15:restartNumberingAfterBreak="0">
+  <w:abstractNum w:abstractNumId="36" w15:restartNumberingAfterBreak="0">
     <w:nsid w:val="39471E9D"/>
     <w:multiLevelType w:val="multilevel"/>
     <w:tmpl w:val="69265E7E"/>
@@ -17279,7 +17900,7 @@
       </w:pPr>
     </w:lvl>
   </w:abstractNum>
-  <w:abstractNum w:abstractNumId="36" w15:restartNumberingAfterBreak="0">
+  <w:abstractNum w:abstractNumId="37" w15:restartNumberingAfterBreak="0">
     <w:nsid w:val="3A2B542C"/>
     <w:multiLevelType w:val="hybridMultilevel"/>
     <w:tmpl w:val="B622C382"/>
@@ -17392,7 +18013,7 @@
       </w:rPr>
     </w:lvl>
   </w:abstractNum>
-  <w:abstractNum w:abstractNumId="37" w15:restartNumberingAfterBreak="0">
+  <w:abstractNum w:abstractNumId="38" w15:restartNumberingAfterBreak="0">
     <w:nsid w:val="3E533834"/>
     <w:multiLevelType w:val="hybridMultilevel"/>
     <w:tmpl w:val="CCBCEE26"/>
@@ -17478,7 +18099,7 @@
       </w:pPr>
     </w:lvl>
   </w:abstractNum>
-  <w:abstractNum w:abstractNumId="38" w15:restartNumberingAfterBreak="0">
+  <w:abstractNum w:abstractNumId="39" w15:restartNumberingAfterBreak="0">
     <w:nsid w:val="3EC666F5"/>
     <w:multiLevelType w:val="hybridMultilevel"/>
     <w:tmpl w:val="3FDEAA14"/>
@@ -17591,7 +18212,7 @@
       </w:rPr>
     </w:lvl>
   </w:abstractNum>
-  <w:abstractNum w:abstractNumId="39" w15:restartNumberingAfterBreak="0">
+  <w:abstractNum w:abstractNumId="40" w15:restartNumberingAfterBreak="0">
     <w:nsid w:val="40C04412"/>
     <w:multiLevelType w:val="multilevel"/>
     <w:tmpl w:val="5E9E6CC8"/>
@@ -17704,7 +18325,7 @@
       </w:pPr>
     </w:lvl>
   </w:abstractNum>
-  <w:abstractNum w:abstractNumId="40" w15:restartNumberingAfterBreak="0">
+  <w:abstractNum w:abstractNumId="41" w15:restartNumberingAfterBreak="0">
     <w:nsid w:val="49D23DC1"/>
     <w:multiLevelType w:val="multilevel"/>
     <w:tmpl w:val="BA8ADFBC"/>
@@ -17853,7 +18474,7 @@
       </w:rPr>
     </w:lvl>
   </w:abstractNum>
-  <w:abstractNum w:abstractNumId="41" w15:restartNumberingAfterBreak="0">
+  <w:abstractNum w:abstractNumId="42" w15:restartNumberingAfterBreak="0">
     <w:nsid w:val="4A1B3076"/>
     <w:multiLevelType w:val="multilevel"/>
     <w:tmpl w:val="B6322700"/>
@@ -18002,7 +18623,7 @@
       </w:rPr>
     </w:lvl>
   </w:abstractNum>
-  <w:abstractNum w:abstractNumId="42" w15:restartNumberingAfterBreak="0">
+  <w:abstractNum w:abstractNumId="43" w15:restartNumberingAfterBreak="0">
     <w:nsid w:val="4CC61F6E"/>
     <w:multiLevelType w:val="multilevel"/>
     <w:tmpl w:val="11BEE3F4"/>
@@ -18151,7 +18772,7 @@
       </w:rPr>
     </w:lvl>
   </w:abstractNum>
-  <w:abstractNum w:abstractNumId="43" w15:restartNumberingAfterBreak="0">
+  <w:abstractNum w:abstractNumId="44" w15:restartNumberingAfterBreak="0">
     <w:nsid w:val="4E5315D1"/>
     <w:multiLevelType w:val="hybridMultilevel"/>
     <w:tmpl w:val="80247236"/>
@@ -18240,7 +18861,7 @@
       </w:pPr>
     </w:lvl>
   </w:abstractNum>
-  <w:abstractNum w:abstractNumId="44" w15:restartNumberingAfterBreak="0">
+  <w:abstractNum w:abstractNumId="45" w15:restartNumberingAfterBreak="0">
     <w:nsid w:val="4EB65C27"/>
     <w:multiLevelType w:val="hybridMultilevel"/>
     <w:tmpl w:val="D700BC1A"/>
@@ -18353,7 +18974,7 @@
       </w:rPr>
     </w:lvl>
   </w:abstractNum>
-  <w:abstractNum w:abstractNumId="45" w15:restartNumberingAfterBreak="0">
+  <w:abstractNum w:abstractNumId="46" w15:restartNumberingAfterBreak="0">
     <w:nsid w:val="4ECF0FC5"/>
     <w:multiLevelType w:val="multilevel"/>
     <w:tmpl w:val="642A30A2"/>
@@ -18502,7 +19123,7 @@
       </w:rPr>
     </w:lvl>
   </w:abstractNum>
-  <w:abstractNum w:abstractNumId="46" w15:restartNumberingAfterBreak="0">
+  <w:abstractNum w:abstractNumId="47" w15:restartNumberingAfterBreak="0">
     <w:nsid w:val="4ED5063E"/>
     <w:multiLevelType w:val="hybridMultilevel"/>
     <w:tmpl w:val="5C3275DA"/>
@@ -18615,7 +19236,7 @@
       </w:rPr>
     </w:lvl>
   </w:abstractNum>
-  <w:abstractNum w:abstractNumId="47" w15:restartNumberingAfterBreak="0">
+  <w:abstractNum w:abstractNumId="48" w15:restartNumberingAfterBreak="0">
     <w:nsid w:val="50E6570A"/>
     <w:multiLevelType w:val="multilevel"/>
     <w:tmpl w:val="BAA861FE"/>
@@ -18764,7 +19385,7 @@
       </w:rPr>
     </w:lvl>
   </w:abstractNum>
-  <w:abstractNum w:abstractNumId="48" w15:restartNumberingAfterBreak="0">
+  <w:abstractNum w:abstractNumId="49" w15:restartNumberingAfterBreak="0">
     <w:nsid w:val="53CF6136"/>
     <w:multiLevelType w:val="hybridMultilevel"/>
     <w:tmpl w:val="2BFE22A2"/>
@@ -18877,7 +19498,7 @@
       </w:rPr>
     </w:lvl>
   </w:abstractNum>
-  <w:abstractNum w:abstractNumId="49" w15:restartNumberingAfterBreak="0">
+  <w:abstractNum w:abstractNumId="50" w15:restartNumberingAfterBreak="0">
     <w:nsid w:val="5495127F"/>
     <w:multiLevelType w:val="hybridMultilevel"/>
     <w:tmpl w:val="A1E8CBC2"/>
@@ -18990,7 +19611,7 @@
       </w:rPr>
     </w:lvl>
   </w:abstractNum>
-  <w:abstractNum w:abstractNumId="50" w15:restartNumberingAfterBreak="0">
+  <w:abstractNum w:abstractNumId="51" w15:restartNumberingAfterBreak="0">
     <w:nsid w:val="55FA20CF"/>
     <w:multiLevelType w:val="hybridMultilevel"/>
     <w:tmpl w:val="C3063934"/>
@@ -19103,7 +19724,7 @@
       </w:rPr>
     </w:lvl>
   </w:abstractNum>
-  <w:abstractNum w:abstractNumId="51" w15:restartNumberingAfterBreak="0">
+  <w:abstractNum w:abstractNumId="52" w15:restartNumberingAfterBreak="0">
     <w:nsid w:val="59A01C43"/>
     <w:multiLevelType w:val="multilevel"/>
     <w:tmpl w:val="CACA4708"/>
@@ -19252,7 +19873,7 @@
       </w:rPr>
     </w:lvl>
   </w:abstractNum>
-  <w:abstractNum w:abstractNumId="52" w15:restartNumberingAfterBreak="0">
+  <w:abstractNum w:abstractNumId="53" w15:restartNumberingAfterBreak="0">
     <w:nsid w:val="5D3F0765"/>
     <w:multiLevelType w:val="hybridMultilevel"/>
     <w:tmpl w:val="A1C8EA40"/>
@@ -19338,7 +19959,7 @@
       </w:pPr>
     </w:lvl>
   </w:abstractNum>
-  <w:abstractNum w:abstractNumId="53" w15:restartNumberingAfterBreak="0">
+  <w:abstractNum w:abstractNumId="54" w15:restartNumberingAfterBreak="0">
     <w:nsid w:val="6379722F"/>
     <w:multiLevelType w:val="multilevel"/>
     <w:tmpl w:val="A61CEE30"/>
@@ -19487,7 +20108,7 @@
       </w:rPr>
     </w:lvl>
   </w:abstractNum>
-  <w:abstractNum w:abstractNumId="54" w15:restartNumberingAfterBreak="0">
+  <w:abstractNum w:abstractNumId="55" w15:restartNumberingAfterBreak="0">
     <w:nsid w:val="65955C62"/>
     <w:multiLevelType w:val="multilevel"/>
     <w:tmpl w:val="B852B7FA"/>
@@ -19608,7 +20229,7 @@
       </w:rPr>
     </w:lvl>
   </w:abstractNum>
-  <w:abstractNum w:abstractNumId="55" w15:restartNumberingAfterBreak="0">
+  <w:abstractNum w:abstractNumId="56" w15:restartNumberingAfterBreak="0">
     <w:nsid w:val="66980FED"/>
     <w:multiLevelType w:val="multilevel"/>
     <w:tmpl w:val="69C2C0C0"/>
@@ -19757,7 +20378,7 @@
       </w:rPr>
     </w:lvl>
   </w:abstractNum>
-  <w:abstractNum w:abstractNumId="56" w15:restartNumberingAfterBreak="0">
+  <w:abstractNum w:abstractNumId="57" w15:restartNumberingAfterBreak="0">
     <w:nsid w:val="68CE6FB8"/>
     <w:multiLevelType w:val="multilevel"/>
     <w:tmpl w:val="8C68D918"/>
@@ -19906,7 +20527,7 @@
       </w:rPr>
     </w:lvl>
   </w:abstractNum>
-  <w:abstractNum w:abstractNumId="57" w15:restartNumberingAfterBreak="0">
+  <w:abstractNum w:abstractNumId="58" w15:restartNumberingAfterBreak="0">
     <w:nsid w:val="6B1560BC"/>
     <w:multiLevelType w:val="multilevel"/>
     <w:tmpl w:val="8956137C"/>
@@ -20055,7 +20676,7 @@
       </w:rPr>
     </w:lvl>
   </w:abstractNum>
-  <w:abstractNum w:abstractNumId="58" w15:restartNumberingAfterBreak="0">
+  <w:abstractNum w:abstractNumId="59" w15:restartNumberingAfterBreak="0">
     <w:nsid w:val="6BD34221"/>
     <w:multiLevelType w:val="hybridMultilevel"/>
     <w:tmpl w:val="E9086830"/>
@@ -20168,7 +20789,7 @@
       </w:rPr>
     </w:lvl>
   </w:abstractNum>
-  <w:abstractNum w:abstractNumId="59" w15:restartNumberingAfterBreak="0">
+  <w:abstractNum w:abstractNumId="60" w15:restartNumberingAfterBreak="0">
     <w:nsid w:val="6D065E49"/>
     <w:multiLevelType w:val="hybridMultilevel"/>
     <w:tmpl w:val="D6867088"/>
@@ -20281,7 +20902,7 @@
       </w:rPr>
     </w:lvl>
   </w:abstractNum>
-  <w:abstractNum w:abstractNumId="60" w15:restartNumberingAfterBreak="0">
+  <w:abstractNum w:abstractNumId="61" w15:restartNumberingAfterBreak="0">
     <w:nsid w:val="6DF469C5"/>
     <w:multiLevelType w:val="hybridMultilevel"/>
     <w:tmpl w:val="0AEA1020"/>
@@ -20370,7 +20991,7 @@
       </w:pPr>
     </w:lvl>
   </w:abstractNum>
-  <w:abstractNum w:abstractNumId="61" w15:restartNumberingAfterBreak="0">
+  <w:abstractNum w:abstractNumId="62" w15:restartNumberingAfterBreak="0">
     <w:nsid w:val="6EB55A62"/>
     <w:multiLevelType w:val="multilevel"/>
     <w:tmpl w:val="4754C6B4"/>
@@ -20519,7 +21140,7 @@
       </w:rPr>
     </w:lvl>
   </w:abstractNum>
-  <w:abstractNum w:abstractNumId="62" w15:restartNumberingAfterBreak="0">
+  <w:abstractNum w:abstractNumId="63" w15:restartNumberingAfterBreak="0">
     <w:nsid w:val="71F107AE"/>
     <w:multiLevelType w:val="multilevel"/>
     <w:tmpl w:val="B39A9142"/>
@@ -20668,7 +21289,7 @@
       </w:rPr>
     </w:lvl>
   </w:abstractNum>
-  <w:abstractNum w:abstractNumId="63" w15:restartNumberingAfterBreak="0">
+  <w:abstractNum w:abstractNumId="64" w15:restartNumberingAfterBreak="0">
     <w:nsid w:val="729A45FC"/>
     <w:multiLevelType w:val="hybridMultilevel"/>
     <w:tmpl w:val="2480C68A"/>
@@ -20781,7 +21402,7 @@
       </w:rPr>
     </w:lvl>
   </w:abstractNum>
-  <w:abstractNum w:abstractNumId="64" w15:restartNumberingAfterBreak="0">
+  <w:abstractNum w:abstractNumId="65" w15:restartNumberingAfterBreak="0">
     <w:nsid w:val="749C4E45"/>
     <w:multiLevelType w:val="multilevel"/>
     <w:tmpl w:val="E5B633E8"/>
@@ -20902,7 +21523,7 @@
       </w:rPr>
     </w:lvl>
   </w:abstractNum>
-  <w:abstractNum w:abstractNumId="65" w15:restartNumberingAfterBreak="0">
+  <w:abstractNum w:abstractNumId="66" w15:restartNumberingAfterBreak="0">
     <w:nsid w:val="75B20AE0"/>
     <w:multiLevelType w:val="multilevel"/>
     <w:tmpl w:val="13949564"/>
@@ -21026,7 +21647,7 @@
       </w:pPr>
     </w:lvl>
   </w:abstractNum>
-  <w:abstractNum w:abstractNumId="66" w15:restartNumberingAfterBreak="0">
+  <w:abstractNum w:abstractNumId="67" w15:restartNumberingAfterBreak="0">
     <w:nsid w:val="76172B10"/>
     <w:multiLevelType w:val="hybridMultilevel"/>
     <w:tmpl w:val="7E748EC0"/>
@@ -21139,7 +21760,7 @@
       </w:rPr>
     </w:lvl>
   </w:abstractNum>
-  <w:abstractNum w:abstractNumId="67" w15:restartNumberingAfterBreak="0">
+  <w:abstractNum w:abstractNumId="68" w15:restartNumberingAfterBreak="0">
     <w:nsid w:val="778029CF"/>
     <w:multiLevelType w:val="multilevel"/>
     <w:tmpl w:val="665067DC"/>
@@ -21288,7 +21909,7 @@
       </w:rPr>
     </w:lvl>
   </w:abstractNum>
-  <w:abstractNum w:abstractNumId="68" w15:restartNumberingAfterBreak="0">
+  <w:abstractNum w:abstractNumId="69" w15:restartNumberingAfterBreak="0">
     <w:nsid w:val="784301D9"/>
     <w:multiLevelType w:val="multilevel"/>
     <w:tmpl w:val="3E78F134"/>
@@ -21437,7 +22058,7 @@
       </w:rPr>
     </w:lvl>
   </w:abstractNum>
-  <w:abstractNum w:abstractNumId="69" w15:restartNumberingAfterBreak="0">
+  <w:abstractNum w:abstractNumId="70" w15:restartNumberingAfterBreak="0">
     <w:nsid w:val="789A71B1"/>
     <w:multiLevelType w:val="multilevel"/>
     <w:tmpl w:val="661A67F2"/>
@@ -21553,7 +22174,120 @@
       </w:pPr>
     </w:lvl>
   </w:abstractNum>
-  <w:abstractNum w:abstractNumId="70" w15:restartNumberingAfterBreak="0">
+  <w:abstractNum w:abstractNumId="71" w15:restartNumberingAfterBreak="0">
+    <w:nsid w:val="797B2F3D"/>
+    <w:multiLevelType w:val="hybridMultilevel"/>
+    <w:tmpl w:val="CD666230"/>
+    <w:lvl w:ilvl="0" w:tplc="04090001">
+      <w:start w:val="1"/>
+      <w:numFmt w:val="bullet"/>
+      <w:lvlText w:val=""/>
+      <w:lvlJc w:val="left"/>
+      <w:pPr>
+        <w:ind w:left="1080" w:hanging="360"/>
+      </w:pPr>
+      <w:rPr>
+        <w:rFonts w:ascii="Symbol" w:hAnsi="Symbol" w:hint="default"/>
+      </w:rPr>
+    </w:lvl>
+    <w:lvl w:ilvl="1" w:tplc="04090003" w:tentative="1">
+      <w:start w:val="1"/>
+      <w:numFmt w:val="bullet"/>
+      <w:lvlText w:val="o"/>
+      <w:lvlJc w:val="left"/>
+      <w:pPr>
+        <w:ind w:left="1800" w:hanging="360"/>
+      </w:pPr>
+      <w:rPr>
+        <w:rFonts w:ascii="Courier New" w:hAnsi="Courier New" w:cs="Courier New" w:hint="default"/>
+      </w:rPr>
+    </w:lvl>
+    <w:lvl w:ilvl="2" w:tplc="04090005" w:tentative="1">
+      <w:start w:val="1"/>
+      <w:numFmt w:val="bullet"/>
+      <w:lvlText w:val=""/>
+      <w:lvlJc w:val="left"/>
+      <w:pPr>
+        <w:ind w:left="2520" w:hanging="360"/>
+      </w:pPr>
+      <w:rPr>
+        <w:rFonts w:ascii="Wingdings" w:hAnsi="Wingdings" w:hint="default"/>
+      </w:rPr>
+    </w:lvl>
+    <w:lvl w:ilvl="3" w:tplc="04090001" w:tentative="1">
+      <w:start w:val="1"/>
+      <w:numFmt w:val="bullet"/>
+      <w:lvlText w:val=""/>
+      <w:lvlJc w:val="left"/>
+      <w:pPr>
+        <w:ind w:left="3240" w:hanging="360"/>
+      </w:pPr>
+      <w:rPr>
+        <w:rFonts w:ascii="Symbol" w:hAnsi="Symbol" w:hint="default"/>
+      </w:rPr>
+    </w:lvl>
+    <w:lvl w:ilvl="4" w:tplc="04090003" w:tentative="1">
+      <w:start w:val="1"/>
+      <w:numFmt w:val="bullet"/>
+      <w:lvlText w:val="o"/>
+      <w:lvlJc w:val="left"/>
+      <w:pPr>
+        <w:ind w:left="3960" w:hanging="360"/>
+      </w:pPr>
+      <w:rPr>
+        <w:rFonts w:ascii="Courier New" w:hAnsi="Courier New" w:cs="Courier New" w:hint="default"/>
+      </w:rPr>
+    </w:lvl>
+    <w:lvl w:ilvl="5" w:tplc="04090005" w:tentative="1">
+      <w:start w:val="1"/>
+      <w:numFmt w:val="bullet"/>
+      <w:lvlText w:val=""/>
+      <w:lvlJc w:val="left"/>
+      <w:pPr>
+        <w:ind w:left="4680" w:hanging="360"/>
+      </w:pPr>
+      <w:rPr>
+        <w:rFonts w:ascii="Wingdings" w:hAnsi="Wingdings" w:hint="default"/>
+      </w:rPr>
+    </w:lvl>
+    <w:lvl w:ilvl="6" w:tplc="04090001" w:tentative="1">
+      <w:start w:val="1"/>
+      <w:numFmt w:val="bullet"/>
+      <w:lvlText w:val=""/>
+      <w:lvlJc w:val="left"/>
+      <w:pPr>
+        <w:ind w:left="5400" w:hanging="360"/>
+      </w:pPr>
+      <w:rPr>
+        <w:rFonts w:ascii="Symbol" w:hAnsi="Symbol" w:hint="default"/>
+      </w:rPr>
+    </w:lvl>
+    <w:lvl w:ilvl="7" w:tplc="04090003" w:tentative="1">
+      <w:start w:val="1"/>
+      <w:numFmt w:val="bullet"/>
+      <w:lvlText w:val="o"/>
+      <w:lvlJc w:val="left"/>
+      <w:pPr>
+        <w:ind w:left="6120" w:hanging="360"/>
+      </w:pPr>
+      <w:rPr>
+        <w:rFonts w:ascii="Courier New" w:hAnsi="Courier New" w:cs="Courier New" w:hint="default"/>
+      </w:rPr>
+    </w:lvl>
+    <w:lvl w:ilvl="8" w:tplc="04090005" w:tentative="1">
+      <w:start w:val="1"/>
+      <w:numFmt w:val="bullet"/>
+      <w:lvlText w:val=""/>
+      <w:lvlJc w:val="left"/>
+      <w:pPr>
+        <w:ind w:left="6840" w:hanging="360"/>
+      </w:pPr>
+      <w:rPr>
+        <w:rFonts w:ascii="Wingdings" w:hAnsi="Wingdings" w:hint="default"/>
+      </w:rPr>
+    </w:lvl>
+  </w:abstractNum>
+  <w:abstractNum w:abstractNumId="72" w15:restartNumberingAfterBreak="0">
     <w:nsid w:val="7C0513DF"/>
     <w:multiLevelType w:val="multilevel"/>
     <w:tmpl w:val="10446322"/>
@@ -21702,7 +22436,7 @@
       </w:rPr>
     </w:lvl>
   </w:abstractNum>
-  <w:abstractNum w:abstractNumId="71" w15:restartNumberingAfterBreak="0">
+  <w:abstractNum w:abstractNumId="73" w15:restartNumberingAfterBreak="0">
     <w:nsid w:val="7C6B57EA"/>
     <w:multiLevelType w:val="multilevel"/>
     <w:tmpl w:val="CC127FB2"/>
@@ -21851,7 +22585,7 @@
       </w:rPr>
     </w:lvl>
   </w:abstractNum>
-  <w:abstractNum w:abstractNumId="72" w15:restartNumberingAfterBreak="0">
+  <w:abstractNum w:abstractNumId="74" w15:restartNumberingAfterBreak="0">
     <w:nsid w:val="7EF95F71"/>
     <w:multiLevelType w:val="multilevel"/>
     <w:tmpl w:val="920E8DF8"/>
@@ -22001,67 +22735,67 @@
     </w:lvl>
   </w:abstractNum>
   <w:num w:numId="1" w16cid:durableId="1503860434">
-    <w:abstractNumId w:val="64"/>
+    <w:abstractNumId w:val="65"/>
   </w:num>
   <w:num w:numId="2" w16cid:durableId="591008065">
-    <w:abstractNumId w:val="54"/>
+    <w:abstractNumId w:val="55"/>
   </w:num>
   <w:num w:numId="3" w16cid:durableId="1963148970">
     <w:abstractNumId w:val="10"/>
   </w:num>
   <w:num w:numId="4" w16cid:durableId="1109079899">
-    <w:abstractNumId w:val="35"/>
+    <w:abstractNumId w:val="36"/>
   </w:num>
   <w:num w:numId="5" w16cid:durableId="1969583472">
-    <w:abstractNumId w:val="69"/>
+    <w:abstractNumId w:val="70"/>
   </w:num>
   <w:num w:numId="6" w16cid:durableId="1181436825">
+    <w:abstractNumId w:val="33"/>
+  </w:num>
+  <w:num w:numId="7" w16cid:durableId="1805730547">
+    <w:abstractNumId w:val="26"/>
+  </w:num>
+  <w:num w:numId="8" w16cid:durableId="777650489">
+    <w:abstractNumId w:val="50"/>
+  </w:num>
+  <w:num w:numId="9" w16cid:durableId="226109802">
+    <w:abstractNumId w:val="66"/>
+  </w:num>
+  <w:num w:numId="10" w16cid:durableId="1265652310">
     <w:abstractNumId w:val="32"/>
   </w:num>
-  <w:num w:numId="7" w16cid:durableId="1805730547">
-    <w:abstractNumId w:val="25"/>
-  </w:num>
-  <w:num w:numId="8" w16cid:durableId="777650489">
-    <w:abstractNumId w:val="49"/>
-  </w:num>
-  <w:num w:numId="9" w16cid:durableId="226109802">
-    <w:abstractNumId w:val="65"/>
-  </w:num>
-  <w:num w:numId="10" w16cid:durableId="1265652310">
-    <w:abstractNumId w:val="31"/>
-  </w:num>
   <w:num w:numId="11" w16cid:durableId="1349405528">
-    <w:abstractNumId w:val="39"/>
+    <w:abstractNumId w:val="40"/>
   </w:num>
   <w:num w:numId="12" w16cid:durableId="2106459849">
     <w:abstractNumId w:val="0"/>
   </w:num>
   <w:num w:numId="13" w16cid:durableId="1095127544">
-    <w:abstractNumId w:val="42"/>
+    <w:abstractNumId w:val="43"/>
   </w:num>
   <w:num w:numId="14" w16cid:durableId="2045252265">
-    <w:abstractNumId w:val="72"/>
+    <w:abstractNumId w:val="74"/>
   </w:num>
   <w:num w:numId="15" w16cid:durableId="1497451779">
     <w:abstractNumId w:val="17"/>
   </w:num>
   <w:num w:numId="16" w16cid:durableId="1474441049">
-    <w:abstractNumId w:val="34"/>
+    <w:abstractNumId w:val="35"/>
   </w:num>
   <w:num w:numId="17" w16cid:durableId="2076774221">
     <w:abstractNumId w:val="13"/>
   </w:num>
   <w:num w:numId="18" w16cid:durableId="720404327">
-    <w:abstractNumId w:val="28"/>
+    <w:abstractNumId w:val="29"/>
   </w:num>
   <w:num w:numId="19" w16cid:durableId="2047219424">
-    <w:abstractNumId w:val="56"/>
+    <w:abstractNumId w:val="57"/>
   </w:num>
   <w:num w:numId="20" w16cid:durableId="176236128">
-    <w:abstractNumId w:val="45"/>
+    <w:abstractNumId w:val="46"/>
   </w:num>
   <w:num w:numId="21" w16cid:durableId="660888822">
-    <w:abstractNumId w:val="71"/>
+    <w:abstractNumId w:val="73"/>
   </w:num>
   <w:num w:numId="22" w16cid:durableId="463156530">
     <w:abstractNumId w:val="14"/>
@@ -22070,7 +22804,7 @@
     <w:abstractNumId w:val="7"/>
   </w:num>
   <w:num w:numId="24" w16cid:durableId="1941643786">
-    <w:abstractNumId w:val="68"/>
+    <w:abstractNumId w:val="69"/>
   </w:num>
   <w:num w:numId="25" w16cid:durableId="1608393246">
     <w:abstractNumId w:val="3"/>
@@ -22079,16 +22813,16 @@
     <w:abstractNumId w:val="5"/>
   </w:num>
   <w:num w:numId="27" w16cid:durableId="1926331854">
-    <w:abstractNumId w:val="40"/>
+    <w:abstractNumId w:val="41"/>
   </w:num>
   <w:num w:numId="28" w16cid:durableId="340746734">
-    <w:abstractNumId w:val="18"/>
+    <w:abstractNumId w:val="19"/>
   </w:num>
   <w:num w:numId="29" w16cid:durableId="1368211936">
-    <w:abstractNumId w:val="33"/>
+    <w:abstractNumId w:val="34"/>
   </w:num>
   <w:num w:numId="30" w16cid:durableId="1827697071">
-    <w:abstractNumId w:val="67"/>
+    <w:abstractNumId w:val="68"/>
   </w:num>
   <w:num w:numId="31" w16cid:durableId="1405831256">
     <w:abstractNumId w:val="11"/>
@@ -22097,127 +22831,133 @@
     <w:abstractNumId w:val="4"/>
   </w:num>
   <w:num w:numId="33" w16cid:durableId="132480584">
-    <w:abstractNumId w:val="29"/>
+    <w:abstractNumId w:val="30"/>
   </w:num>
   <w:num w:numId="34" w16cid:durableId="408889523">
-    <w:abstractNumId w:val="62"/>
+    <w:abstractNumId w:val="63"/>
   </w:num>
   <w:num w:numId="35" w16cid:durableId="1687245839">
     <w:abstractNumId w:val="8"/>
   </w:num>
   <w:num w:numId="36" w16cid:durableId="1026058083">
-    <w:abstractNumId w:val="51"/>
+    <w:abstractNumId w:val="52"/>
   </w:num>
   <w:num w:numId="37" w16cid:durableId="575358946">
-    <w:abstractNumId w:val="63"/>
+    <w:abstractNumId w:val="64"/>
   </w:num>
   <w:num w:numId="38" w16cid:durableId="1717393634">
-    <w:abstractNumId w:val="57"/>
+    <w:abstractNumId w:val="58"/>
   </w:num>
   <w:num w:numId="39" w16cid:durableId="1768765534">
     <w:abstractNumId w:val="16"/>
   </w:num>
   <w:num w:numId="40" w16cid:durableId="289628794">
-    <w:abstractNumId w:val="26"/>
+    <w:abstractNumId w:val="27"/>
   </w:num>
   <w:num w:numId="41" w16cid:durableId="99221906">
-    <w:abstractNumId w:val="55"/>
+    <w:abstractNumId w:val="56"/>
   </w:num>
   <w:num w:numId="42" w16cid:durableId="612831305">
-    <w:abstractNumId w:val="53"/>
+    <w:abstractNumId w:val="54"/>
   </w:num>
   <w:num w:numId="43" w16cid:durableId="162938622">
-    <w:abstractNumId w:val="27"/>
+    <w:abstractNumId w:val="28"/>
   </w:num>
   <w:num w:numId="44" w16cid:durableId="1608779428">
-    <w:abstractNumId w:val="47"/>
+    <w:abstractNumId w:val="48"/>
   </w:num>
   <w:num w:numId="45" w16cid:durableId="1295284397">
-    <w:abstractNumId w:val="50"/>
+    <w:abstractNumId w:val="51"/>
   </w:num>
   <w:num w:numId="46" w16cid:durableId="1099368979">
     <w:abstractNumId w:val="2"/>
   </w:num>
   <w:num w:numId="47" w16cid:durableId="776367522">
-    <w:abstractNumId w:val="37"/>
+    <w:abstractNumId w:val="38"/>
   </w:num>
   <w:num w:numId="48" w16cid:durableId="120152670">
     <w:abstractNumId w:val="1"/>
   </w:num>
   <w:num w:numId="49" w16cid:durableId="1102453527">
-    <w:abstractNumId w:val="60"/>
+    <w:abstractNumId w:val="61"/>
   </w:num>
   <w:num w:numId="50" w16cid:durableId="233593040">
-    <w:abstractNumId w:val="52"/>
+    <w:abstractNumId w:val="53"/>
   </w:num>
   <w:num w:numId="51" w16cid:durableId="2007399810">
-    <w:abstractNumId w:val="43"/>
+    <w:abstractNumId w:val="44"/>
   </w:num>
   <w:num w:numId="52" w16cid:durableId="1854344335">
-    <w:abstractNumId w:val="58"/>
+    <w:abstractNumId w:val="59"/>
   </w:num>
   <w:num w:numId="53" w16cid:durableId="668875536">
     <w:abstractNumId w:val="15"/>
   </w:num>
   <w:num w:numId="54" w16cid:durableId="946156591">
-    <w:abstractNumId w:val="36"/>
+    <w:abstractNumId w:val="37"/>
   </w:num>
   <w:num w:numId="55" w16cid:durableId="389350067">
-    <w:abstractNumId w:val="23"/>
+    <w:abstractNumId w:val="24"/>
   </w:num>
   <w:num w:numId="56" w16cid:durableId="767509393">
-    <w:abstractNumId w:val="46"/>
+    <w:abstractNumId w:val="47"/>
   </w:num>
   <w:num w:numId="57" w16cid:durableId="754713347">
-    <w:abstractNumId w:val="61"/>
+    <w:abstractNumId w:val="62"/>
   </w:num>
   <w:num w:numId="58" w16cid:durableId="1680893106">
-    <w:abstractNumId w:val="44"/>
+    <w:abstractNumId w:val="45"/>
   </w:num>
   <w:num w:numId="59" w16cid:durableId="1205631871">
-    <w:abstractNumId w:val="70"/>
+    <w:abstractNumId w:val="72"/>
   </w:num>
   <w:num w:numId="60" w16cid:durableId="1413967371">
-    <w:abstractNumId w:val="19"/>
+    <w:abstractNumId w:val="20"/>
   </w:num>
   <w:num w:numId="61" w16cid:durableId="1968730642">
-    <w:abstractNumId w:val="30"/>
+    <w:abstractNumId w:val="31"/>
   </w:num>
   <w:num w:numId="62" w16cid:durableId="844051479">
     <w:abstractNumId w:val="9"/>
   </w:num>
   <w:num w:numId="63" w16cid:durableId="1288850841">
-    <w:abstractNumId w:val="38"/>
+    <w:abstractNumId w:val="39"/>
   </w:num>
   <w:num w:numId="64" w16cid:durableId="276716746">
-    <w:abstractNumId w:val="21"/>
+    <w:abstractNumId w:val="22"/>
   </w:num>
   <w:num w:numId="65" w16cid:durableId="1287079753">
-    <w:abstractNumId w:val="66"/>
+    <w:abstractNumId w:val="67"/>
   </w:num>
   <w:num w:numId="66" w16cid:durableId="53822233">
-    <w:abstractNumId w:val="48"/>
+    <w:abstractNumId w:val="49"/>
   </w:num>
   <w:num w:numId="67" w16cid:durableId="393360494">
     <w:abstractNumId w:val="6"/>
   </w:num>
   <w:num w:numId="68" w16cid:durableId="1778020347">
-    <w:abstractNumId w:val="24"/>
+    <w:abstractNumId w:val="25"/>
   </w:num>
   <w:num w:numId="69" w16cid:durableId="1797335885">
-    <w:abstractNumId w:val="59"/>
+    <w:abstractNumId w:val="60"/>
   </w:num>
   <w:num w:numId="70" w16cid:durableId="538006667">
-    <w:abstractNumId w:val="22"/>
+    <w:abstractNumId w:val="23"/>
   </w:num>
   <w:num w:numId="71" w16cid:durableId="2078893500">
-    <w:abstractNumId w:val="20"/>
+    <w:abstractNumId w:val="21"/>
   </w:num>
   <w:num w:numId="72" w16cid:durableId="1041395649">
-    <w:abstractNumId w:val="41"/>
+    <w:abstractNumId w:val="42"/>
   </w:num>
   <w:num w:numId="73" w16cid:durableId="1581478637">
     <w:abstractNumId w:val="12"/>
+  </w:num>
+  <w:num w:numId="74" w16cid:durableId="2033260225">
+    <w:abstractNumId w:val="18"/>
+  </w:num>
+  <w:num w:numId="75" w16cid:durableId="1251424269">
+    <w:abstractNumId w:val="71"/>
   </w:num>
 </w:numbering>
 </file>
@@ -22722,6 +23462,7 @@
   <w:style w:type="character" w:default="1" w:styleId="DefaultParagraphFont">
     <w:name w:val="Default Paragraph Font"/>
     <w:uiPriority w:val="1"/>
+    <w:semiHidden/>
     <w:unhideWhenUsed/>
   </w:style>
   <w:style w:type="table" w:default="1" w:styleId="TableNormal">
